--- a/VeilleInformatiqueBTS2026.docx
+++ b/VeilleInformatiqueBTS2026.docx
@@ -511,73 +511,7 @@
           <w:szCs w:val="30"/>
           <w:lang w:val="en-US"/>
         </w:rPr>
-        <w:t xml:space="preserve">Key </w:t>
-      </w:r>
-      <w:proofErr w:type="gramStart"/>
-      <w:r>
-        <w:rPr>
-          <w:b/>
-          <w:bCs/>
-          <w:sz w:val="30"/>
-          <w:szCs w:val="30"/>
-          <w:lang w:val="en-US"/>
-        </w:rPr>
-        <w:t>words :</w:t>
-      </w:r>
-      <w:proofErr w:type="gramEnd"/>
-      <w:r>
-        <w:rPr>
-          <w:b/>
-          <w:bCs/>
-          <w:sz w:val="30"/>
-          <w:szCs w:val="30"/>
-          <w:lang w:val="en-US"/>
-        </w:rPr>
-        <w:t xml:space="preserve"> Strategic </w:t>
-      </w:r>
-      <w:proofErr w:type="gramStart"/>
-      <w:r>
-        <w:rPr>
-          <w:b/>
-          <w:bCs/>
-          <w:sz w:val="30"/>
-          <w:szCs w:val="30"/>
-          <w:lang w:val="en-US"/>
-        </w:rPr>
-        <w:t>surveillance ;</w:t>
-      </w:r>
-      <w:proofErr w:type="gramEnd"/>
-      <w:r>
-        <w:rPr>
-          <w:b/>
-          <w:bCs/>
-          <w:sz w:val="30"/>
-          <w:szCs w:val="30"/>
-          <w:lang w:val="en-US"/>
-        </w:rPr>
-        <w:t xml:space="preserve"> </w:t>
-      </w:r>
-      <w:proofErr w:type="gramStart"/>
-      <w:r>
-        <w:rPr>
-          <w:b/>
-          <w:bCs/>
-          <w:sz w:val="30"/>
-          <w:szCs w:val="30"/>
-          <w:lang w:val="en-US"/>
-        </w:rPr>
-        <w:t>Crisis ;</w:t>
-      </w:r>
-      <w:proofErr w:type="gramEnd"/>
-      <w:r>
-        <w:rPr>
-          <w:b/>
-          <w:bCs/>
-          <w:sz w:val="30"/>
-          <w:szCs w:val="30"/>
-          <w:lang w:val="en-US"/>
-        </w:rPr>
-        <w:t xml:space="preserve"> Dairy sector</w:t>
+        <w:t>Key words : Strategic surveillance ; Crisis ; Dairy sector</w:t>
       </w:r>
     </w:p>
     <w:p>
@@ -839,9 +773,8 @@
           <w:szCs w:val="22"/>
           <w:u w:val="single"/>
         </w:rPr>
-        <w:t>Table des matières…………………………</w:t>
-      </w:r>
-      <w:proofErr w:type="gramStart"/>
+        <w:t>Table des matières………………………………</w:t>
+      </w:r>
       <w:r>
         <w:rPr>
           <w:b/>
@@ -850,6 +783,148 @@
           <w:szCs w:val="22"/>
           <w:u w:val="single"/>
         </w:rPr>
+        <w:t>..</w:t>
+      </w:r>
+      <w:r>
+        <w:rPr>
+          <w:b/>
+          <w:bCs/>
+          <w:sz w:val="22"/>
+          <w:szCs w:val="22"/>
+          <w:u w:val="single"/>
+        </w:rPr>
+        <w:t>…………………………………………………………………</w:t>
+      </w:r>
+      <w:r>
+        <w:rPr>
+          <w:b/>
+          <w:bCs/>
+          <w:sz w:val="22"/>
+          <w:szCs w:val="22"/>
+          <w:u w:val="single"/>
+        </w:rPr>
+        <w:t>3</w:t>
+      </w:r>
+    </w:p>
+    <w:p>
+      <w:pPr>
+        <w:rPr>
+          <w:b/>
+          <w:bCs/>
+          <w:sz w:val="22"/>
+          <w:szCs w:val="22"/>
+          <w:u w:val="single"/>
+        </w:rPr>
+      </w:pPr>
+      <w:r>
+        <w:rPr>
+          <w:b/>
+          <w:bCs/>
+          <w:sz w:val="22"/>
+          <w:szCs w:val="22"/>
+          <w:u w:val="single"/>
+        </w:rPr>
+        <w:t>Introduction</w:t>
+      </w:r>
+      <w:r>
+        <w:rPr>
+          <w:b/>
+          <w:bCs/>
+          <w:sz w:val="22"/>
+          <w:szCs w:val="22"/>
+          <w:u w:val="single"/>
+        </w:rPr>
+        <w:t>……………………………………………………………</w:t>
+      </w:r>
+      <w:r>
+        <w:rPr>
+          <w:b/>
+          <w:bCs/>
+          <w:sz w:val="22"/>
+          <w:szCs w:val="22"/>
+          <w:u w:val="single"/>
+        </w:rPr>
+        <w:t>…………</w:t>
+      </w:r>
+      <w:r>
+        <w:rPr>
+          <w:b/>
+          <w:bCs/>
+          <w:sz w:val="22"/>
+          <w:szCs w:val="22"/>
+          <w:u w:val="single"/>
+        </w:rPr>
+        <w:t>……………………………………</w:t>
+      </w:r>
+      <w:r>
+        <w:rPr>
+          <w:b/>
+          <w:bCs/>
+          <w:sz w:val="22"/>
+          <w:szCs w:val="22"/>
+          <w:u w:val="single"/>
+        </w:rPr>
+        <w:t>4</w:t>
+      </w:r>
+    </w:p>
+    <w:p>
+      <w:pPr>
+        <w:rPr>
+          <w:b/>
+          <w:bCs/>
+          <w:sz w:val="22"/>
+          <w:szCs w:val="22"/>
+          <w:u w:val="single"/>
+        </w:rPr>
+      </w:pPr>
+      <w:r>
+        <w:rPr>
+          <w:b/>
+          <w:bCs/>
+          <w:sz w:val="22"/>
+          <w:szCs w:val="22"/>
+          <w:u w:val="single"/>
+        </w:rPr>
+        <w:t>Méthodologie :</w:t>
+      </w:r>
+      <w:r>
+        <w:rPr>
+          <w:b/>
+          <w:bCs/>
+          <w:sz w:val="22"/>
+          <w:szCs w:val="22"/>
+          <w:u w:val="single"/>
+        </w:rPr>
+        <w:t xml:space="preserve"> </w:t>
+      </w:r>
+      <w:r>
+        <w:rPr>
+          <w:b/>
+          <w:bCs/>
+          <w:sz w:val="22"/>
+          <w:szCs w:val="22"/>
+          <w:u w:val="single"/>
+        </w:rPr>
+        <w:t>……………………………</w:t>
+      </w:r>
+      <w:r>
+        <w:rPr>
+          <w:b/>
+          <w:bCs/>
+          <w:sz w:val="22"/>
+          <w:szCs w:val="22"/>
+          <w:u w:val="single"/>
+        </w:rPr>
+        <w:t>….</w:t>
+      </w:r>
+      <w:r>
+        <w:rPr>
+          <w:b/>
+          <w:bCs/>
+          <w:sz w:val="22"/>
+          <w:szCs w:val="22"/>
+          <w:u w:val="single"/>
+        </w:rPr>
         <w:t>……</w:t>
       </w:r>
       <w:r>
@@ -862,7 +937,6 @@
         </w:rPr>
         <w:t>.</w:t>
       </w:r>
-      <w:proofErr w:type="gramEnd"/>
       <w:r>
         <w:rPr>
           <w:b/>
@@ -871,6 +945,299 @@
           <w:szCs w:val="22"/>
           <w:u w:val="single"/>
         </w:rPr>
+        <w:t>…</w:t>
+      </w:r>
+      <w:r>
+        <w:rPr>
+          <w:b/>
+          <w:bCs/>
+          <w:sz w:val="22"/>
+          <w:szCs w:val="22"/>
+          <w:u w:val="single"/>
+        </w:rPr>
+        <w:t>……………….</w:t>
+      </w:r>
+      <w:r>
+        <w:rPr>
+          <w:b/>
+          <w:bCs/>
+          <w:sz w:val="22"/>
+          <w:szCs w:val="22"/>
+          <w:u w:val="single"/>
+        </w:rPr>
+        <w:t>…</w:t>
+      </w:r>
+      <w:r>
+        <w:rPr>
+          <w:b/>
+          <w:bCs/>
+          <w:sz w:val="22"/>
+          <w:szCs w:val="22"/>
+          <w:u w:val="single"/>
+        </w:rPr>
+        <w:t>…………………………………………</w:t>
+      </w:r>
+      <w:r>
+        <w:rPr>
+          <w:b/>
+          <w:bCs/>
+          <w:sz w:val="22"/>
+          <w:szCs w:val="22"/>
+          <w:u w:val="single"/>
+        </w:rPr>
+        <w:t>5</w:t>
+      </w:r>
+    </w:p>
+    <w:p>
+      <w:pPr>
+        <w:rPr>
+          <w:b/>
+          <w:bCs/>
+          <w:sz w:val="22"/>
+          <w:szCs w:val="22"/>
+          <w:u w:val="single"/>
+        </w:rPr>
+      </w:pPr>
+      <w:r>
+        <w:rPr>
+          <w:b/>
+          <w:bCs/>
+          <w:sz w:val="22"/>
+          <w:szCs w:val="22"/>
+          <w:u w:val="single"/>
+        </w:rPr>
+        <w:t>Thématique :</w:t>
+      </w:r>
+      <w:r>
+        <w:rPr>
+          <w:b/>
+          <w:bCs/>
+          <w:sz w:val="22"/>
+          <w:szCs w:val="22"/>
+          <w:u w:val="single"/>
+        </w:rPr>
+        <w:t xml:space="preserve"> </w:t>
+      </w:r>
+      <w:r>
+        <w:rPr>
+          <w:b/>
+          <w:bCs/>
+          <w:sz w:val="22"/>
+          <w:szCs w:val="22"/>
+          <w:u w:val="single"/>
+        </w:rPr>
+        <w:t>……</w:t>
+      </w:r>
+      <w:r>
+        <w:rPr>
+          <w:b/>
+          <w:bCs/>
+          <w:sz w:val="22"/>
+          <w:szCs w:val="22"/>
+          <w:u w:val="single"/>
+        </w:rPr>
+        <w:t>….</w:t>
+      </w:r>
+      <w:r>
+        <w:rPr>
+          <w:b/>
+          <w:bCs/>
+          <w:sz w:val="22"/>
+          <w:szCs w:val="22"/>
+          <w:u w:val="single"/>
+        </w:rPr>
+        <w:t>……………………………………………………………………</w:t>
+      </w:r>
+      <w:r>
+        <w:rPr>
+          <w:b/>
+          <w:bCs/>
+          <w:sz w:val="22"/>
+          <w:szCs w:val="22"/>
+          <w:u w:val="single"/>
+        </w:rPr>
+        <w:t>….………….</w:t>
+      </w:r>
+      <w:r>
+        <w:rPr>
+          <w:b/>
+          <w:bCs/>
+          <w:sz w:val="22"/>
+          <w:szCs w:val="22"/>
+          <w:u w:val="single"/>
+        </w:rPr>
+        <w:t>……………</w:t>
+      </w:r>
+      <w:r>
+        <w:rPr>
+          <w:b/>
+          <w:bCs/>
+          <w:sz w:val="22"/>
+          <w:szCs w:val="22"/>
+          <w:u w:val="single"/>
+        </w:rPr>
+        <w:t>7</w:t>
+      </w:r>
+    </w:p>
+    <w:p>
+      <w:pPr>
+        <w:rPr>
+          <w:b/>
+          <w:bCs/>
+          <w:sz w:val="22"/>
+          <w:szCs w:val="22"/>
+          <w:u w:val="single"/>
+        </w:rPr>
+      </w:pPr>
+      <w:r>
+        <w:rPr>
+          <w:b/>
+          <w:bCs/>
+          <w:sz w:val="22"/>
+          <w:szCs w:val="22"/>
+          <w:u w:val="single"/>
+        </w:rPr>
+        <w:t>Article 1</w:t>
+      </w:r>
+      <w:r>
+        <w:rPr>
+          <w:b/>
+          <w:bCs/>
+          <w:sz w:val="22"/>
+          <w:szCs w:val="22"/>
+          <w:u w:val="single"/>
+        </w:rPr>
+        <w:t xml:space="preserve">: </w:t>
+      </w:r>
+      <w:r>
+        <w:rPr>
+          <w:b/>
+          <w:bCs/>
+          <w:sz w:val="22"/>
+          <w:szCs w:val="22"/>
+          <w:u w:val="single"/>
+        </w:rPr>
+        <w:t>………………………………………………………………………………………</w:t>
+      </w:r>
+      <w:r>
+        <w:rPr>
+          <w:b/>
+          <w:bCs/>
+          <w:sz w:val="22"/>
+          <w:szCs w:val="22"/>
+          <w:u w:val="single"/>
+        </w:rPr>
+        <w:t>.……………</w:t>
+      </w:r>
+      <w:r>
+        <w:rPr>
+          <w:b/>
+          <w:bCs/>
+          <w:sz w:val="22"/>
+          <w:szCs w:val="22"/>
+          <w:u w:val="single"/>
+        </w:rPr>
+        <w:t>…………</w:t>
+      </w:r>
+      <w:r>
+        <w:rPr>
+          <w:b/>
+          <w:bCs/>
+          <w:sz w:val="22"/>
+          <w:szCs w:val="22"/>
+          <w:u w:val="single"/>
+        </w:rPr>
+        <w:t>9</w:t>
+      </w:r>
+    </w:p>
+    <w:p>
+      <w:pPr>
+        <w:rPr>
+          <w:b/>
+          <w:bCs/>
+          <w:sz w:val="22"/>
+          <w:szCs w:val="22"/>
+          <w:u w:val="single"/>
+        </w:rPr>
+      </w:pPr>
+      <w:r>
+        <w:rPr>
+          <w:b/>
+          <w:bCs/>
+          <w:sz w:val="22"/>
+          <w:szCs w:val="22"/>
+          <w:u w:val="single"/>
+        </w:rPr>
+        <w:t>Article</w:t>
+      </w:r>
+      <w:r>
+        <w:rPr>
+          <w:b/>
+          <w:bCs/>
+          <w:sz w:val="22"/>
+          <w:szCs w:val="22"/>
+          <w:u w:val="single"/>
+        </w:rPr>
+        <w:t xml:space="preserve"> </w:t>
+      </w:r>
+      <w:r>
+        <w:rPr>
+          <w:b/>
+          <w:bCs/>
+          <w:sz w:val="22"/>
+          <w:szCs w:val="22"/>
+          <w:u w:val="single"/>
+        </w:rPr>
+        <w:t>2</w:t>
+      </w:r>
+      <w:r>
+        <w:rPr>
+          <w:b/>
+          <w:bCs/>
+          <w:sz w:val="22"/>
+          <w:szCs w:val="22"/>
+          <w:u w:val="single"/>
+        </w:rPr>
+        <w:t xml:space="preserve"> : </w:t>
+      </w:r>
+      <w:r>
+        <w:rPr>
+          <w:b/>
+          <w:bCs/>
+          <w:sz w:val="22"/>
+          <w:szCs w:val="22"/>
+          <w:u w:val="single"/>
+        </w:rPr>
+        <w:t>………………………………………</w:t>
+      </w:r>
+      <w:r>
+        <w:rPr>
+          <w:b/>
+          <w:bCs/>
+          <w:sz w:val="22"/>
+          <w:szCs w:val="22"/>
+          <w:u w:val="single"/>
+        </w:rPr>
+        <w:t>…………</w:t>
+      </w:r>
+      <w:r>
+        <w:rPr>
+          <w:b/>
+          <w:bCs/>
+          <w:sz w:val="22"/>
+          <w:szCs w:val="22"/>
+          <w:u w:val="single"/>
+        </w:rPr>
+        <w:t>…………………………</w:t>
+      </w:r>
+      <w:r>
+        <w:rPr>
+          <w:b/>
+          <w:bCs/>
+          <w:sz w:val="22"/>
+          <w:szCs w:val="22"/>
+          <w:u w:val="single"/>
+        </w:rPr>
         <w:t>.</w:t>
       </w:r>
       <w:r>
@@ -881,7 +1248,7 @@
           <w:szCs w:val="22"/>
           <w:u w:val="single"/>
         </w:rPr>
-        <w:t>…………………………………………………………………</w:t>
+        <w:t>………………………………</w:t>
       </w:r>
       <w:r>
         <w:rPr>
@@ -891,7 +1258,7 @@
           <w:szCs w:val="22"/>
           <w:u w:val="single"/>
         </w:rPr>
-        <w:t>3</w:t>
+        <w:t>11</w:t>
       </w:r>
     </w:p>
     <w:p>
@@ -912,7 +1279,7 @@
           <w:szCs w:val="22"/>
           <w:u w:val="single"/>
         </w:rPr>
-        <w:t>Introduction</w:t>
+        <w:t>Article 3</w:t>
       </w:r>
       <w:r>
         <w:rPr>
@@ -922,7 +1289,7 @@
           <w:szCs w:val="22"/>
           <w:u w:val="single"/>
         </w:rPr>
-        <w:t>……………………………………………………………</w:t>
+        <w:t xml:space="preserve"> : </w:t>
       </w:r>
       <w:r>
         <w:rPr>
@@ -932,7 +1299,7 @@
           <w:szCs w:val="22"/>
           <w:u w:val="single"/>
         </w:rPr>
-        <w:t>…………</w:t>
+        <w:t>………………………</w:t>
       </w:r>
       <w:r>
         <w:rPr>
@@ -942,7 +1309,7 @@
           <w:szCs w:val="22"/>
           <w:u w:val="single"/>
         </w:rPr>
-        <w:t>……………………………………</w:t>
+        <w:t>….</w:t>
       </w:r>
       <w:r>
         <w:rPr>
@@ -952,11 +1319,9 @@
           <w:szCs w:val="22"/>
           <w:u w:val="single"/>
         </w:rPr>
-        <w:t>4</w:t>
-      </w:r>
-    </w:p>
-    <w:p>
-      <w:pPr>
+        <w:t>…………………………………………………</w:t>
+      </w:r>
+      <w:r>
         <w:rPr>
           <w:b/>
           <w:bCs/>
@@ -964,7 +1329,8 @@
           <w:szCs w:val="22"/>
           <w:u w:val="single"/>
         </w:rPr>
-      </w:pPr>
+        <w:t>.</w:t>
+      </w:r>
       <w:r>
         <w:rPr>
           <w:b/>
@@ -973,7 +1339,7 @@
           <w:szCs w:val="22"/>
           <w:u w:val="single"/>
         </w:rPr>
-        <w:t>Méthodologie :</w:t>
+        <w:t>………………………………</w:t>
       </w:r>
       <w:r>
         <w:rPr>
@@ -983,6 +1349,37 @@
           <w:szCs w:val="22"/>
           <w:u w:val="single"/>
         </w:rPr>
+        <w:t>13</w:t>
+      </w:r>
+    </w:p>
+    <w:p>
+      <w:pPr>
+        <w:rPr>
+          <w:b/>
+          <w:bCs/>
+          <w:sz w:val="22"/>
+          <w:szCs w:val="22"/>
+          <w:u w:val="single"/>
+        </w:rPr>
+      </w:pPr>
+      <w:r>
+        <w:rPr>
+          <w:b/>
+          <w:bCs/>
+          <w:sz w:val="22"/>
+          <w:szCs w:val="22"/>
+          <w:u w:val="single"/>
+        </w:rPr>
+        <w:t xml:space="preserve">Analyse globale : </w:t>
+      </w:r>
+      <w:r>
+        <w:rPr>
+          <w:b/>
+          <w:bCs/>
+          <w:sz w:val="22"/>
+          <w:szCs w:val="22"/>
+          <w:u w:val="single"/>
+        </w:rPr>
         <w:t xml:space="preserve"> </w:t>
       </w:r>
       <w:r>
@@ -993,9 +1390,69 @@
           <w:szCs w:val="22"/>
           <w:u w:val="single"/>
         </w:rPr>
+        <w:t>……………………………………………………………………</w:t>
+      </w:r>
+      <w:r>
+        <w:rPr>
+          <w:b/>
+          <w:bCs/>
+          <w:sz w:val="22"/>
+          <w:szCs w:val="22"/>
+          <w:u w:val="single"/>
+        </w:rPr>
+        <w:t>.</w:t>
+      </w:r>
+      <w:r>
+        <w:rPr>
+          <w:b/>
+          <w:bCs/>
+          <w:sz w:val="22"/>
+          <w:szCs w:val="22"/>
+          <w:u w:val="single"/>
+        </w:rPr>
+        <w:t>………………………………3</w:t>
+      </w:r>
+    </w:p>
+    <w:p>
+      <w:pPr>
+        <w:rPr>
+          <w:b/>
+          <w:bCs/>
+          <w:sz w:val="22"/>
+          <w:szCs w:val="22"/>
+          <w:u w:val="single"/>
+        </w:rPr>
+      </w:pPr>
+      <w:r>
+        <w:rPr>
+          <w:b/>
+          <w:bCs/>
+          <w:sz w:val="22"/>
+          <w:szCs w:val="22"/>
+          <w:u w:val="single"/>
+        </w:rPr>
+        <w:t>Conclusion :</w:t>
+      </w:r>
+      <w:r>
+        <w:rPr>
+          <w:b/>
+          <w:bCs/>
+          <w:sz w:val="22"/>
+          <w:szCs w:val="22"/>
+          <w:u w:val="single"/>
+        </w:rPr>
+        <w:t xml:space="preserve"> </w:t>
+      </w:r>
+      <w:r>
+        <w:rPr>
+          <w:b/>
+          <w:bCs/>
+          <w:sz w:val="22"/>
+          <w:szCs w:val="22"/>
+          <w:u w:val="single"/>
+        </w:rPr>
         <w:t>…………………………</w:t>
       </w:r>
-      <w:proofErr w:type="gramStart"/>
       <w:r>
         <w:rPr>
           <w:b/>
@@ -1004,7 +1461,7 @@
           <w:szCs w:val="22"/>
           <w:u w:val="single"/>
         </w:rPr>
-        <w:t>…</w:t>
+        <w:t>.</w:t>
       </w:r>
       <w:r>
         <w:rPr>
@@ -1014,7 +1471,7 @@
           <w:szCs w:val="22"/>
           <w:u w:val="single"/>
         </w:rPr>
-        <w:t>….</w:t>
+        <w:t>………………………………………</w:t>
       </w:r>
       <w:r>
         <w:rPr>
@@ -1024,7 +1481,7 @@
           <w:szCs w:val="22"/>
           <w:u w:val="single"/>
         </w:rPr>
-        <w:t>……</w:t>
+        <w:t>..</w:t>
       </w:r>
       <w:r>
         <w:rPr>
@@ -1034,751 +1491,18 @@
           <w:szCs w:val="22"/>
           <w:u w:val="single"/>
         </w:rPr>
+        <w:t>………</w:t>
+      </w:r>
+      <w:r>
+        <w:rPr>
+          <w:b/>
+          <w:bCs/>
+          <w:sz w:val="22"/>
+          <w:szCs w:val="22"/>
+          <w:u w:val="single"/>
+        </w:rPr>
         <w:t>.</w:t>
       </w:r>
-      <w:proofErr w:type="gramEnd"/>
-      <w:r>
-        <w:rPr>
-          <w:b/>
-          <w:bCs/>
-          <w:sz w:val="22"/>
-          <w:szCs w:val="22"/>
-          <w:u w:val="single"/>
-        </w:rPr>
-        <w:t>…</w:t>
-      </w:r>
-      <w:r>
-        <w:rPr>
-          <w:b/>
-          <w:bCs/>
-          <w:sz w:val="22"/>
-          <w:szCs w:val="22"/>
-          <w:u w:val="single"/>
-        </w:rPr>
-        <w:t>…………</w:t>
-      </w:r>
-      <w:proofErr w:type="gramStart"/>
-      <w:r>
-        <w:rPr>
-          <w:b/>
-          <w:bCs/>
-          <w:sz w:val="22"/>
-          <w:szCs w:val="22"/>
-          <w:u w:val="single"/>
-        </w:rPr>
-        <w:t>…….</w:t>
-      </w:r>
-      <w:proofErr w:type="gramEnd"/>
-      <w:r>
-        <w:rPr>
-          <w:b/>
-          <w:bCs/>
-          <w:sz w:val="22"/>
-          <w:szCs w:val="22"/>
-          <w:u w:val="single"/>
-        </w:rPr>
-        <w:t>…</w:t>
-      </w:r>
-      <w:r>
-        <w:rPr>
-          <w:b/>
-          <w:bCs/>
-          <w:sz w:val="22"/>
-          <w:szCs w:val="22"/>
-          <w:u w:val="single"/>
-        </w:rPr>
-        <w:t>…………………………………………</w:t>
-      </w:r>
-      <w:r>
-        <w:rPr>
-          <w:b/>
-          <w:bCs/>
-          <w:sz w:val="22"/>
-          <w:szCs w:val="22"/>
-          <w:u w:val="single"/>
-        </w:rPr>
-        <w:t>5</w:t>
-      </w:r>
-    </w:p>
-    <w:p>
-      <w:pPr>
-        <w:rPr>
-          <w:b/>
-          <w:bCs/>
-          <w:sz w:val="22"/>
-          <w:szCs w:val="22"/>
-          <w:u w:val="single"/>
-        </w:rPr>
-      </w:pPr>
-      <w:r>
-        <w:rPr>
-          <w:b/>
-          <w:bCs/>
-          <w:sz w:val="22"/>
-          <w:szCs w:val="22"/>
-          <w:u w:val="single"/>
-        </w:rPr>
-        <w:t>Thématique :</w:t>
-      </w:r>
-      <w:r>
-        <w:rPr>
-          <w:b/>
-          <w:bCs/>
-          <w:sz w:val="22"/>
-          <w:szCs w:val="22"/>
-          <w:u w:val="single"/>
-        </w:rPr>
-        <w:t xml:space="preserve"> </w:t>
-      </w:r>
-      <w:r>
-        <w:rPr>
-          <w:b/>
-          <w:bCs/>
-          <w:sz w:val="22"/>
-          <w:szCs w:val="22"/>
-          <w:u w:val="single"/>
-        </w:rPr>
-        <w:t>…</w:t>
-      </w:r>
-      <w:proofErr w:type="gramStart"/>
-      <w:r>
-        <w:rPr>
-          <w:b/>
-          <w:bCs/>
-          <w:sz w:val="22"/>
-          <w:szCs w:val="22"/>
-          <w:u w:val="single"/>
-        </w:rPr>
-        <w:t>…</w:t>
-      </w:r>
-      <w:r>
-        <w:rPr>
-          <w:b/>
-          <w:bCs/>
-          <w:sz w:val="22"/>
-          <w:szCs w:val="22"/>
-          <w:u w:val="single"/>
-        </w:rPr>
-        <w:t>….</w:t>
-      </w:r>
-      <w:proofErr w:type="gramEnd"/>
-      <w:r>
-        <w:rPr>
-          <w:b/>
-          <w:bCs/>
-          <w:sz w:val="22"/>
-          <w:szCs w:val="22"/>
-          <w:u w:val="single"/>
-        </w:rPr>
-        <w:t>…………………………………………………………………</w:t>
-      </w:r>
-      <w:proofErr w:type="gramStart"/>
-      <w:r>
-        <w:rPr>
-          <w:b/>
-          <w:bCs/>
-          <w:sz w:val="22"/>
-          <w:szCs w:val="22"/>
-          <w:u w:val="single"/>
-        </w:rPr>
-        <w:t>…</w:t>
-      </w:r>
-      <w:r>
-        <w:rPr>
-          <w:b/>
-          <w:bCs/>
-          <w:sz w:val="22"/>
-          <w:szCs w:val="22"/>
-          <w:u w:val="single"/>
-        </w:rPr>
-        <w:t>….</w:t>
-      </w:r>
-      <w:proofErr w:type="gramEnd"/>
-      <w:r>
-        <w:rPr>
-          <w:b/>
-          <w:bCs/>
-          <w:sz w:val="22"/>
-          <w:szCs w:val="22"/>
-          <w:u w:val="single"/>
-        </w:rPr>
-        <w:t>……</w:t>
-      </w:r>
-      <w:proofErr w:type="gramStart"/>
-      <w:r>
-        <w:rPr>
-          <w:b/>
-          <w:bCs/>
-          <w:sz w:val="22"/>
-          <w:szCs w:val="22"/>
-          <w:u w:val="single"/>
-        </w:rPr>
-        <w:t>…….</w:t>
-      </w:r>
-      <w:proofErr w:type="gramEnd"/>
-      <w:r>
-        <w:rPr>
-          <w:b/>
-          <w:bCs/>
-          <w:sz w:val="22"/>
-          <w:szCs w:val="22"/>
-          <w:u w:val="single"/>
-        </w:rPr>
-        <w:t>……………</w:t>
-      </w:r>
-      <w:r>
-        <w:rPr>
-          <w:b/>
-          <w:bCs/>
-          <w:sz w:val="22"/>
-          <w:szCs w:val="22"/>
-          <w:u w:val="single"/>
-        </w:rPr>
-        <w:t>7</w:t>
-      </w:r>
-    </w:p>
-    <w:p>
-      <w:pPr>
-        <w:rPr>
-          <w:b/>
-          <w:bCs/>
-          <w:sz w:val="22"/>
-          <w:szCs w:val="22"/>
-          <w:u w:val="single"/>
-        </w:rPr>
-      </w:pPr>
-      <w:r>
-        <w:rPr>
-          <w:b/>
-          <w:bCs/>
-          <w:sz w:val="22"/>
-          <w:szCs w:val="22"/>
-          <w:u w:val="single"/>
-        </w:rPr>
-        <w:t xml:space="preserve">Article </w:t>
-      </w:r>
-      <w:proofErr w:type="gramStart"/>
-      <w:r>
-        <w:rPr>
-          <w:b/>
-          <w:bCs/>
-          <w:sz w:val="22"/>
-          <w:szCs w:val="22"/>
-          <w:u w:val="single"/>
-        </w:rPr>
-        <w:t>1</w:t>
-      </w:r>
-      <w:r>
-        <w:rPr>
-          <w:b/>
-          <w:bCs/>
-          <w:sz w:val="22"/>
-          <w:szCs w:val="22"/>
-          <w:u w:val="single"/>
-        </w:rPr>
-        <w:t>:</w:t>
-      </w:r>
-      <w:proofErr w:type="gramEnd"/>
-      <w:r>
-        <w:rPr>
-          <w:b/>
-          <w:bCs/>
-          <w:sz w:val="22"/>
-          <w:szCs w:val="22"/>
-          <w:u w:val="single"/>
-        </w:rPr>
-        <w:t xml:space="preserve"> </w:t>
-      </w:r>
-      <w:r>
-        <w:rPr>
-          <w:b/>
-          <w:bCs/>
-          <w:sz w:val="22"/>
-          <w:szCs w:val="22"/>
-          <w:u w:val="single"/>
-        </w:rPr>
-        <w:t>…………………………………………………………………………………</w:t>
-      </w:r>
-      <w:proofErr w:type="gramStart"/>
-      <w:r>
-        <w:rPr>
-          <w:b/>
-          <w:bCs/>
-          <w:sz w:val="22"/>
-          <w:szCs w:val="22"/>
-          <w:u w:val="single"/>
-        </w:rPr>
-        <w:t>……</w:t>
-      </w:r>
-      <w:r>
-        <w:rPr>
-          <w:b/>
-          <w:bCs/>
-          <w:sz w:val="22"/>
-          <w:szCs w:val="22"/>
-          <w:u w:val="single"/>
-        </w:rPr>
-        <w:t>.</w:t>
-      </w:r>
-      <w:proofErr w:type="gramEnd"/>
-      <w:r>
-        <w:rPr>
-          <w:b/>
-          <w:bCs/>
-          <w:sz w:val="22"/>
-          <w:szCs w:val="22"/>
-          <w:u w:val="single"/>
-        </w:rPr>
-        <w:t>……………</w:t>
-      </w:r>
-      <w:r>
-        <w:rPr>
-          <w:b/>
-          <w:bCs/>
-          <w:sz w:val="22"/>
-          <w:szCs w:val="22"/>
-          <w:u w:val="single"/>
-        </w:rPr>
-        <w:t>…………</w:t>
-      </w:r>
-      <w:r>
-        <w:rPr>
-          <w:b/>
-          <w:bCs/>
-          <w:sz w:val="22"/>
-          <w:szCs w:val="22"/>
-          <w:u w:val="single"/>
-        </w:rPr>
-        <w:t>9</w:t>
-      </w:r>
-    </w:p>
-    <w:p>
-      <w:pPr>
-        <w:rPr>
-          <w:b/>
-          <w:bCs/>
-          <w:sz w:val="22"/>
-          <w:szCs w:val="22"/>
-          <w:u w:val="single"/>
-        </w:rPr>
-      </w:pPr>
-      <w:r>
-        <w:rPr>
-          <w:b/>
-          <w:bCs/>
-          <w:sz w:val="22"/>
-          <w:szCs w:val="22"/>
-          <w:u w:val="single"/>
-        </w:rPr>
-        <w:t>Article</w:t>
-      </w:r>
-      <w:r>
-        <w:rPr>
-          <w:b/>
-          <w:bCs/>
-          <w:sz w:val="22"/>
-          <w:szCs w:val="22"/>
-          <w:u w:val="single"/>
-        </w:rPr>
-        <w:t xml:space="preserve"> </w:t>
-      </w:r>
-      <w:r>
-        <w:rPr>
-          <w:b/>
-          <w:bCs/>
-          <w:sz w:val="22"/>
-          <w:szCs w:val="22"/>
-          <w:u w:val="single"/>
-        </w:rPr>
-        <w:t>2</w:t>
-      </w:r>
-      <w:r>
-        <w:rPr>
-          <w:b/>
-          <w:bCs/>
-          <w:sz w:val="22"/>
-          <w:szCs w:val="22"/>
-          <w:u w:val="single"/>
-        </w:rPr>
-        <w:t xml:space="preserve"> : </w:t>
-      </w:r>
-      <w:r>
-        <w:rPr>
-          <w:b/>
-          <w:bCs/>
-          <w:sz w:val="22"/>
-          <w:szCs w:val="22"/>
-          <w:u w:val="single"/>
-        </w:rPr>
-        <w:t>………………………………………</w:t>
-      </w:r>
-      <w:r>
-        <w:rPr>
-          <w:b/>
-          <w:bCs/>
-          <w:sz w:val="22"/>
-          <w:szCs w:val="22"/>
-          <w:u w:val="single"/>
-        </w:rPr>
-        <w:t>…………</w:t>
-      </w:r>
-      <w:r>
-        <w:rPr>
-          <w:b/>
-          <w:bCs/>
-          <w:sz w:val="22"/>
-          <w:szCs w:val="22"/>
-          <w:u w:val="single"/>
-        </w:rPr>
-        <w:t>……………………</w:t>
-      </w:r>
-      <w:proofErr w:type="gramStart"/>
-      <w:r>
-        <w:rPr>
-          <w:b/>
-          <w:bCs/>
-          <w:sz w:val="22"/>
-          <w:szCs w:val="22"/>
-          <w:u w:val="single"/>
-        </w:rPr>
-        <w:t>……</w:t>
-      </w:r>
-      <w:r>
-        <w:rPr>
-          <w:b/>
-          <w:bCs/>
-          <w:sz w:val="22"/>
-          <w:szCs w:val="22"/>
-          <w:u w:val="single"/>
-        </w:rPr>
-        <w:t>.</w:t>
-      </w:r>
-      <w:proofErr w:type="gramEnd"/>
-      <w:r>
-        <w:rPr>
-          <w:b/>
-          <w:bCs/>
-          <w:sz w:val="22"/>
-          <w:szCs w:val="22"/>
-          <w:u w:val="single"/>
-        </w:rPr>
-        <w:t>………………………………3</w:t>
-      </w:r>
-    </w:p>
-    <w:p>
-      <w:pPr>
-        <w:rPr>
-          <w:b/>
-          <w:bCs/>
-          <w:sz w:val="22"/>
-          <w:szCs w:val="22"/>
-          <w:u w:val="single"/>
-        </w:rPr>
-      </w:pPr>
-      <w:r>
-        <w:rPr>
-          <w:b/>
-          <w:bCs/>
-          <w:sz w:val="22"/>
-          <w:szCs w:val="22"/>
-          <w:u w:val="single"/>
-        </w:rPr>
-        <w:t>Article 3</w:t>
-      </w:r>
-      <w:r>
-        <w:rPr>
-          <w:b/>
-          <w:bCs/>
-          <w:sz w:val="22"/>
-          <w:szCs w:val="22"/>
-          <w:u w:val="single"/>
-        </w:rPr>
-        <w:t xml:space="preserve"> : </w:t>
-      </w:r>
-      <w:r>
-        <w:rPr>
-          <w:b/>
-          <w:bCs/>
-          <w:sz w:val="22"/>
-          <w:szCs w:val="22"/>
-          <w:u w:val="single"/>
-        </w:rPr>
-        <w:t>……………………</w:t>
-      </w:r>
-      <w:proofErr w:type="gramStart"/>
-      <w:r>
-        <w:rPr>
-          <w:b/>
-          <w:bCs/>
-          <w:sz w:val="22"/>
-          <w:szCs w:val="22"/>
-          <w:u w:val="single"/>
-        </w:rPr>
-        <w:t>…</w:t>
-      </w:r>
-      <w:r>
-        <w:rPr>
-          <w:b/>
-          <w:bCs/>
-          <w:sz w:val="22"/>
-          <w:szCs w:val="22"/>
-          <w:u w:val="single"/>
-        </w:rPr>
-        <w:t>….</w:t>
-      </w:r>
-      <w:proofErr w:type="gramEnd"/>
-      <w:r>
-        <w:rPr>
-          <w:b/>
-          <w:bCs/>
-          <w:sz w:val="22"/>
-          <w:szCs w:val="22"/>
-          <w:u w:val="single"/>
-        </w:rPr>
-        <w:t>……………………………………………</w:t>
-      </w:r>
-      <w:proofErr w:type="gramStart"/>
-      <w:r>
-        <w:rPr>
-          <w:b/>
-          <w:bCs/>
-          <w:sz w:val="22"/>
-          <w:szCs w:val="22"/>
-          <w:u w:val="single"/>
-        </w:rPr>
-        <w:t>……</w:t>
-      </w:r>
-      <w:r>
-        <w:rPr>
-          <w:b/>
-          <w:bCs/>
-          <w:sz w:val="22"/>
-          <w:szCs w:val="22"/>
-          <w:u w:val="single"/>
-        </w:rPr>
-        <w:t>.</w:t>
-      </w:r>
-      <w:proofErr w:type="gramEnd"/>
-      <w:r>
-        <w:rPr>
-          <w:b/>
-          <w:bCs/>
-          <w:sz w:val="22"/>
-          <w:szCs w:val="22"/>
-          <w:u w:val="single"/>
-        </w:rPr>
-        <w:t>………………………………3</w:t>
-      </w:r>
-    </w:p>
-    <w:p>
-      <w:pPr>
-        <w:rPr>
-          <w:b/>
-          <w:bCs/>
-          <w:sz w:val="22"/>
-          <w:szCs w:val="22"/>
-          <w:u w:val="single"/>
-        </w:rPr>
-      </w:pPr>
-      <w:r>
-        <w:rPr>
-          <w:b/>
-          <w:bCs/>
-          <w:sz w:val="22"/>
-          <w:szCs w:val="22"/>
-          <w:u w:val="single"/>
-        </w:rPr>
-        <w:t xml:space="preserve">Analyse globale : </w:t>
-      </w:r>
-      <w:r>
-        <w:rPr>
-          <w:b/>
-          <w:bCs/>
-          <w:sz w:val="22"/>
-          <w:szCs w:val="22"/>
-          <w:u w:val="single"/>
-        </w:rPr>
-        <w:t xml:space="preserve"> </w:t>
-      </w:r>
-      <w:r>
-        <w:rPr>
-          <w:b/>
-          <w:bCs/>
-          <w:sz w:val="22"/>
-          <w:szCs w:val="22"/>
-          <w:u w:val="single"/>
-        </w:rPr>
-        <w:t>………………………………………………………………</w:t>
-      </w:r>
-      <w:proofErr w:type="gramStart"/>
-      <w:r>
-        <w:rPr>
-          <w:b/>
-          <w:bCs/>
-          <w:sz w:val="22"/>
-          <w:szCs w:val="22"/>
-          <w:u w:val="single"/>
-        </w:rPr>
-        <w:t>……</w:t>
-      </w:r>
-      <w:r>
-        <w:rPr>
-          <w:b/>
-          <w:bCs/>
-          <w:sz w:val="22"/>
-          <w:szCs w:val="22"/>
-          <w:u w:val="single"/>
-        </w:rPr>
-        <w:t>.</w:t>
-      </w:r>
-      <w:proofErr w:type="gramEnd"/>
-      <w:r>
-        <w:rPr>
-          <w:b/>
-          <w:bCs/>
-          <w:sz w:val="22"/>
-          <w:szCs w:val="22"/>
-          <w:u w:val="single"/>
-        </w:rPr>
-        <w:t>………………………………3</w:t>
-      </w:r>
-    </w:p>
-    <w:p>
-      <w:pPr>
-        <w:rPr>
-          <w:b/>
-          <w:bCs/>
-          <w:sz w:val="22"/>
-          <w:szCs w:val="22"/>
-          <w:u w:val="single"/>
-        </w:rPr>
-      </w:pPr>
-      <w:r>
-        <w:rPr>
-          <w:b/>
-          <w:bCs/>
-          <w:sz w:val="22"/>
-          <w:szCs w:val="22"/>
-          <w:u w:val="single"/>
-        </w:rPr>
-        <w:t>Conclusion :</w:t>
-      </w:r>
-      <w:r>
-        <w:rPr>
-          <w:b/>
-          <w:bCs/>
-          <w:sz w:val="22"/>
-          <w:szCs w:val="22"/>
-          <w:u w:val="single"/>
-        </w:rPr>
-        <w:t xml:space="preserve"> </w:t>
-      </w:r>
-      <w:r>
-        <w:rPr>
-          <w:b/>
-          <w:bCs/>
-          <w:sz w:val="22"/>
-          <w:szCs w:val="22"/>
-          <w:u w:val="single"/>
-        </w:rPr>
-        <w:t>……………………</w:t>
-      </w:r>
-      <w:proofErr w:type="gramStart"/>
-      <w:r>
-        <w:rPr>
-          <w:b/>
-          <w:bCs/>
-          <w:sz w:val="22"/>
-          <w:szCs w:val="22"/>
-          <w:u w:val="single"/>
-        </w:rPr>
-        <w:t>……</w:t>
-      </w:r>
-      <w:r>
-        <w:rPr>
-          <w:b/>
-          <w:bCs/>
-          <w:sz w:val="22"/>
-          <w:szCs w:val="22"/>
-          <w:u w:val="single"/>
-        </w:rPr>
-        <w:t>.</w:t>
-      </w:r>
-      <w:proofErr w:type="gramEnd"/>
-      <w:r>
-        <w:rPr>
-          <w:b/>
-          <w:bCs/>
-          <w:sz w:val="22"/>
-          <w:szCs w:val="22"/>
-          <w:u w:val="single"/>
-        </w:rPr>
-        <w:t>…………………………………</w:t>
-      </w:r>
-      <w:proofErr w:type="gramStart"/>
-      <w:r>
-        <w:rPr>
-          <w:b/>
-          <w:bCs/>
-          <w:sz w:val="22"/>
-          <w:szCs w:val="22"/>
-          <w:u w:val="single"/>
-        </w:rPr>
-        <w:t>……</w:t>
-      </w:r>
-      <w:r>
-        <w:rPr>
-          <w:b/>
-          <w:bCs/>
-          <w:sz w:val="22"/>
-          <w:szCs w:val="22"/>
-          <w:u w:val="single"/>
-        </w:rPr>
-        <w:t>.</w:t>
-      </w:r>
-      <w:proofErr w:type="gramEnd"/>
-      <w:r>
-        <w:rPr>
-          <w:b/>
-          <w:bCs/>
-          <w:sz w:val="22"/>
-          <w:szCs w:val="22"/>
-          <w:u w:val="single"/>
-        </w:rPr>
-        <w:t>.</w:t>
-      </w:r>
-      <w:r>
-        <w:rPr>
-          <w:b/>
-          <w:bCs/>
-          <w:sz w:val="22"/>
-          <w:szCs w:val="22"/>
-          <w:u w:val="single"/>
-        </w:rPr>
-        <w:t>…</w:t>
-      </w:r>
-      <w:proofErr w:type="gramStart"/>
-      <w:r>
-        <w:rPr>
-          <w:b/>
-          <w:bCs/>
-          <w:sz w:val="22"/>
-          <w:szCs w:val="22"/>
-          <w:u w:val="single"/>
-        </w:rPr>
-        <w:t>……</w:t>
-      </w:r>
-      <w:r>
-        <w:rPr>
-          <w:b/>
-          <w:bCs/>
-          <w:sz w:val="22"/>
-          <w:szCs w:val="22"/>
-          <w:u w:val="single"/>
-        </w:rPr>
-        <w:t>.</w:t>
-      </w:r>
-      <w:proofErr w:type="gramEnd"/>
       <w:r>
         <w:rPr>
           <w:b/>
@@ -1815,9 +1539,8 @@
           <w:szCs w:val="22"/>
           <w:u w:val="single"/>
         </w:rPr>
-        <w:t>……………………</w:t>
-      </w:r>
-      <w:proofErr w:type="gramStart"/>
+        <w:t>…………………………</w:t>
+      </w:r>
       <w:r>
         <w:rPr>
           <w:b/>
@@ -1826,7 +1549,7 @@
           <w:szCs w:val="22"/>
           <w:u w:val="single"/>
         </w:rPr>
-        <w:t>……</w:t>
+        <w:t>.</w:t>
       </w:r>
       <w:r>
         <w:rPr>
@@ -1836,83 +1559,38 @@
           <w:szCs w:val="22"/>
           <w:u w:val="single"/>
         </w:rPr>
+        <w:t>………………………………………</w:t>
+      </w:r>
+      <w:r>
+        <w:rPr>
+          <w:b/>
+          <w:bCs/>
+          <w:sz w:val="22"/>
+          <w:szCs w:val="22"/>
+          <w:u w:val="single"/>
+        </w:rPr>
+        <w:t>..</w:t>
+      </w:r>
+      <w:r>
+        <w:rPr>
+          <w:b/>
+          <w:bCs/>
+          <w:sz w:val="22"/>
+          <w:szCs w:val="22"/>
+          <w:u w:val="single"/>
+        </w:rPr>
+        <w:t>………</w:t>
+      </w:r>
+      <w:r>
+        <w:rPr>
+          <w:b/>
+          <w:bCs/>
+          <w:sz w:val="22"/>
+          <w:szCs w:val="22"/>
+          <w:u w:val="single"/>
+        </w:rPr>
         <w:t>.</w:t>
       </w:r>
-      <w:proofErr w:type="gramEnd"/>
-      <w:r>
-        <w:rPr>
-          <w:b/>
-          <w:bCs/>
-          <w:sz w:val="22"/>
-          <w:szCs w:val="22"/>
-          <w:u w:val="single"/>
-        </w:rPr>
-        <w:t>…………………………………</w:t>
-      </w:r>
-      <w:proofErr w:type="gramStart"/>
-      <w:r>
-        <w:rPr>
-          <w:b/>
-          <w:bCs/>
-          <w:sz w:val="22"/>
-          <w:szCs w:val="22"/>
-          <w:u w:val="single"/>
-        </w:rPr>
-        <w:t>……</w:t>
-      </w:r>
-      <w:r>
-        <w:rPr>
-          <w:b/>
-          <w:bCs/>
-          <w:sz w:val="22"/>
-          <w:szCs w:val="22"/>
-          <w:u w:val="single"/>
-        </w:rPr>
-        <w:t>.</w:t>
-      </w:r>
-      <w:proofErr w:type="gramEnd"/>
-      <w:r>
-        <w:rPr>
-          <w:b/>
-          <w:bCs/>
-          <w:sz w:val="22"/>
-          <w:szCs w:val="22"/>
-          <w:u w:val="single"/>
-        </w:rPr>
-        <w:t>.</w:t>
-      </w:r>
-      <w:r>
-        <w:rPr>
-          <w:b/>
-          <w:bCs/>
-          <w:sz w:val="22"/>
-          <w:szCs w:val="22"/>
-          <w:u w:val="single"/>
-        </w:rPr>
-        <w:t>…</w:t>
-      </w:r>
-      <w:proofErr w:type="gramStart"/>
-      <w:r>
-        <w:rPr>
-          <w:b/>
-          <w:bCs/>
-          <w:sz w:val="22"/>
-          <w:szCs w:val="22"/>
-          <w:u w:val="single"/>
-        </w:rPr>
-        <w:t>……</w:t>
-      </w:r>
-      <w:r>
-        <w:rPr>
-          <w:b/>
-          <w:bCs/>
-          <w:sz w:val="22"/>
-          <w:szCs w:val="22"/>
-          <w:u w:val="single"/>
-        </w:rPr>
-        <w:t>.</w:t>
-      </w:r>
-      <w:proofErr w:type="gramEnd"/>
       <w:r>
         <w:rPr>
           <w:b/>
@@ -5748,150 +5426,6 @@
     </w:p>
     <w:p>
       <w:pPr>
-        <w:rPr>
-          <w:sz w:val="22"/>
-          <w:szCs w:val="22"/>
-        </w:rPr>
-      </w:pPr>
-    </w:p>
-    <w:p>
-      <w:pPr>
-        <w:rPr>
-          <w:sz w:val="22"/>
-          <w:szCs w:val="22"/>
-        </w:rPr>
-      </w:pPr>
-    </w:p>
-    <w:p>
-      <w:pPr>
-        <w:rPr>
-          <w:sz w:val="22"/>
-          <w:szCs w:val="22"/>
-        </w:rPr>
-      </w:pPr>
-    </w:p>
-    <w:p>
-      <w:pPr>
-        <w:rPr>
-          <w:sz w:val="22"/>
-          <w:szCs w:val="22"/>
-        </w:rPr>
-      </w:pPr>
-    </w:p>
-    <w:p>
-      <w:pPr>
-        <w:rPr>
-          <w:sz w:val="22"/>
-          <w:szCs w:val="22"/>
-        </w:rPr>
-      </w:pPr>
-    </w:p>
-    <w:p>
-      <w:pPr>
-        <w:rPr>
-          <w:sz w:val="22"/>
-          <w:szCs w:val="22"/>
-        </w:rPr>
-      </w:pPr>
-    </w:p>
-    <w:p>
-      <w:pPr>
-        <w:rPr>
-          <w:sz w:val="22"/>
-          <w:szCs w:val="22"/>
-        </w:rPr>
-      </w:pPr>
-    </w:p>
-    <w:p>
-      <w:pPr>
-        <w:rPr>
-          <w:sz w:val="22"/>
-          <w:szCs w:val="22"/>
-        </w:rPr>
-      </w:pPr>
-    </w:p>
-    <w:p>
-      <w:pPr>
-        <w:rPr>
-          <w:sz w:val="22"/>
-          <w:szCs w:val="22"/>
-        </w:rPr>
-      </w:pPr>
-    </w:p>
-    <w:p>
-      <w:pPr>
-        <w:rPr>
-          <w:sz w:val="22"/>
-          <w:szCs w:val="22"/>
-        </w:rPr>
-      </w:pPr>
-    </w:p>
-    <w:p>
-      <w:pPr>
-        <w:rPr>
-          <w:sz w:val="22"/>
-          <w:szCs w:val="22"/>
-        </w:rPr>
-      </w:pPr>
-    </w:p>
-    <w:p>
-      <w:pPr>
-        <w:rPr>
-          <w:sz w:val="22"/>
-          <w:szCs w:val="22"/>
-        </w:rPr>
-      </w:pPr>
-    </w:p>
-    <w:p>
-      <w:pPr>
-        <w:rPr>
-          <w:sz w:val="22"/>
-          <w:szCs w:val="22"/>
-        </w:rPr>
-      </w:pPr>
-    </w:p>
-    <w:p>
-      <w:pPr>
-        <w:rPr>
-          <w:sz w:val="22"/>
-          <w:szCs w:val="22"/>
-        </w:rPr>
-      </w:pPr>
-    </w:p>
-    <w:p>
-      <w:pPr>
-        <w:rPr>
-          <w:sz w:val="22"/>
-          <w:szCs w:val="22"/>
-        </w:rPr>
-      </w:pPr>
-    </w:p>
-    <w:p>
-      <w:pPr>
-        <w:rPr>
-          <w:sz w:val="22"/>
-          <w:szCs w:val="22"/>
-        </w:rPr>
-      </w:pPr>
-    </w:p>
-    <w:p>
-      <w:pPr>
-        <w:rPr>
-          <w:sz w:val="22"/>
-          <w:szCs w:val="22"/>
-        </w:rPr>
-      </w:pPr>
-    </w:p>
-    <w:p>
-      <w:pPr>
-        <w:rPr>
-          <w:sz w:val="22"/>
-          <w:szCs w:val="22"/>
-        </w:rPr>
-      </w:pPr>
-    </w:p>
-    <w:p>
-      <w:pPr>
         <w:jc w:val="right"/>
         <w:rPr>
           <w:sz w:val="22"/>
@@ -5903,6 +5437,7 @@
           <w:sz w:val="22"/>
           <w:szCs w:val="22"/>
         </w:rPr>
+        <w:lastRenderedPageBreak/>
         <w:t xml:space="preserve">Dossier veille </w:t>
       </w:r>
       <w:r>
@@ -5941,83 +5476,1938 @@
           <w:szCs w:val="22"/>
         </w:rPr>
       </w:pPr>
-      <w:r>
-        <w:rPr>
-          <w:sz w:val="22"/>
-          <w:szCs w:val="22"/>
-        </w:rPr>
-        <w:t xml:space="preserve">SOURCES : </w:t>
-      </w:r>
-    </w:p>
-    <w:p>
-      <w:pPr>
-        <w:rPr>
-          <w:sz w:val="22"/>
-          <w:szCs w:val="22"/>
-        </w:rPr>
-      </w:pPr>
-      <w:r>
-        <w:rPr>
-          <w:sz w:val="22"/>
-          <w:szCs w:val="22"/>
-        </w:rPr>
-        <w:t xml:space="preserve">Source :  </w:t>
-      </w:r>
-      <w:r>
-        <w:rPr>
-          <w:sz w:val="22"/>
-          <w:szCs w:val="22"/>
-        </w:rPr>
-        <w:t>https://www.lemagit.fr/actualites/366640892/Avec-Swarm-Appliance-DataCore-transforme-les-vieux-serveurs-en-stockage</w:t>
-      </w:r>
-    </w:p>
-    <w:p>
-      <w:pPr>
-        <w:rPr>
-          <w:sz w:val="22"/>
-          <w:szCs w:val="22"/>
-        </w:rPr>
-      </w:pPr>
-    </w:p>
-    <w:p>
-      <w:pPr>
-        <w:rPr>
-          <w:sz w:val="22"/>
-          <w:szCs w:val="22"/>
-        </w:rPr>
-      </w:pPr>
-    </w:p>
-    <w:p>
-      <w:pPr>
-        <w:rPr>
-          <w:sz w:val="22"/>
-          <w:szCs w:val="22"/>
-        </w:rPr>
-      </w:pPr>
-    </w:p>
-    <w:p>
-      <w:pPr>
-        <w:rPr>
-          <w:sz w:val="22"/>
-          <w:szCs w:val="22"/>
-        </w:rPr>
-      </w:pPr>
-    </w:p>
-    <w:p>
-      <w:pPr>
-        <w:rPr>
-          <w:sz w:val="22"/>
-          <w:szCs w:val="22"/>
-        </w:rPr>
-      </w:pPr>
-    </w:p>
-    <w:p>
-      <w:pPr>
-        <w:rPr>
-          <w:sz w:val="22"/>
-          <w:szCs w:val="22"/>
-        </w:rPr>
-      </w:pPr>
+    </w:p>
+    <w:p>
+      <w:pPr>
+        <w:rPr>
+          <w:sz w:val="30"/>
+          <w:szCs w:val="30"/>
+        </w:rPr>
+      </w:pPr>
+      <w:r>
+        <w:rPr>
+          <w:sz w:val="30"/>
+          <w:szCs w:val="30"/>
+        </w:rPr>
+        <w:t xml:space="preserve">Article </w:t>
+      </w:r>
+      <w:r>
+        <w:rPr>
+          <w:sz w:val="30"/>
+          <w:szCs w:val="30"/>
+        </w:rPr>
+        <w:t xml:space="preserve">3 </w:t>
+      </w:r>
+      <w:r>
+        <w:rPr>
+          <w:sz w:val="30"/>
+          <w:szCs w:val="30"/>
+        </w:rPr>
+        <w:t xml:space="preserve">: </w:t>
+      </w:r>
+      <w:r>
+        <w:rPr>
+          <w:sz w:val="30"/>
+          <w:szCs w:val="30"/>
+        </w:rPr>
+        <w:t>Cyberattaque contre la Commission européenne via AWS</w:t>
+      </w:r>
+    </w:p>
+    <w:p>
+      <w:pPr>
+        <w:rPr>
+          <w:sz w:val="40"/>
+          <w:szCs w:val="40"/>
+        </w:rPr>
+      </w:pPr>
+      <w:r>
+        <w:rPr>
+          <w:sz w:val="22"/>
+          <w:szCs w:val="22"/>
+        </w:rPr>
+        <w:pict w14:anchorId="551EFF74">
+          <v:rect id="_x0000_i1030" style="width:0;height:1.5pt" o:hralign="center" o:hrstd="t" o:hr="t" fillcolor="#a0a0a0" stroked="f"/>
+        </w:pict>
+      </w:r>
+    </w:p>
+    <w:p>
+      <w:pPr>
+        <w:rPr>
+          <w:sz w:val="22"/>
+          <w:szCs w:val="22"/>
+        </w:rPr>
+      </w:pPr>
+    </w:p>
+    <w:p>
+      <w:pPr>
+        <w:rPr>
+          <w:sz w:val="30"/>
+          <w:szCs w:val="30"/>
+        </w:rPr>
+      </w:pPr>
+      <w:r>
+        <w:rPr>
+          <w:sz w:val="30"/>
+          <w:szCs w:val="30"/>
+        </w:rPr>
+        <w:t xml:space="preserve">Présentation de </w:t>
+      </w:r>
+      <w:r>
+        <w:rPr>
+          <w:sz w:val="30"/>
+          <w:szCs w:val="30"/>
+        </w:rPr>
+        <w:t xml:space="preserve">l’actualité : </w:t>
+      </w:r>
+    </w:p>
+    <w:p>
+      <w:pPr>
+        <w:rPr>
+          <w:sz w:val="22"/>
+          <w:szCs w:val="22"/>
+        </w:rPr>
+      </w:pPr>
+      <w:r>
+        <w:rPr>
+          <w:sz w:val="22"/>
+          <w:szCs w:val="22"/>
+        </w:rPr>
+        <w:t>Un article publié le 31 mars 2026 par Florian Burnel rapporte une cyberattaque visant la Commission européenne.</w:t>
+      </w:r>
+    </w:p>
+    <w:p>
+      <w:pPr>
+        <w:rPr>
+          <w:sz w:val="22"/>
+          <w:szCs w:val="22"/>
+        </w:rPr>
+      </w:pPr>
+      <w:r>
+        <w:rPr>
+          <w:sz w:val="22"/>
+          <w:szCs w:val="22"/>
+        </w:rPr>
+        <w:t>Cette attaque concerne la plateforme web officielle Europa.eu et résulte de la compromission d’une instance cloud hébergée sur Amazon Web Services.</w:t>
+      </w:r>
+    </w:p>
+    <w:p>
+      <w:pPr>
+        <w:rPr>
+          <w:sz w:val="22"/>
+          <w:szCs w:val="22"/>
+        </w:rPr>
+      </w:pPr>
+      <w:r>
+        <w:rPr>
+          <w:sz w:val="22"/>
+          <w:szCs w:val="22"/>
+        </w:rPr>
+        <w:t xml:space="preserve">Le groupe de hackers </w:t>
+      </w:r>
+      <w:proofErr w:type="spellStart"/>
+      <w:r>
+        <w:rPr>
+          <w:b/>
+          <w:bCs/>
+          <w:sz w:val="22"/>
+          <w:szCs w:val="22"/>
+        </w:rPr>
+        <w:t>ShinyHunters</w:t>
+      </w:r>
+      <w:proofErr w:type="spellEnd"/>
+      <w:r>
+        <w:rPr>
+          <w:sz w:val="22"/>
+          <w:szCs w:val="22"/>
+        </w:rPr>
+        <w:t xml:space="preserve"> revendique l’opération.</w:t>
+      </w:r>
+    </w:p>
+    <w:p>
+      <w:pPr>
+        <w:rPr>
+          <w:sz w:val="22"/>
+          <w:szCs w:val="22"/>
+        </w:rPr>
+      </w:pPr>
+    </w:p>
+    <w:p>
+      <w:pPr>
+        <w:rPr>
+          <w:sz w:val="30"/>
+          <w:szCs w:val="30"/>
+        </w:rPr>
+      </w:pPr>
+      <w:r>
+        <w:rPr>
+          <w:sz w:val="30"/>
+          <w:szCs w:val="30"/>
+        </w:rPr>
+        <w:t xml:space="preserve">Problématique : </w:t>
+      </w:r>
+    </w:p>
+    <w:p>
+      <w:pPr>
+        <w:rPr>
+          <w:sz w:val="22"/>
+          <w:szCs w:val="22"/>
+        </w:rPr>
+      </w:pPr>
+      <w:r>
+        <w:rPr>
+          <w:sz w:val="22"/>
+          <w:szCs w:val="22"/>
+        </w:rPr>
+        <w:t>Les infrastructures cloud sont aujourd’hui largement utilisées par les organisations pour héberger leurs services web. Cependant, une mauvaise sécurisation peut entraîner :</w:t>
+      </w:r>
+    </w:p>
+    <w:p>
+      <w:pPr>
+        <w:numPr>
+          <w:ilvl w:val="0"/>
+          <w:numId w:val="22"/>
+        </w:numPr>
+        <w:rPr>
+          <w:sz w:val="22"/>
+          <w:szCs w:val="22"/>
+        </w:rPr>
+      </w:pPr>
+      <w:r>
+        <w:rPr>
+          <w:sz w:val="22"/>
+          <w:szCs w:val="22"/>
+        </w:rPr>
+        <w:t>Des accès non autorisés</w:t>
+      </w:r>
+    </w:p>
+    <w:p>
+      <w:pPr>
+        <w:numPr>
+          <w:ilvl w:val="0"/>
+          <w:numId w:val="22"/>
+        </w:numPr>
+        <w:rPr>
+          <w:sz w:val="22"/>
+          <w:szCs w:val="22"/>
+        </w:rPr>
+      </w:pPr>
+      <w:r>
+        <w:rPr>
+          <w:sz w:val="22"/>
+          <w:szCs w:val="22"/>
+        </w:rPr>
+        <w:t>Des fuites de données sensibles</w:t>
+      </w:r>
+    </w:p>
+    <w:p>
+      <w:pPr>
+        <w:numPr>
+          <w:ilvl w:val="0"/>
+          <w:numId w:val="22"/>
+        </w:numPr>
+        <w:rPr>
+          <w:sz w:val="22"/>
+          <w:szCs w:val="22"/>
+        </w:rPr>
+      </w:pPr>
+      <w:r>
+        <w:rPr>
+          <w:sz w:val="22"/>
+          <w:szCs w:val="22"/>
+        </w:rPr>
+        <w:t>Des attaques ciblées sur des services exposés sur Internet</w:t>
+      </w:r>
+    </w:p>
+    <w:p>
+      <w:pPr>
+        <w:rPr>
+          <w:sz w:val="22"/>
+          <w:szCs w:val="22"/>
+        </w:rPr>
+      </w:pPr>
+      <w:r>
+        <w:rPr>
+          <w:sz w:val="22"/>
+          <w:szCs w:val="22"/>
+        </w:rPr>
+        <w:t>Dans ce cas précis, un compte AWS compromis a permis aux attaquants d’accéder à une partie de l’infrastructure.</w:t>
+      </w:r>
+    </w:p>
+    <w:p>
+      <w:pPr>
+        <w:rPr>
+          <w:sz w:val="22"/>
+          <w:szCs w:val="22"/>
+        </w:rPr>
+      </w:pPr>
+    </w:p>
+    <w:p>
+      <w:pPr>
+        <w:rPr>
+          <w:sz w:val="30"/>
+          <w:szCs w:val="30"/>
+        </w:rPr>
+      </w:pPr>
+      <w:r>
+        <w:rPr>
+          <w:sz w:val="30"/>
+          <w:szCs w:val="30"/>
+        </w:rPr>
+        <w:t xml:space="preserve">Description de l’attaque : </w:t>
+      </w:r>
+    </w:p>
+    <w:p>
+      <w:pPr>
+        <w:rPr>
+          <w:sz w:val="22"/>
+          <w:szCs w:val="22"/>
+        </w:rPr>
+      </w:pPr>
+      <w:r>
+        <w:rPr>
+          <w:sz w:val="22"/>
+          <w:szCs w:val="22"/>
+        </w:rPr>
+        <w:t>Selon les informations disponibles :</w:t>
+      </w:r>
+    </w:p>
+    <w:p>
+      <w:pPr>
+        <w:numPr>
+          <w:ilvl w:val="0"/>
+          <w:numId w:val="23"/>
+        </w:numPr>
+        <w:rPr>
+          <w:sz w:val="22"/>
+          <w:szCs w:val="22"/>
+        </w:rPr>
+      </w:pPr>
+      <w:r>
+        <w:rPr>
+          <w:sz w:val="22"/>
+          <w:szCs w:val="22"/>
+        </w:rPr>
+        <w:t>L’attaque a été détectée le 24 mars 2026</w:t>
+      </w:r>
+    </w:p>
+    <w:p>
+      <w:pPr>
+        <w:numPr>
+          <w:ilvl w:val="0"/>
+          <w:numId w:val="23"/>
+        </w:numPr>
+        <w:rPr>
+          <w:sz w:val="22"/>
+          <w:szCs w:val="22"/>
+        </w:rPr>
+      </w:pPr>
+      <w:r>
+        <w:rPr>
+          <w:sz w:val="22"/>
+          <w:szCs w:val="22"/>
+        </w:rPr>
+        <w:t>Elle concerne uniquement une partie de l’infrastructure cloud (Europa.eu)</w:t>
+      </w:r>
+    </w:p>
+    <w:p>
+      <w:pPr>
+        <w:numPr>
+          <w:ilvl w:val="0"/>
+          <w:numId w:val="23"/>
+        </w:numPr>
+        <w:rPr>
+          <w:sz w:val="22"/>
+          <w:szCs w:val="22"/>
+        </w:rPr>
+      </w:pPr>
+      <w:r>
+        <w:rPr>
+          <w:sz w:val="22"/>
+          <w:szCs w:val="22"/>
+        </w:rPr>
+        <w:t>Les systèmes internes de la Commission ne seraient pas impactés</w:t>
+      </w:r>
+    </w:p>
+    <w:p>
+      <w:pPr>
+        <w:rPr>
+          <w:sz w:val="22"/>
+          <w:szCs w:val="22"/>
+        </w:rPr>
+      </w:pPr>
+      <w:r>
+        <w:rPr>
+          <w:sz w:val="22"/>
+          <w:szCs w:val="22"/>
+        </w:rPr>
+        <w:t xml:space="preserve">Les attaquants affirment avoir exfiltré environ </w:t>
+      </w:r>
+      <w:r>
+        <w:rPr>
+          <w:b/>
+          <w:bCs/>
+          <w:sz w:val="22"/>
+          <w:szCs w:val="22"/>
+        </w:rPr>
+        <w:t>350 Go de données</w:t>
+      </w:r>
+      <w:r>
+        <w:rPr>
+          <w:sz w:val="22"/>
+          <w:szCs w:val="22"/>
+        </w:rPr>
+        <w:t>, comprenant :</w:t>
+      </w:r>
+    </w:p>
+    <w:p>
+      <w:pPr>
+        <w:numPr>
+          <w:ilvl w:val="0"/>
+          <w:numId w:val="24"/>
+        </w:numPr>
+        <w:rPr>
+          <w:sz w:val="22"/>
+          <w:szCs w:val="22"/>
+        </w:rPr>
+      </w:pPr>
+      <w:r>
+        <w:rPr>
+          <w:sz w:val="22"/>
+          <w:szCs w:val="22"/>
+        </w:rPr>
+        <w:t>Bases de données</w:t>
+      </w:r>
+    </w:p>
+    <w:p>
+      <w:pPr>
+        <w:numPr>
+          <w:ilvl w:val="0"/>
+          <w:numId w:val="24"/>
+        </w:numPr>
+        <w:rPr>
+          <w:sz w:val="22"/>
+          <w:szCs w:val="22"/>
+        </w:rPr>
+      </w:pPr>
+      <w:r>
+        <w:rPr>
+          <w:sz w:val="22"/>
+          <w:szCs w:val="22"/>
+        </w:rPr>
+        <w:t>Documents confidentiels</w:t>
+      </w:r>
+    </w:p>
+    <w:p>
+      <w:pPr>
+        <w:numPr>
+          <w:ilvl w:val="0"/>
+          <w:numId w:val="24"/>
+        </w:numPr>
+        <w:rPr>
+          <w:sz w:val="22"/>
+          <w:szCs w:val="22"/>
+        </w:rPr>
+      </w:pPr>
+      <w:r>
+        <w:rPr>
+          <w:sz w:val="22"/>
+          <w:szCs w:val="22"/>
+        </w:rPr>
+        <w:t>Contrats</w:t>
+      </w:r>
+    </w:p>
+    <w:p>
+      <w:pPr>
+        <w:pStyle w:val="Paragraphedeliste"/>
+        <w:ind w:left="4968"/>
+        <w:jc w:val="center"/>
+        <w:rPr>
+          <w:sz w:val="22"/>
+          <w:szCs w:val="22"/>
+        </w:rPr>
+      </w:pPr>
+      <w:r>
+        <w:rPr>
+          <w:sz w:val="22"/>
+          <w:szCs w:val="22"/>
+        </w:rPr>
+        <w:lastRenderedPageBreak/>
+        <w:t xml:space="preserve">Dossier veille informatique – BTS2 2026 </w:t>
+      </w:r>
+    </w:p>
+    <w:p>
+      <w:pPr>
+        <w:pStyle w:val="Paragraphedeliste"/>
+        <w:jc w:val="center"/>
+        <w:rPr>
+          <w:sz w:val="22"/>
+          <w:szCs w:val="22"/>
+        </w:rPr>
+      </w:pPr>
+    </w:p>
+    <w:p>
+      <w:pPr>
+        <w:rPr>
+          <w:sz w:val="22"/>
+          <w:szCs w:val="22"/>
+        </w:rPr>
+      </w:pPr>
+      <w:r>
+        <w:rPr>
+          <w:sz w:val="22"/>
+          <w:szCs w:val="22"/>
+        </w:rPr>
+        <w:t>Des preuves sous forme de captures d’écran auraient été publiées pour attester de l’intrusion.</w:t>
+      </w:r>
+    </w:p>
+    <w:p>
+      <w:pPr>
+        <w:rPr>
+          <w:sz w:val="22"/>
+          <w:szCs w:val="22"/>
+        </w:rPr>
+      </w:pPr>
+    </w:p>
+    <w:p>
+      <w:pPr>
+        <w:rPr>
+          <w:sz w:val="30"/>
+          <w:szCs w:val="30"/>
+        </w:rPr>
+      </w:pPr>
+      <w:r>
+        <w:rPr>
+          <w:sz w:val="30"/>
+          <w:szCs w:val="30"/>
+        </w:rPr>
+        <w:t xml:space="preserve">Analyse technique : </w:t>
+      </w:r>
+    </w:p>
+    <w:p>
+      <w:pPr>
+        <w:rPr>
+          <w:sz w:val="22"/>
+          <w:szCs w:val="22"/>
+        </w:rPr>
+      </w:pPr>
+      <w:r>
+        <w:rPr>
+          <w:sz w:val="22"/>
+          <w:szCs w:val="22"/>
+        </w:rPr>
+        <w:t>Même si la méthode exacte n’a pas été confirmée, plusieurs hypothèses sont possibles :</w:t>
+      </w:r>
+    </w:p>
+    <w:p>
+      <w:pPr>
+        <w:numPr>
+          <w:ilvl w:val="0"/>
+          <w:numId w:val="25"/>
+        </w:numPr>
+        <w:rPr>
+          <w:sz w:val="22"/>
+          <w:szCs w:val="22"/>
+        </w:rPr>
+      </w:pPr>
+      <w:r>
+        <w:rPr>
+          <w:sz w:val="22"/>
+          <w:szCs w:val="22"/>
+        </w:rPr>
+        <w:t>Compromission d’identifiants AWS (phishing ou fuite)</w:t>
+      </w:r>
+    </w:p>
+    <w:p>
+      <w:pPr>
+        <w:numPr>
+          <w:ilvl w:val="0"/>
+          <w:numId w:val="25"/>
+        </w:numPr>
+        <w:rPr>
+          <w:sz w:val="22"/>
+          <w:szCs w:val="22"/>
+        </w:rPr>
+      </w:pPr>
+      <w:r>
+        <w:rPr>
+          <w:sz w:val="22"/>
+          <w:szCs w:val="22"/>
+        </w:rPr>
+        <w:t>Mauvaise configuration des accès (IAM)</w:t>
+      </w:r>
+    </w:p>
+    <w:p>
+      <w:pPr>
+        <w:numPr>
+          <w:ilvl w:val="0"/>
+          <w:numId w:val="25"/>
+        </w:numPr>
+        <w:rPr>
+          <w:sz w:val="22"/>
+          <w:szCs w:val="22"/>
+        </w:rPr>
+      </w:pPr>
+      <w:r>
+        <w:rPr>
+          <w:sz w:val="22"/>
+          <w:szCs w:val="22"/>
+        </w:rPr>
+        <w:t>Absence de contrôle strict des permissions</w:t>
+      </w:r>
+    </w:p>
+    <w:p>
+      <w:pPr>
+        <w:rPr>
+          <w:sz w:val="22"/>
+          <w:szCs w:val="22"/>
+        </w:rPr>
+      </w:pPr>
+      <w:r>
+        <w:rPr>
+          <w:sz w:val="22"/>
+          <w:szCs w:val="22"/>
+        </w:rPr>
+        <w:t>Cet incident met en évidence les risques liés à la gestion des accès dans le cloud, notamment sur des services critiques.</w:t>
+      </w:r>
+    </w:p>
+    <w:p>
+      <w:pPr>
+        <w:rPr>
+          <w:sz w:val="22"/>
+          <w:szCs w:val="22"/>
+        </w:rPr>
+      </w:pPr>
+    </w:p>
+    <w:p>
+      <w:pPr>
+        <w:rPr>
+          <w:sz w:val="30"/>
+          <w:szCs w:val="30"/>
+        </w:rPr>
+      </w:pPr>
+      <w:r>
+        <w:rPr>
+          <w:sz w:val="30"/>
+          <w:szCs w:val="30"/>
+        </w:rPr>
+        <w:t xml:space="preserve">Impact sur la sécurité des infrastructures : </w:t>
+      </w:r>
+    </w:p>
+    <w:p>
+      <w:pPr>
+        <w:rPr>
+          <w:sz w:val="22"/>
+          <w:szCs w:val="22"/>
+        </w:rPr>
+      </w:pPr>
+      <w:r>
+        <w:rPr>
+          <w:sz w:val="22"/>
+          <w:szCs w:val="22"/>
+        </w:rPr>
+        <w:t>Cette attaque souligne plusieurs enjeux majeurs :</w:t>
+      </w:r>
+    </w:p>
+    <w:p>
+      <w:pPr>
+        <w:numPr>
+          <w:ilvl w:val="0"/>
+          <w:numId w:val="26"/>
+        </w:numPr>
+        <w:rPr>
+          <w:sz w:val="22"/>
+          <w:szCs w:val="22"/>
+        </w:rPr>
+      </w:pPr>
+      <w:r>
+        <w:rPr>
+          <w:sz w:val="22"/>
+          <w:szCs w:val="22"/>
+        </w:rPr>
+        <w:t>Importance de la sécurisation des environnements cloud</w:t>
+      </w:r>
+    </w:p>
+    <w:p>
+      <w:pPr>
+        <w:numPr>
+          <w:ilvl w:val="0"/>
+          <w:numId w:val="26"/>
+        </w:numPr>
+        <w:rPr>
+          <w:sz w:val="22"/>
+          <w:szCs w:val="22"/>
+        </w:rPr>
+      </w:pPr>
+      <w:r>
+        <w:rPr>
+          <w:sz w:val="22"/>
+          <w:szCs w:val="22"/>
+        </w:rPr>
+        <w:t>Nécessité de limiter les accès (principe du moindre privilège)</w:t>
+      </w:r>
+    </w:p>
+    <w:p>
+      <w:pPr>
+        <w:numPr>
+          <w:ilvl w:val="0"/>
+          <w:numId w:val="26"/>
+        </w:numPr>
+        <w:rPr>
+          <w:sz w:val="22"/>
+          <w:szCs w:val="22"/>
+        </w:rPr>
+      </w:pPr>
+      <w:r>
+        <w:rPr>
+          <w:sz w:val="22"/>
+          <w:szCs w:val="22"/>
+        </w:rPr>
+        <w:t>Surveillance continue des activités (logs, détection d’anomalies)</w:t>
+      </w:r>
+    </w:p>
+    <w:p>
+      <w:pPr>
+        <w:numPr>
+          <w:ilvl w:val="0"/>
+          <w:numId w:val="26"/>
+        </w:numPr>
+        <w:rPr>
+          <w:sz w:val="22"/>
+          <w:szCs w:val="22"/>
+        </w:rPr>
+      </w:pPr>
+      <w:r>
+        <w:rPr>
+          <w:sz w:val="22"/>
+          <w:szCs w:val="22"/>
+        </w:rPr>
+        <w:t>Protection des données sensibles contre l’exfiltration</w:t>
+      </w:r>
+    </w:p>
+    <w:p>
+      <w:pPr>
+        <w:rPr>
+          <w:sz w:val="22"/>
+          <w:szCs w:val="22"/>
+        </w:rPr>
+      </w:pPr>
+      <w:r>
+        <w:rPr>
+          <w:sz w:val="22"/>
+          <w:szCs w:val="22"/>
+        </w:rPr>
+        <w:t>Même si les systèmes internes ne sont pas touchés, une fuite de données reste un incident grave.</w:t>
+      </w:r>
+    </w:p>
+    <w:p>
+      <w:pPr>
+        <w:rPr>
+          <w:sz w:val="22"/>
+          <w:szCs w:val="22"/>
+        </w:rPr>
+      </w:pPr>
+    </w:p>
+    <w:p>
+      <w:pPr>
+        <w:rPr>
+          <w:sz w:val="30"/>
+          <w:szCs w:val="30"/>
+        </w:rPr>
+      </w:pPr>
+      <w:r>
+        <w:rPr>
+          <w:sz w:val="30"/>
+          <w:szCs w:val="30"/>
+        </w:rPr>
+        <w:t xml:space="preserve">Conclusion : </w:t>
+      </w:r>
+    </w:p>
+    <w:p>
+      <w:pPr>
+        <w:rPr>
+          <w:sz w:val="22"/>
+          <w:szCs w:val="22"/>
+        </w:rPr>
+      </w:pPr>
+      <w:r>
+        <w:rPr>
+          <w:sz w:val="22"/>
+          <w:szCs w:val="22"/>
+        </w:rPr>
+        <w:t>La cyberattaque contre la Commission européenne illustre les risques liés à l’utilisation du cloud, notamment en cas de mauvaise gestion des accès. Cet incident rappelle que la sécurité ne dépend pas uniquement des technologies utilisées, mais aussi des bonnes pratiques mises en place par les administrateurs.</w:t>
+      </w:r>
+    </w:p>
+    <w:p>
+      <w:pPr>
+        <w:rPr>
+          <w:sz w:val="22"/>
+          <w:szCs w:val="22"/>
+        </w:rPr>
+      </w:pPr>
+      <w:r>
+        <w:rPr>
+          <w:sz w:val="22"/>
+          <w:szCs w:val="22"/>
+        </w:rPr>
+        <w:t>Une surveillance rigoureuse et une gestion stricte des permissions sont essentielles pour protéger efficacement les infrastructures informatiques.</w:t>
+      </w:r>
+    </w:p>
+    <w:p>
+      <w:pPr>
+        <w:rPr>
+          <w:sz w:val="22"/>
+          <w:szCs w:val="22"/>
+        </w:rPr>
+      </w:pPr>
+    </w:p>
+    <w:p>
+      <w:pPr>
+        <w:rPr>
+          <w:sz w:val="22"/>
+          <w:szCs w:val="22"/>
+        </w:rPr>
+      </w:pPr>
+    </w:p>
+    <w:p>
+      <w:pPr>
+        <w:rPr>
+          <w:sz w:val="22"/>
+          <w:szCs w:val="22"/>
+        </w:rPr>
+      </w:pPr>
+    </w:p>
+    <w:p>
+      <w:pPr>
+        <w:rPr>
+          <w:sz w:val="22"/>
+          <w:szCs w:val="22"/>
+        </w:rPr>
+      </w:pPr>
+    </w:p>
+    <w:p>
+      <w:pPr>
+        <w:rPr>
+          <w:sz w:val="22"/>
+          <w:szCs w:val="22"/>
+        </w:rPr>
+      </w:pPr>
+    </w:p>
+    <w:p>
+      <w:pPr>
+        <w:jc w:val="right"/>
+        <w:rPr>
+          <w:sz w:val="22"/>
+          <w:szCs w:val="22"/>
+        </w:rPr>
+      </w:pPr>
+      <w:r>
+        <w:rPr>
+          <w:sz w:val="22"/>
+          <w:szCs w:val="22"/>
+        </w:rPr>
+        <w:t xml:space="preserve">Dossier veille </w:t>
+      </w:r>
+      <w:r>
+        <w:rPr>
+          <w:sz w:val="22"/>
+          <w:szCs w:val="22"/>
+        </w:rPr>
+        <w:t>informatique</w:t>
+      </w:r>
+      <w:r>
+        <w:rPr>
+          <w:sz w:val="22"/>
+          <w:szCs w:val="22"/>
+        </w:rPr>
+        <w:t xml:space="preserve"> – </w:t>
+      </w:r>
+      <w:r>
+        <w:rPr>
+          <w:sz w:val="22"/>
+          <w:szCs w:val="22"/>
+        </w:rPr>
+        <w:t>BTS2 2026</w:t>
+      </w:r>
+      <w:r>
+        <w:rPr>
+          <w:sz w:val="22"/>
+          <w:szCs w:val="22"/>
+        </w:rPr>
+        <w:t xml:space="preserve"> </w:t>
+      </w:r>
+    </w:p>
+    <w:p>
+      <w:pPr>
+        <w:jc w:val="right"/>
+        <w:rPr>
+          <w:sz w:val="22"/>
+          <w:szCs w:val="22"/>
+        </w:rPr>
+      </w:pPr>
+    </w:p>
+    <w:p>
+      <w:pPr>
+        <w:jc w:val="center"/>
+        <w:rPr>
+          <w:sz w:val="30"/>
+          <w:szCs w:val="30"/>
+        </w:rPr>
+      </w:pPr>
+      <w:r>
+        <w:rPr>
+          <w:sz w:val="30"/>
+          <w:szCs w:val="30"/>
+        </w:rPr>
+        <w:t>Analyse global :</w:t>
+      </w:r>
+    </w:p>
+    <w:p>
+      <w:pPr>
+        <w:rPr>
+          <w:sz w:val="30"/>
+          <w:szCs w:val="30"/>
+        </w:rPr>
+      </w:pPr>
+      <w:r>
+        <w:rPr>
+          <w:sz w:val="22"/>
+          <w:szCs w:val="22"/>
+        </w:rPr>
+        <w:pict w14:anchorId="371F69F9">
+          <v:rect id="_x0000_i1040" style="width:0;height:1.5pt" o:hralign="center" o:hrstd="t" o:hr="t" fillcolor="#a0a0a0" stroked="f"/>
+        </w:pict>
+      </w:r>
+    </w:p>
+    <w:p>
+      <w:pPr>
+        <w:rPr>
+          <w:sz w:val="30"/>
+          <w:szCs w:val="30"/>
+        </w:rPr>
+      </w:pPr>
+    </w:p>
+    <w:p>
+      <w:pPr>
+        <w:rPr>
+          <w:sz w:val="30"/>
+          <w:szCs w:val="30"/>
+        </w:rPr>
+      </w:pPr>
+      <w:r>
+        <w:rPr>
+          <w:sz w:val="30"/>
+          <w:szCs w:val="30"/>
+        </w:rPr>
+        <w:t>1. Points communs et tendances</w:t>
+      </w:r>
+    </w:p>
+    <w:p>
+      <w:pPr>
+        <w:numPr>
+          <w:ilvl w:val="0"/>
+          <w:numId w:val="27"/>
+        </w:numPr>
+        <w:rPr>
+          <w:sz w:val="22"/>
+          <w:szCs w:val="22"/>
+        </w:rPr>
+      </w:pPr>
+      <w:r>
+        <w:rPr>
+          <w:sz w:val="22"/>
+          <w:szCs w:val="22"/>
+        </w:rPr>
+        <w:t xml:space="preserve">Optimisation des infrastructures : L’article sur </w:t>
+      </w:r>
+      <w:proofErr w:type="spellStart"/>
+      <w:r>
+        <w:rPr>
+          <w:sz w:val="22"/>
+          <w:szCs w:val="22"/>
+        </w:rPr>
+        <w:t>DataCore</w:t>
+      </w:r>
+      <w:proofErr w:type="spellEnd"/>
+      <w:r>
+        <w:rPr>
+          <w:sz w:val="22"/>
+          <w:szCs w:val="22"/>
+        </w:rPr>
+        <w:t xml:space="preserve"> Swarm Appliance montre une tendance forte à réutiliser du matériel existant, à travers la conteneurisation et le stockage objet, pour réduire les coûts et améliorer la flexibilité. </w:t>
+      </w:r>
+    </w:p>
+    <w:p>
+      <w:pPr>
+        <w:numPr>
+          <w:ilvl w:val="0"/>
+          <w:numId w:val="27"/>
+        </w:numPr>
+        <w:rPr>
+          <w:sz w:val="22"/>
+          <w:szCs w:val="22"/>
+        </w:rPr>
+      </w:pPr>
+      <w:r>
+        <w:rPr>
+          <w:sz w:val="22"/>
+          <w:szCs w:val="22"/>
+        </w:rPr>
+        <w:t xml:space="preserve">Amélioration des outils d’administration : L’Event ID 4117 de Windows illustre l’importance d’une meilleure visibilité et d’une gestion précise des erreurs pour garantir la stabilité des systèmes. </w:t>
+      </w:r>
+    </w:p>
+    <w:p>
+      <w:pPr>
+        <w:numPr>
+          <w:ilvl w:val="0"/>
+          <w:numId w:val="27"/>
+        </w:numPr>
+        <w:rPr>
+          <w:sz w:val="22"/>
+          <w:szCs w:val="22"/>
+        </w:rPr>
+      </w:pPr>
+      <w:r>
+        <w:rPr>
+          <w:sz w:val="22"/>
+          <w:szCs w:val="22"/>
+        </w:rPr>
+        <w:t xml:space="preserve">Sécurité comme priorité : La cyberattaque sur la Commission européenne démontre que même des infrastructures cloud modernes sont vulnérables si les accès et permissions ne sont pas rigoureusement contrôlés. </w:t>
+      </w:r>
+    </w:p>
+    <w:p>
+      <w:pPr>
+        <w:rPr>
+          <w:sz w:val="30"/>
+          <w:szCs w:val="30"/>
+        </w:rPr>
+      </w:pPr>
+      <w:r>
+        <w:rPr>
+          <w:sz w:val="30"/>
+          <w:szCs w:val="30"/>
+        </w:rPr>
+        <w:t>2. Enseignements pour le BTS SIO SISR</w:t>
+      </w:r>
+    </w:p>
+    <w:p>
+      <w:pPr>
+        <w:numPr>
+          <w:ilvl w:val="0"/>
+          <w:numId w:val="28"/>
+        </w:numPr>
+        <w:rPr>
+          <w:sz w:val="22"/>
+          <w:szCs w:val="22"/>
+        </w:rPr>
+      </w:pPr>
+      <w:r>
+        <w:rPr>
+          <w:sz w:val="22"/>
+          <w:szCs w:val="22"/>
+        </w:rPr>
+        <w:t xml:space="preserve">Infrastructure et stockage : Déployer des solutions flexibles (containers, stockage objet) permet de gérer la volumétrie des données tout en optimisant les coûts. </w:t>
+      </w:r>
+    </w:p>
+    <w:p>
+      <w:pPr>
+        <w:numPr>
+          <w:ilvl w:val="0"/>
+          <w:numId w:val="28"/>
+        </w:numPr>
+        <w:rPr>
+          <w:sz w:val="22"/>
+          <w:szCs w:val="22"/>
+        </w:rPr>
+      </w:pPr>
+      <w:r>
+        <w:rPr>
+          <w:sz w:val="22"/>
+          <w:szCs w:val="22"/>
+        </w:rPr>
+        <w:t xml:space="preserve">Administration système : Une meilleure journalisation et supervision facilitent le dépannage et réduisent les risques d’erreurs de configuration. </w:t>
+      </w:r>
+    </w:p>
+    <w:p>
+      <w:pPr>
+        <w:numPr>
+          <w:ilvl w:val="0"/>
+          <w:numId w:val="28"/>
+        </w:numPr>
+        <w:rPr>
+          <w:sz w:val="22"/>
+          <w:szCs w:val="22"/>
+        </w:rPr>
+      </w:pPr>
+      <w:r>
+        <w:rPr>
+          <w:sz w:val="22"/>
+          <w:szCs w:val="22"/>
+        </w:rPr>
+        <w:t xml:space="preserve">Cybersécurité : La sécurisation des comptes cloud, la limitation des droits (principe du moindre privilège) et la surveillance active sont essentielles pour prévenir les fuites de données. </w:t>
+      </w:r>
+    </w:p>
+    <w:p>
+      <w:pPr>
+        <w:rPr>
+          <w:sz w:val="22"/>
+          <w:szCs w:val="22"/>
+        </w:rPr>
+      </w:pPr>
+      <w:r>
+        <w:rPr>
+          <w:sz w:val="22"/>
+          <w:szCs w:val="22"/>
+        </w:rPr>
+        <w:t xml:space="preserve">3. </w:t>
+      </w:r>
+      <w:r>
+        <w:rPr>
+          <w:sz w:val="30"/>
+          <w:szCs w:val="30"/>
+        </w:rPr>
+        <w:t>Synthèse</w:t>
+      </w:r>
+    </w:p>
+    <w:p>
+      <w:pPr>
+        <w:rPr>
+          <w:sz w:val="22"/>
+          <w:szCs w:val="22"/>
+        </w:rPr>
+      </w:pPr>
+      <w:r>
+        <w:rPr>
+          <w:sz w:val="22"/>
+          <w:szCs w:val="22"/>
+        </w:rPr>
+        <w:t>Les trois articles confirment que la gestion efficace des infrastructures et la sécurité sont des axes prioritaires pour tout administrateur systèmes et réseaux. La veille technologique permet d’anticiper les risques, de découvrir de nouvelles solutions techniques, et de mieux comprendre l’évolution des besoins professionnels dans le domaine SISR.</w:t>
+      </w:r>
+    </w:p>
+    <w:p>
+      <w:pPr>
+        <w:rPr>
+          <w:sz w:val="22"/>
+          <w:szCs w:val="22"/>
+        </w:rPr>
+      </w:pPr>
+    </w:p>
+    <w:p>
+      <w:pPr>
+        <w:rPr>
+          <w:sz w:val="22"/>
+          <w:szCs w:val="22"/>
+        </w:rPr>
+      </w:pPr>
+    </w:p>
+    <w:p>
+      <w:pPr>
+        <w:rPr>
+          <w:sz w:val="22"/>
+          <w:szCs w:val="22"/>
+        </w:rPr>
+      </w:pPr>
+    </w:p>
+    <w:p>
+      <w:pPr>
+        <w:rPr>
+          <w:sz w:val="22"/>
+          <w:szCs w:val="22"/>
+        </w:rPr>
+      </w:pPr>
+    </w:p>
+    <w:p>
+      <w:pPr>
+        <w:jc w:val="right"/>
+        <w:rPr>
+          <w:sz w:val="22"/>
+          <w:szCs w:val="22"/>
+        </w:rPr>
+      </w:pPr>
+      <w:r>
+        <w:rPr>
+          <w:sz w:val="22"/>
+          <w:szCs w:val="22"/>
+        </w:rPr>
+        <w:t xml:space="preserve">Dossier veille </w:t>
+      </w:r>
+      <w:r>
+        <w:rPr>
+          <w:sz w:val="22"/>
+          <w:szCs w:val="22"/>
+        </w:rPr>
+        <w:t>informatique</w:t>
+      </w:r>
+      <w:r>
+        <w:rPr>
+          <w:sz w:val="22"/>
+          <w:szCs w:val="22"/>
+        </w:rPr>
+        <w:t xml:space="preserve"> – </w:t>
+      </w:r>
+      <w:r>
+        <w:rPr>
+          <w:sz w:val="22"/>
+          <w:szCs w:val="22"/>
+        </w:rPr>
+        <w:t>BTS2 2026</w:t>
+      </w:r>
+      <w:r>
+        <w:rPr>
+          <w:sz w:val="22"/>
+          <w:szCs w:val="22"/>
+        </w:rPr>
+        <w:t xml:space="preserve"> </w:t>
+      </w:r>
+    </w:p>
+    <w:p>
+      <w:pPr>
+        <w:jc w:val="right"/>
+        <w:rPr>
+          <w:sz w:val="22"/>
+          <w:szCs w:val="22"/>
+        </w:rPr>
+      </w:pPr>
+    </w:p>
+    <w:p>
+      <w:pPr>
+        <w:jc w:val="center"/>
+        <w:rPr>
+          <w:sz w:val="22"/>
+          <w:szCs w:val="22"/>
+        </w:rPr>
+      </w:pPr>
+      <w:r>
+        <w:rPr>
+          <w:sz w:val="30"/>
+          <w:szCs w:val="30"/>
+        </w:rPr>
+        <w:t>Conclusion</w:t>
+      </w:r>
+    </w:p>
+    <w:p>
+      <w:pPr>
+        <w:rPr>
+          <w:sz w:val="22"/>
+          <w:szCs w:val="22"/>
+        </w:rPr>
+      </w:pPr>
+      <w:r>
+        <w:rPr>
+          <w:sz w:val="22"/>
+          <w:szCs w:val="22"/>
+        </w:rPr>
+        <w:pict w14:anchorId="3C4A89F2">
+          <v:rect id="_x0000_i1037" style="width:0;height:1.5pt" o:hralign="center" o:hrstd="t" o:hr="t" fillcolor="#a0a0a0" stroked="f"/>
+        </w:pict>
+      </w:r>
+    </w:p>
+    <w:p>
+      <w:pPr>
+        <w:rPr>
+          <w:sz w:val="30"/>
+          <w:szCs w:val="30"/>
+        </w:rPr>
+      </w:pPr>
+    </w:p>
+    <w:p>
+      <w:pPr>
+        <w:rPr>
+          <w:sz w:val="22"/>
+          <w:szCs w:val="22"/>
+        </w:rPr>
+      </w:pPr>
+      <w:r>
+        <w:rPr>
+          <w:sz w:val="22"/>
+          <w:szCs w:val="22"/>
+        </w:rPr>
+        <w:t>La veille informatique effectuée met en évidence les évolutions majeures du domaine IT :</w:t>
+      </w:r>
+    </w:p>
+    <w:p>
+      <w:pPr>
+        <w:numPr>
+          <w:ilvl w:val="0"/>
+          <w:numId w:val="29"/>
+        </w:numPr>
+        <w:rPr>
+          <w:sz w:val="22"/>
+          <w:szCs w:val="22"/>
+        </w:rPr>
+      </w:pPr>
+      <w:r>
+        <w:rPr>
+          <w:sz w:val="22"/>
+          <w:szCs w:val="22"/>
+        </w:rPr>
+        <w:t xml:space="preserve">L’optimisation des infrastructures à travers la réutilisation des serveurs et la conteneurisation. </w:t>
+      </w:r>
+    </w:p>
+    <w:p>
+      <w:pPr>
+        <w:numPr>
+          <w:ilvl w:val="0"/>
+          <w:numId w:val="29"/>
+        </w:numPr>
+        <w:rPr>
+          <w:sz w:val="22"/>
+          <w:szCs w:val="22"/>
+        </w:rPr>
+      </w:pPr>
+      <w:r>
+        <w:rPr>
+          <w:sz w:val="22"/>
+          <w:szCs w:val="22"/>
+        </w:rPr>
+        <w:t xml:space="preserve">L’amélioration des outils systèmes pour un diagnostic plus efficace et une maintenance facilitée. </w:t>
+      </w:r>
+    </w:p>
+    <w:p>
+      <w:pPr>
+        <w:numPr>
+          <w:ilvl w:val="0"/>
+          <w:numId w:val="29"/>
+        </w:numPr>
+        <w:rPr>
+          <w:sz w:val="22"/>
+          <w:szCs w:val="22"/>
+        </w:rPr>
+      </w:pPr>
+      <w:r>
+        <w:rPr>
+          <w:sz w:val="22"/>
+          <w:szCs w:val="22"/>
+        </w:rPr>
+        <w:t xml:space="preserve">La cybersécurité comme enjeu central, notamment pour le cloud, où la protection des données et la surveillance proactive sont indispensables. </w:t>
+      </w:r>
+    </w:p>
+    <w:p>
+      <w:pPr>
+        <w:rPr>
+          <w:sz w:val="22"/>
+          <w:szCs w:val="22"/>
+        </w:rPr>
+      </w:pPr>
+      <w:r>
+        <w:rPr>
+          <w:sz w:val="22"/>
+          <w:szCs w:val="22"/>
+        </w:rPr>
+        <w:t>Pour un futur administrateur SISR, cette veille souligne l’importance de rester constamment informé, de maîtriser les technologies émergentes et de mettre en œuvre les bonnes pratiques pour assurer la disponibilité, la performance et la sécurité des systèmes d’information.</w:t>
+      </w:r>
+    </w:p>
+    <w:p>
+      <w:pPr>
+        <w:rPr>
+          <w:sz w:val="30"/>
+          <w:szCs w:val="30"/>
+        </w:rPr>
+      </w:pPr>
+    </w:p>
+    <w:p>
+      <w:pPr>
+        <w:jc w:val="right"/>
+        <w:rPr>
+          <w:sz w:val="22"/>
+          <w:szCs w:val="22"/>
+        </w:rPr>
+      </w:pPr>
+    </w:p>
+    <w:p>
+      <w:pPr>
+        <w:jc w:val="right"/>
+        <w:rPr>
+          <w:sz w:val="22"/>
+          <w:szCs w:val="22"/>
+        </w:rPr>
+      </w:pPr>
+    </w:p>
+    <w:p>
+      <w:pPr>
+        <w:jc w:val="right"/>
+        <w:rPr>
+          <w:sz w:val="22"/>
+          <w:szCs w:val="22"/>
+        </w:rPr>
+      </w:pPr>
+    </w:p>
+    <w:p>
+      <w:pPr>
+        <w:jc w:val="right"/>
+        <w:rPr>
+          <w:sz w:val="22"/>
+          <w:szCs w:val="22"/>
+        </w:rPr>
+      </w:pPr>
+    </w:p>
+    <w:p>
+      <w:pPr>
+        <w:jc w:val="right"/>
+        <w:rPr>
+          <w:sz w:val="22"/>
+          <w:szCs w:val="22"/>
+        </w:rPr>
+      </w:pPr>
+    </w:p>
+    <w:p>
+      <w:pPr>
+        <w:jc w:val="right"/>
+        <w:rPr>
+          <w:sz w:val="22"/>
+          <w:szCs w:val="22"/>
+        </w:rPr>
+      </w:pPr>
+    </w:p>
+    <w:p>
+      <w:pPr>
+        <w:jc w:val="right"/>
+        <w:rPr>
+          <w:sz w:val="22"/>
+          <w:szCs w:val="22"/>
+        </w:rPr>
+      </w:pPr>
+    </w:p>
+    <w:p>
+      <w:pPr>
+        <w:jc w:val="right"/>
+        <w:rPr>
+          <w:sz w:val="22"/>
+          <w:szCs w:val="22"/>
+        </w:rPr>
+      </w:pPr>
+    </w:p>
+    <w:p>
+      <w:pPr>
+        <w:jc w:val="right"/>
+        <w:rPr>
+          <w:sz w:val="22"/>
+          <w:szCs w:val="22"/>
+        </w:rPr>
+      </w:pPr>
+    </w:p>
+    <w:p>
+      <w:pPr>
+        <w:jc w:val="right"/>
+        <w:rPr>
+          <w:sz w:val="22"/>
+          <w:szCs w:val="22"/>
+        </w:rPr>
+      </w:pPr>
+    </w:p>
+    <w:p>
+      <w:pPr>
+        <w:jc w:val="right"/>
+        <w:rPr>
+          <w:sz w:val="22"/>
+          <w:szCs w:val="22"/>
+        </w:rPr>
+      </w:pPr>
+    </w:p>
+    <w:p>
+      <w:pPr>
+        <w:jc w:val="right"/>
+        <w:rPr>
+          <w:sz w:val="22"/>
+          <w:szCs w:val="22"/>
+        </w:rPr>
+      </w:pPr>
+    </w:p>
+    <w:p>
+      <w:pPr>
+        <w:jc w:val="right"/>
+        <w:rPr>
+          <w:sz w:val="22"/>
+          <w:szCs w:val="22"/>
+        </w:rPr>
+      </w:pPr>
+    </w:p>
+    <w:p>
+      <w:pPr>
+        <w:jc w:val="right"/>
+        <w:rPr>
+          <w:sz w:val="22"/>
+          <w:szCs w:val="22"/>
+        </w:rPr>
+      </w:pPr>
+    </w:p>
+    <w:p>
+      <w:pPr>
+        <w:jc w:val="right"/>
+        <w:rPr>
+          <w:sz w:val="22"/>
+          <w:szCs w:val="22"/>
+        </w:rPr>
+      </w:pPr>
+      <w:r>
+        <w:rPr>
+          <w:sz w:val="22"/>
+          <w:szCs w:val="22"/>
+        </w:rPr>
+        <w:lastRenderedPageBreak/>
+        <w:t xml:space="preserve">Dossier veille </w:t>
+      </w:r>
+      <w:r>
+        <w:rPr>
+          <w:sz w:val="22"/>
+          <w:szCs w:val="22"/>
+        </w:rPr>
+        <w:t>informatique</w:t>
+      </w:r>
+      <w:r>
+        <w:rPr>
+          <w:sz w:val="22"/>
+          <w:szCs w:val="22"/>
+        </w:rPr>
+        <w:t xml:space="preserve"> – </w:t>
+      </w:r>
+      <w:r>
+        <w:rPr>
+          <w:sz w:val="22"/>
+          <w:szCs w:val="22"/>
+        </w:rPr>
+        <w:t>BTS2 2026</w:t>
+      </w:r>
+      <w:r>
+        <w:rPr>
+          <w:sz w:val="22"/>
+          <w:szCs w:val="22"/>
+        </w:rPr>
+        <w:t xml:space="preserve"> </w:t>
+      </w:r>
+    </w:p>
+    <w:p>
+      <w:pPr>
+        <w:jc w:val="right"/>
+        <w:rPr>
+          <w:sz w:val="22"/>
+          <w:szCs w:val="22"/>
+        </w:rPr>
+      </w:pPr>
+    </w:p>
+    <w:p>
+      <w:pPr>
+        <w:jc w:val="center"/>
+        <w:rPr>
+          <w:sz w:val="22"/>
+          <w:szCs w:val="22"/>
+        </w:rPr>
+      </w:pPr>
+      <w:r>
+        <w:rPr>
+          <w:sz w:val="30"/>
+          <w:szCs w:val="30"/>
+        </w:rPr>
+        <w:t>Annexes</w:t>
+      </w:r>
+    </w:p>
+    <w:p>
+      <w:pPr>
+        <w:rPr>
+          <w:sz w:val="22"/>
+          <w:szCs w:val="22"/>
+        </w:rPr>
+      </w:pPr>
+      <w:r>
+        <w:rPr>
+          <w:sz w:val="22"/>
+          <w:szCs w:val="22"/>
+        </w:rPr>
+        <w:pict w14:anchorId="4768E56C">
+          <v:rect id="_x0000_i1047" style="width:0;height:1.5pt" o:hralign="center" o:hrstd="t" o:hr="t" fillcolor="#a0a0a0" stroked="f"/>
+        </w:pict>
+      </w:r>
+    </w:p>
+    <w:p>
+      <w:pPr>
+        <w:rPr>
+          <w:sz w:val="22"/>
+          <w:szCs w:val="22"/>
+        </w:rPr>
+      </w:pPr>
+    </w:p>
+    <w:p>
+      <w:pPr>
+        <w:rPr>
+          <w:sz w:val="22"/>
+          <w:szCs w:val="22"/>
+        </w:rPr>
+      </w:pPr>
+      <w:r>
+        <w:rPr>
+          <w:sz w:val="22"/>
+          <w:szCs w:val="22"/>
+        </w:rPr>
+        <w:t>Sources des articles</w:t>
+      </w:r>
+      <w:r>
+        <w:rPr>
+          <w:sz w:val="22"/>
+          <w:szCs w:val="22"/>
+        </w:rPr>
+        <w:t xml:space="preserve"> : </w:t>
+      </w:r>
+    </w:p>
+    <w:p>
+      <w:pPr>
+        <w:rPr>
+          <w:sz w:val="22"/>
+          <w:szCs w:val="22"/>
+        </w:rPr>
+      </w:pPr>
+      <w:r>
+        <w:rPr>
+          <w:sz w:val="22"/>
+          <w:szCs w:val="22"/>
+        </w:rPr>
+        <w:t>Arti</w:t>
+      </w:r>
+      <w:r>
+        <w:rPr>
+          <w:sz w:val="22"/>
+          <w:szCs w:val="22"/>
+        </w:rPr>
+        <w:t>cle 1</w:t>
+      </w:r>
+      <w:r>
+        <w:rPr>
+          <w:sz w:val="22"/>
+          <w:szCs w:val="22"/>
+        </w:rPr>
+        <w:t> :  https://www.lemagit.fr/actualites/366640892/Avec-Swarm-Appliance-DataCore-transforme-les-vieux-serveurs-en-stockage</w:t>
+      </w:r>
+    </w:p>
+    <w:p>
+      <w:pPr>
+        <w:rPr>
+          <w:sz w:val="22"/>
+          <w:szCs w:val="22"/>
+        </w:rPr>
+      </w:pPr>
+      <w:r>
+        <w:rPr>
+          <w:sz w:val="22"/>
+          <w:szCs w:val="22"/>
+        </w:rPr>
+        <w:t xml:space="preserve">Article 2 : </w:t>
+      </w:r>
+      <w:r>
+        <w:rPr>
+          <w:sz w:val="22"/>
+          <w:szCs w:val="22"/>
+        </w:rPr>
+        <w:t>https://www.it-connect.fr/sysadmins-pourquoi-vous-allez-adorer-le-nouvel-event-4117-de-windows/</w:t>
+      </w:r>
+    </w:p>
+    <w:p>
+      <w:pPr>
+        <w:rPr>
+          <w:sz w:val="22"/>
+          <w:szCs w:val="22"/>
+        </w:rPr>
+      </w:pPr>
+      <w:r>
+        <w:rPr>
+          <w:sz w:val="22"/>
+          <w:szCs w:val="22"/>
+        </w:rPr>
+        <w:t xml:space="preserve">Article 3 : </w:t>
+      </w:r>
+      <w:r>
+        <w:rPr>
+          <w:sz w:val="22"/>
+          <w:szCs w:val="22"/>
+        </w:rPr>
+        <w:t>https://www.it-connect.fr/piratage-commission-europeenne-350-go-de-donnees-volees-sur-des-serveurs-aws/</w:t>
+      </w:r>
+    </w:p>
+    <w:p>
+      <w:pPr>
+        <w:rPr>
+          <w:sz w:val="22"/>
+          <w:szCs w:val="22"/>
+        </w:rPr>
+      </w:pPr>
+      <w:r>
+        <w:rPr>
+          <w:sz w:val="22"/>
+          <w:szCs w:val="22"/>
+        </w:rPr>
+        <w:t>Ressources</w:t>
+      </w:r>
+      <w:r>
+        <w:rPr>
+          <w:sz w:val="22"/>
+          <w:szCs w:val="22"/>
+        </w:rPr>
+        <w:t xml:space="preserve"> </w:t>
+      </w:r>
+      <w:r>
+        <w:rPr>
+          <w:sz w:val="22"/>
+          <w:szCs w:val="22"/>
+        </w:rPr>
+        <w:t>mise en forme de</w:t>
+      </w:r>
+      <w:r>
+        <w:rPr>
+          <w:sz w:val="22"/>
+          <w:szCs w:val="22"/>
+        </w:rPr>
+        <w:t xml:space="preserve"> la veille : </w:t>
+      </w:r>
+      <w:hyperlink r:id="rId6" w:history="1">
+        <w:r>
+          <w:rPr>
+            <w:rStyle w:val="Lienhypertexte"/>
+            <w:sz w:val="22"/>
+            <w:szCs w:val="22"/>
+          </w:rPr>
+          <w:t>https://mathildebilleretblog.wordpress.com/wp-content/uploads/2017/04/dossier-veille-stratc3a9gique.pdf</w:t>
+        </w:r>
+      </w:hyperlink>
+    </w:p>
+    <w:p>
+      <w:pPr>
+        <w:rPr>
+          <w:sz w:val="22"/>
+          <w:szCs w:val="22"/>
+        </w:rPr>
+      </w:pPr>
+      <w:hyperlink r:id="rId7" w:history="1">
+        <w:r>
+          <w:rPr>
+            <w:rStyle w:val="Lienhypertexte"/>
+            <w:sz w:val="22"/>
+            <w:szCs w:val="22"/>
+          </w:rPr>
+          <w:t>https://www.reddit.com/r/Sysadmin_Fr/comments/1p78u4m/revue_ou_magazine_pour_la_veille_technologique/</w:t>
+        </w:r>
+      </w:hyperlink>
+      <w:r>
+        <w:rPr>
+          <w:sz w:val="22"/>
+          <w:szCs w:val="22"/>
+        </w:rPr>
+        <w:t xml:space="preserve"> </w:t>
+      </w:r>
+    </w:p>
+    <w:p>
+      <w:pPr>
+        <w:rPr>
+          <w:sz w:val="22"/>
+          <w:szCs w:val="22"/>
+        </w:rPr>
+      </w:pPr>
+      <w:r>
+        <w:rPr>
+          <w:sz w:val="22"/>
+          <w:szCs w:val="22"/>
+        </w:rPr>
+        <w:t xml:space="preserve">Veille </w:t>
+      </w:r>
+      <w:proofErr w:type="spellStart"/>
+      <w:r>
+        <w:rPr>
+          <w:sz w:val="22"/>
+          <w:szCs w:val="22"/>
+        </w:rPr>
+        <w:t>youtube</w:t>
+      </w:r>
+      <w:proofErr w:type="spellEnd"/>
+      <w:r>
+        <w:rPr>
+          <w:sz w:val="22"/>
+          <w:szCs w:val="22"/>
+        </w:rPr>
+        <w:t xml:space="preserve"> : </w:t>
+      </w:r>
+    </w:p>
+    <w:p>
+      <w:pPr>
+        <w:rPr>
+          <w:sz w:val="22"/>
+          <w:szCs w:val="22"/>
+        </w:rPr>
+      </w:pPr>
+      <w:hyperlink r:id="rId8" w:history="1">
+        <w:r>
+          <w:rPr>
+            <w:rStyle w:val="Lienhypertexte"/>
+            <w:sz w:val="22"/>
+            <w:szCs w:val="22"/>
+          </w:rPr>
+          <w:t>https://youtube.com/@it-connect?si=GTXj8yuLetr7KQA2</w:t>
+        </w:r>
+      </w:hyperlink>
+      <w:r>
+        <w:rPr>
+          <w:sz w:val="22"/>
+          <w:szCs w:val="22"/>
+        </w:rPr>
+        <w:t xml:space="preserve"> </w:t>
+      </w:r>
+    </w:p>
+    <w:p>
+      <w:pPr>
+        <w:rPr>
+          <w:sz w:val="22"/>
+          <w:szCs w:val="22"/>
+        </w:rPr>
+      </w:pPr>
+      <w:hyperlink r:id="rId9" w:history="1">
+        <w:r>
+          <w:rPr>
+            <w:rStyle w:val="Lienhypertexte"/>
+            <w:sz w:val="22"/>
+            <w:szCs w:val="22"/>
+          </w:rPr>
+          <w:t>https://youtube.com/@micode?si=Xa0bDxDMIfgje9Nn</w:t>
+        </w:r>
+      </w:hyperlink>
+      <w:r>
+        <w:rPr>
+          <w:sz w:val="22"/>
+          <w:szCs w:val="22"/>
+        </w:rPr>
+        <w:t xml:space="preserve"> </w:t>
+      </w:r>
+    </w:p>
+    <w:p>
+      <w:pPr>
+        <w:rPr>
+          <w:sz w:val="22"/>
+          <w:szCs w:val="22"/>
+        </w:rPr>
+      </w:pPr>
+      <w:r>
+        <w:rPr>
+          <w:sz w:val="22"/>
+          <w:szCs w:val="22"/>
+        </w:rPr>
+        <w:t xml:space="preserve">Glossaire : </w:t>
+      </w:r>
+    </w:p>
+    <w:p>
+      <w:pPr>
+        <w:rPr>
+          <w:sz w:val="22"/>
+          <w:szCs w:val="22"/>
+          <w:lang w:val="en-US"/>
+        </w:rPr>
+      </w:pPr>
+      <w:r>
+        <w:rPr>
+          <w:sz w:val="22"/>
+          <w:szCs w:val="22"/>
+          <w:lang w:val="en-US"/>
+        </w:rPr>
+        <w:t>storage object</w:t>
+      </w:r>
+      <w:r>
+        <w:rPr>
+          <w:sz w:val="22"/>
+          <w:szCs w:val="22"/>
+          <w:lang w:val="en-US"/>
+        </w:rPr>
+        <w:t xml:space="preserve"> :</w:t>
+      </w:r>
+    </w:p>
+    <w:p>
+      <w:pPr>
+        <w:rPr>
+          <w:sz w:val="22"/>
+          <w:szCs w:val="22"/>
+          <w:lang w:val="en-US"/>
+        </w:rPr>
+      </w:pPr>
+      <w:r>
+        <w:rPr>
+          <w:sz w:val="22"/>
+          <w:szCs w:val="22"/>
+          <w:lang w:val="en-US"/>
+        </w:rPr>
+        <w:t>erasure coding</w:t>
+      </w:r>
+      <w:r>
+        <w:rPr>
+          <w:sz w:val="22"/>
+          <w:szCs w:val="22"/>
+          <w:lang w:val="en-US"/>
+        </w:rPr>
+        <w:t xml:space="preserve"> :</w:t>
+      </w:r>
+    </w:p>
+    <w:p>
+      <w:pPr>
+        <w:rPr>
+          <w:sz w:val="22"/>
+          <w:szCs w:val="22"/>
+          <w:lang w:val="en-US"/>
+        </w:rPr>
+      </w:pPr>
+      <w:r>
+        <w:rPr>
+          <w:sz w:val="22"/>
+          <w:szCs w:val="22"/>
+          <w:lang w:val="en-US"/>
+        </w:rPr>
+        <w:t>IAM</w:t>
+      </w:r>
+      <w:r>
+        <w:rPr>
+          <w:sz w:val="22"/>
+          <w:szCs w:val="22"/>
+          <w:lang w:val="en-US"/>
+        </w:rPr>
+        <w:t xml:space="preserve"> :</w:t>
+      </w:r>
+    </w:p>
+    <w:p>
+      <w:pPr>
+        <w:rPr>
+          <w:sz w:val="22"/>
+          <w:szCs w:val="22"/>
+          <w:lang w:val="en-US"/>
+        </w:rPr>
+      </w:pPr>
+      <w:r>
+        <w:rPr>
+          <w:sz w:val="22"/>
+          <w:szCs w:val="22"/>
+          <w:lang w:val="en-US"/>
+        </w:rPr>
+        <w:t xml:space="preserve"> GPO</w:t>
+      </w:r>
+      <w:r>
+        <w:rPr>
+          <w:sz w:val="22"/>
+          <w:szCs w:val="22"/>
+          <w:lang w:val="en-US"/>
+        </w:rPr>
+        <w:t xml:space="preserve"> : </w:t>
+      </w:r>
+    </w:p>
+    <w:p>
+      <w:pPr>
+        <w:rPr>
+          <w:sz w:val="22"/>
+          <w:szCs w:val="22"/>
+        </w:rPr>
+      </w:pPr>
+      <w:r>
+        <w:rPr>
+          <w:sz w:val="22"/>
+          <w:szCs w:val="22"/>
+        </w:rPr>
+        <w:t>Tableau de suivi de veille</w:t>
+      </w:r>
+      <w:r>
+        <w:rPr>
+          <w:sz w:val="22"/>
+          <w:szCs w:val="22"/>
+        </w:rPr>
+        <w:t xml:space="preserve"> : </w:t>
+      </w:r>
     </w:p>
     <w:p>
       <w:pPr>
@@ -6435,6 +7825,155 @@
     </w:lvl>
   </w:abstractNum>
   <w:abstractNum w:abstractNumId="3" w15:restartNumberingAfterBreak="0">
+    <w:nsid w:val="16C41BDC"/>
+    <w:multiLevelType w:val="multilevel"/>
+    <w:tmpl w:val="DF02E07A"/>
+    <w:lvl w:ilvl="0">
+      <w:start w:val="1"/>
+      <w:numFmt w:val="bullet"/>
+      <w:lvlText w:val=""/>
+      <w:lvlJc w:val="left"/>
+      <w:pPr>
+        <w:tabs>
+          <w:tab w:val="num" w:pos="720"/>
+        </w:tabs>
+        <w:ind w:left="720" w:hanging="360"/>
+      </w:pPr>
+      <w:rPr>
+        <w:rFonts w:ascii="Symbol" w:hAnsi="Symbol" w:hint="default"/>
+        <w:sz w:val="20"/>
+      </w:rPr>
+    </w:lvl>
+    <w:lvl w:ilvl="1" w:tentative="1">
+      <w:start w:val="1"/>
+      <w:numFmt w:val="bullet"/>
+      <w:lvlText w:val="o"/>
+      <w:lvlJc w:val="left"/>
+      <w:pPr>
+        <w:tabs>
+          <w:tab w:val="num" w:pos="1440"/>
+        </w:tabs>
+        <w:ind w:left="1440" w:hanging="360"/>
+      </w:pPr>
+      <w:rPr>
+        <w:rFonts w:ascii="Courier New" w:hAnsi="Courier New" w:hint="default"/>
+        <w:sz w:val="20"/>
+      </w:rPr>
+    </w:lvl>
+    <w:lvl w:ilvl="2" w:tentative="1">
+      <w:start w:val="1"/>
+      <w:numFmt w:val="bullet"/>
+      <w:lvlText w:val=""/>
+      <w:lvlJc w:val="left"/>
+      <w:pPr>
+        <w:tabs>
+          <w:tab w:val="num" w:pos="2160"/>
+        </w:tabs>
+        <w:ind w:left="2160" w:hanging="360"/>
+      </w:pPr>
+      <w:rPr>
+        <w:rFonts w:ascii="Wingdings" w:hAnsi="Wingdings" w:hint="default"/>
+        <w:sz w:val="20"/>
+      </w:rPr>
+    </w:lvl>
+    <w:lvl w:ilvl="3" w:tentative="1">
+      <w:start w:val="1"/>
+      <w:numFmt w:val="bullet"/>
+      <w:lvlText w:val=""/>
+      <w:lvlJc w:val="left"/>
+      <w:pPr>
+        <w:tabs>
+          <w:tab w:val="num" w:pos="2880"/>
+        </w:tabs>
+        <w:ind w:left="2880" w:hanging="360"/>
+      </w:pPr>
+      <w:rPr>
+        <w:rFonts w:ascii="Wingdings" w:hAnsi="Wingdings" w:hint="default"/>
+        <w:sz w:val="20"/>
+      </w:rPr>
+    </w:lvl>
+    <w:lvl w:ilvl="4" w:tentative="1">
+      <w:start w:val="1"/>
+      <w:numFmt w:val="bullet"/>
+      <w:lvlText w:val=""/>
+      <w:lvlJc w:val="left"/>
+      <w:pPr>
+        <w:tabs>
+          <w:tab w:val="num" w:pos="3600"/>
+        </w:tabs>
+        <w:ind w:left="3600" w:hanging="360"/>
+      </w:pPr>
+      <w:rPr>
+        <w:rFonts w:ascii="Wingdings" w:hAnsi="Wingdings" w:hint="default"/>
+        <w:sz w:val="20"/>
+      </w:rPr>
+    </w:lvl>
+    <w:lvl w:ilvl="5" w:tentative="1">
+      <w:start w:val="1"/>
+      <w:numFmt w:val="bullet"/>
+      <w:lvlText w:val=""/>
+      <w:lvlJc w:val="left"/>
+      <w:pPr>
+        <w:tabs>
+          <w:tab w:val="num" w:pos="4320"/>
+        </w:tabs>
+        <w:ind w:left="4320" w:hanging="360"/>
+      </w:pPr>
+      <w:rPr>
+        <w:rFonts w:ascii="Wingdings" w:hAnsi="Wingdings" w:hint="default"/>
+        <w:sz w:val="20"/>
+      </w:rPr>
+    </w:lvl>
+    <w:lvl w:ilvl="6" w:tentative="1">
+      <w:start w:val="1"/>
+      <w:numFmt w:val="bullet"/>
+      <w:lvlText w:val=""/>
+      <w:lvlJc w:val="left"/>
+      <w:pPr>
+        <w:tabs>
+          <w:tab w:val="num" w:pos="5040"/>
+        </w:tabs>
+        <w:ind w:left="5040" w:hanging="360"/>
+      </w:pPr>
+      <w:rPr>
+        <w:rFonts w:ascii="Wingdings" w:hAnsi="Wingdings" w:hint="default"/>
+        <w:sz w:val="20"/>
+      </w:rPr>
+    </w:lvl>
+    <w:lvl w:ilvl="7" w:tentative="1">
+      <w:start w:val="1"/>
+      <w:numFmt w:val="bullet"/>
+      <w:lvlText w:val=""/>
+      <w:lvlJc w:val="left"/>
+      <w:pPr>
+        <w:tabs>
+          <w:tab w:val="num" w:pos="5760"/>
+        </w:tabs>
+        <w:ind w:left="5760" w:hanging="360"/>
+      </w:pPr>
+      <w:rPr>
+        <w:rFonts w:ascii="Wingdings" w:hAnsi="Wingdings" w:hint="default"/>
+        <w:sz w:val="20"/>
+      </w:rPr>
+    </w:lvl>
+    <w:lvl w:ilvl="8" w:tentative="1">
+      <w:start w:val="1"/>
+      <w:numFmt w:val="bullet"/>
+      <w:lvlText w:val=""/>
+      <w:lvlJc w:val="left"/>
+      <w:pPr>
+        <w:tabs>
+          <w:tab w:val="num" w:pos="6480"/>
+        </w:tabs>
+        <w:ind w:left="6480" w:hanging="360"/>
+      </w:pPr>
+      <w:rPr>
+        <w:rFonts w:ascii="Wingdings" w:hAnsi="Wingdings" w:hint="default"/>
+        <w:sz w:val="20"/>
+      </w:rPr>
+    </w:lvl>
+  </w:abstractNum>
+  <w:abstractNum w:abstractNumId="4" w15:restartNumberingAfterBreak="0">
     <w:nsid w:val="1C7D2430"/>
     <w:multiLevelType w:val="multilevel"/>
     <w:tmpl w:val="F392A968"/>
@@ -6583,7 +8122,305 @@
       </w:rPr>
     </w:lvl>
   </w:abstractNum>
-  <w:abstractNum w:abstractNumId="4" w15:restartNumberingAfterBreak="0">
+  <w:abstractNum w:abstractNumId="5" w15:restartNumberingAfterBreak="0">
+    <w:nsid w:val="1D450CA9"/>
+    <w:multiLevelType w:val="multilevel"/>
+    <w:tmpl w:val="A4E8D5EC"/>
+    <w:lvl w:ilvl="0">
+      <w:start w:val="1"/>
+      <w:numFmt w:val="bullet"/>
+      <w:lvlText w:val=""/>
+      <w:lvlJc w:val="left"/>
+      <w:pPr>
+        <w:tabs>
+          <w:tab w:val="num" w:pos="720"/>
+        </w:tabs>
+        <w:ind w:left="720" w:hanging="360"/>
+      </w:pPr>
+      <w:rPr>
+        <w:rFonts w:ascii="Symbol" w:hAnsi="Symbol" w:hint="default"/>
+        <w:sz w:val="20"/>
+      </w:rPr>
+    </w:lvl>
+    <w:lvl w:ilvl="1" w:tentative="1">
+      <w:start w:val="1"/>
+      <w:numFmt w:val="bullet"/>
+      <w:lvlText w:val="o"/>
+      <w:lvlJc w:val="left"/>
+      <w:pPr>
+        <w:tabs>
+          <w:tab w:val="num" w:pos="1440"/>
+        </w:tabs>
+        <w:ind w:left="1440" w:hanging="360"/>
+      </w:pPr>
+      <w:rPr>
+        <w:rFonts w:ascii="Courier New" w:hAnsi="Courier New" w:hint="default"/>
+        <w:sz w:val="20"/>
+      </w:rPr>
+    </w:lvl>
+    <w:lvl w:ilvl="2" w:tentative="1">
+      <w:start w:val="1"/>
+      <w:numFmt w:val="bullet"/>
+      <w:lvlText w:val=""/>
+      <w:lvlJc w:val="left"/>
+      <w:pPr>
+        <w:tabs>
+          <w:tab w:val="num" w:pos="2160"/>
+        </w:tabs>
+        <w:ind w:left="2160" w:hanging="360"/>
+      </w:pPr>
+      <w:rPr>
+        <w:rFonts w:ascii="Wingdings" w:hAnsi="Wingdings" w:hint="default"/>
+        <w:sz w:val="20"/>
+      </w:rPr>
+    </w:lvl>
+    <w:lvl w:ilvl="3" w:tentative="1">
+      <w:start w:val="1"/>
+      <w:numFmt w:val="bullet"/>
+      <w:lvlText w:val=""/>
+      <w:lvlJc w:val="left"/>
+      <w:pPr>
+        <w:tabs>
+          <w:tab w:val="num" w:pos="2880"/>
+        </w:tabs>
+        <w:ind w:left="2880" w:hanging="360"/>
+      </w:pPr>
+      <w:rPr>
+        <w:rFonts w:ascii="Wingdings" w:hAnsi="Wingdings" w:hint="default"/>
+        <w:sz w:val="20"/>
+      </w:rPr>
+    </w:lvl>
+    <w:lvl w:ilvl="4" w:tentative="1">
+      <w:start w:val="1"/>
+      <w:numFmt w:val="bullet"/>
+      <w:lvlText w:val=""/>
+      <w:lvlJc w:val="left"/>
+      <w:pPr>
+        <w:tabs>
+          <w:tab w:val="num" w:pos="3600"/>
+        </w:tabs>
+        <w:ind w:left="3600" w:hanging="360"/>
+      </w:pPr>
+      <w:rPr>
+        <w:rFonts w:ascii="Wingdings" w:hAnsi="Wingdings" w:hint="default"/>
+        <w:sz w:val="20"/>
+      </w:rPr>
+    </w:lvl>
+    <w:lvl w:ilvl="5" w:tentative="1">
+      <w:start w:val="1"/>
+      <w:numFmt w:val="bullet"/>
+      <w:lvlText w:val=""/>
+      <w:lvlJc w:val="left"/>
+      <w:pPr>
+        <w:tabs>
+          <w:tab w:val="num" w:pos="4320"/>
+        </w:tabs>
+        <w:ind w:left="4320" w:hanging="360"/>
+      </w:pPr>
+      <w:rPr>
+        <w:rFonts w:ascii="Wingdings" w:hAnsi="Wingdings" w:hint="default"/>
+        <w:sz w:val="20"/>
+      </w:rPr>
+    </w:lvl>
+    <w:lvl w:ilvl="6" w:tentative="1">
+      <w:start w:val="1"/>
+      <w:numFmt w:val="bullet"/>
+      <w:lvlText w:val=""/>
+      <w:lvlJc w:val="left"/>
+      <w:pPr>
+        <w:tabs>
+          <w:tab w:val="num" w:pos="5040"/>
+        </w:tabs>
+        <w:ind w:left="5040" w:hanging="360"/>
+      </w:pPr>
+      <w:rPr>
+        <w:rFonts w:ascii="Wingdings" w:hAnsi="Wingdings" w:hint="default"/>
+        <w:sz w:val="20"/>
+      </w:rPr>
+    </w:lvl>
+    <w:lvl w:ilvl="7" w:tentative="1">
+      <w:start w:val="1"/>
+      <w:numFmt w:val="bullet"/>
+      <w:lvlText w:val=""/>
+      <w:lvlJc w:val="left"/>
+      <w:pPr>
+        <w:tabs>
+          <w:tab w:val="num" w:pos="5760"/>
+        </w:tabs>
+        <w:ind w:left="5760" w:hanging="360"/>
+      </w:pPr>
+      <w:rPr>
+        <w:rFonts w:ascii="Wingdings" w:hAnsi="Wingdings" w:hint="default"/>
+        <w:sz w:val="20"/>
+      </w:rPr>
+    </w:lvl>
+    <w:lvl w:ilvl="8" w:tentative="1">
+      <w:start w:val="1"/>
+      <w:numFmt w:val="bullet"/>
+      <w:lvlText w:val=""/>
+      <w:lvlJc w:val="left"/>
+      <w:pPr>
+        <w:tabs>
+          <w:tab w:val="num" w:pos="6480"/>
+        </w:tabs>
+        <w:ind w:left="6480" w:hanging="360"/>
+      </w:pPr>
+      <w:rPr>
+        <w:rFonts w:ascii="Wingdings" w:hAnsi="Wingdings" w:hint="default"/>
+        <w:sz w:val="20"/>
+      </w:rPr>
+    </w:lvl>
+  </w:abstractNum>
+  <w:abstractNum w:abstractNumId="6" w15:restartNumberingAfterBreak="0">
+    <w:nsid w:val="209E727D"/>
+    <w:multiLevelType w:val="multilevel"/>
+    <w:tmpl w:val="ED6AC09E"/>
+    <w:lvl w:ilvl="0">
+      <w:start w:val="1"/>
+      <w:numFmt w:val="bullet"/>
+      <w:lvlText w:val=""/>
+      <w:lvlJc w:val="left"/>
+      <w:pPr>
+        <w:tabs>
+          <w:tab w:val="num" w:pos="720"/>
+        </w:tabs>
+        <w:ind w:left="720" w:hanging="360"/>
+      </w:pPr>
+      <w:rPr>
+        <w:rFonts w:ascii="Symbol" w:hAnsi="Symbol" w:hint="default"/>
+        <w:sz w:val="20"/>
+      </w:rPr>
+    </w:lvl>
+    <w:lvl w:ilvl="1" w:tentative="1">
+      <w:start w:val="1"/>
+      <w:numFmt w:val="bullet"/>
+      <w:lvlText w:val="o"/>
+      <w:lvlJc w:val="left"/>
+      <w:pPr>
+        <w:tabs>
+          <w:tab w:val="num" w:pos="1440"/>
+        </w:tabs>
+        <w:ind w:left="1440" w:hanging="360"/>
+      </w:pPr>
+      <w:rPr>
+        <w:rFonts w:ascii="Courier New" w:hAnsi="Courier New" w:hint="default"/>
+        <w:sz w:val="20"/>
+      </w:rPr>
+    </w:lvl>
+    <w:lvl w:ilvl="2" w:tentative="1">
+      <w:start w:val="1"/>
+      <w:numFmt w:val="bullet"/>
+      <w:lvlText w:val=""/>
+      <w:lvlJc w:val="left"/>
+      <w:pPr>
+        <w:tabs>
+          <w:tab w:val="num" w:pos="2160"/>
+        </w:tabs>
+        <w:ind w:left="2160" w:hanging="360"/>
+      </w:pPr>
+      <w:rPr>
+        <w:rFonts w:ascii="Wingdings" w:hAnsi="Wingdings" w:hint="default"/>
+        <w:sz w:val="20"/>
+      </w:rPr>
+    </w:lvl>
+    <w:lvl w:ilvl="3" w:tentative="1">
+      <w:start w:val="1"/>
+      <w:numFmt w:val="bullet"/>
+      <w:lvlText w:val=""/>
+      <w:lvlJc w:val="left"/>
+      <w:pPr>
+        <w:tabs>
+          <w:tab w:val="num" w:pos="2880"/>
+        </w:tabs>
+        <w:ind w:left="2880" w:hanging="360"/>
+      </w:pPr>
+      <w:rPr>
+        <w:rFonts w:ascii="Wingdings" w:hAnsi="Wingdings" w:hint="default"/>
+        <w:sz w:val="20"/>
+      </w:rPr>
+    </w:lvl>
+    <w:lvl w:ilvl="4" w:tentative="1">
+      <w:start w:val="1"/>
+      <w:numFmt w:val="bullet"/>
+      <w:lvlText w:val=""/>
+      <w:lvlJc w:val="left"/>
+      <w:pPr>
+        <w:tabs>
+          <w:tab w:val="num" w:pos="3600"/>
+        </w:tabs>
+        <w:ind w:left="3600" w:hanging="360"/>
+      </w:pPr>
+      <w:rPr>
+        <w:rFonts w:ascii="Wingdings" w:hAnsi="Wingdings" w:hint="default"/>
+        <w:sz w:val="20"/>
+      </w:rPr>
+    </w:lvl>
+    <w:lvl w:ilvl="5" w:tentative="1">
+      <w:start w:val="1"/>
+      <w:numFmt w:val="bullet"/>
+      <w:lvlText w:val=""/>
+      <w:lvlJc w:val="left"/>
+      <w:pPr>
+        <w:tabs>
+          <w:tab w:val="num" w:pos="4320"/>
+        </w:tabs>
+        <w:ind w:left="4320" w:hanging="360"/>
+      </w:pPr>
+      <w:rPr>
+        <w:rFonts w:ascii="Wingdings" w:hAnsi="Wingdings" w:hint="default"/>
+        <w:sz w:val="20"/>
+      </w:rPr>
+    </w:lvl>
+    <w:lvl w:ilvl="6" w:tentative="1">
+      <w:start w:val="1"/>
+      <w:numFmt w:val="bullet"/>
+      <w:lvlText w:val=""/>
+      <w:lvlJc w:val="left"/>
+      <w:pPr>
+        <w:tabs>
+          <w:tab w:val="num" w:pos="5040"/>
+        </w:tabs>
+        <w:ind w:left="5040" w:hanging="360"/>
+      </w:pPr>
+      <w:rPr>
+        <w:rFonts w:ascii="Wingdings" w:hAnsi="Wingdings" w:hint="default"/>
+        <w:sz w:val="20"/>
+      </w:rPr>
+    </w:lvl>
+    <w:lvl w:ilvl="7" w:tentative="1">
+      <w:start w:val="1"/>
+      <w:numFmt w:val="bullet"/>
+      <w:lvlText w:val=""/>
+      <w:lvlJc w:val="left"/>
+      <w:pPr>
+        <w:tabs>
+          <w:tab w:val="num" w:pos="5760"/>
+        </w:tabs>
+        <w:ind w:left="5760" w:hanging="360"/>
+      </w:pPr>
+      <w:rPr>
+        <w:rFonts w:ascii="Wingdings" w:hAnsi="Wingdings" w:hint="default"/>
+        <w:sz w:val="20"/>
+      </w:rPr>
+    </w:lvl>
+    <w:lvl w:ilvl="8" w:tentative="1">
+      <w:start w:val="1"/>
+      <w:numFmt w:val="bullet"/>
+      <w:lvlText w:val=""/>
+      <w:lvlJc w:val="left"/>
+      <w:pPr>
+        <w:tabs>
+          <w:tab w:val="num" w:pos="6480"/>
+        </w:tabs>
+        <w:ind w:left="6480" w:hanging="360"/>
+      </w:pPr>
+      <w:rPr>
+        <w:rFonts w:ascii="Wingdings" w:hAnsi="Wingdings" w:hint="default"/>
+        <w:sz w:val="20"/>
+      </w:rPr>
+    </w:lvl>
+  </w:abstractNum>
+  <w:abstractNum w:abstractNumId="7" w15:restartNumberingAfterBreak="0">
     <w:nsid w:val="222C324B"/>
     <w:multiLevelType w:val="multilevel"/>
     <w:tmpl w:val="5464E83E"/>
@@ -6732,7 +8569,7 @@
       </w:rPr>
     </w:lvl>
   </w:abstractNum>
-  <w:abstractNum w:abstractNumId="5" w15:restartNumberingAfterBreak="0">
+  <w:abstractNum w:abstractNumId="8" w15:restartNumberingAfterBreak="0">
     <w:nsid w:val="28B02CDB"/>
     <w:multiLevelType w:val="hybridMultilevel"/>
     <w:tmpl w:val="BC685EB4"/>
@@ -6821,7 +8658,305 @@
       </w:pPr>
     </w:lvl>
   </w:abstractNum>
-  <w:abstractNum w:abstractNumId="6" w15:restartNumberingAfterBreak="0">
+  <w:abstractNum w:abstractNumId="9" w15:restartNumberingAfterBreak="0">
+    <w:nsid w:val="32A81849"/>
+    <w:multiLevelType w:val="multilevel"/>
+    <w:tmpl w:val="BAC484B0"/>
+    <w:lvl w:ilvl="0">
+      <w:start w:val="1"/>
+      <w:numFmt w:val="bullet"/>
+      <w:lvlText w:val=""/>
+      <w:lvlJc w:val="left"/>
+      <w:pPr>
+        <w:tabs>
+          <w:tab w:val="num" w:pos="720"/>
+        </w:tabs>
+        <w:ind w:left="720" w:hanging="360"/>
+      </w:pPr>
+      <w:rPr>
+        <w:rFonts w:ascii="Symbol" w:hAnsi="Symbol" w:hint="default"/>
+        <w:sz w:val="20"/>
+      </w:rPr>
+    </w:lvl>
+    <w:lvl w:ilvl="1" w:tentative="1">
+      <w:start w:val="1"/>
+      <w:numFmt w:val="bullet"/>
+      <w:lvlText w:val="o"/>
+      <w:lvlJc w:val="left"/>
+      <w:pPr>
+        <w:tabs>
+          <w:tab w:val="num" w:pos="1440"/>
+        </w:tabs>
+        <w:ind w:left="1440" w:hanging="360"/>
+      </w:pPr>
+      <w:rPr>
+        <w:rFonts w:ascii="Courier New" w:hAnsi="Courier New" w:hint="default"/>
+        <w:sz w:val="20"/>
+      </w:rPr>
+    </w:lvl>
+    <w:lvl w:ilvl="2" w:tentative="1">
+      <w:start w:val="1"/>
+      <w:numFmt w:val="bullet"/>
+      <w:lvlText w:val=""/>
+      <w:lvlJc w:val="left"/>
+      <w:pPr>
+        <w:tabs>
+          <w:tab w:val="num" w:pos="2160"/>
+        </w:tabs>
+        <w:ind w:left="2160" w:hanging="360"/>
+      </w:pPr>
+      <w:rPr>
+        <w:rFonts w:ascii="Wingdings" w:hAnsi="Wingdings" w:hint="default"/>
+        <w:sz w:val="20"/>
+      </w:rPr>
+    </w:lvl>
+    <w:lvl w:ilvl="3" w:tentative="1">
+      <w:start w:val="1"/>
+      <w:numFmt w:val="bullet"/>
+      <w:lvlText w:val=""/>
+      <w:lvlJc w:val="left"/>
+      <w:pPr>
+        <w:tabs>
+          <w:tab w:val="num" w:pos="2880"/>
+        </w:tabs>
+        <w:ind w:left="2880" w:hanging="360"/>
+      </w:pPr>
+      <w:rPr>
+        <w:rFonts w:ascii="Wingdings" w:hAnsi="Wingdings" w:hint="default"/>
+        <w:sz w:val="20"/>
+      </w:rPr>
+    </w:lvl>
+    <w:lvl w:ilvl="4" w:tentative="1">
+      <w:start w:val="1"/>
+      <w:numFmt w:val="bullet"/>
+      <w:lvlText w:val=""/>
+      <w:lvlJc w:val="left"/>
+      <w:pPr>
+        <w:tabs>
+          <w:tab w:val="num" w:pos="3600"/>
+        </w:tabs>
+        <w:ind w:left="3600" w:hanging="360"/>
+      </w:pPr>
+      <w:rPr>
+        <w:rFonts w:ascii="Wingdings" w:hAnsi="Wingdings" w:hint="default"/>
+        <w:sz w:val="20"/>
+      </w:rPr>
+    </w:lvl>
+    <w:lvl w:ilvl="5" w:tentative="1">
+      <w:start w:val="1"/>
+      <w:numFmt w:val="bullet"/>
+      <w:lvlText w:val=""/>
+      <w:lvlJc w:val="left"/>
+      <w:pPr>
+        <w:tabs>
+          <w:tab w:val="num" w:pos="4320"/>
+        </w:tabs>
+        <w:ind w:left="4320" w:hanging="360"/>
+      </w:pPr>
+      <w:rPr>
+        <w:rFonts w:ascii="Wingdings" w:hAnsi="Wingdings" w:hint="default"/>
+        <w:sz w:val="20"/>
+      </w:rPr>
+    </w:lvl>
+    <w:lvl w:ilvl="6" w:tentative="1">
+      <w:start w:val="1"/>
+      <w:numFmt w:val="bullet"/>
+      <w:lvlText w:val=""/>
+      <w:lvlJc w:val="left"/>
+      <w:pPr>
+        <w:tabs>
+          <w:tab w:val="num" w:pos="5040"/>
+        </w:tabs>
+        <w:ind w:left="5040" w:hanging="360"/>
+      </w:pPr>
+      <w:rPr>
+        <w:rFonts w:ascii="Wingdings" w:hAnsi="Wingdings" w:hint="default"/>
+        <w:sz w:val="20"/>
+      </w:rPr>
+    </w:lvl>
+    <w:lvl w:ilvl="7" w:tentative="1">
+      <w:start w:val="1"/>
+      <w:numFmt w:val="bullet"/>
+      <w:lvlText w:val=""/>
+      <w:lvlJc w:val="left"/>
+      <w:pPr>
+        <w:tabs>
+          <w:tab w:val="num" w:pos="5760"/>
+        </w:tabs>
+        <w:ind w:left="5760" w:hanging="360"/>
+      </w:pPr>
+      <w:rPr>
+        <w:rFonts w:ascii="Wingdings" w:hAnsi="Wingdings" w:hint="default"/>
+        <w:sz w:val="20"/>
+      </w:rPr>
+    </w:lvl>
+    <w:lvl w:ilvl="8" w:tentative="1">
+      <w:start w:val="1"/>
+      <w:numFmt w:val="bullet"/>
+      <w:lvlText w:val=""/>
+      <w:lvlJc w:val="left"/>
+      <w:pPr>
+        <w:tabs>
+          <w:tab w:val="num" w:pos="6480"/>
+        </w:tabs>
+        <w:ind w:left="6480" w:hanging="360"/>
+      </w:pPr>
+      <w:rPr>
+        <w:rFonts w:ascii="Wingdings" w:hAnsi="Wingdings" w:hint="default"/>
+        <w:sz w:val="20"/>
+      </w:rPr>
+    </w:lvl>
+  </w:abstractNum>
+  <w:abstractNum w:abstractNumId="10" w15:restartNumberingAfterBreak="0">
+    <w:nsid w:val="37C70081"/>
+    <w:multiLevelType w:val="multilevel"/>
+    <w:tmpl w:val="25C436E8"/>
+    <w:lvl w:ilvl="0">
+      <w:start w:val="1"/>
+      <w:numFmt w:val="bullet"/>
+      <w:lvlText w:val=""/>
+      <w:lvlJc w:val="left"/>
+      <w:pPr>
+        <w:tabs>
+          <w:tab w:val="num" w:pos="720"/>
+        </w:tabs>
+        <w:ind w:left="720" w:hanging="360"/>
+      </w:pPr>
+      <w:rPr>
+        <w:rFonts w:ascii="Symbol" w:hAnsi="Symbol" w:hint="default"/>
+        <w:sz w:val="20"/>
+      </w:rPr>
+    </w:lvl>
+    <w:lvl w:ilvl="1" w:tentative="1">
+      <w:start w:val="1"/>
+      <w:numFmt w:val="bullet"/>
+      <w:lvlText w:val="o"/>
+      <w:lvlJc w:val="left"/>
+      <w:pPr>
+        <w:tabs>
+          <w:tab w:val="num" w:pos="1440"/>
+        </w:tabs>
+        <w:ind w:left="1440" w:hanging="360"/>
+      </w:pPr>
+      <w:rPr>
+        <w:rFonts w:ascii="Courier New" w:hAnsi="Courier New" w:hint="default"/>
+        <w:sz w:val="20"/>
+      </w:rPr>
+    </w:lvl>
+    <w:lvl w:ilvl="2" w:tentative="1">
+      <w:start w:val="1"/>
+      <w:numFmt w:val="bullet"/>
+      <w:lvlText w:val=""/>
+      <w:lvlJc w:val="left"/>
+      <w:pPr>
+        <w:tabs>
+          <w:tab w:val="num" w:pos="2160"/>
+        </w:tabs>
+        <w:ind w:left="2160" w:hanging="360"/>
+      </w:pPr>
+      <w:rPr>
+        <w:rFonts w:ascii="Wingdings" w:hAnsi="Wingdings" w:hint="default"/>
+        <w:sz w:val="20"/>
+      </w:rPr>
+    </w:lvl>
+    <w:lvl w:ilvl="3" w:tentative="1">
+      <w:start w:val="1"/>
+      <w:numFmt w:val="bullet"/>
+      <w:lvlText w:val=""/>
+      <w:lvlJc w:val="left"/>
+      <w:pPr>
+        <w:tabs>
+          <w:tab w:val="num" w:pos="2880"/>
+        </w:tabs>
+        <w:ind w:left="2880" w:hanging="360"/>
+      </w:pPr>
+      <w:rPr>
+        <w:rFonts w:ascii="Wingdings" w:hAnsi="Wingdings" w:hint="default"/>
+        <w:sz w:val="20"/>
+      </w:rPr>
+    </w:lvl>
+    <w:lvl w:ilvl="4" w:tentative="1">
+      <w:start w:val="1"/>
+      <w:numFmt w:val="bullet"/>
+      <w:lvlText w:val=""/>
+      <w:lvlJc w:val="left"/>
+      <w:pPr>
+        <w:tabs>
+          <w:tab w:val="num" w:pos="3600"/>
+        </w:tabs>
+        <w:ind w:left="3600" w:hanging="360"/>
+      </w:pPr>
+      <w:rPr>
+        <w:rFonts w:ascii="Wingdings" w:hAnsi="Wingdings" w:hint="default"/>
+        <w:sz w:val="20"/>
+      </w:rPr>
+    </w:lvl>
+    <w:lvl w:ilvl="5" w:tentative="1">
+      <w:start w:val="1"/>
+      <w:numFmt w:val="bullet"/>
+      <w:lvlText w:val=""/>
+      <w:lvlJc w:val="left"/>
+      <w:pPr>
+        <w:tabs>
+          <w:tab w:val="num" w:pos="4320"/>
+        </w:tabs>
+        <w:ind w:left="4320" w:hanging="360"/>
+      </w:pPr>
+      <w:rPr>
+        <w:rFonts w:ascii="Wingdings" w:hAnsi="Wingdings" w:hint="default"/>
+        <w:sz w:val="20"/>
+      </w:rPr>
+    </w:lvl>
+    <w:lvl w:ilvl="6" w:tentative="1">
+      <w:start w:val="1"/>
+      <w:numFmt w:val="bullet"/>
+      <w:lvlText w:val=""/>
+      <w:lvlJc w:val="left"/>
+      <w:pPr>
+        <w:tabs>
+          <w:tab w:val="num" w:pos="5040"/>
+        </w:tabs>
+        <w:ind w:left="5040" w:hanging="360"/>
+      </w:pPr>
+      <w:rPr>
+        <w:rFonts w:ascii="Wingdings" w:hAnsi="Wingdings" w:hint="default"/>
+        <w:sz w:val="20"/>
+      </w:rPr>
+    </w:lvl>
+    <w:lvl w:ilvl="7" w:tentative="1">
+      <w:start w:val="1"/>
+      <w:numFmt w:val="bullet"/>
+      <w:lvlText w:val=""/>
+      <w:lvlJc w:val="left"/>
+      <w:pPr>
+        <w:tabs>
+          <w:tab w:val="num" w:pos="5760"/>
+        </w:tabs>
+        <w:ind w:left="5760" w:hanging="360"/>
+      </w:pPr>
+      <w:rPr>
+        <w:rFonts w:ascii="Wingdings" w:hAnsi="Wingdings" w:hint="default"/>
+        <w:sz w:val="20"/>
+      </w:rPr>
+    </w:lvl>
+    <w:lvl w:ilvl="8" w:tentative="1">
+      <w:start w:val="1"/>
+      <w:numFmt w:val="bullet"/>
+      <w:lvlText w:val=""/>
+      <w:lvlJc w:val="left"/>
+      <w:pPr>
+        <w:tabs>
+          <w:tab w:val="num" w:pos="6480"/>
+        </w:tabs>
+        <w:ind w:left="6480" w:hanging="360"/>
+      </w:pPr>
+      <w:rPr>
+        <w:rFonts w:ascii="Wingdings" w:hAnsi="Wingdings" w:hint="default"/>
+        <w:sz w:val="20"/>
+      </w:rPr>
+    </w:lvl>
+  </w:abstractNum>
+  <w:abstractNum w:abstractNumId="11" w15:restartNumberingAfterBreak="0">
     <w:nsid w:val="3B7D5DF3"/>
     <w:multiLevelType w:val="multilevel"/>
     <w:tmpl w:val="14DEDCF8"/>
@@ -6970,7 +9105,156 @@
       </w:rPr>
     </w:lvl>
   </w:abstractNum>
-  <w:abstractNum w:abstractNumId="7" w15:restartNumberingAfterBreak="0">
+  <w:abstractNum w:abstractNumId="12" w15:restartNumberingAfterBreak="0">
+    <w:nsid w:val="40430C74"/>
+    <w:multiLevelType w:val="multilevel"/>
+    <w:tmpl w:val="CCB26D72"/>
+    <w:lvl w:ilvl="0">
+      <w:start w:val="1"/>
+      <w:numFmt w:val="bullet"/>
+      <w:lvlText w:val=""/>
+      <w:lvlJc w:val="left"/>
+      <w:pPr>
+        <w:tabs>
+          <w:tab w:val="num" w:pos="720"/>
+        </w:tabs>
+        <w:ind w:left="720" w:hanging="360"/>
+      </w:pPr>
+      <w:rPr>
+        <w:rFonts w:ascii="Symbol" w:hAnsi="Symbol" w:hint="default"/>
+        <w:sz w:val="20"/>
+      </w:rPr>
+    </w:lvl>
+    <w:lvl w:ilvl="1" w:tentative="1">
+      <w:start w:val="1"/>
+      <w:numFmt w:val="bullet"/>
+      <w:lvlText w:val="o"/>
+      <w:lvlJc w:val="left"/>
+      <w:pPr>
+        <w:tabs>
+          <w:tab w:val="num" w:pos="1440"/>
+        </w:tabs>
+        <w:ind w:left="1440" w:hanging="360"/>
+      </w:pPr>
+      <w:rPr>
+        <w:rFonts w:ascii="Courier New" w:hAnsi="Courier New" w:hint="default"/>
+        <w:sz w:val="20"/>
+      </w:rPr>
+    </w:lvl>
+    <w:lvl w:ilvl="2" w:tentative="1">
+      <w:start w:val="1"/>
+      <w:numFmt w:val="bullet"/>
+      <w:lvlText w:val=""/>
+      <w:lvlJc w:val="left"/>
+      <w:pPr>
+        <w:tabs>
+          <w:tab w:val="num" w:pos="2160"/>
+        </w:tabs>
+        <w:ind w:left="2160" w:hanging="360"/>
+      </w:pPr>
+      <w:rPr>
+        <w:rFonts w:ascii="Wingdings" w:hAnsi="Wingdings" w:hint="default"/>
+        <w:sz w:val="20"/>
+      </w:rPr>
+    </w:lvl>
+    <w:lvl w:ilvl="3" w:tentative="1">
+      <w:start w:val="1"/>
+      <w:numFmt w:val="bullet"/>
+      <w:lvlText w:val=""/>
+      <w:lvlJc w:val="left"/>
+      <w:pPr>
+        <w:tabs>
+          <w:tab w:val="num" w:pos="2880"/>
+        </w:tabs>
+        <w:ind w:left="2880" w:hanging="360"/>
+      </w:pPr>
+      <w:rPr>
+        <w:rFonts w:ascii="Wingdings" w:hAnsi="Wingdings" w:hint="default"/>
+        <w:sz w:val="20"/>
+      </w:rPr>
+    </w:lvl>
+    <w:lvl w:ilvl="4" w:tentative="1">
+      <w:start w:val="1"/>
+      <w:numFmt w:val="bullet"/>
+      <w:lvlText w:val=""/>
+      <w:lvlJc w:val="left"/>
+      <w:pPr>
+        <w:tabs>
+          <w:tab w:val="num" w:pos="3600"/>
+        </w:tabs>
+        <w:ind w:left="3600" w:hanging="360"/>
+      </w:pPr>
+      <w:rPr>
+        <w:rFonts w:ascii="Wingdings" w:hAnsi="Wingdings" w:hint="default"/>
+        <w:sz w:val="20"/>
+      </w:rPr>
+    </w:lvl>
+    <w:lvl w:ilvl="5" w:tentative="1">
+      <w:start w:val="1"/>
+      <w:numFmt w:val="bullet"/>
+      <w:lvlText w:val=""/>
+      <w:lvlJc w:val="left"/>
+      <w:pPr>
+        <w:tabs>
+          <w:tab w:val="num" w:pos="4320"/>
+        </w:tabs>
+        <w:ind w:left="4320" w:hanging="360"/>
+      </w:pPr>
+      <w:rPr>
+        <w:rFonts w:ascii="Wingdings" w:hAnsi="Wingdings" w:hint="default"/>
+        <w:sz w:val="20"/>
+      </w:rPr>
+    </w:lvl>
+    <w:lvl w:ilvl="6" w:tentative="1">
+      <w:start w:val="1"/>
+      <w:numFmt w:val="bullet"/>
+      <w:lvlText w:val=""/>
+      <w:lvlJc w:val="left"/>
+      <w:pPr>
+        <w:tabs>
+          <w:tab w:val="num" w:pos="5040"/>
+        </w:tabs>
+        <w:ind w:left="5040" w:hanging="360"/>
+      </w:pPr>
+      <w:rPr>
+        <w:rFonts w:ascii="Wingdings" w:hAnsi="Wingdings" w:hint="default"/>
+        <w:sz w:val="20"/>
+      </w:rPr>
+    </w:lvl>
+    <w:lvl w:ilvl="7" w:tentative="1">
+      <w:start w:val="1"/>
+      <w:numFmt w:val="bullet"/>
+      <w:lvlText w:val=""/>
+      <w:lvlJc w:val="left"/>
+      <w:pPr>
+        <w:tabs>
+          <w:tab w:val="num" w:pos="5760"/>
+        </w:tabs>
+        <w:ind w:left="5760" w:hanging="360"/>
+      </w:pPr>
+      <w:rPr>
+        <w:rFonts w:ascii="Wingdings" w:hAnsi="Wingdings" w:hint="default"/>
+        <w:sz w:val="20"/>
+      </w:rPr>
+    </w:lvl>
+    <w:lvl w:ilvl="8" w:tentative="1">
+      <w:start w:val="1"/>
+      <w:numFmt w:val="bullet"/>
+      <w:lvlText w:val=""/>
+      <w:lvlJc w:val="left"/>
+      <w:pPr>
+        <w:tabs>
+          <w:tab w:val="num" w:pos="6480"/>
+        </w:tabs>
+        <w:ind w:left="6480" w:hanging="360"/>
+      </w:pPr>
+      <w:rPr>
+        <w:rFonts w:ascii="Wingdings" w:hAnsi="Wingdings" w:hint="default"/>
+        <w:sz w:val="20"/>
+      </w:rPr>
+    </w:lvl>
+  </w:abstractNum>
+  <w:abstractNum w:abstractNumId="13" w15:restartNumberingAfterBreak="0">
     <w:nsid w:val="40BF3370"/>
     <w:multiLevelType w:val="multilevel"/>
     <w:tmpl w:val="14BE2076"/>
@@ -7119,7 +9403,156 @@
       </w:rPr>
     </w:lvl>
   </w:abstractNum>
-  <w:abstractNum w:abstractNumId="8" w15:restartNumberingAfterBreak="0">
+  <w:abstractNum w:abstractNumId="14" w15:restartNumberingAfterBreak="0">
+    <w:nsid w:val="4256293C"/>
+    <w:multiLevelType w:val="multilevel"/>
+    <w:tmpl w:val="52FABC46"/>
+    <w:lvl w:ilvl="0">
+      <w:start w:val="1"/>
+      <w:numFmt w:val="bullet"/>
+      <w:lvlText w:val=""/>
+      <w:lvlJc w:val="left"/>
+      <w:pPr>
+        <w:tabs>
+          <w:tab w:val="num" w:pos="720"/>
+        </w:tabs>
+        <w:ind w:left="720" w:hanging="360"/>
+      </w:pPr>
+      <w:rPr>
+        <w:rFonts w:ascii="Symbol" w:hAnsi="Symbol" w:hint="default"/>
+        <w:sz w:val="20"/>
+      </w:rPr>
+    </w:lvl>
+    <w:lvl w:ilvl="1" w:tentative="1">
+      <w:start w:val="1"/>
+      <w:numFmt w:val="bullet"/>
+      <w:lvlText w:val="o"/>
+      <w:lvlJc w:val="left"/>
+      <w:pPr>
+        <w:tabs>
+          <w:tab w:val="num" w:pos="1440"/>
+        </w:tabs>
+        <w:ind w:left="1440" w:hanging="360"/>
+      </w:pPr>
+      <w:rPr>
+        <w:rFonts w:ascii="Courier New" w:hAnsi="Courier New" w:hint="default"/>
+        <w:sz w:val="20"/>
+      </w:rPr>
+    </w:lvl>
+    <w:lvl w:ilvl="2" w:tentative="1">
+      <w:start w:val="1"/>
+      <w:numFmt w:val="bullet"/>
+      <w:lvlText w:val=""/>
+      <w:lvlJc w:val="left"/>
+      <w:pPr>
+        <w:tabs>
+          <w:tab w:val="num" w:pos="2160"/>
+        </w:tabs>
+        <w:ind w:left="2160" w:hanging="360"/>
+      </w:pPr>
+      <w:rPr>
+        <w:rFonts w:ascii="Wingdings" w:hAnsi="Wingdings" w:hint="default"/>
+        <w:sz w:val="20"/>
+      </w:rPr>
+    </w:lvl>
+    <w:lvl w:ilvl="3" w:tentative="1">
+      <w:start w:val="1"/>
+      <w:numFmt w:val="bullet"/>
+      <w:lvlText w:val=""/>
+      <w:lvlJc w:val="left"/>
+      <w:pPr>
+        <w:tabs>
+          <w:tab w:val="num" w:pos="2880"/>
+        </w:tabs>
+        <w:ind w:left="2880" w:hanging="360"/>
+      </w:pPr>
+      <w:rPr>
+        <w:rFonts w:ascii="Wingdings" w:hAnsi="Wingdings" w:hint="default"/>
+        <w:sz w:val="20"/>
+      </w:rPr>
+    </w:lvl>
+    <w:lvl w:ilvl="4" w:tentative="1">
+      <w:start w:val="1"/>
+      <w:numFmt w:val="bullet"/>
+      <w:lvlText w:val=""/>
+      <w:lvlJc w:val="left"/>
+      <w:pPr>
+        <w:tabs>
+          <w:tab w:val="num" w:pos="3600"/>
+        </w:tabs>
+        <w:ind w:left="3600" w:hanging="360"/>
+      </w:pPr>
+      <w:rPr>
+        <w:rFonts w:ascii="Wingdings" w:hAnsi="Wingdings" w:hint="default"/>
+        <w:sz w:val="20"/>
+      </w:rPr>
+    </w:lvl>
+    <w:lvl w:ilvl="5" w:tentative="1">
+      <w:start w:val="1"/>
+      <w:numFmt w:val="bullet"/>
+      <w:lvlText w:val=""/>
+      <w:lvlJc w:val="left"/>
+      <w:pPr>
+        <w:tabs>
+          <w:tab w:val="num" w:pos="4320"/>
+        </w:tabs>
+        <w:ind w:left="4320" w:hanging="360"/>
+      </w:pPr>
+      <w:rPr>
+        <w:rFonts w:ascii="Wingdings" w:hAnsi="Wingdings" w:hint="default"/>
+        <w:sz w:val="20"/>
+      </w:rPr>
+    </w:lvl>
+    <w:lvl w:ilvl="6" w:tentative="1">
+      <w:start w:val="1"/>
+      <w:numFmt w:val="bullet"/>
+      <w:lvlText w:val=""/>
+      <w:lvlJc w:val="left"/>
+      <w:pPr>
+        <w:tabs>
+          <w:tab w:val="num" w:pos="5040"/>
+        </w:tabs>
+        <w:ind w:left="5040" w:hanging="360"/>
+      </w:pPr>
+      <w:rPr>
+        <w:rFonts w:ascii="Wingdings" w:hAnsi="Wingdings" w:hint="default"/>
+        <w:sz w:val="20"/>
+      </w:rPr>
+    </w:lvl>
+    <w:lvl w:ilvl="7" w:tentative="1">
+      <w:start w:val="1"/>
+      <w:numFmt w:val="bullet"/>
+      <w:lvlText w:val=""/>
+      <w:lvlJc w:val="left"/>
+      <w:pPr>
+        <w:tabs>
+          <w:tab w:val="num" w:pos="5760"/>
+        </w:tabs>
+        <w:ind w:left="5760" w:hanging="360"/>
+      </w:pPr>
+      <w:rPr>
+        <w:rFonts w:ascii="Wingdings" w:hAnsi="Wingdings" w:hint="default"/>
+        <w:sz w:val="20"/>
+      </w:rPr>
+    </w:lvl>
+    <w:lvl w:ilvl="8" w:tentative="1">
+      <w:start w:val="1"/>
+      <w:numFmt w:val="bullet"/>
+      <w:lvlText w:val=""/>
+      <w:lvlJc w:val="left"/>
+      <w:pPr>
+        <w:tabs>
+          <w:tab w:val="num" w:pos="6480"/>
+        </w:tabs>
+        <w:ind w:left="6480" w:hanging="360"/>
+      </w:pPr>
+      <w:rPr>
+        <w:rFonts w:ascii="Wingdings" w:hAnsi="Wingdings" w:hint="default"/>
+        <w:sz w:val="20"/>
+      </w:rPr>
+    </w:lvl>
+  </w:abstractNum>
+  <w:abstractNum w:abstractNumId="15" w15:restartNumberingAfterBreak="0">
     <w:nsid w:val="4973777D"/>
     <w:multiLevelType w:val="multilevel"/>
     <w:tmpl w:val="82EE751A"/>
@@ -7268,7 +9701,7 @@
       </w:rPr>
     </w:lvl>
   </w:abstractNum>
-  <w:abstractNum w:abstractNumId="9" w15:restartNumberingAfterBreak="0">
+  <w:abstractNum w:abstractNumId="16" w15:restartNumberingAfterBreak="0">
     <w:nsid w:val="4CAD52D0"/>
     <w:multiLevelType w:val="multilevel"/>
     <w:tmpl w:val="72023700"/>
@@ -7417,7 +9850,7 @@
       </w:rPr>
     </w:lvl>
   </w:abstractNum>
-  <w:abstractNum w:abstractNumId="10" w15:restartNumberingAfterBreak="0">
+  <w:abstractNum w:abstractNumId="17" w15:restartNumberingAfterBreak="0">
     <w:nsid w:val="4DCE2127"/>
     <w:multiLevelType w:val="multilevel"/>
     <w:tmpl w:val="2FB0D0A8"/>
@@ -7566,7 +9999,7 @@
       </w:rPr>
     </w:lvl>
   </w:abstractNum>
-  <w:abstractNum w:abstractNumId="11" w15:restartNumberingAfterBreak="0">
+  <w:abstractNum w:abstractNumId="18" w15:restartNumberingAfterBreak="0">
     <w:nsid w:val="502A235A"/>
     <w:multiLevelType w:val="multilevel"/>
     <w:tmpl w:val="B6426FFA"/>
@@ -7715,7 +10148,7 @@
       </w:rPr>
     </w:lvl>
   </w:abstractNum>
-  <w:abstractNum w:abstractNumId="12" w15:restartNumberingAfterBreak="0">
+  <w:abstractNum w:abstractNumId="19" w15:restartNumberingAfterBreak="0">
     <w:nsid w:val="5247249C"/>
     <w:multiLevelType w:val="multilevel"/>
     <w:tmpl w:val="7084FDC8"/>
@@ -7864,7 +10297,7 @@
       </w:rPr>
     </w:lvl>
   </w:abstractNum>
-  <w:abstractNum w:abstractNumId="13" w15:restartNumberingAfterBreak="0">
+  <w:abstractNum w:abstractNumId="20" w15:restartNumberingAfterBreak="0">
     <w:nsid w:val="5491005D"/>
     <w:multiLevelType w:val="multilevel"/>
     <w:tmpl w:val="5290BE7A"/>
@@ -8013,7 +10446,7 @@
       </w:rPr>
     </w:lvl>
   </w:abstractNum>
-  <w:abstractNum w:abstractNumId="14" w15:restartNumberingAfterBreak="0">
+  <w:abstractNum w:abstractNumId="21" w15:restartNumberingAfterBreak="0">
     <w:nsid w:val="5B022B78"/>
     <w:multiLevelType w:val="multilevel"/>
     <w:tmpl w:val="BFB62356"/>
@@ -8162,7 +10595,7 @@
       </w:rPr>
     </w:lvl>
   </w:abstractNum>
-  <w:abstractNum w:abstractNumId="15" w15:restartNumberingAfterBreak="0">
+  <w:abstractNum w:abstractNumId="22" w15:restartNumberingAfterBreak="0">
     <w:nsid w:val="60DB706B"/>
     <w:multiLevelType w:val="multilevel"/>
     <w:tmpl w:val="0E529E36"/>
@@ -8311,7 +10744,7 @@
       </w:rPr>
     </w:lvl>
   </w:abstractNum>
-  <w:abstractNum w:abstractNumId="16" w15:restartNumberingAfterBreak="0">
+  <w:abstractNum w:abstractNumId="23" w15:restartNumberingAfterBreak="0">
     <w:nsid w:val="61000989"/>
     <w:multiLevelType w:val="multilevel"/>
     <w:tmpl w:val="189C80D4"/>
@@ -8460,7 +10893,7 @@
       </w:rPr>
     </w:lvl>
   </w:abstractNum>
-  <w:abstractNum w:abstractNumId="17" w15:restartNumberingAfterBreak="0">
+  <w:abstractNum w:abstractNumId="24" w15:restartNumberingAfterBreak="0">
     <w:nsid w:val="630D2A36"/>
     <w:multiLevelType w:val="multilevel"/>
     <w:tmpl w:val="4F20F888"/>
@@ -8609,7 +11042,7 @@
       </w:rPr>
     </w:lvl>
   </w:abstractNum>
-  <w:abstractNum w:abstractNumId="18" w15:restartNumberingAfterBreak="0">
+  <w:abstractNum w:abstractNumId="25" w15:restartNumberingAfterBreak="0">
     <w:nsid w:val="67283636"/>
     <w:multiLevelType w:val="multilevel"/>
     <w:tmpl w:val="D6762AEC"/>
@@ -8758,7 +11191,7 @@
       </w:rPr>
     </w:lvl>
   </w:abstractNum>
-  <w:abstractNum w:abstractNumId="19" w15:restartNumberingAfterBreak="0">
+  <w:abstractNum w:abstractNumId="26" w15:restartNumberingAfterBreak="0">
     <w:nsid w:val="6F4E59A7"/>
     <w:multiLevelType w:val="multilevel"/>
     <w:tmpl w:val="28689F7E"/>
@@ -8907,7 +11340,156 @@
       </w:rPr>
     </w:lvl>
   </w:abstractNum>
-  <w:abstractNum w:abstractNumId="20" w15:restartNumberingAfterBreak="0">
+  <w:abstractNum w:abstractNumId="27" w15:restartNumberingAfterBreak="0">
+    <w:nsid w:val="7391594C"/>
+    <w:multiLevelType w:val="multilevel"/>
+    <w:tmpl w:val="DDA0EAFA"/>
+    <w:lvl w:ilvl="0">
+      <w:start w:val="1"/>
+      <w:numFmt w:val="bullet"/>
+      <w:lvlText w:val=""/>
+      <w:lvlJc w:val="left"/>
+      <w:pPr>
+        <w:tabs>
+          <w:tab w:val="num" w:pos="720"/>
+        </w:tabs>
+        <w:ind w:left="720" w:hanging="360"/>
+      </w:pPr>
+      <w:rPr>
+        <w:rFonts w:ascii="Symbol" w:hAnsi="Symbol" w:hint="default"/>
+        <w:sz w:val="20"/>
+      </w:rPr>
+    </w:lvl>
+    <w:lvl w:ilvl="1" w:tentative="1">
+      <w:start w:val="1"/>
+      <w:numFmt w:val="bullet"/>
+      <w:lvlText w:val="o"/>
+      <w:lvlJc w:val="left"/>
+      <w:pPr>
+        <w:tabs>
+          <w:tab w:val="num" w:pos="1440"/>
+        </w:tabs>
+        <w:ind w:left="1440" w:hanging="360"/>
+      </w:pPr>
+      <w:rPr>
+        <w:rFonts w:ascii="Courier New" w:hAnsi="Courier New" w:hint="default"/>
+        <w:sz w:val="20"/>
+      </w:rPr>
+    </w:lvl>
+    <w:lvl w:ilvl="2" w:tentative="1">
+      <w:start w:val="1"/>
+      <w:numFmt w:val="bullet"/>
+      <w:lvlText w:val=""/>
+      <w:lvlJc w:val="left"/>
+      <w:pPr>
+        <w:tabs>
+          <w:tab w:val="num" w:pos="2160"/>
+        </w:tabs>
+        <w:ind w:left="2160" w:hanging="360"/>
+      </w:pPr>
+      <w:rPr>
+        <w:rFonts w:ascii="Wingdings" w:hAnsi="Wingdings" w:hint="default"/>
+        <w:sz w:val="20"/>
+      </w:rPr>
+    </w:lvl>
+    <w:lvl w:ilvl="3" w:tentative="1">
+      <w:start w:val="1"/>
+      <w:numFmt w:val="bullet"/>
+      <w:lvlText w:val=""/>
+      <w:lvlJc w:val="left"/>
+      <w:pPr>
+        <w:tabs>
+          <w:tab w:val="num" w:pos="2880"/>
+        </w:tabs>
+        <w:ind w:left="2880" w:hanging="360"/>
+      </w:pPr>
+      <w:rPr>
+        <w:rFonts w:ascii="Wingdings" w:hAnsi="Wingdings" w:hint="default"/>
+        <w:sz w:val="20"/>
+      </w:rPr>
+    </w:lvl>
+    <w:lvl w:ilvl="4" w:tentative="1">
+      <w:start w:val="1"/>
+      <w:numFmt w:val="bullet"/>
+      <w:lvlText w:val=""/>
+      <w:lvlJc w:val="left"/>
+      <w:pPr>
+        <w:tabs>
+          <w:tab w:val="num" w:pos="3600"/>
+        </w:tabs>
+        <w:ind w:left="3600" w:hanging="360"/>
+      </w:pPr>
+      <w:rPr>
+        <w:rFonts w:ascii="Wingdings" w:hAnsi="Wingdings" w:hint="default"/>
+        <w:sz w:val="20"/>
+      </w:rPr>
+    </w:lvl>
+    <w:lvl w:ilvl="5" w:tentative="1">
+      <w:start w:val="1"/>
+      <w:numFmt w:val="bullet"/>
+      <w:lvlText w:val=""/>
+      <w:lvlJc w:val="left"/>
+      <w:pPr>
+        <w:tabs>
+          <w:tab w:val="num" w:pos="4320"/>
+        </w:tabs>
+        <w:ind w:left="4320" w:hanging="360"/>
+      </w:pPr>
+      <w:rPr>
+        <w:rFonts w:ascii="Wingdings" w:hAnsi="Wingdings" w:hint="default"/>
+        <w:sz w:val="20"/>
+      </w:rPr>
+    </w:lvl>
+    <w:lvl w:ilvl="6" w:tentative="1">
+      <w:start w:val="1"/>
+      <w:numFmt w:val="bullet"/>
+      <w:lvlText w:val=""/>
+      <w:lvlJc w:val="left"/>
+      <w:pPr>
+        <w:tabs>
+          <w:tab w:val="num" w:pos="5040"/>
+        </w:tabs>
+        <w:ind w:left="5040" w:hanging="360"/>
+      </w:pPr>
+      <w:rPr>
+        <w:rFonts w:ascii="Wingdings" w:hAnsi="Wingdings" w:hint="default"/>
+        <w:sz w:val="20"/>
+      </w:rPr>
+    </w:lvl>
+    <w:lvl w:ilvl="7" w:tentative="1">
+      <w:start w:val="1"/>
+      <w:numFmt w:val="bullet"/>
+      <w:lvlText w:val=""/>
+      <w:lvlJc w:val="left"/>
+      <w:pPr>
+        <w:tabs>
+          <w:tab w:val="num" w:pos="5760"/>
+        </w:tabs>
+        <w:ind w:left="5760" w:hanging="360"/>
+      </w:pPr>
+      <w:rPr>
+        <w:rFonts w:ascii="Wingdings" w:hAnsi="Wingdings" w:hint="default"/>
+        <w:sz w:val="20"/>
+      </w:rPr>
+    </w:lvl>
+    <w:lvl w:ilvl="8" w:tentative="1">
+      <w:start w:val="1"/>
+      <w:numFmt w:val="bullet"/>
+      <w:lvlText w:val=""/>
+      <w:lvlJc w:val="left"/>
+      <w:pPr>
+        <w:tabs>
+          <w:tab w:val="num" w:pos="6480"/>
+        </w:tabs>
+        <w:ind w:left="6480" w:hanging="360"/>
+      </w:pPr>
+      <w:rPr>
+        <w:rFonts w:ascii="Wingdings" w:hAnsi="Wingdings" w:hint="default"/>
+        <w:sz w:val="20"/>
+      </w:rPr>
+    </w:lvl>
+  </w:abstractNum>
+  <w:abstractNum w:abstractNumId="28" w15:restartNumberingAfterBreak="0">
     <w:nsid w:val="7D767251"/>
     <w:multiLevelType w:val="hybridMultilevel"/>
     <w:tmpl w:val="7FA4504C"/>
@@ -8997,67 +11579,91 @@
     </w:lvl>
   </w:abstractNum>
   <w:num w:numId="1" w16cid:durableId="1342582841">
-    <w:abstractNumId w:val="20"/>
+    <w:abstractNumId w:val="28"/>
   </w:num>
   <w:num w:numId="2" w16cid:durableId="1549755781">
-    <w:abstractNumId w:val="5"/>
+    <w:abstractNumId w:val="8"/>
   </w:num>
   <w:num w:numId="3" w16cid:durableId="1432237233">
-    <w:abstractNumId w:val="12"/>
+    <w:abstractNumId w:val="19"/>
   </w:num>
   <w:num w:numId="4" w16cid:durableId="1551727770">
-    <w:abstractNumId w:val="6"/>
+    <w:abstractNumId w:val="11"/>
   </w:num>
   <w:num w:numId="5" w16cid:durableId="395982443">
-    <w:abstractNumId w:val="19"/>
+    <w:abstractNumId w:val="26"/>
   </w:num>
   <w:num w:numId="6" w16cid:durableId="313223373">
-    <w:abstractNumId w:val="18"/>
+    <w:abstractNumId w:val="25"/>
   </w:num>
   <w:num w:numId="7" w16cid:durableId="831916380">
-    <w:abstractNumId w:val="9"/>
+    <w:abstractNumId w:val="16"/>
   </w:num>
   <w:num w:numId="8" w16cid:durableId="109595357">
-    <w:abstractNumId w:val="17"/>
+    <w:abstractNumId w:val="24"/>
   </w:num>
   <w:num w:numId="9" w16cid:durableId="113452212">
-    <w:abstractNumId w:val="15"/>
+    <w:abstractNumId w:val="22"/>
   </w:num>
   <w:num w:numId="10" w16cid:durableId="892078680">
-    <w:abstractNumId w:val="3"/>
+    <w:abstractNumId w:val="4"/>
   </w:num>
   <w:num w:numId="11" w16cid:durableId="2081975569">
-    <w:abstractNumId w:val="13"/>
+    <w:abstractNumId w:val="20"/>
   </w:num>
   <w:num w:numId="12" w16cid:durableId="2140295321">
     <w:abstractNumId w:val="1"/>
   </w:num>
   <w:num w:numId="13" w16cid:durableId="1002202587">
-    <w:abstractNumId w:val="10"/>
+    <w:abstractNumId w:val="17"/>
   </w:num>
   <w:num w:numId="14" w16cid:durableId="1921480354">
-    <w:abstractNumId w:val="8"/>
+    <w:abstractNumId w:val="15"/>
   </w:num>
   <w:num w:numId="15" w16cid:durableId="1471753268">
     <w:abstractNumId w:val="2"/>
   </w:num>
   <w:num w:numId="16" w16cid:durableId="771706363">
-    <w:abstractNumId w:val="11"/>
+    <w:abstractNumId w:val="18"/>
   </w:num>
   <w:num w:numId="17" w16cid:durableId="1892570586">
-    <w:abstractNumId w:val="14"/>
+    <w:abstractNumId w:val="21"/>
   </w:num>
   <w:num w:numId="18" w16cid:durableId="1587034386">
-    <w:abstractNumId w:val="7"/>
+    <w:abstractNumId w:val="13"/>
   </w:num>
   <w:num w:numId="19" w16cid:durableId="614098301">
-    <w:abstractNumId w:val="4"/>
+    <w:abstractNumId w:val="7"/>
   </w:num>
   <w:num w:numId="20" w16cid:durableId="296179386">
     <w:abstractNumId w:val="0"/>
   </w:num>
   <w:num w:numId="21" w16cid:durableId="1959793378">
-    <w:abstractNumId w:val="16"/>
+    <w:abstractNumId w:val="23"/>
+  </w:num>
+  <w:num w:numId="22" w16cid:durableId="66728505">
+    <w:abstractNumId w:val="27"/>
+  </w:num>
+  <w:num w:numId="23" w16cid:durableId="1647082542">
+    <w:abstractNumId w:val="9"/>
+  </w:num>
+  <w:num w:numId="24" w16cid:durableId="72437563">
+    <w:abstractNumId w:val="12"/>
+  </w:num>
+  <w:num w:numId="25" w16cid:durableId="668096986">
+    <w:abstractNumId w:val="3"/>
+  </w:num>
+  <w:num w:numId="26" w16cid:durableId="1541744566">
+    <w:abstractNumId w:val="10"/>
+  </w:num>
+  <w:num w:numId="27" w16cid:durableId="526141819">
+    <w:abstractNumId w:val="5"/>
+  </w:num>
+  <w:num w:numId="28" w16cid:durableId="709113256">
+    <w:abstractNumId w:val="14"/>
+  </w:num>
+  <w:num w:numId="29" w16cid:durableId="269433947">
+    <w:abstractNumId w:val="6"/>
   </w:num>
 </w:numbering>
 </file>
@@ -9987,6 +12593,29 @@
       <w:spacing w:after="0" w:line="240" w:lineRule="auto"/>
     </w:pPr>
   </w:style>
+  <w:style w:type="character" w:styleId="Lienhypertexte">
+    <w:name w:val="Hyperlink"/>
+    <w:basedOn w:val="Policepardfaut"/>
+    <w:uiPriority w:val="99"/>
+    <w:unhideWhenUsed/>
+    <w:rsid w:val="009900F4"/>
+    <w:rPr>
+      <w:color w:val="467886" w:themeColor="hyperlink"/>
+      <w:u w:val="single"/>
+    </w:rPr>
+  </w:style>
+  <w:style w:type="character" w:styleId="Mentionnonrsolue">
+    <w:name w:val="Unresolved Mention"/>
+    <w:basedOn w:val="Policepardfaut"/>
+    <w:uiPriority w:val="99"/>
+    <w:semiHidden/>
+    <w:unhideWhenUsed/>
+    <w:rsid w:val="009900F4"/>
+    <w:rPr>
+      <w:color w:val="605E5C"/>
+      <w:shd w:val="clear" w:color="auto" w:fill="E1DFDD"/>
+    </w:rPr>
+  </w:style>
 </w:styles>
 </file>
 

--- a/VeilleInformatiqueBTS2026.docx
+++ b/VeilleInformatiqueBTS2026.docx
@@ -31,7 +31,7 @@
                     </pic:cNvPicPr>
                   </pic:nvPicPr>
                   <pic:blipFill>
-                    <a:blip r:embed="rId5">
+                    <a:blip r:embed="rId7">
                       <a:extLst>
                         <a:ext uri="{28A0092B-C50C-407E-A947-70E740481C1C}">
                           <a14:useLocalDpi xmlns:a14="http://schemas.microsoft.com/office/drawing/2010/main" val="0"/>
@@ -300,58 +300,6 @@
     </w:p>
     <w:p>
       <w:pPr>
-        <w:jc w:val="right"/>
-        <w:rPr>
-          <w:sz w:val="22"/>
-          <w:szCs w:val="22"/>
-        </w:rPr>
-      </w:pPr>
-      <w:r>
-        <w:rPr>
-          <w:sz w:val="20"/>
-          <w:szCs w:val="20"/>
-        </w:rPr>
-        <w:lastRenderedPageBreak/>
-        <w:t xml:space="preserve">Dossier veille </w:t>
-      </w:r>
-      <w:r>
-        <w:rPr>
-          <w:sz w:val="22"/>
-          <w:szCs w:val="22"/>
-        </w:rPr>
-        <w:t xml:space="preserve">Dossier veille </w:t>
-      </w:r>
-      <w:r>
-        <w:rPr>
-          <w:sz w:val="22"/>
-          <w:szCs w:val="22"/>
-        </w:rPr>
-        <w:t>informatique</w:t>
-      </w:r>
-      <w:r>
-        <w:rPr>
-          <w:sz w:val="22"/>
-          <w:szCs w:val="22"/>
-        </w:rPr>
-        <w:t xml:space="preserve"> – </w:t>
-      </w:r>
-      <w:r>
-        <w:rPr>
-          <w:sz w:val="22"/>
-          <w:szCs w:val="22"/>
-        </w:rPr>
-        <w:t>BTS2 2026</w:t>
-      </w:r>
-      <w:r>
-        <w:rPr>
-          <w:sz w:val="22"/>
-          <w:szCs w:val="22"/>
-        </w:rPr>
-        <w:t xml:space="preserve"> </w:t>
-      </w:r>
-    </w:p>
-    <w:p>
-      <w:pPr>
         <w:rPr>
           <w:sz w:val="40"/>
           <w:szCs w:val="40"/>
@@ -480,7 +428,36 @@
           <w:sz w:val="30"/>
           <w:szCs w:val="30"/>
         </w:rPr>
-        <w:t xml:space="preserve">Mots clés (français) : Veille technologique ; Crise ; Secteur laitier </w:t>
+        <w:t xml:space="preserve">Mots clés (français) : </w:t>
+      </w:r>
+      <w:r>
+        <w:rPr>
+          <w:b/>
+          <w:bCs/>
+          <w:sz w:val="30"/>
+          <w:szCs w:val="30"/>
+        </w:rPr>
+        <w:t xml:space="preserve">Administration systèmes et réseaux ; Cybersécurité ; Stockage informatique ; Cloud </w:t>
+      </w:r>
+      <w:proofErr w:type="spellStart"/>
+      <w:r>
+        <w:rPr>
+          <w:b/>
+          <w:bCs/>
+          <w:sz w:val="30"/>
+          <w:szCs w:val="30"/>
+        </w:rPr>
+        <w:t>computing</w:t>
+      </w:r>
+      <w:proofErr w:type="spellEnd"/>
+      <w:r>
+        <w:rPr>
+          <w:b/>
+          <w:bCs/>
+          <w:sz w:val="30"/>
+          <w:szCs w:val="30"/>
+        </w:rPr>
+        <w:t xml:space="preserve"> </w:t>
       </w:r>
     </w:p>
     <w:p>
@@ -511,7 +488,127 @@
           <w:szCs w:val="30"/>
           <w:lang w:val="en-US"/>
         </w:rPr>
-        <w:t>Key words : Strategic surveillance ; Crisis ; Dairy sector</w:t>
+        <w:t xml:space="preserve">Key </w:t>
+      </w:r>
+      <w:proofErr w:type="gramStart"/>
+      <w:r>
+        <w:rPr>
+          <w:b/>
+          <w:bCs/>
+          <w:sz w:val="30"/>
+          <w:szCs w:val="30"/>
+          <w:lang w:val="en-US"/>
+        </w:rPr>
+        <w:t>words :</w:t>
+      </w:r>
+      <w:proofErr w:type="gramEnd"/>
+      <w:r>
+        <w:rPr>
+          <w:b/>
+          <w:bCs/>
+          <w:sz w:val="30"/>
+          <w:szCs w:val="30"/>
+          <w:lang w:val="en-US"/>
+        </w:rPr>
+        <w:t xml:space="preserve"> </w:t>
+      </w:r>
+      <w:r>
+        <w:rPr>
+          <w:b/>
+          <w:bCs/>
+          <w:sz w:val="30"/>
+          <w:szCs w:val="30"/>
+          <w:lang w:val="en-US"/>
+        </w:rPr>
+        <w:t xml:space="preserve">Technology </w:t>
+      </w:r>
+      <w:proofErr w:type="gramStart"/>
+      <w:r>
+        <w:rPr>
+          <w:b/>
+          <w:bCs/>
+          <w:sz w:val="30"/>
+          <w:szCs w:val="30"/>
+          <w:lang w:val="en-US"/>
+        </w:rPr>
+        <w:t>watch ;</w:t>
+      </w:r>
+      <w:proofErr w:type="gramEnd"/>
+      <w:r>
+        <w:rPr>
+          <w:b/>
+          <w:bCs/>
+          <w:sz w:val="30"/>
+          <w:szCs w:val="30"/>
+          <w:lang w:val="en-US"/>
+        </w:rPr>
+        <w:t xml:space="preserve"> Systems and network </w:t>
+      </w:r>
+      <w:proofErr w:type="gramStart"/>
+      <w:r>
+        <w:rPr>
+          <w:b/>
+          <w:bCs/>
+          <w:sz w:val="30"/>
+          <w:szCs w:val="30"/>
+          <w:lang w:val="en-US"/>
+        </w:rPr>
+        <w:t>administration ;</w:t>
+      </w:r>
+      <w:proofErr w:type="gramEnd"/>
+      <w:r>
+        <w:rPr>
+          <w:b/>
+          <w:bCs/>
+          <w:sz w:val="30"/>
+          <w:szCs w:val="30"/>
+          <w:lang w:val="en-US"/>
+        </w:rPr>
+        <w:t xml:space="preserve"> </w:t>
+      </w:r>
+      <w:proofErr w:type="gramStart"/>
+      <w:r>
+        <w:rPr>
+          <w:b/>
+          <w:bCs/>
+          <w:sz w:val="30"/>
+          <w:szCs w:val="30"/>
+          <w:lang w:val="en-US"/>
+        </w:rPr>
+        <w:t>Cybersecurity ;</w:t>
+      </w:r>
+      <w:proofErr w:type="gramEnd"/>
+      <w:r>
+        <w:rPr>
+          <w:b/>
+          <w:bCs/>
+          <w:sz w:val="30"/>
+          <w:szCs w:val="30"/>
+          <w:lang w:val="en-US"/>
+        </w:rPr>
+        <w:t xml:space="preserve"> Data </w:t>
+      </w:r>
+      <w:proofErr w:type="gramStart"/>
+      <w:r>
+        <w:rPr>
+          <w:b/>
+          <w:bCs/>
+          <w:sz w:val="30"/>
+          <w:szCs w:val="30"/>
+          <w:lang w:val="en-US"/>
+        </w:rPr>
+        <w:t>storage ;</w:t>
+      </w:r>
+      <w:proofErr w:type="gramEnd"/>
+      <w:r>
+        <w:rPr>
+          <w:b/>
+          <w:bCs/>
+          <w:sz w:val="30"/>
+          <w:szCs w:val="30"/>
+          <w:lang w:val="en-US"/>
+        </w:rPr>
+        <w:t xml:space="preserve"> Cloud computing</w:t>
       </w:r>
     </w:p>
     <w:p>
@@ -595,57 +692,13 @@
     </w:p>
     <w:p>
       <w:pPr>
-        <w:jc w:val="right"/>
-        <w:rPr>
-          <w:sz w:val="22"/>
-          <w:szCs w:val="22"/>
-        </w:rPr>
-      </w:pPr>
-      <w:r>
-        <w:rPr>
-          <w:sz w:val="22"/>
-          <w:szCs w:val="22"/>
-        </w:rPr>
-        <w:lastRenderedPageBreak/>
-        <w:t xml:space="preserve">Dossier veille </w:t>
-      </w:r>
-      <w:r>
-        <w:rPr>
-          <w:sz w:val="22"/>
-          <w:szCs w:val="22"/>
-        </w:rPr>
-        <w:t>informatique</w:t>
-      </w:r>
-      <w:r>
-        <w:rPr>
-          <w:sz w:val="22"/>
-          <w:szCs w:val="22"/>
-        </w:rPr>
-        <w:t xml:space="preserve"> – </w:t>
-      </w:r>
-      <w:r>
-        <w:rPr>
-          <w:sz w:val="22"/>
-          <w:szCs w:val="22"/>
-        </w:rPr>
-        <w:t>BTS2 2026</w:t>
-      </w:r>
-      <w:r>
-        <w:rPr>
-          <w:sz w:val="22"/>
-          <w:szCs w:val="22"/>
-        </w:rPr>
-        <w:t xml:space="preserve"> </w:t>
-      </w:r>
-    </w:p>
-    <w:p>
-      <w:pPr>
         <w:rPr>
           <w:b/>
           <w:bCs/>
           <w:sz w:val="22"/>
           <w:szCs w:val="22"/>
           <w:u w:val="single"/>
+          <w:lang w:val="en-US"/>
         </w:rPr>
       </w:pPr>
     </w:p>
@@ -657,6 +710,7 @@
           <w:sz w:val="22"/>
           <w:szCs w:val="22"/>
           <w:u w:val="single"/>
+          <w:lang w:val="en-US"/>
         </w:rPr>
       </w:pPr>
     </w:p>
@@ -668,6 +722,7 @@
           <w:sz w:val="22"/>
           <w:szCs w:val="22"/>
           <w:u w:val="single"/>
+          <w:lang w:val="en-US"/>
         </w:rPr>
       </w:pPr>
     </w:p>
@@ -679,6 +734,7 @@
           <w:sz w:val="22"/>
           <w:szCs w:val="22"/>
           <w:u w:val="single"/>
+          <w:lang w:val="en-US"/>
         </w:rPr>
       </w:pPr>
     </w:p>
@@ -690,6 +746,7 @@
           <w:sz w:val="22"/>
           <w:szCs w:val="22"/>
           <w:u w:val="single"/>
+          <w:lang w:val="en-US"/>
         </w:rPr>
       </w:pPr>
     </w:p>
@@ -701,6 +758,7 @@
           <w:sz w:val="22"/>
           <w:szCs w:val="22"/>
           <w:u w:val="single"/>
+          <w:lang w:val="en-US"/>
         </w:rPr>
       </w:pPr>
     </w:p>
@@ -712,6 +770,7 @@
           <w:sz w:val="22"/>
           <w:szCs w:val="22"/>
           <w:u w:val="single"/>
+          <w:lang w:val="en-US"/>
         </w:rPr>
       </w:pPr>
     </w:p>
@@ -773,8 +832,9 @@
           <w:szCs w:val="22"/>
           <w:u w:val="single"/>
         </w:rPr>
-        <w:t>Table des matières………………………………</w:t>
-      </w:r>
+        <w:t>Table des matières…………………………</w:t>
+      </w:r>
+      <w:proofErr w:type="gramStart"/>
       <w:r>
         <w:rPr>
           <w:b/>
@@ -783,7 +843,7 @@
           <w:szCs w:val="22"/>
           <w:u w:val="single"/>
         </w:rPr>
-        <w:t>..</w:t>
+        <w:t>……</w:t>
       </w:r>
       <w:r>
         <w:rPr>
@@ -793,6 +853,27 @@
           <w:szCs w:val="22"/>
           <w:u w:val="single"/>
         </w:rPr>
+        <w:t>.</w:t>
+      </w:r>
+      <w:proofErr w:type="gramEnd"/>
+      <w:r>
+        <w:rPr>
+          <w:b/>
+          <w:bCs/>
+          <w:sz w:val="22"/>
+          <w:szCs w:val="22"/>
+          <w:u w:val="single"/>
+        </w:rPr>
+        <w:t>.</w:t>
+      </w:r>
+      <w:r>
+        <w:rPr>
+          <w:b/>
+          <w:bCs/>
+          <w:sz w:val="22"/>
+          <w:szCs w:val="22"/>
+          <w:u w:val="single"/>
+        </w:rPr>
         <w:t>…………………………………………………………………</w:t>
       </w:r>
       <w:r>
@@ -905,8 +986,9 @@
           <w:szCs w:val="22"/>
           <w:u w:val="single"/>
         </w:rPr>
-        <w:t>……………………………</w:t>
-      </w:r>
+        <w:t>…………………………</w:t>
+      </w:r>
+      <w:proofErr w:type="gramStart"/>
       <w:r>
         <w:rPr>
           <w:b/>
@@ -915,6 +997,16 @@
           <w:szCs w:val="22"/>
           <w:u w:val="single"/>
         </w:rPr>
+        <w:t>…</w:t>
+      </w:r>
+      <w:r>
+        <w:rPr>
+          <w:b/>
+          <w:bCs/>
+          <w:sz w:val="22"/>
+          <w:szCs w:val="22"/>
+          <w:u w:val="single"/>
+        </w:rPr>
         <w:t>….</w:t>
       </w:r>
       <w:r>
@@ -937,6 +1029,7 @@
         </w:rPr>
         <w:t>.</w:t>
       </w:r>
+      <w:proofErr w:type="gramEnd"/>
       <w:r>
         <w:rPr>
           <w:b/>
@@ -955,8 +1048,9 @@
           <w:szCs w:val="22"/>
           <w:u w:val="single"/>
         </w:rPr>
-        <w:t>……………….</w:t>
-      </w:r>
+        <w:t>…………</w:t>
+      </w:r>
+      <w:proofErr w:type="gramStart"/>
       <w:r>
         <w:rPr>
           <w:b/>
@@ -965,6 +1059,17 @@
           <w:szCs w:val="22"/>
           <w:u w:val="single"/>
         </w:rPr>
+        <w:t>…….</w:t>
+      </w:r>
+      <w:proofErr w:type="gramEnd"/>
+      <w:r>
+        <w:rPr>
+          <w:b/>
+          <w:bCs/>
+          <w:sz w:val="22"/>
+          <w:szCs w:val="22"/>
+          <w:u w:val="single"/>
+        </w:rPr>
         <w:t>…</w:t>
       </w:r>
       <w:r>
@@ -975,8 +1080,9 @@
           <w:szCs w:val="22"/>
           <w:u w:val="single"/>
         </w:rPr>
-        <w:t>…………………………………………</w:t>
-      </w:r>
+        <w:t>…………………………………</w:t>
+      </w:r>
+      <w:proofErr w:type="gramStart"/>
       <w:r>
         <w:rPr>
           <w:b/>
@@ -985,6 +1091,37 @@
           <w:szCs w:val="22"/>
           <w:u w:val="single"/>
         </w:rPr>
+        <w:t>……</w:t>
+      </w:r>
+      <w:r>
+        <w:rPr>
+          <w:b/>
+          <w:bCs/>
+          <w:sz w:val="22"/>
+          <w:szCs w:val="22"/>
+          <w:u w:val="single"/>
+        </w:rPr>
+        <w:t>.</w:t>
+      </w:r>
+      <w:proofErr w:type="gramEnd"/>
+      <w:r>
+        <w:rPr>
+          <w:b/>
+          <w:bCs/>
+          <w:sz w:val="22"/>
+          <w:szCs w:val="22"/>
+          <w:u w:val="single"/>
+        </w:rPr>
+        <w:t>…</w:t>
+      </w:r>
+      <w:r>
+        <w:rPr>
+          <w:b/>
+          <w:bCs/>
+          <w:sz w:val="22"/>
+          <w:szCs w:val="22"/>
+          <w:u w:val="single"/>
+        </w:rPr>
         <w:t>5</w:t>
       </w:r>
     </w:p>
@@ -1026,8 +1163,73 @@
           <w:szCs w:val="22"/>
           <w:u w:val="single"/>
         </w:rPr>
+        <w:t>…</w:t>
+      </w:r>
+      <w:proofErr w:type="gramStart"/>
+      <w:r>
+        <w:rPr>
+          <w:b/>
+          <w:bCs/>
+          <w:sz w:val="22"/>
+          <w:szCs w:val="22"/>
+          <w:u w:val="single"/>
+        </w:rPr>
+        <w:t>…</w:t>
+      </w:r>
+      <w:r>
+        <w:rPr>
+          <w:b/>
+          <w:bCs/>
+          <w:sz w:val="22"/>
+          <w:szCs w:val="22"/>
+          <w:u w:val="single"/>
+        </w:rPr>
+        <w:t>….</w:t>
+      </w:r>
+      <w:proofErr w:type="gramEnd"/>
+      <w:r>
+        <w:rPr>
+          <w:b/>
+          <w:bCs/>
+          <w:sz w:val="22"/>
+          <w:szCs w:val="22"/>
+          <w:u w:val="single"/>
+        </w:rPr>
+        <w:t>…………………………………………………………………</w:t>
+      </w:r>
+      <w:proofErr w:type="gramStart"/>
+      <w:r>
+        <w:rPr>
+          <w:b/>
+          <w:bCs/>
+          <w:sz w:val="22"/>
+          <w:szCs w:val="22"/>
+          <w:u w:val="single"/>
+        </w:rPr>
+        <w:t>…</w:t>
+      </w:r>
+      <w:r>
+        <w:rPr>
+          <w:b/>
+          <w:bCs/>
+          <w:sz w:val="22"/>
+          <w:szCs w:val="22"/>
+          <w:u w:val="single"/>
+        </w:rPr>
+        <w:t>….</w:t>
+      </w:r>
+      <w:proofErr w:type="gramEnd"/>
+      <w:r>
+        <w:rPr>
+          <w:b/>
+          <w:bCs/>
+          <w:sz w:val="22"/>
+          <w:szCs w:val="22"/>
+          <w:u w:val="single"/>
+        </w:rPr>
         <w:t>……</w:t>
       </w:r>
+      <w:proofErr w:type="gramStart"/>
       <w:r>
         <w:rPr>
           <w:b/>
@@ -1036,8 +1238,416 @@
           <w:szCs w:val="22"/>
           <w:u w:val="single"/>
         </w:rPr>
+        <w:t>…….</w:t>
+      </w:r>
+      <w:proofErr w:type="gramEnd"/>
+      <w:r>
+        <w:rPr>
+          <w:b/>
+          <w:bCs/>
+          <w:sz w:val="22"/>
+          <w:szCs w:val="22"/>
+          <w:u w:val="single"/>
+        </w:rPr>
+        <w:t>……</w:t>
+      </w:r>
+      <w:proofErr w:type="gramStart"/>
+      <w:r>
+        <w:rPr>
+          <w:b/>
+          <w:bCs/>
+          <w:sz w:val="22"/>
+          <w:szCs w:val="22"/>
+          <w:u w:val="single"/>
+        </w:rPr>
+        <w:t>……</w:t>
+      </w:r>
+      <w:r>
+        <w:rPr>
+          <w:b/>
+          <w:bCs/>
+          <w:sz w:val="22"/>
+          <w:szCs w:val="22"/>
+          <w:u w:val="single"/>
+        </w:rPr>
+        <w:t>.</w:t>
+      </w:r>
+      <w:proofErr w:type="gramEnd"/>
+      <w:r>
+        <w:rPr>
+          <w:b/>
+          <w:bCs/>
+          <w:sz w:val="22"/>
+          <w:szCs w:val="22"/>
+          <w:u w:val="single"/>
+        </w:rPr>
+        <w:t>…</w:t>
+      </w:r>
+      <w:r>
+        <w:rPr>
+          <w:b/>
+          <w:bCs/>
+          <w:sz w:val="22"/>
+          <w:szCs w:val="22"/>
+          <w:u w:val="single"/>
+        </w:rPr>
+        <w:t>7</w:t>
+      </w:r>
+    </w:p>
+    <w:p>
+      <w:pPr>
+        <w:rPr>
+          <w:b/>
+          <w:bCs/>
+          <w:sz w:val="22"/>
+          <w:szCs w:val="22"/>
+          <w:u w:val="single"/>
+        </w:rPr>
+      </w:pPr>
+      <w:r>
+        <w:rPr>
+          <w:b/>
+          <w:bCs/>
+          <w:sz w:val="22"/>
+          <w:szCs w:val="22"/>
+          <w:u w:val="single"/>
+        </w:rPr>
+        <w:t xml:space="preserve">Article </w:t>
+      </w:r>
+      <w:proofErr w:type="gramStart"/>
+      <w:r>
+        <w:rPr>
+          <w:b/>
+          <w:bCs/>
+          <w:sz w:val="22"/>
+          <w:szCs w:val="22"/>
+          <w:u w:val="single"/>
+        </w:rPr>
+        <w:t>1</w:t>
+      </w:r>
+      <w:r>
+        <w:rPr>
+          <w:b/>
+          <w:bCs/>
+          <w:sz w:val="22"/>
+          <w:szCs w:val="22"/>
+          <w:u w:val="single"/>
+        </w:rPr>
+        <w:t>:</w:t>
+      </w:r>
+      <w:proofErr w:type="gramEnd"/>
+      <w:r>
+        <w:rPr>
+          <w:b/>
+          <w:bCs/>
+          <w:sz w:val="22"/>
+          <w:szCs w:val="22"/>
+          <w:u w:val="single"/>
+        </w:rPr>
+        <w:t xml:space="preserve"> </w:t>
+      </w:r>
+      <w:r>
+        <w:rPr>
+          <w:b/>
+          <w:bCs/>
+          <w:sz w:val="22"/>
+          <w:szCs w:val="22"/>
+          <w:u w:val="single"/>
+        </w:rPr>
+        <w:t>…………………………………………………………………………………</w:t>
+      </w:r>
+      <w:proofErr w:type="gramStart"/>
+      <w:r>
+        <w:rPr>
+          <w:b/>
+          <w:bCs/>
+          <w:sz w:val="22"/>
+          <w:szCs w:val="22"/>
+          <w:u w:val="single"/>
+        </w:rPr>
+        <w:t>……</w:t>
+      </w:r>
+      <w:r>
+        <w:rPr>
+          <w:b/>
+          <w:bCs/>
+          <w:sz w:val="22"/>
+          <w:szCs w:val="22"/>
+          <w:u w:val="single"/>
+        </w:rPr>
+        <w:t>.</w:t>
+      </w:r>
+      <w:proofErr w:type="gramEnd"/>
+      <w:r>
+        <w:rPr>
+          <w:b/>
+          <w:bCs/>
+          <w:sz w:val="22"/>
+          <w:szCs w:val="22"/>
+          <w:u w:val="single"/>
+        </w:rPr>
+        <w:t>…………</w:t>
+      </w:r>
+      <w:proofErr w:type="gramStart"/>
+      <w:r>
+        <w:rPr>
+          <w:b/>
+          <w:bCs/>
+          <w:sz w:val="22"/>
+          <w:szCs w:val="22"/>
+          <w:u w:val="single"/>
+        </w:rPr>
+        <w:t>…</w:t>
+      </w:r>
+      <w:r>
+        <w:rPr>
+          <w:b/>
+          <w:bCs/>
+          <w:sz w:val="22"/>
+          <w:szCs w:val="22"/>
+          <w:u w:val="single"/>
+        </w:rPr>
+        <w:t>…</w:t>
+      </w:r>
+      <w:r>
+        <w:rPr>
+          <w:b/>
+          <w:bCs/>
+          <w:sz w:val="22"/>
+          <w:szCs w:val="22"/>
+          <w:u w:val="single"/>
+        </w:rPr>
+        <w:t>.</w:t>
+      </w:r>
+      <w:proofErr w:type="gramEnd"/>
+      <w:r>
+        <w:rPr>
+          <w:b/>
+          <w:bCs/>
+          <w:sz w:val="22"/>
+          <w:szCs w:val="22"/>
+          <w:u w:val="single"/>
+        </w:rPr>
+        <w:t>………</w:t>
+      </w:r>
+      <w:r>
+        <w:rPr>
+          <w:b/>
+          <w:bCs/>
+          <w:sz w:val="22"/>
+          <w:szCs w:val="22"/>
+          <w:u w:val="single"/>
+        </w:rPr>
+        <w:t>9</w:t>
+      </w:r>
+    </w:p>
+    <w:p>
+      <w:pPr>
+        <w:rPr>
+          <w:b/>
+          <w:bCs/>
+          <w:sz w:val="22"/>
+          <w:szCs w:val="22"/>
+          <w:u w:val="single"/>
+        </w:rPr>
+      </w:pPr>
+      <w:r>
+        <w:rPr>
+          <w:b/>
+          <w:bCs/>
+          <w:sz w:val="22"/>
+          <w:szCs w:val="22"/>
+          <w:u w:val="single"/>
+        </w:rPr>
+        <w:t>Article</w:t>
+      </w:r>
+      <w:r>
+        <w:rPr>
+          <w:b/>
+          <w:bCs/>
+          <w:sz w:val="22"/>
+          <w:szCs w:val="22"/>
+          <w:u w:val="single"/>
+        </w:rPr>
+        <w:t xml:space="preserve"> </w:t>
+      </w:r>
+      <w:r>
+        <w:rPr>
+          <w:b/>
+          <w:bCs/>
+          <w:sz w:val="22"/>
+          <w:szCs w:val="22"/>
+          <w:u w:val="single"/>
+        </w:rPr>
+        <w:t>2</w:t>
+      </w:r>
+      <w:r>
+        <w:rPr>
+          <w:b/>
+          <w:bCs/>
+          <w:sz w:val="22"/>
+          <w:szCs w:val="22"/>
+          <w:u w:val="single"/>
+        </w:rPr>
+        <w:t xml:space="preserve"> : </w:t>
+      </w:r>
+      <w:r>
+        <w:rPr>
+          <w:b/>
+          <w:bCs/>
+          <w:sz w:val="22"/>
+          <w:szCs w:val="22"/>
+          <w:u w:val="single"/>
+        </w:rPr>
+        <w:t>………………………………………</w:t>
+      </w:r>
+      <w:r>
+        <w:rPr>
+          <w:b/>
+          <w:bCs/>
+          <w:sz w:val="22"/>
+          <w:szCs w:val="22"/>
+          <w:u w:val="single"/>
+        </w:rPr>
+        <w:t>…………</w:t>
+      </w:r>
+      <w:r>
+        <w:rPr>
+          <w:b/>
+          <w:bCs/>
+          <w:sz w:val="22"/>
+          <w:szCs w:val="22"/>
+          <w:u w:val="single"/>
+        </w:rPr>
+        <w:t>……………………</w:t>
+      </w:r>
+      <w:proofErr w:type="gramStart"/>
+      <w:r>
+        <w:rPr>
+          <w:b/>
+          <w:bCs/>
+          <w:sz w:val="22"/>
+          <w:szCs w:val="22"/>
+          <w:u w:val="single"/>
+        </w:rPr>
+        <w:t>……</w:t>
+      </w:r>
+      <w:r>
+        <w:rPr>
+          <w:b/>
+          <w:bCs/>
+          <w:sz w:val="22"/>
+          <w:szCs w:val="22"/>
+          <w:u w:val="single"/>
+        </w:rPr>
+        <w:t>.</w:t>
+      </w:r>
+      <w:proofErr w:type="gramEnd"/>
+      <w:r>
+        <w:rPr>
+          <w:b/>
+          <w:bCs/>
+          <w:sz w:val="22"/>
+          <w:szCs w:val="22"/>
+          <w:u w:val="single"/>
+        </w:rPr>
+        <w:t>…………………………</w:t>
+      </w:r>
+      <w:proofErr w:type="gramStart"/>
+      <w:r>
+        <w:rPr>
+          <w:b/>
+          <w:bCs/>
+          <w:sz w:val="22"/>
+          <w:szCs w:val="22"/>
+          <w:u w:val="single"/>
+        </w:rPr>
+        <w:t>……</w:t>
+      </w:r>
+      <w:r>
+        <w:rPr>
+          <w:b/>
+          <w:bCs/>
+          <w:sz w:val="22"/>
+          <w:szCs w:val="22"/>
+          <w:u w:val="single"/>
+        </w:rPr>
+        <w:t>.</w:t>
+      </w:r>
+      <w:proofErr w:type="gramEnd"/>
+      <w:r>
+        <w:rPr>
+          <w:b/>
+          <w:bCs/>
+          <w:sz w:val="22"/>
+          <w:szCs w:val="22"/>
+          <w:u w:val="single"/>
+        </w:rPr>
+        <w:t>11</w:t>
+      </w:r>
+    </w:p>
+    <w:p>
+      <w:pPr>
+        <w:rPr>
+          <w:b/>
+          <w:bCs/>
+          <w:sz w:val="22"/>
+          <w:szCs w:val="22"/>
+          <w:u w:val="single"/>
+        </w:rPr>
+      </w:pPr>
+      <w:r>
+        <w:rPr>
+          <w:b/>
+          <w:bCs/>
+          <w:sz w:val="22"/>
+          <w:szCs w:val="22"/>
+          <w:u w:val="single"/>
+        </w:rPr>
+        <w:t>Article 3</w:t>
+      </w:r>
+      <w:r>
+        <w:rPr>
+          <w:b/>
+          <w:bCs/>
+          <w:sz w:val="22"/>
+          <w:szCs w:val="22"/>
+          <w:u w:val="single"/>
+        </w:rPr>
+        <w:t xml:space="preserve"> : </w:t>
+      </w:r>
+      <w:r>
+        <w:rPr>
+          <w:b/>
+          <w:bCs/>
+          <w:sz w:val="22"/>
+          <w:szCs w:val="22"/>
+          <w:u w:val="single"/>
+        </w:rPr>
+        <w:t>……………………</w:t>
+      </w:r>
+      <w:proofErr w:type="gramStart"/>
+      <w:r>
+        <w:rPr>
+          <w:b/>
+          <w:bCs/>
+          <w:sz w:val="22"/>
+          <w:szCs w:val="22"/>
+          <w:u w:val="single"/>
+        </w:rPr>
+        <w:t>…</w:t>
+      </w:r>
+      <w:r>
+        <w:rPr>
+          <w:b/>
+          <w:bCs/>
+          <w:sz w:val="22"/>
+          <w:szCs w:val="22"/>
+          <w:u w:val="single"/>
+        </w:rPr>
         <w:t>….</w:t>
       </w:r>
+      <w:proofErr w:type="gramEnd"/>
       <w:r>
         <w:rPr>
           <w:b/>
@@ -1046,8 +1656,9 @@
           <w:szCs w:val="22"/>
           <w:u w:val="single"/>
         </w:rPr>
-        <w:t>……………………………………………………………………</w:t>
-      </w:r>
+        <w:t>……………………………………………</w:t>
+      </w:r>
+      <w:proofErr w:type="gramStart"/>
       <w:r>
         <w:rPr>
           <w:b/>
@@ -1056,7 +1667,7 @@
           <w:szCs w:val="22"/>
           <w:u w:val="single"/>
         </w:rPr>
-        <w:t>….………….</w:t>
+        <w:t>……</w:t>
       </w:r>
       <w:r>
         <w:rPr>
@@ -1066,8 +1677,9 @@
           <w:szCs w:val="22"/>
           <w:u w:val="single"/>
         </w:rPr>
-        <w:t>……………</w:t>
-      </w:r>
+        <w:t>.</w:t>
+      </w:r>
+      <w:proofErr w:type="gramEnd"/>
       <w:r>
         <w:rPr>
           <w:b/>
@@ -1076,11 +1688,9 @@
           <w:szCs w:val="22"/>
           <w:u w:val="single"/>
         </w:rPr>
-        <w:t>7</w:t>
-      </w:r>
-    </w:p>
-    <w:p>
-      <w:pPr>
+        <w:t>………………………………</w:t>
+      </w:r>
+      <w:r>
         <w:rPr>
           <w:b/>
           <w:bCs/>
@@ -1088,8 +1698,11 @@
           <w:szCs w:val="22"/>
           <w:u w:val="single"/>
         </w:rPr>
-      </w:pPr>
-      <w:r>
+        <w:t>13</w:t>
+      </w:r>
+    </w:p>
+    <w:p>
+      <w:pPr>
         <w:rPr>
           <w:b/>
           <w:bCs/>
@@ -1097,8 +1710,7 @@
           <w:szCs w:val="22"/>
           <w:u w:val="single"/>
         </w:rPr>
-        <w:t>Article 1</w:t>
-      </w:r>
+      </w:pPr>
       <w:r>
         <w:rPr>
           <w:b/>
@@ -1107,7 +1719,7 @@
           <w:szCs w:val="22"/>
           <w:u w:val="single"/>
         </w:rPr>
-        <w:t xml:space="preserve">: </w:t>
+        <w:t xml:space="preserve">Analyse globale : </w:t>
       </w:r>
       <w:r>
         <w:rPr>
@@ -1117,7 +1729,7 @@
           <w:szCs w:val="22"/>
           <w:u w:val="single"/>
         </w:rPr>
-        <w:t>………………………………………………………………………………………</w:t>
+        <w:t xml:space="preserve"> </w:t>
       </w:r>
       <w:r>
         <w:rPr>
@@ -1127,8 +1739,9 @@
           <w:szCs w:val="22"/>
           <w:u w:val="single"/>
         </w:rPr>
-        <w:t>.……………</w:t>
-      </w:r>
+        <w:t>………………………………………………………………</w:t>
+      </w:r>
+      <w:proofErr w:type="gramStart"/>
       <w:r>
         <w:rPr>
           <w:b/>
@@ -1137,7 +1750,7 @@
           <w:szCs w:val="22"/>
           <w:u w:val="single"/>
         </w:rPr>
-        <w:t>…………</w:t>
+        <w:t>……</w:t>
       </w:r>
       <w:r>
         <w:rPr>
@@ -1147,11 +1760,10 @@
           <w:szCs w:val="22"/>
           <w:u w:val="single"/>
         </w:rPr>
-        <w:t>9</w:t>
-      </w:r>
-    </w:p>
-    <w:p>
-      <w:pPr>
+        <w:t>.</w:t>
+      </w:r>
+      <w:proofErr w:type="gramEnd"/>
+      <w:r>
         <w:rPr>
           <w:b/>
           <w:bCs/>
@@ -1159,7 +1771,9 @@
           <w:szCs w:val="22"/>
           <w:u w:val="single"/>
         </w:rPr>
-      </w:pPr>
+        <w:t>………………………</w:t>
+      </w:r>
+      <w:proofErr w:type="gramStart"/>
       <w:r>
         <w:rPr>
           <w:b/>
@@ -1168,7 +1782,7 @@
           <w:szCs w:val="22"/>
           <w:u w:val="single"/>
         </w:rPr>
-        <w:t>Article</w:t>
+        <w:t>……</w:t>
       </w:r>
       <w:r>
         <w:rPr>
@@ -1178,6 +1792,48 @@
           <w:szCs w:val="22"/>
           <w:u w:val="single"/>
         </w:rPr>
+        <w:t>.</w:t>
+      </w:r>
+      <w:proofErr w:type="gramEnd"/>
+      <w:r>
+        <w:rPr>
+          <w:b/>
+          <w:bCs/>
+          <w:sz w:val="22"/>
+          <w:szCs w:val="22"/>
+          <w:u w:val="single"/>
+        </w:rPr>
+        <w:t>15</w:t>
+      </w:r>
+    </w:p>
+    <w:p>
+      <w:pPr>
+        <w:rPr>
+          <w:b/>
+          <w:bCs/>
+          <w:sz w:val="22"/>
+          <w:szCs w:val="22"/>
+          <w:u w:val="single"/>
+        </w:rPr>
+      </w:pPr>
+      <w:r>
+        <w:rPr>
+          <w:b/>
+          <w:bCs/>
+          <w:sz w:val="22"/>
+          <w:szCs w:val="22"/>
+          <w:u w:val="single"/>
+        </w:rPr>
+        <w:t>Conclusion :</w:t>
+      </w:r>
+      <w:r>
+        <w:rPr>
+          <w:b/>
+          <w:bCs/>
+          <w:sz w:val="22"/>
+          <w:szCs w:val="22"/>
+          <w:u w:val="single"/>
+        </w:rPr>
         <w:t xml:space="preserve"> </w:t>
       </w:r>
       <w:r>
@@ -1188,8 +1844,9 @@
           <w:szCs w:val="22"/>
           <w:u w:val="single"/>
         </w:rPr>
-        <w:t>2</w:t>
-      </w:r>
+        <w:t>……………………</w:t>
+      </w:r>
+      <w:proofErr w:type="gramStart"/>
       <w:r>
         <w:rPr>
           <w:b/>
@@ -1198,7 +1855,7 @@
           <w:szCs w:val="22"/>
           <w:u w:val="single"/>
         </w:rPr>
-        <w:t xml:space="preserve"> : </w:t>
+        <w:t>……</w:t>
       </w:r>
       <w:r>
         <w:rPr>
@@ -1208,8 +1865,9 @@
           <w:szCs w:val="22"/>
           <w:u w:val="single"/>
         </w:rPr>
-        <w:t>………………………………………</w:t>
-      </w:r>
+        <w:t>.</w:t>
+      </w:r>
+      <w:proofErr w:type="gramEnd"/>
       <w:r>
         <w:rPr>
           <w:b/>
@@ -1218,8 +1876,9 @@
           <w:szCs w:val="22"/>
           <w:u w:val="single"/>
         </w:rPr>
-        <w:t>…………</w:t>
-      </w:r>
+        <w:t>…………………………………</w:t>
+      </w:r>
+      <w:proofErr w:type="gramStart"/>
       <w:r>
         <w:rPr>
           <w:b/>
@@ -1228,7 +1887,7 @@
           <w:szCs w:val="22"/>
           <w:u w:val="single"/>
         </w:rPr>
-        <w:t>…………………………</w:t>
+        <w:t>……</w:t>
       </w:r>
       <w:r>
         <w:rPr>
@@ -1240,6 +1899,7 @@
         </w:rPr>
         <w:t>.</w:t>
       </w:r>
+      <w:proofErr w:type="gramEnd"/>
       <w:r>
         <w:rPr>
           <w:b/>
@@ -1248,7 +1908,7 @@
           <w:szCs w:val="22"/>
           <w:u w:val="single"/>
         </w:rPr>
-        <w:t>………………………………</w:t>
+        <w:t>.</w:t>
       </w:r>
       <w:r>
         <w:rPr>
@@ -1258,11 +1918,10 @@
           <w:szCs w:val="22"/>
           <w:u w:val="single"/>
         </w:rPr>
-        <w:t>11</w:t>
-      </w:r>
-    </w:p>
-    <w:p>
-      <w:pPr>
+        <w:t>…</w:t>
+      </w:r>
+      <w:proofErr w:type="gramStart"/>
+      <w:r>
         <w:rPr>
           <w:b/>
           <w:bCs/>
@@ -1270,7 +1929,8 @@
           <w:szCs w:val="22"/>
           <w:u w:val="single"/>
         </w:rPr>
-      </w:pPr>
+        <w:t>……</w:t>
+      </w:r>
       <w:r>
         <w:rPr>
           <w:b/>
@@ -1279,8 +1939,9 @@
           <w:szCs w:val="22"/>
           <w:u w:val="single"/>
         </w:rPr>
-        <w:t>Article 3</w:t>
-      </w:r>
+        <w:t>.</w:t>
+      </w:r>
+      <w:proofErr w:type="gramEnd"/>
       <w:r>
         <w:rPr>
           <w:b/>
@@ -1289,8 +1950,9 @@
           <w:szCs w:val="22"/>
           <w:u w:val="single"/>
         </w:rPr>
-        <w:t xml:space="preserve"> : </w:t>
-      </w:r>
+        <w:t>…………………</w:t>
+      </w:r>
+      <w:proofErr w:type="gramStart"/>
       <w:r>
         <w:rPr>
           <w:b/>
@@ -1299,7 +1961,7 @@
           <w:szCs w:val="22"/>
           <w:u w:val="single"/>
         </w:rPr>
-        <w:t>………………………</w:t>
+        <w:t>……</w:t>
       </w:r>
       <w:r>
         <w:rPr>
@@ -1309,8 +1971,9 @@
           <w:szCs w:val="22"/>
           <w:u w:val="single"/>
         </w:rPr>
-        <w:t>….</w:t>
-      </w:r>
+        <w:t>.</w:t>
+      </w:r>
+      <w:proofErr w:type="gramEnd"/>
       <w:r>
         <w:rPr>
           <w:b/>
@@ -1319,7 +1982,7 @@
           <w:szCs w:val="22"/>
           <w:u w:val="single"/>
         </w:rPr>
-        <w:t>…………………………………………………</w:t>
+        <w:t>.</w:t>
       </w:r>
       <w:r>
         <w:rPr>
@@ -1329,7 +1992,7 @@
           <w:szCs w:val="22"/>
           <w:u w:val="single"/>
         </w:rPr>
-        <w:t>.</w:t>
+        <w:t>…</w:t>
       </w:r>
       <w:r>
         <w:rPr>
@@ -1339,179 +2002,7 @@
           <w:szCs w:val="22"/>
           <w:u w:val="single"/>
         </w:rPr>
-        <w:t>………………………………</w:t>
-      </w:r>
-      <w:r>
-        <w:rPr>
-          <w:b/>
-          <w:bCs/>
-          <w:sz w:val="22"/>
-          <w:szCs w:val="22"/>
-          <w:u w:val="single"/>
-        </w:rPr>
-        <w:t>13</w:t>
-      </w:r>
-    </w:p>
-    <w:p>
-      <w:pPr>
-        <w:rPr>
-          <w:b/>
-          <w:bCs/>
-          <w:sz w:val="22"/>
-          <w:szCs w:val="22"/>
-          <w:u w:val="single"/>
-        </w:rPr>
-      </w:pPr>
-      <w:r>
-        <w:rPr>
-          <w:b/>
-          <w:bCs/>
-          <w:sz w:val="22"/>
-          <w:szCs w:val="22"/>
-          <w:u w:val="single"/>
-        </w:rPr>
-        <w:t xml:space="preserve">Analyse globale : </w:t>
-      </w:r>
-      <w:r>
-        <w:rPr>
-          <w:b/>
-          <w:bCs/>
-          <w:sz w:val="22"/>
-          <w:szCs w:val="22"/>
-          <w:u w:val="single"/>
-        </w:rPr>
-        <w:t xml:space="preserve"> </w:t>
-      </w:r>
-      <w:r>
-        <w:rPr>
-          <w:b/>
-          <w:bCs/>
-          <w:sz w:val="22"/>
-          <w:szCs w:val="22"/>
-          <w:u w:val="single"/>
-        </w:rPr>
-        <w:t>……………………………………………………………………</w:t>
-      </w:r>
-      <w:r>
-        <w:rPr>
-          <w:b/>
-          <w:bCs/>
-          <w:sz w:val="22"/>
-          <w:szCs w:val="22"/>
-          <w:u w:val="single"/>
-        </w:rPr>
-        <w:t>.</w:t>
-      </w:r>
-      <w:r>
-        <w:rPr>
-          <w:b/>
-          <w:bCs/>
-          <w:sz w:val="22"/>
-          <w:szCs w:val="22"/>
-          <w:u w:val="single"/>
-        </w:rPr>
-        <w:t>………………………………3</w:t>
-      </w:r>
-    </w:p>
-    <w:p>
-      <w:pPr>
-        <w:rPr>
-          <w:b/>
-          <w:bCs/>
-          <w:sz w:val="22"/>
-          <w:szCs w:val="22"/>
-          <w:u w:val="single"/>
-        </w:rPr>
-      </w:pPr>
-      <w:r>
-        <w:rPr>
-          <w:b/>
-          <w:bCs/>
-          <w:sz w:val="22"/>
-          <w:szCs w:val="22"/>
-          <w:u w:val="single"/>
-        </w:rPr>
-        <w:t>Conclusion :</w:t>
-      </w:r>
-      <w:r>
-        <w:rPr>
-          <w:b/>
-          <w:bCs/>
-          <w:sz w:val="22"/>
-          <w:szCs w:val="22"/>
-          <w:u w:val="single"/>
-        </w:rPr>
-        <w:t xml:space="preserve"> </w:t>
-      </w:r>
-      <w:r>
-        <w:rPr>
-          <w:b/>
-          <w:bCs/>
-          <w:sz w:val="22"/>
-          <w:szCs w:val="22"/>
-          <w:u w:val="single"/>
-        </w:rPr>
-        <w:t>…………………………</w:t>
-      </w:r>
-      <w:r>
-        <w:rPr>
-          <w:b/>
-          <w:bCs/>
-          <w:sz w:val="22"/>
-          <w:szCs w:val="22"/>
-          <w:u w:val="single"/>
-        </w:rPr>
-        <w:t>.</w:t>
-      </w:r>
-      <w:r>
-        <w:rPr>
-          <w:b/>
-          <w:bCs/>
-          <w:sz w:val="22"/>
-          <w:szCs w:val="22"/>
-          <w:u w:val="single"/>
-        </w:rPr>
-        <w:t>………………………………………</w:t>
-      </w:r>
-      <w:r>
-        <w:rPr>
-          <w:b/>
-          <w:bCs/>
-          <w:sz w:val="22"/>
-          <w:szCs w:val="22"/>
-          <w:u w:val="single"/>
-        </w:rPr>
-        <w:t>..</w:t>
-      </w:r>
-      <w:r>
-        <w:rPr>
-          <w:b/>
-          <w:bCs/>
-          <w:sz w:val="22"/>
-          <w:szCs w:val="22"/>
-          <w:u w:val="single"/>
-        </w:rPr>
-        <w:t>………</w:t>
-      </w:r>
-      <w:r>
-        <w:rPr>
-          <w:b/>
-          <w:bCs/>
-          <w:sz w:val="22"/>
-          <w:szCs w:val="22"/>
-          <w:u w:val="single"/>
-        </w:rPr>
-        <w:t>.</w:t>
-      </w:r>
-      <w:r>
-        <w:rPr>
-          <w:b/>
-          <w:bCs/>
-          <w:sz w:val="22"/>
-          <w:szCs w:val="22"/>
-          <w:u w:val="single"/>
-        </w:rPr>
-        <w:t>……………………………3</w:t>
+        <w:t>16</w:t>
       </w:r>
     </w:p>
     <w:p>
@@ -1539,8 +2030,115 @@
           <w:szCs w:val="22"/>
           <w:u w:val="single"/>
         </w:rPr>
+        <w:t>……………………</w:t>
+      </w:r>
+      <w:proofErr w:type="gramStart"/>
+      <w:r>
+        <w:rPr>
+          <w:b/>
+          <w:bCs/>
+          <w:sz w:val="22"/>
+          <w:szCs w:val="22"/>
+          <w:u w:val="single"/>
+        </w:rPr>
+        <w:t>……</w:t>
+      </w:r>
+      <w:r>
+        <w:rPr>
+          <w:b/>
+          <w:bCs/>
+          <w:sz w:val="22"/>
+          <w:szCs w:val="22"/>
+          <w:u w:val="single"/>
+        </w:rPr>
+        <w:t>.</w:t>
+      </w:r>
+      <w:proofErr w:type="gramEnd"/>
+      <w:r>
+        <w:rPr>
+          <w:b/>
+          <w:bCs/>
+          <w:sz w:val="22"/>
+          <w:szCs w:val="22"/>
+          <w:u w:val="single"/>
+        </w:rPr>
+        <w:t>…………………………………</w:t>
+      </w:r>
+      <w:proofErr w:type="gramStart"/>
+      <w:r>
+        <w:rPr>
+          <w:b/>
+          <w:bCs/>
+          <w:sz w:val="22"/>
+          <w:szCs w:val="22"/>
+          <w:u w:val="single"/>
+        </w:rPr>
+        <w:t>……</w:t>
+      </w:r>
+      <w:r>
+        <w:rPr>
+          <w:b/>
+          <w:bCs/>
+          <w:sz w:val="22"/>
+          <w:szCs w:val="22"/>
+          <w:u w:val="single"/>
+        </w:rPr>
+        <w:t>.</w:t>
+      </w:r>
+      <w:proofErr w:type="gramEnd"/>
+      <w:r>
+        <w:rPr>
+          <w:b/>
+          <w:bCs/>
+          <w:sz w:val="22"/>
+          <w:szCs w:val="22"/>
+          <w:u w:val="single"/>
+        </w:rPr>
+        <w:t>.</w:t>
+      </w:r>
+      <w:r>
+        <w:rPr>
+          <w:b/>
+          <w:bCs/>
+          <w:sz w:val="22"/>
+          <w:szCs w:val="22"/>
+          <w:u w:val="single"/>
+        </w:rPr>
+        <w:t>…</w:t>
+      </w:r>
+      <w:proofErr w:type="gramStart"/>
+      <w:r>
+        <w:rPr>
+          <w:b/>
+          <w:bCs/>
+          <w:sz w:val="22"/>
+          <w:szCs w:val="22"/>
+          <w:u w:val="single"/>
+        </w:rPr>
+        <w:t>……</w:t>
+      </w:r>
+      <w:r>
+        <w:rPr>
+          <w:b/>
+          <w:bCs/>
+          <w:sz w:val="22"/>
+          <w:szCs w:val="22"/>
+          <w:u w:val="single"/>
+        </w:rPr>
+        <w:t>.</w:t>
+      </w:r>
+      <w:proofErr w:type="gramEnd"/>
+      <w:r>
+        <w:rPr>
+          <w:b/>
+          <w:bCs/>
+          <w:sz w:val="22"/>
+          <w:szCs w:val="22"/>
+          <w:u w:val="single"/>
+        </w:rPr>
         <w:t>…………………………</w:t>
       </w:r>
+      <w:proofErr w:type="gramStart"/>
       <w:r>
         <w:rPr>
           <w:b/>
@@ -1549,7 +2147,7 @@
           <w:szCs w:val="22"/>
           <w:u w:val="single"/>
         </w:rPr>
-        <w:t>.</w:t>
+        <w:t>…</w:t>
       </w:r>
       <w:r>
         <w:rPr>
@@ -1559,8 +2157,9 @@
           <w:szCs w:val="22"/>
           <w:u w:val="single"/>
         </w:rPr>
-        <w:t>………………………………………</w:t>
-      </w:r>
+        <w:t>….</w:t>
+      </w:r>
+      <w:proofErr w:type="gramEnd"/>
       <w:r>
         <w:rPr>
           <w:b/>
@@ -1569,37 +2168,7 @@
           <w:szCs w:val="22"/>
           <w:u w:val="single"/>
         </w:rPr>
-        <w:t>..</w:t>
-      </w:r>
-      <w:r>
-        <w:rPr>
-          <w:b/>
-          <w:bCs/>
-          <w:sz w:val="22"/>
-          <w:szCs w:val="22"/>
-          <w:u w:val="single"/>
-        </w:rPr>
-        <w:t>………</w:t>
-      </w:r>
-      <w:r>
-        <w:rPr>
-          <w:b/>
-          <w:bCs/>
-          <w:sz w:val="22"/>
-          <w:szCs w:val="22"/>
-          <w:u w:val="single"/>
-        </w:rPr>
-        <w:t>.</w:t>
-      </w:r>
-      <w:r>
-        <w:rPr>
-          <w:b/>
-          <w:bCs/>
-          <w:sz w:val="22"/>
-          <w:szCs w:val="22"/>
-          <w:u w:val="single"/>
-        </w:rPr>
-        <w:t>……………………………</w:t>
+        <w:t>17</w:t>
       </w:r>
     </w:p>
     <w:p>
@@ -1665,40 +2234,11 @@
     </w:p>
     <w:p>
       <w:pPr>
-        <w:jc w:val="right"/>
-        <w:rPr>
-          <w:sz w:val="22"/>
-          <w:szCs w:val="22"/>
-        </w:rPr>
-      </w:pPr>
-      <w:r>
-        <w:rPr>
-          <w:sz w:val="22"/>
-          <w:szCs w:val="22"/>
-        </w:rPr>
-        <w:t xml:space="preserve">Dossier veille </w:t>
-      </w:r>
-      <w:r>
-        <w:rPr>
-          <w:sz w:val="22"/>
-          <w:szCs w:val="22"/>
-        </w:rPr>
-        <w:t>informatique</w:t>
-      </w:r>
-      <w:r>
-        <w:rPr>
-          <w:sz w:val="22"/>
-          <w:szCs w:val="22"/>
-        </w:rPr>
-        <w:t xml:space="preserve"> – </w:t>
-      </w:r>
-      <w:r>
-        <w:rPr>
-          <w:sz w:val="22"/>
-          <w:szCs w:val="22"/>
-        </w:rPr>
-        <w:t>BTS2 2026</w:t>
-      </w:r>
+        <w:rPr>
+          <w:sz w:val="22"/>
+          <w:szCs w:val="22"/>
+        </w:rPr>
+      </w:pPr>
     </w:p>
     <w:p>
       <w:pPr>
@@ -1924,50 +2464,6 @@
     </w:p>
     <w:p>
       <w:pPr>
-        <w:jc w:val="right"/>
-        <w:rPr>
-          <w:sz w:val="22"/>
-          <w:szCs w:val="22"/>
-        </w:rPr>
-      </w:pPr>
-      <w:r>
-        <w:rPr>
-          <w:sz w:val="22"/>
-          <w:szCs w:val="22"/>
-        </w:rPr>
-        <w:t xml:space="preserve">Dossier veille </w:t>
-      </w:r>
-      <w:r>
-        <w:rPr>
-          <w:sz w:val="22"/>
-          <w:szCs w:val="22"/>
-        </w:rPr>
-        <w:t>informatique</w:t>
-      </w:r>
-      <w:r>
-        <w:rPr>
-          <w:sz w:val="22"/>
-          <w:szCs w:val="22"/>
-        </w:rPr>
-        <w:t xml:space="preserve"> – </w:t>
-      </w:r>
-      <w:r>
-        <w:rPr>
-          <w:sz w:val="22"/>
-          <w:szCs w:val="22"/>
-        </w:rPr>
-        <w:t>BTS2 2026</w:t>
-      </w:r>
-      <w:r>
-        <w:rPr>
-          <w:sz w:val="22"/>
-          <w:szCs w:val="22"/>
-        </w:rPr>
-        <w:t xml:space="preserve"> </w:t>
-      </w:r>
-    </w:p>
-    <w:p>
-      <w:pPr>
         <w:rPr>
           <w:b/>
           <w:bCs/>
@@ -1989,6 +2485,7 @@
           <w:sz w:val="30"/>
           <w:szCs w:val="30"/>
         </w:rPr>
+        <w:lastRenderedPageBreak/>
         <w:t xml:space="preserve">Méthodologie de la veille </w:t>
       </w:r>
     </w:p>
@@ -2217,9 +2714,10 @@
     </w:p>
     <w:p>
       <w:pPr>
+        <w:pStyle w:val="Paragraphedeliste"/>
         <w:numPr>
           <w:ilvl w:val="0"/>
-          <w:numId w:val="9"/>
+          <w:numId w:val="37"/>
         </w:numPr>
         <w:rPr>
           <w:sz w:val="22"/>
@@ -2254,9 +2752,10 @@
     </w:p>
     <w:p>
       <w:pPr>
+        <w:pStyle w:val="Paragraphedeliste"/>
         <w:numPr>
           <w:ilvl w:val="0"/>
-          <w:numId w:val="9"/>
+          <w:numId w:val="37"/>
         </w:numPr>
         <w:rPr>
           <w:sz w:val="22"/>
@@ -2268,14 +2767,31 @@
           <w:sz w:val="22"/>
           <w:szCs w:val="22"/>
         </w:rPr>
-        <w:t>LinkedIn : publications d’experts, professionnels IT et entreprises du secteur</w:t>
-      </w:r>
-    </w:p>
-    <w:p>
-      <w:pPr>
+        <w:t>YouTube : chaînes spécialisées comme IT-</w:t>
+      </w:r>
+      <w:proofErr w:type="spellStart"/>
+      <w:r>
+        <w:rPr>
+          <w:sz w:val="22"/>
+          <w:szCs w:val="22"/>
+        </w:rPr>
+        <w:t>Connect</w:t>
+      </w:r>
+      <w:proofErr w:type="spellEnd"/>
+      <w:r>
+        <w:rPr>
+          <w:sz w:val="22"/>
+          <w:szCs w:val="22"/>
+        </w:rPr>
+        <w:t xml:space="preserve"> animée par Florian Burnel, qui propose des tutoriels et des explications techniques</w:t>
+      </w:r>
+    </w:p>
+    <w:p>
+      <w:pPr>
+        <w:pStyle w:val="Paragraphedeliste"/>
         <w:numPr>
           <w:ilvl w:val="0"/>
-          <w:numId w:val="9"/>
+          <w:numId w:val="37"/>
         </w:numPr>
         <w:rPr>
           <w:sz w:val="22"/>
@@ -2287,12 +2803,12 @@
           <w:sz w:val="22"/>
           <w:szCs w:val="22"/>
         </w:rPr>
-        <w:t xml:space="preserve">YouTube : chaînes spécialisées comme </w:t>
-      </w:r>
-      <w:r>
-        <w:rPr>
-          <w:b/>
-          <w:bCs/>
+        <w:t xml:space="preserve">Le site/blog </w:t>
+      </w:r>
+      <w:r>
+        <w:rPr>
+          <w:i/>
+          <w:iCs/>
           <w:sz w:val="22"/>
           <w:szCs w:val="22"/>
         </w:rPr>
@@ -2301,8 +2817,8 @@
       <w:proofErr w:type="spellStart"/>
       <w:r>
         <w:rPr>
-          <w:b/>
-          <w:bCs/>
+          <w:i/>
+          <w:iCs/>
           <w:sz w:val="22"/>
           <w:szCs w:val="22"/>
         </w:rPr>
@@ -2314,14 +2830,84 @@
           <w:sz w:val="22"/>
           <w:szCs w:val="22"/>
         </w:rPr>
-        <w:t xml:space="preserve"> animée par Florian Burnel, qui propose des tutoriels et des explications techniques</w:t>
-      </w:r>
-    </w:p>
-    <w:p>
-      <w:pPr>
+        <w:t xml:space="preserve"> : articles détaillés sur l’administration système, la cybersécurité et les réseaux</w:t>
+      </w:r>
+    </w:p>
+    <w:p>
+      <w:pPr>
+        <w:rPr>
+          <w:sz w:val="22"/>
+          <w:szCs w:val="22"/>
+        </w:rPr>
+      </w:pPr>
+      <w:r>
+        <w:rPr>
+          <w:sz w:val="22"/>
+          <w:szCs w:val="22"/>
+        </w:rPr>
+        <w:t>Ces différentes sources me permettent d’avoir à la fois une vision théorique et pratique des évolutions technologiques.</w:t>
+      </w:r>
+    </w:p>
+    <w:p>
+      <w:pPr>
+        <w:rPr>
+          <w:b/>
+          <w:bCs/>
+          <w:sz w:val="22"/>
+          <w:szCs w:val="22"/>
+        </w:rPr>
+      </w:pPr>
+    </w:p>
+    <w:p>
+      <w:pPr>
+        <w:rPr>
+          <w:sz w:val="30"/>
+          <w:szCs w:val="30"/>
+        </w:rPr>
+      </w:pPr>
+      <w:r>
+        <w:rPr>
+          <w:sz w:val="30"/>
+          <w:szCs w:val="30"/>
+        </w:rPr>
+        <w:t>Fréquence de veille</w:t>
+      </w:r>
+      <w:r>
+        <w:rPr>
+          <w:sz w:val="30"/>
+          <w:szCs w:val="30"/>
+        </w:rPr>
+        <w:t xml:space="preserve"> : </w:t>
+      </w:r>
+      <w:r>
+        <w:rPr>
+          <w:sz w:val="30"/>
+          <w:szCs w:val="30"/>
+        </w:rPr>
+        <w:t xml:space="preserve"> </w:t>
+      </w:r>
+    </w:p>
+    <w:p>
+      <w:pPr>
+        <w:rPr>
+          <w:sz w:val="22"/>
+          <w:szCs w:val="22"/>
+        </w:rPr>
+      </w:pPr>
+      <w:r>
+        <w:rPr>
+          <w:sz w:val="22"/>
+          <w:szCs w:val="22"/>
+        </w:rPr>
+        <w:t>Je réalise ma veille de manière régulière afin de rester à jour :</w:t>
+      </w:r>
+    </w:p>
+    <w:p>
+      <w:pPr>
+        <w:pStyle w:val="Paragraphedeliste"/>
         <w:numPr>
           <w:ilvl w:val="0"/>
-          <w:numId w:val="9"/>
+          <w:numId w:val="37"/>
         </w:numPr>
         <w:rPr>
           <w:sz w:val="22"/>
@@ -2333,49 +2919,43 @@
           <w:sz w:val="22"/>
           <w:szCs w:val="22"/>
         </w:rPr>
-        <w:t xml:space="preserve">Le site/blog </w:t>
-      </w:r>
-      <w:r>
-        <w:rPr>
-          <w:i/>
-          <w:iCs/>
-          <w:sz w:val="22"/>
-          <w:szCs w:val="22"/>
-        </w:rPr>
-        <w:t>IT-</w:t>
-      </w:r>
-      <w:proofErr w:type="spellStart"/>
-      <w:r>
-        <w:rPr>
-          <w:i/>
-          <w:iCs/>
-          <w:sz w:val="22"/>
-          <w:szCs w:val="22"/>
-        </w:rPr>
-        <w:t>Connect</w:t>
-      </w:r>
-      <w:proofErr w:type="spellEnd"/>
-      <w:r>
-        <w:rPr>
-          <w:sz w:val="22"/>
-          <w:szCs w:val="22"/>
-        </w:rPr>
-        <w:t xml:space="preserve"> : articles détaillés sur l’administration système, la cybersécurité et les réseaux</w:t>
-      </w:r>
-    </w:p>
-    <w:p>
-      <w:pPr>
-        <w:rPr>
-          <w:sz w:val="22"/>
-          <w:szCs w:val="22"/>
-        </w:rPr>
-      </w:pPr>
-      <w:r>
-        <w:rPr>
-          <w:sz w:val="22"/>
-          <w:szCs w:val="22"/>
-        </w:rPr>
-        <w:t>Ces différentes sources me permettent d’avoir à la fois une vision théorique et pratique des évolutions technologiques.</w:t>
+        <w:t>Consultation hebdomadaire des nouvelles publications</w:t>
+      </w:r>
+    </w:p>
+    <w:p>
+      <w:pPr>
+        <w:pStyle w:val="Paragraphedeliste"/>
+        <w:numPr>
+          <w:ilvl w:val="0"/>
+          <w:numId w:val="37"/>
+        </w:numPr>
+        <w:rPr>
+          <w:sz w:val="22"/>
+          <w:szCs w:val="22"/>
+        </w:rPr>
+      </w:pPr>
+      <w:r>
+        <w:rPr>
+          <w:sz w:val="22"/>
+          <w:szCs w:val="22"/>
+        </w:rPr>
+        <w:lastRenderedPageBreak/>
+        <w:t>Vérification plus fréquente en cas d’actualité importante (faille de sécurité, cyberattaque, nouveauté majeure)</w:t>
+      </w:r>
+    </w:p>
+    <w:p>
+      <w:pPr>
+        <w:rPr>
+          <w:sz w:val="22"/>
+          <w:szCs w:val="22"/>
+        </w:rPr>
+      </w:pPr>
+      <w:r>
+        <w:rPr>
+          <w:sz w:val="22"/>
+          <w:szCs w:val="22"/>
+        </w:rPr>
+        <w:t>Cette régularité me permet de suivre l’évolution rapide des technologies et des menaces informatiques.</w:t>
       </w:r>
     </w:p>
     <w:p>
@@ -2400,98 +2980,376 @@
           <w:sz w:val="30"/>
           <w:szCs w:val="30"/>
         </w:rPr>
-        <w:lastRenderedPageBreak/>
-        <w:t>Fréquence de veille</w:t>
-      </w:r>
-      <w:r>
+        <w:t>Méthode de sélection et d’analyse :</w:t>
+      </w:r>
+    </w:p>
+    <w:p>
+      <w:pPr>
+        <w:rPr>
+          <w:sz w:val="22"/>
+          <w:szCs w:val="22"/>
+        </w:rPr>
+      </w:pPr>
+      <w:r>
+        <w:rPr>
+          <w:sz w:val="22"/>
+          <w:szCs w:val="22"/>
+        </w:rPr>
+        <w:t>Toutes les informations collectées ne sont pas conservées. Je sélectionne uniquement les contenus pertinents selon plusieurs critères :</w:t>
+      </w:r>
+    </w:p>
+    <w:p>
+      <w:pPr>
+        <w:pStyle w:val="Paragraphedeliste"/>
+        <w:numPr>
+          <w:ilvl w:val="0"/>
+          <w:numId w:val="37"/>
+        </w:numPr>
+        <w:rPr>
+          <w:sz w:val="22"/>
+          <w:szCs w:val="22"/>
+        </w:rPr>
+      </w:pPr>
+      <w:r>
+        <w:rPr>
+          <w:sz w:val="22"/>
+          <w:szCs w:val="22"/>
+        </w:rPr>
+        <w:t>Lien avec mon domaine (SISR : systèmes, réseaux, cybersécurité)</w:t>
+      </w:r>
+    </w:p>
+    <w:p>
+      <w:pPr>
+        <w:pStyle w:val="Paragraphedeliste"/>
+        <w:numPr>
+          <w:ilvl w:val="0"/>
+          <w:numId w:val="37"/>
+        </w:numPr>
+        <w:rPr>
+          <w:sz w:val="22"/>
+          <w:szCs w:val="22"/>
+        </w:rPr>
+      </w:pPr>
+      <w:r>
+        <w:rPr>
+          <w:sz w:val="22"/>
+          <w:szCs w:val="22"/>
+        </w:rPr>
+        <w:t>Fiabilité de la source</w:t>
+      </w:r>
+    </w:p>
+    <w:p>
+      <w:pPr>
+        <w:pStyle w:val="Paragraphedeliste"/>
+        <w:numPr>
+          <w:ilvl w:val="0"/>
+          <w:numId w:val="37"/>
+        </w:numPr>
+        <w:rPr>
+          <w:sz w:val="22"/>
+          <w:szCs w:val="22"/>
+        </w:rPr>
+      </w:pPr>
+      <w:r>
+        <w:rPr>
+          <w:sz w:val="22"/>
+          <w:szCs w:val="22"/>
+        </w:rPr>
+        <w:t>Intérêt technique ou professionnel</w:t>
+      </w:r>
+    </w:p>
+    <w:p>
+      <w:pPr>
+        <w:rPr>
+          <w:sz w:val="22"/>
+          <w:szCs w:val="22"/>
+        </w:rPr>
+      </w:pPr>
+      <w:r>
+        <w:rPr>
+          <w:sz w:val="22"/>
+          <w:szCs w:val="22"/>
+        </w:rPr>
+        <w:t>Une fois l’information sélectionnée, je réalise :</w:t>
+      </w:r>
+    </w:p>
+    <w:p>
+      <w:pPr>
+        <w:pStyle w:val="Paragraphedeliste"/>
+        <w:numPr>
+          <w:ilvl w:val="0"/>
+          <w:numId w:val="37"/>
+        </w:numPr>
+        <w:rPr>
+          <w:sz w:val="22"/>
+          <w:szCs w:val="22"/>
+        </w:rPr>
+      </w:pPr>
+      <w:r>
+        <w:rPr>
+          <w:sz w:val="22"/>
+          <w:szCs w:val="22"/>
+        </w:rPr>
+        <w:t>Un résumé de l’article</w:t>
+      </w:r>
+    </w:p>
+    <w:p>
+      <w:pPr>
+        <w:pStyle w:val="Paragraphedeliste"/>
+        <w:numPr>
+          <w:ilvl w:val="0"/>
+          <w:numId w:val="37"/>
+        </w:numPr>
+        <w:rPr>
+          <w:sz w:val="22"/>
+          <w:szCs w:val="22"/>
+        </w:rPr>
+      </w:pPr>
+      <w:r>
+        <w:rPr>
+          <w:sz w:val="22"/>
+          <w:szCs w:val="22"/>
+        </w:rPr>
+        <w:t>Une analyse technique</w:t>
+      </w:r>
+    </w:p>
+    <w:p>
+      <w:pPr>
+        <w:pStyle w:val="Paragraphedeliste"/>
+        <w:numPr>
+          <w:ilvl w:val="0"/>
+          <w:numId w:val="37"/>
+        </w:numPr>
+        <w:rPr>
+          <w:sz w:val="22"/>
+          <w:szCs w:val="22"/>
+        </w:rPr>
+      </w:pPr>
+      <w:r>
+        <w:rPr>
+          <w:sz w:val="22"/>
+          <w:szCs w:val="22"/>
+        </w:rPr>
+        <w:t>Une mise en lien avec les compétences du BTS SIO SISR</w:t>
+      </w:r>
+    </w:p>
+    <w:p>
+      <w:pPr>
+        <w:rPr>
+          <w:sz w:val="22"/>
+          <w:szCs w:val="22"/>
+        </w:rPr>
+      </w:pPr>
+    </w:p>
+    <w:p>
+      <w:pPr>
         <w:rPr>
           <w:sz w:val="30"/>
           <w:szCs w:val="30"/>
         </w:rPr>
-        <w:t xml:space="preserve"> : </w:t>
-      </w:r>
+      </w:pPr>
       <w:r>
         <w:rPr>
           <w:sz w:val="30"/>
           <w:szCs w:val="30"/>
         </w:rPr>
-        <w:t xml:space="preserve"> </w:t>
-      </w:r>
-    </w:p>
-    <w:p>
-      <w:pPr>
-        <w:rPr>
-          <w:sz w:val="22"/>
-          <w:szCs w:val="22"/>
-        </w:rPr>
-      </w:pPr>
-      <w:r>
-        <w:rPr>
-          <w:sz w:val="22"/>
-          <w:szCs w:val="22"/>
-        </w:rPr>
-        <w:t>Je réalise ma veille de manière régulière afin de rester à jour :</w:t>
-      </w:r>
-    </w:p>
-    <w:p>
-      <w:pPr>
-        <w:ind w:left="720"/>
-        <w:rPr>
-          <w:sz w:val="22"/>
-          <w:szCs w:val="22"/>
-        </w:rPr>
-      </w:pPr>
-      <w:r>
-        <w:rPr>
-          <w:sz w:val="22"/>
-          <w:szCs w:val="22"/>
-        </w:rPr>
-        <w:t>Consultation hebdomadaire des nouvelles publications</w:t>
-      </w:r>
-    </w:p>
-    <w:p>
-      <w:pPr>
-        <w:ind w:left="720"/>
-        <w:rPr>
-          <w:sz w:val="22"/>
-          <w:szCs w:val="22"/>
-        </w:rPr>
-      </w:pPr>
-      <w:r>
-        <w:rPr>
-          <w:sz w:val="22"/>
-          <w:szCs w:val="22"/>
-        </w:rPr>
-        <w:t>Vérification plus fréquente en cas d’actualité importante (faille de sécurité, cyberattaque, nouveauté majeure)</w:t>
-      </w:r>
-    </w:p>
-    <w:p>
-      <w:pPr>
-        <w:rPr>
-          <w:sz w:val="22"/>
-          <w:szCs w:val="22"/>
-        </w:rPr>
-      </w:pPr>
-      <w:r>
-        <w:rPr>
-          <w:sz w:val="22"/>
-          <w:szCs w:val="22"/>
-        </w:rPr>
-        <w:t>Cette régularité me permet de suivre l’évolution rapide des technologies et des menaces informatiques.</w:t>
-      </w:r>
-    </w:p>
-    <w:p>
-      <w:pPr>
-        <w:rPr>
-          <w:b/>
-          <w:bCs/>
-          <w:sz w:val="22"/>
-          <w:szCs w:val="22"/>
-        </w:rPr>
-      </w:pPr>
-    </w:p>
-    <w:p>
-      <w:pPr>
+        <w:t>Objectif de la veille :</w:t>
+      </w:r>
+    </w:p>
+    <w:p>
+      <w:pPr>
+        <w:rPr>
+          <w:sz w:val="22"/>
+          <w:szCs w:val="22"/>
+        </w:rPr>
+      </w:pPr>
+      <w:r>
+        <w:rPr>
+          <w:sz w:val="22"/>
+          <w:szCs w:val="22"/>
+        </w:rPr>
+        <w:t>Cette méthodologie me permet de :</w:t>
+      </w:r>
+    </w:p>
+    <w:p>
+      <w:pPr>
+        <w:pStyle w:val="Paragraphedeliste"/>
+        <w:numPr>
+          <w:ilvl w:val="0"/>
+          <w:numId w:val="37"/>
+        </w:numPr>
+        <w:rPr>
+          <w:sz w:val="22"/>
+          <w:szCs w:val="22"/>
+        </w:rPr>
+      </w:pPr>
+      <w:r>
+        <w:rPr>
+          <w:sz w:val="22"/>
+          <w:szCs w:val="22"/>
+        </w:rPr>
+        <w:t>Développer mes compétences techniques</w:t>
+      </w:r>
+    </w:p>
+    <w:p>
+      <w:pPr>
+        <w:pStyle w:val="Paragraphedeliste"/>
+        <w:numPr>
+          <w:ilvl w:val="0"/>
+          <w:numId w:val="37"/>
+        </w:numPr>
+        <w:rPr>
+          <w:sz w:val="22"/>
+          <w:szCs w:val="22"/>
+        </w:rPr>
+      </w:pPr>
+      <w:r>
+        <w:rPr>
+          <w:sz w:val="22"/>
+          <w:szCs w:val="22"/>
+        </w:rPr>
+        <w:t>Comprendre les enjeux actuels de la cybersécurité</w:t>
+      </w:r>
+    </w:p>
+    <w:p>
+      <w:pPr>
+        <w:pStyle w:val="Paragraphedeliste"/>
+        <w:numPr>
+          <w:ilvl w:val="0"/>
+          <w:numId w:val="37"/>
+        </w:numPr>
+        <w:rPr>
+          <w:sz w:val="22"/>
+          <w:szCs w:val="22"/>
+        </w:rPr>
+      </w:pPr>
+      <w:r>
+        <w:rPr>
+          <w:sz w:val="22"/>
+          <w:szCs w:val="22"/>
+        </w:rPr>
+        <w:t>Me préparer au métier d’administrateur systèmes et réseaux</w:t>
+      </w:r>
+    </w:p>
+    <w:p>
+      <w:pPr>
+        <w:pStyle w:val="Paragraphedeliste"/>
+        <w:numPr>
+          <w:ilvl w:val="0"/>
+          <w:numId w:val="37"/>
+        </w:numPr>
+        <w:rPr>
+          <w:sz w:val="22"/>
+          <w:szCs w:val="22"/>
+        </w:rPr>
+      </w:pPr>
+      <w:r>
+        <w:rPr>
+          <w:sz w:val="22"/>
+          <w:szCs w:val="22"/>
+        </w:rPr>
+        <w:t>Alimenter mon portfolio professionnel</w:t>
+      </w:r>
+    </w:p>
+    <w:p>
+      <w:pPr>
+        <w:rPr>
+          <w:sz w:val="22"/>
+          <w:szCs w:val="22"/>
+        </w:rPr>
+      </w:pPr>
+      <w:r>
+        <w:rPr>
+          <w:sz w:val="22"/>
+          <w:szCs w:val="22"/>
+        </w:rPr>
+        <w:t>Ainsi, ma veille technologique s’inscrit dans une démarche continue d’apprentissage et de professionnalisation</w:t>
+      </w:r>
+      <w:r>
+        <w:rPr>
+          <w:sz w:val="22"/>
+          <w:szCs w:val="22"/>
+        </w:rPr>
+        <w:t>.</w:t>
+      </w:r>
+    </w:p>
+    <w:p>
+      <w:pPr>
+        <w:rPr>
+          <w:sz w:val="22"/>
+          <w:szCs w:val="22"/>
+        </w:rPr>
+      </w:pPr>
+    </w:p>
+    <w:p>
+      <w:pPr>
+        <w:rPr>
+          <w:sz w:val="22"/>
+          <w:szCs w:val="22"/>
+        </w:rPr>
+      </w:pPr>
+    </w:p>
+    <w:p>
+      <w:pPr>
+        <w:rPr>
+          <w:sz w:val="22"/>
+          <w:szCs w:val="22"/>
+        </w:rPr>
+      </w:pPr>
+    </w:p>
+    <w:p>
+      <w:pPr>
+        <w:rPr>
+          <w:sz w:val="22"/>
+          <w:szCs w:val="22"/>
+        </w:rPr>
+      </w:pPr>
+    </w:p>
+    <w:p>
+      <w:pPr>
+        <w:rPr>
+          <w:sz w:val="22"/>
+          <w:szCs w:val="22"/>
+        </w:rPr>
+      </w:pPr>
+    </w:p>
+    <w:p>
+      <w:pPr>
+        <w:rPr>
+          <w:sz w:val="22"/>
+          <w:szCs w:val="22"/>
+        </w:rPr>
+      </w:pPr>
+    </w:p>
+    <w:p>
+      <w:pPr>
+        <w:rPr>
+          <w:sz w:val="22"/>
+          <w:szCs w:val="22"/>
+        </w:rPr>
+      </w:pPr>
+    </w:p>
+    <w:p>
+      <w:pPr>
+        <w:rPr>
+          <w:sz w:val="22"/>
+          <w:szCs w:val="22"/>
+        </w:rPr>
+      </w:pPr>
+    </w:p>
+    <w:p>
+      <w:pPr>
+        <w:rPr>
+          <w:b/>
+          <w:bCs/>
+          <w:sz w:val="22"/>
+          <w:szCs w:val="22"/>
+        </w:rPr>
+      </w:pPr>
+    </w:p>
+    <w:p>
+      <w:pPr>
+        <w:jc w:val="center"/>
         <w:rPr>
           <w:sz w:val="30"/>
           <w:szCs w:val="30"/>
@@ -2502,360 +3360,15 @@
           <w:sz w:val="30"/>
           <w:szCs w:val="30"/>
         </w:rPr>
-        <w:t>Méthode de sélection et d’analyse :</w:t>
-      </w:r>
-    </w:p>
-    <w:p>
-      <w:pPr>
-        <w:rPr>
-          <w:sz w:val="22"/>
-          <w:szCs w:val="22"/>
-        </w:rPr>
-      </w:pPr>
-      <w:r>
-        <w:rPr>
-          <w:sz w:val="22"/>
-          <w:szCs w:val="22"/>
-        </w:rPr>
-        <w:t>Toutes les informations collectées ne sont pas conservées. Je sélectionne uniquement les contenus pertinents selon plusieurs critères :</w:t>
-      </w:r>
-    </w:p>
-    <w:p>
-      <w:pPr>
-        <w:ind w:left="720"/>
-        <w:rPr>
-          <w:sz w:val="22"/>
-          <w:szCs w:val="22"/>
-        </w:rPr>
-      </w:pPr>
-      <w:r>
-        <w:rPr>
-          <w:sz w:val="22"/>
-          <w:szCs w:val="22"/>
-        </w:rPr>
-        <w:t>Lien avec mon domaine (SISR : systèmes, réseaux, cybersécurité)</w:t>
-      </w:r>
-    </w:p>
-    <w:p>
-      <w:pPr>
-        <w:ind w:left="720"/>
-        <w:rPr>
-          <w:sz w:val="22"/>
-          <w:szCs w:val="22"/>
-        </w:rPr>
-      </w:pPr>
-      <w:r>
-        <w:rPr>
-          <w:sz w:val="22"/>
-          <w:szCs w:val="22"/>
-        </w:rPr>
-        <w:t>Fiabilité de la source</w:t>
-      </w:r>
-    </w:p>
-    <w:p>
-      <w:pPr>
-        <w:ind w:left="720"/>
-        <w:rPr>
-          <w:sz w:val="22"/>
-          <w:szCs w:val="22"/>
-        </w:rPr>
-      </w:pPr>
-      <w:r>
-        <w:rPr>
-          <w:sz w:val="22"/>
-          <w:szCs w:val="22"/>
-        </w:rPr>
-        <w:t>Intérêt technique ou professionnel</w:t>
-      </w:r>
-    </w:p>
-    <w:p>
-      <w:pPr>
-        <w:ind w:left="720"/>
-        <w:rPr>
-          <w:sz w:val="22"/>
-          <w:szCs w:val="22"/>
-        </w:rPr>
-      </w:pPr>
-    </w:p>
-    <w:p>
-      <w:pPr>
-        <w:rPr>
-          <w:sz w:val="22"/>
-          <w:szCs w:val="22"/>
-        </w:rPr>
-      </w:pPr>
-      <w:r>
-        <w:rPr>
-          <w:sz w:val="22"/>
-          <w:szCs w:val="22"/>
-        </w:rPr>
-        <w:t>Une fois l’information sélectionnée, je réalise :</w:t>
-      </w:r>
-    </w:p>
-    <w:p>
-      <w:pPr>
-        <w:ind w:left="720"/>
-        <w:rPr>
-          <w:sz w:val="22"/>
-          <w:szCs w:val="22"/>
-        </w:rPr>
-      </w:pPr>
-      <w:r>
-        <w:rPr>
-          <w:sz w:val="22"/>
-          <w:szCs w:val="22"/>
-        </w:rPr>
-        <w:t>Un résumé de l’article</w:t>
-      </w:r>
-    </w:p>
-    <w:p>
-      <w:pPr>
-        <w:ind w:left="720"/>
-        <w:rPr>
-          <w:sz w:val="22"/>
-          <w:szCs w:val="22"/>
-        </w:rPr>
-      </w:pPr>
-      <w:r>
-        <w:rPr>
-          <w:sz w:val="22"/>
-          <w:szCs w:val="22"/>
-        </w:rPr>
-        <w:t>Une analyse technique</w:t>
-      </w:r>
-    </w:p>
-    <w:p>
-      <w:pPr>
-        <w:ind w:left="720"/>
-        <w:rPr>
-          <w:sz w:val="22"/>
-          <w:szCs w:val="22"/>
-        </w:rPr>
-      </w:pPr>
-      <w:r>
-        <w:rPr>
-          <w:sz w:val="22"/>
-          <w:szCs w:val="22"/>
-        </w:rPr>
-        <w:t>Une mise en lien avec les compétences du BTS SIO SISR</w:t>
-      </w:r>
-    </w:p>
-    <w:p>
-      <w:pPr>
-        <w:rPr>
-          <w:sz w:val="22"/>
-          <w:szCs w:val="22"/>
-        </w:rPr>
-      </w:pPr>
-    </w:p>
-    <w:p>
-      <w:pPr>
+        <w:lastRenderedPageBreak/>
+        <w:t>Thématique</w:t>
+      </w:r>
+      <w:r>
         <w:rPr>
           <w:sz w:val="30"/>
           <w:szCs w:val="30"/>
         </w:rPr>
-      </w:pPr>
-      <w:r>
-        <w:rPr>
-          <w:sz w:val="30"/>
-          <w:szCs w:val="30"/>
-        </w:rPr>
-        <w:t>Objectif de la veille :</w:t>
-      </w:r>
-    </w:p>
-    <w:p>
-      <w:pPr>
-        <w:rPr>
-          <w:sz w:val="22"/>
-          <w:szCs w:val="22"/>
-        </w:rPr>
-      </w:pPr>
-      <w:r>
-        <w:rPr>
-          <w:sz w:val="22"/>
-          <w:szCs w:val="22"/>
-        </w:rPr>
-        <w:t>Cette méthodologie me permet de :</w:t>
-      </w:r>
-    </w:p>
-    <w:p>
-      <w:pPr>
-        <w:numPr>
-          <w:ilvl w:val="0"/>
-          <w:numId w:val="13"/>
-        </w:numPr>
-        <w:rPr>
-          <w:sz w:val="22"/>
-          <w:szCs w:val="22"/>
-        </w:rPr>
-      </w:pPr>
-      <w:r>
-        <w:rPr>
-          <w:sz w:val="22"/>
-          <w:szCs w:val="22"/>
-        </w:rPr>
-        <w:t>Développer mes compétences techniques</w:t>
-      </w:r>
-    </w:p>
-    <w:p>
-      <w:pPr>
-        <w:numPr>
-          <w:ilvl w:val="0"/>
-          <w:numId w:val="13"/>
-        </w:numPr>
-        <w:rPr>
-          <w:sz w:val="22"/>
-          <w:szCs w:val="22"/>
-        </w:rPr>
-      </w:pPr>
-      <w:r>
-        <w:rPr>
-          <w:sz w:val="22"/>
-          <w:szCs w:val="22"/>
-        </w:rPr>
-        <w:t>Comprendre les enjeux actuels de la cybersécurité</w:t>
-      </w:r>
-    </w:p>
-    <w:p>
-      <w:pPr>
-        <w:numPr>
-          <w:ilvl w:val="0"/>
-          <w:numId w:val="13"/>
-        </w:numPr>
-        <w:rPr>
-          <w:sz w:val="22"/>
-          <w:szCs w:val="22"/>
-        </w:rPr>
-      </w:pPr>
-      <w:r>
-        <w:rPr>
-          <w:sz w:val="22"/>
-          <w:szCs w:val="22"/>
-        </w:rPr>
-        <w:t>Me préparer au métier d’administrateur systèmes et réseaux</w:t>
-      </w:r>
-    </w:p>
-    <w:p>
-      <w:pPr>
-        <w:numPr>
-          <w:ilvl w:val="0"/>
-          <w:numId w:val="13"/>
-        </w:numPr>
-        <w:rPr>
-          <w:sz w:val="22"/>
-          <w:szCs w:val="22"/>
-        </w:rPr>
-      </w:pPr>
-      <w:r>
-        <w:rPr>
-          <w:sz w:val="22"/>
-          <w:szCs w:val="22"/>
-        </w:rPr>
-        <w:t>Alimenter mon portfolio professionnel</w:t>
-      </w:r>
-    </w:p>
-    <w:p>
-      <w:pPr>
-        <w:rPr>
-          <w:sz w:val="22"/>
-          <w:szCs w:val="22"/>
-        </w:rPr>
-      </w:pPr>
-      <w:r>
-        <w:rPr>
-          <w:sz w:val="22"/>
-          <w:szCs w:val="22"/>
-        </w:rPr>
-        <w:t>Ainsi, ma veille technologique s’inscrit dans une démarche continue d’apprentissage et de professionnalisation</w:t>
-      </w:r>
-    </w:p>
-    <w:p>
-      <w:pPr>
-        <w:rPr>
-          <w:sz w:val="22"/>
-          <w:szCs w:val="22"/>
-        </w:rPr>
-      </w:pPr>
-    </w:p>
-    <w:p>
-      <w:pPr>
-        <w:rPr>
-          <w:b/>
-          <w:bCs/>
-          <w:sz w:val="22"/>
-          <w:szCs w:val="22"/>
-        </w:rPr>
-      </w:pPr>
-    </w:p>
-    <w:p>
-      <w:pPr>
-        <w:jc w:val="right"/>
-        <w:rPr>
-          <w:sz w:val="22"/>
-          <w:szCs w:val="22"/>
-        </w:rPr>
-      </w:pPr>
-      <w:r>
-        <w:rPr>
-          <w:sz w:val="22"/>
-          <w:szCs w:val="22"/>
-        </w:rPr>
-        <w:lastRenderedPageBreak/>
-        <w:t xml:space="preserve">Dossier veille </w:t>
-      </w:r>
-      <w:r>
-        <w:rPr>
-          <w:sz w:val="22"/>
-          <w:szCs w:val="22"/>
-        </w:rPr>
-        <w:t>informatique</w:t>
-      </w:r>
-      <w:r>
-        <w:rPr>
-          <w:sz w:val="22"/>
-          <w:szCs w:val="22"/>
-        </w:rPr>
-        <w:t xml:space="preserve"> – </w:t>
-      </w:r>
-      <w:r>
-        <w:rPr>
-          <w:sz w:val="22"/>
-          <w:szCs w:val="22"/>
-        </w:rPr>
-        <w:t>BTS2 2026</w:t>
-      </w:r>
-      <w:r>
-        <w:rPr>
-          <w:sz w:val="22"/>
-          <w:szCs w:val="22"/>
-        </w:rPr>
-        <w:t xml:space="preserve"> </w:t>
-      </w:r>
-    </w:p>
-    <w:p>
-      <w:pPr>
-        <w:rPr>
-          <w:b/>
-          <w:bCs/>
-          <w:sz w:val="22"/>
-          <w:szCs w:val="22"/>
-        </w:rPr>
-      </w:pPr>
-    </w:p>
-    <w:p>
-      <w:pPr>
-        <w:jc w:val="center"/>
-        <w:rPr>
-          <w:sz w:val="30"/>
-          <w:szCs w:val="30"/>
-        </w:rPr>
-      </w:pPr>
-      <w:r>
-        <w:rPr>
-          <w:sz w:val="30"/>
-          <w:szCs w:val="30"/>
-        </w:rPr>
-        <w:t>Thématique</w:t>
+        <w:t>s</w:t>
       </w:r>
     </w:p>
     <w:p>
@@ -2956,8 +3469,6 @@
       </w:r>
       <w:r>
         <w:rPr>
-          <w:b/>
-          <w:bCs/>
           <w:sz w:val="22"/>
           <w:szCs w:val="22"/>
         </w:rPr>
@@ -3004,9 +3515,10 @@
     </w:p>
     <w:p>
       <w:pPr>
+        <w:pStyle w:val="Paragraphedeliste"/>
         <w:numPr>
           <w:ilvl w:val="0"/>
-          <w:numId w:val="14"/>
+          <w:numId w:val="37"/>
         </w:numPr>
         <w:rPr>
           <w:sz w:val="22"/>
@@ -3023,9 +3535,10 @@
     </w:p>
     <w:p>
       <w:pPr>
+        <w:pStyle w:val="Paragraphedeliste"/>
         <w:numPr>
           <w:ilvl w:val="0"/>
-          <w:numId w:val="14"/>
+          <w:numId w:val="37"/>
         </w:numPr>
         <w:rPr>
           <w:sz w:val="22"/>
@@ -3042,9 +3555,10 @@
     </w:p>
     <w:p>
       <w:pPr>
+        <w:pStyle w:val="Paragraphedeliste"/>
         <w:numPr>
           <w:ilvl w:val="0"/>
-          <w:numId w:val="14"/>
+          <w:numId w:val="37"/>
         </w:numPr>
         <w:rPr>
           <w:sz w:val="22"/>
@@ -3061,9 +3575,10 @@
     </w:p>
     <w:p>
       <w:pPr>
+        <w:pStyle w:val="Paragraphedeliste"/>
         <w:numPr>
           <w:ilvl w:val="0"/>
-          <w:numId w:val="14"/>
+          <w:numId w:val="37"/>
         </w:numPr>
         <w:rPr>
           <w:sz w:val="22"/>
@@ -3145,7 +3660,11 @@
     </w:p>
     <w:p>
       <w:pPr>
-        <w:ind w:left="720"/>
+        <w:pStyle w:val="Paragraphedeliste"/>
+        <w:numPr>
+          <w:ilvl w:val="0"/>
+          <w:numId w:val="37"/>
+        </w:numPr>
         <w:rPr>
           <w:sz w:val="22"/>
           <w:szCs w:val="22"/>
@@ -3161,7 +3680,11 @@
     </w:p>
     <w:p>
       <w:pPr>
-        <w:ind w:left="720"/>
+        <w:pStyle w:val="Paragraphedeliste"/>
+        <w:numPr>
+          <w:ilvl w:val="0"/>
+          <w:numId w:val="37"/>
+        </w:numPr>
         <w:rPr>
           <w:sz w:val="22"/>
           <w:szCs w:val="22"/>
@@ -3177,7 +3700,11 @@
     </w:p>
     <w:p>
       <w:pPr>
-        <w:ind w:left="720"/>
+        <w:pStyle w:val="Paragraphedeliste"/>
+        <w:numPr>
+          <w:ilvl w:val="0"/>
+          <w:numId w:val="37"/>
+        </w:numPr>
         <w:rPr>
           <w:sz w:val="22"/>
           <w:szCs w:val="22"/>
@@ -3193,7 +3720,11 @@
     </w:p>
     <w:p>
       <w:pPr>
-        <w:ind w:left="720"/>
+        <w:pStyle w:val="Paragraphedeliste"/>
+        <w:numPr>
+          <w:ilvl w:val="0"/>
+          <w:numId w:val="37"/>
+        </w:numPr>
         <w:rPr>
           <w:sz w:val="22"/>
           <w:szCs w:val="22"/>
@@ -3224,60 +3755,6 @@
     </w:p>
     <w:p>
       <w:pPr>
-        <w:rPr>
-          <w:sz w:val="22"/>
-          <w:szCs w:val="22"/>
-        </w:rPr>
-      </w:pPr>
-    </w:p>
-    <w:p>
-      <w:pPr>
-        <w:jc w:val="right"/>
-        <w:rPr>
-          <w:sz w:val="22"/>
-          <w:szCs w:val="22"/>
-        </w:rPr>
-      </w:pPr>
-      <w:r>
-        <w:rPr>
-          <w:sz w:val="22"/>
-          <w:szCs w:val="22"/>
-        </w:rPr>
-        <w:lastRenderedPageBreak/>
-        <w:t xml:space="preserve">Dossier veille </w:t>
-      </w:r>
-      <w:r>
-        <w:rPr>
-          <w:sz w:val="22"/>
-          <w:szCs w:val="22"/>
-        </w:rPr>
-        <w:t>informatique</w:t>
-      </w:r>
-      <w:r>
-        <w:rPr>
-          <w:sz w:val="22"/>
-          <w:szCs w:val="22"/>
-        </w:rPr>
-        <w:t xml:space="preserve"> – </w:t>
-      </w:r>
-      <w:r>
-        <w:rPr>
-          <w:sz w:val="22"/>
-          <w:szCs w:val="22"/>
-        </w:rPr>
-        <w:t>BTS2 2026</w:t>
-      </w:r>
-      <w:r>
-        <w:rPr>
-          <w:sz w:val="22"/>
-          <w:szCs w:val="22"/>
-        </w:rPr>
-        <w:t xml:space="preserve"> </w:t>
-      </w:r>
-    </w:p>
-    <w:p>
-      <w:pPr>
-        <w:jc w:val="right"/>
         <w:rPr>
           <w:sz w:val="22"/>
           <w:szCs w:val="22"/>
@@ -3336,7 +3813,11 @@
     </w:p>
     <w:p>
       <w:pPr>
-        <w:ind w:left="720"/>
+        <w:pStyle w:val="Paragraphedeliste"/>
+        <w:numPr>
+          <w:ilvl w:val="0"/>
+          <w:numId w:val="37"/>
+        </w:numPr>
         <w:rPr>
           <w:sz w:val="22"/>
           <w:szCs w:val="22"/>
@@ -3352,23 +3833,32 @@
     </w:p>
     <w:p>
       <w:pPr>
-        <w:ind w:left="720"/>
-        <w:rPr>
-          <w:sz w:val="22"/>
-          <w:szCs w:val="22"/>
-        </w:rPr>
-      </w:pPr>
-      <w:r>
-        <w:rPr>
-          <w:sz w:val="22"/>
-          <w:szCs w:val="22"/>
-        </w:rPr>
+        <w:pStyle w:val="Paragraphedeliste"/>
+        <w:numPr>
+          <w:ilvl w:val="0"/>
+          <w:numId w:val="37"/>
+        </w:numPr>
+        <w:rPr>
+          <w:sz w:val="22"/>
+          <w:szCs w:val="22"/>
+        </w:rPr>
+      </w:pPr>
+      <w:r>
+        <w:rPr>
+          <w:sz w:val="22"/>
+          <w:szCs w:val="22"/>
+        </w:rPr>
+        <w:lastRenderedPageBreak/>
         <w:t>L’optimisation des infrastructures IT grâce à l’IA</w:t>
       </w:r>
     </w:p>
     <w:p>
       <w:pPr>
-        <w:ind w:left="720"/>
+        <w:pStyle w:val="Paragraphedeliste"/>
+        <w:numPr>
+          <w:ilvl w:val="0"/>
+          <w:numId w:val="37"/>
+        </w:numPr>
         <w:rPr>
           <w:sz w:val="22"/>
           <w:szCs w:val="22"/>
@@ -3579,42 +4069,42 @@
           <w:szCs w:val="22"/>
         </w:rPr>
       </w:pPr>
-      <w:r>
-        <w:rPr>
-          <w:sz w:val="22"/>
-          <w:szCs w:val="22"/>
-        </w:rPr>
-        <w:lastRenderedPageBreak/>
-        <w:t xml:space="preserve">Dossier veille </w:t>
-      </w:r>
-      <w:r>
-        <w:rPr>
-          <w:sz w:val="22"/>
-          <w:szCs w:val="22"/>
-        </w:rPr>
-        <w:t>informatique</w:t>
-      </w:r>
-      <w:r>
-        <w:rPr>
-          <w:sz w:val="22"/>
-          <w:szCs w:val="22"/>
-        </w:rPr>
-        <w:t xml:space="preserve"> – </w:t>
-      </w:r>
-      <w:r>
-        <w:rPr>
-          <w:sz w:val="22"/>
-          <w:szCs w:val="22"/>
-        </w:rPr>
-        <w:t>BTS2 2026</w:t>
-      </w:r>
-      <w:r>
-        <w:rPr>
-          <w:sz w:val="22"/>
-          <w:szCs w:val="22"/>
-        </w:rPr>
-        <w:t xml:space="preserve"> </w:t>
-      </w:r>
+    </w:p>
+    <w:p>
+      <w:pPr>
+        <w:jc w:val="right"/>
+        <w:rPr>
+          <w:sz w:val="22"/>
+          <w:szCs w:val="22"/>
+        </w:rPr>
+      </w:pPr>
+    </w:p>
+    <w:p>
+      <w:pPr>
+        <w:jc w:val="right"/>
+        <w:rPr>
+          <w:sz w:val="22"/>
+          <w:szCs w:val="22"/>
+        </w:rPr>
+      </w:pPr>
+    </w:p>
+    <w:p>
+      <w:pPr>
+        <w:jc w:val="right"/>
+        <w:rPr>
+          <w:sz w:val="22"/>
+          <w:szCs w:val="22"/>
+        </w:rPr>
+      </w:pPr>
+    </w:p>
+    <w:p>
+      <w:pPr>
+        <w:jc w:val="right"/>
+        <w:rPr>
+          <w:sz w:val="22"/>
+          <w:szCs w:val="22"/>
+        </w:rPr>
+      </w:pPr>
     </w:p>
     <w:p>
       <w:pPr>
@@ -3637,6 +4127,7 @@
           <w:sz w:val="30"/>
           <w:szCs w:val="30"/>
         </w:rPr>
+        <w:lastRenderedPageBreak/>
         <w:t xml:space="preserve">Article </w:t>
       </w:r>
       <w:r>
@@ -3806,7 +4297,11 @@
     </w:p>
     <w:p>
       <w:pPr>
-        <w:ind w:left="720"/>
+        <w:pStyle w:val="Paragraphedeliste"/>
+        <w:numPr>
+          <w:ilvl w:val="0"/>
+          <w:numId w:val="37"/>
+        </w:numPr>
         <w:rPr>
           <w:sz w:val="22"/>
           <w:szCs w:val="22"/>
@@ -3822,7 +4317,11 @@
     </w:p>
     <w:p>
       <w:pPr>
-        <w:ind w:left="720"/>
+        <w:pStyle w:val="Paragraphedeliste"/>
+        <w:numPr>
+          <w:ilvl w:val="0"/>
+          <w:numId w:val="37"/>
+        </w:numPr>
         <w:rPr>
           <w:sz w:val="22"/>
           <w:szCs w:val="22"/>
@@ -3838,7 +4337,11 @@
     </w:p>
     <w:p>
       <w:pPr>
-        <w:ind w:left="720"/>
+        <w:pStyle w:val="Paragraphedeliste"/>
+        <w:numPr>
+          <w:ilvl w:val="0"/>
+          <w:numId w:val="37"/>
+        </w:numPr>
         <w:rPr>
           <w:sz w:val="22"/>
           <w:szCs w:val="22"/>
@@ -3854,7 +4357,11 @@
     </w:p>
     <w:p>
       <w:pPr>
-        <w:ind w:left="720"/>
+        <w:pStyle w:val="Paragraphedeliste"/>
+        <w:numPr>
+          <w:ilvl w:val="0"/>
+          <w:numId w:val="37"/>
+        </w:numPr>
         <w:rPr>
           <w:sz w:val="22"/>
           <w:szCs w:val="22"/>
@@ -3923,102 +4430,82 @@
     </w:p>
     <w:p>
       <w:pPr>
-        <w:ind w:left="720"/>
-        <w:rPr>
-          <w:sz w:val="22"/>
-          <w:szCs w:val="22"/>
-        </w:rPr>
-      </w:pPr>
-      <w:r>
-        <w:rPr>
-          <w:b/>
-          <w:bCs/>
-          <w:sz w:val="22"/>
-          <w:szCs w:val="22"/>
-        </w:rPr>
-        <w:t>Utilisation de containers</w:t>
-      </w:r>
-      <w:r>
-        <w:rPr>
-          <w:sz w:val="22"/>
-          <w:szCs w:val="22"/>
-        </w:rPr>
-        <w:t xml:space="preserve"> : déploiement rapide sans modifier le système existant</w:t>
-      </w:r>
-    </w:p>
-    <w:p>
-      <w:pPr>
-        <w:ind w:left="720"/>
-        <w:rPr>
-          <w:sz w:val="22"/>
-          <w:szCs w:val="22"/>
-        </w:rPr>
-      </w:pPr>
-      <w:r>
-        <w:rPr>
-          <w:b/>
-          <w:bCs/>
-          <w:sz w:val="22"/>
-          <w:szCs w:val="22"/>
-        </w:rPr>
-        <w:t>Compatibilité matérielle étendue</w:t>
-      </w:r>
-      <w:r>
-        <w:rPr>
-          <w:sz w:val="22"/>
-          <w:szCs w:val="22"/>
-        </w:rPr>
-        <w:t xml:space="preserve"> : possibilité d’utiliser des disques de capacités différentes</w:t>
-      </w:r>
-    </w:p>
-    <w:p>
-      <w:pPr>
-        <w:ind w:left="720"/>
-        <w:rPr>
-          <w:sz w:val="22"/>
-          <w:szCs w:val="22"/>
-        </w:rPr>
-      </w:pPr>
-      <w:r>
-        <w:rPr>
-          <w:b/>
-          <w:bCs/>
-          <w:sz w:val="22"/>
-          <w:szCs w:val="22"/>
-        </w:rPr>
-        <w:t>Réutilisation de serveurs anciens</w:t>
-      </w:r>
-      <w:r>
-        <w:rPr>
-          <w:sz w:val="22"/>
-          <w:szCs w:val="22"/>
-        </w:rPr>
-        <w:t xml:space="preserve"> : optimisation des ressources existantes</w:t>
-      </w:r>
-    </w:p>
-    <w:p>
-      <w:pPr>
-        <w:ind w:left="720"/>
-        <w:rPr>
-          <w:sz w:val="22"/>
-          <w:szCs w:val="22"/>
-        </w:rPr>
-      </w:pPr>
-      <w:r>
-        <w:rPr>
-          <w:b/>
-          <w:bCs/>
-          <w:sz w:val="22"/>
-          <w:szCs w:val="22"/>
-        </w:rPr>
-        <w:t>Stockage objet</w:t>
-      </w:r>
-      <w:r>
-        <w:rPr>
-          <w:sz w:val="22"/>
-          <w:szCs w:val="22"/>
-        </w:rPr>
-        <w:t xml:space="preserve"> basé sur le protocole S3</w:t>
+        <w:pStyle w:val="Paragraphedeliste"/>
+        <w:numPr>
+          <w:ilvl w:val="0"/>
+          <w:numId w:val="37"/>
+        </w:numPr>
+        <w:rPr>
+          <w:sz w:val="22"/>
+          <w:szCs w:val="22"/>
+        </w:rPr>
+      </w:pPr>
+      <w:r>
+        <w:rPr>
+          <w:sz w:val="22"/>
+          <w:szCs w:val="22"/>
+        </w:rPr>
+        <w:t>Utilisation de containers : déploiement rapide sans modifier le système existant</w:t>
+      </w:r>
+    </w:p>
+    <w:p>
+      <w:pPr>
+        <w:pStyle w:val="Paragraphedeliste"/>
+        <w:numPr>
+          <w:ilvl w:val="0"/>
+          <w:numId w:val="37"/>
+        </w:numPr>
+        <w:rPr>
+          <w:sz w:val="22"/>
+          <w:szCs w:val="22"/>
+        </w:rPr>
+      </w:pPr>
+      <w:r>
+        <w:rPr>
+          <w:sz w:val="22"/>
+          <w:szCs w:val="22"/>
+        </w:rPr>
+        <w:t>Compatibilité matérielle étendue : possibilité d’utiliser des disques de capacités différentes</w:t>
+      </w:r>
+    </w:p>
+    <w:p>
+      <w:pPr>
+        <w:pStyle w:val="Paragraphedeliste"/>
+        <w:numPr>
+          <w:ilvl w:val="0"/>
+          <w:numId w:val="37"/>
+        </w:numPr>
+        <w:rPr>
+          <w:sz w:val="22"/>
+          <w:szCs w:val="22"/>
+        </w:rPr>
+      </w:pPr>
+      <w:r>
+        <w:rPr>
+          <w:sz w:val="22"/>
+          <w:szCs w:val="22"/>
+        </w:rPr>
+        <w:t>Réutilisation de serveurs anciens : optimisation des ressources existantes</w:t>
+      </w:r>
+    </w:p>
+    <w:p>
+      <w:pPr>
+        <w:pStyle w:val="Paragraphedeliste"/>
+        <w:numPr>
+          <w:ilvl w:val="0"/>
+          <w:numId w:val="37"/>
+        </w:numPr>
+        <w:rPr>
+          <w:sz w:val="22"/>
+          <w:szCs w:val="22"/>
+        </w:rPr>
+      </w:pPr>
+      <w:r>
+        <w:rPr>
+          <w:sz w:val="22"/>
+          <w:szCs w:val="22"/>
+        </w:rPr>
+        <w:t>Stockage objet basé sur le protocole S3</w:t>
       </w:r>
     </w:p>
     <w:p>
@@ -4038,8 +4525,6 @@
       <w:proofErr w:type="spellStart"/>
       <w:r>
         <w:rPr>
-          <w:b/>
-          <w:bCs/>
           <w:sz w:val="22"/>
           <w:szCs w:val="22"/>
         </w:rPr>
@@ -4048,8 +4533,6 @@
       <w:proofErr w:type="spellEnd"/>
       <w:r>
         <w:rPr>
-          <w:b/>
-          <w:bCs/>
           <w:sz w:val="22"/>
           <w:szCs w:val="22"/>
         </w:rPr>
@@ -4058,8 +4541,6 @@
       <w:proofErr w:type="spellStart"/>
       <w:r>
         <w:rPr>
-          <w:b/>
-          <w:bCs/>
           <w:sz w:val="22"/>
           <w:szCs w:val="22"/>
         </w:rPr>
@@ -4072,67 +4553,6 @@
           <w:szCs w:val="22"/>
         </w:rPr>
         <w:t>, garantissant la disponibilité des données même en cas de panne.</w:t>
-      </w:r>
-    </w:p>
-    <w:p>
-      <w:pPr>
-        <w:rPr>
-          <w:sz w:val="22"/>
-          <w:szCs w:val="22"/>
-        </w:rPr>
-      </w:pPr>
-    </w:p>
-    <w:p>
-      <w:pPr>
-        <w:rPr>
-          <w:sz w:val="22"/>
-          <w:szCs w:val="22"/>
-        </w:rPr>
-      </w:pPr>
-    </w:p>
-    <w:p>
-      <w:pPr>
-        <w:jc w:val="right"/>
-        <w:rPr>
-          <w:sz w:val="22"/>
-          <w:szCs w:val="22"/>
-        </w:rPr>
-      </w:pPr>
-      <w:r>
-        <w:rPr>
-          <w:sz w:val="22"/>
-          <w:szCs w:val="22"/>
-        </w:rPr>
-        <w:lastRenderedPageBreak/>
-        <w:t xml:space="preserve">Dossier veille </w:t>
-      </w:r>
-      <w:r>
-        <w:rPr>
-          <w:sz w:val="22"/>
-          <w:szCs w:val="22"/>
-        </w:rPr>
-        <w:t>informatique</w:t>
-      </w:r>
-      <w:r>
-        <w:rPr>
-          <w:sz w:val="22"/>
-          <w:szCs w:val="22"/>
-        </w:rPr>
-        <w:t xml:space="preserve"> – </w:t>
-      </w:r>
-      <w:r>
-        <w:rPr>
-          <w:sz w:val="22"/>
-          <w:szCs w:val="22"/>
-        </w:rPr>
-        <w:t>BTS2 2026</w:t>
-      </w:r>
-      <w:r>
-        <w:rPr>
-          <w:sz w:val="22"/>
-          <w:szCs w:val="22"/>
-        </w:rPr>
-        <w:t xml:space="preserve"> </w:t>
       </w:r>
     </w:p>
     <w:p>
@@ -4175,9 +4595,10 @@
     </w:p>
     <w:p>
       <w:pPr>
+        <w:pStyle w:val="Paragraphedeliste"/>
         <w:numPr>
           <w:ilvl w:val="0"/>
-          <w:numId w:val="5"/>
+          <w:numId w:val="37"/>
         </w:numPr>
         <w:rPr>
           <w:sz w:val="22"/>
@@ -4194,9 +4615,10 @@
     </w:p>
     <w:p>
       <w:pPr>
+        <w:pStyle w:val="Paragraphedeliste"/>
         <w:numPr>
           <w:ilvl w:val="0"/>
-          <w:numId w:val="5"/>
+          <w:numId w:val="37"/>
         </w:numPr>
         <w:rPr>
           <w:sz w:val="22"/>
@@ -4208,14 +4630,15 @@
           <w:sz w:val="22"/>
           <w:szCs w:val="22"/>
         </w:rPr>
-        <w:t>Déploiement rapide (quelques secondes avec les containers)</w:t>
-      </w:r>
-    </w:p>
-    <w:p>
-      <w:pPr>
+        <w:t>Déploiement rapide (quelques secondes)</w:t>
+      </w:r>
+    </w:p>
+    <w:p>
+      <w:pPr>
+        <w:pStyle w:val="Paragraphedeliste"/>
         <w:numPr>
           <w:ilvl w:val="0"/>
-          <w:numId w:val="5"/>
+          <w:numId w:val="37"/>
         </w:numPr>
         <w:rPr>
           <w:sz w:val="22"/>
@@ -4232,9 +4655,10 @@
     </w:p>
     <w:p>
       <w:pPr>
+        <w:pStyle w:val="Paragraphedeliste"/>
         <w:numPr>
           <w:ilvl w:val="0"/>
-          <w:numId w:val="5"/>
+          <w:numId w:val="37"/>
         </w:numPr>
         <w:rPr>
           <w:sz w:val="22"/>
@@ -4251,9 +4675,10 @@
     </w:p>
     <w:p>
       <w:pPr>
+        <w:pStyle w:val="Paragraphedeliste"/>
         <w:numPr>
           <w:ilvl w:val="0"/>
-          <w:numId w:val="5"/>
+          <w:numId w:val="37"/>
         </w:numPr>
         <w:rPr>
           <w:sz w:val="22"/>
@@ -4265,6 +4690,7 @@
           <w:sz w:val="22"/>
           <w:szCs w:val="22"/>
         </w:rPr>
+        <w:lastRenderedPageBreak/>
         <w:t>Possibilité de distribuer les nœuds sur plusieurs sites ou via Internet</w:t>
       </w:r>
     </w:p>
@@ -4308,9 +4734,10 @@
     </w:p>
     <w:p>
       <w:pPr>
+        <w:pStyle w:val="Paragraphedeliste"/>
         <w:numPr>
           <w:ilvl w:val="0"/>
-          <w:numId w:val="6"/>
+          <w:numId w:val="37"/>
         </w:numPr>
         <w:rPr>
           <w:sz w:val="22"/>
@@ -4319,26 +4746,18 @@
       </w:pPr>
       <w:r>
         <w:rPr>
-          <w:b/>
-          <w:bCs/>
-          <w:sz w:val="22"/>
-          <w:szCs w:val="22"/>
-        </w:rPr>
-        <w:t>Immuabilité des données</w:t>
-      </w:r>
-      <w:r>
-        <w:rPr>
-          <w:sz w:val="22"/>
-          <w:szCs w:val="22"/>
-        </w:rPr>
-        <w:t xml:space="preserve"> : protection contre les ransomwares</w:t>
-      </w:r>
-    </w:p>
-    <w:p>
-      <w:pPr>
+          <w:sz w:val="22"/>
+          <w:szCs w:val="22"/>
+        </w:rPr>
+        <w:t>Immuabilité des données : protection contre les ransomwares</w:t>
+      </w:r>
+    </w:p>
+    <w:p>
+      <w:pPr>
+        <w:pStyle w:val="Paragraphedeliste"/>
         <w:numPr>
           <w:ilvl w:val="0"/>
-          <w:numId w:val="6"/>
+          <w:numId w:val="37"/>
         </w:numPr>
         <w:rPr>
           <w:sz w:val="22"/>
@@ -4355,9 +4774,10 @@
     </w:p>
     <w:p>
       <w:pPr>
+        <w:pStyle w:val="Paragraphedeliste"/>
         <w:numPr>
           <w:ilvl w:val="0"/>
-          <w:numId w:val="6"/>
+          <w:numId w:val="37"/>
         </w:numPr>
         <w:rPr>
           <w:sz w:val="22"/>
@@ -4427,9 +4847,10 @@
     </w:p>
     <w:p>
       <w:pPr>
+        <w:pStyle w:val="Paragraphedeliste"/>
         <w:numPr>
           <w:ilvl w:val="0"/>
-          <w:numId w:val="7"/>
+          <w:numId w:val="37"/>
         </w:numPr>
         <w:rPr>
           <w:sz w:val="22"/>
@@ -4446,9 +4867,10 @@
     </w:p>
     <w:p>
       <w:pPr>
+        <w:pStyle w:val="Paragraphedeliste"/>
         <w:numPr>
           <w:ilvl w:val="0"/>
-          <w:numId w:val="7"/>
+          <w:numId w:val="37"/>
         </w:numPr>
         <w:rPr>
           <w:sz w:val="22"/>
@@ -4465,9 +4887,10 @@
     </w:p>
     <w:p>
       <w:pPr>
+        <w:pStyle w:val="Paragraphedeliste"/>
         <w:numPr>
           <w:ilvl w:val="0"/>
-          <w:numId w:val="7"/>
+          <w:numId w:val="37"/>
         </w:numPr>
         <w:rPr>
           <w:sz w:val="22"/>
@@ -4484,9 +4907,10 @@
     </w:p>
     <w:p>
       <w:pPr>
+        <w:pStyle w:val="Paragraphedeliste"/>
         <w:numPr>
           <w:ilvl w:val="0"/>
-          <w:numId w:val="7"/>
+          <w:numId w:val="37"/>
         </w:numPr>
         <w:rPr>
           <w:sz w:val="22"/>
@@ -4548,48 +4972,75 @@
     </w:p>
     <w:p>
       <w:pPr>
-        <w:jc w:val="right"/>
-        <w:rPr>
-          <w:sz w:val="22"/>
-          <w:szCs w:val="22"/>
-        </w:rPr>
-      </w:pPr>
-      <w:r>
-        <w:rPr>
-          <w:sz w:val="22"/>
-          <w:szCs w:val="22"/>
-        </w:rPr>
-        <w:lastRenderedPageBreak/>
-        <w:t xml:space="preserve">Dossier veille </w:t>
-      </w:r>
-      <w:r>
-        <w:rPr>
-          <w:sz w:val="22"/>
-          <w:szCs w:val="22"/>
-        </w:rPr>
-        <w:t>informatique</w:t>
-      </w:r>
-      <w:r>
-        <w:rPr>
-          <w:sz w:val="22"/>
-          <w:szCs w:val="22"/>
-        </w:rPr>
-        <w:t xml:space="preserve"> – </w:t>
-      </w:r>
-      <w:r>
-        <w:rPr>
-          <w:sz w:val="22"/>
-          <w:szCs w:val="22"/>
-        </w:rPr>
-        <w:t>BTS2 2026</w:t>
-      </w:r>
-      <w:r>
-        <w:rPr>
-          <w:sz w:val="22"/>
-          <w:szCs w:val="22"/>
-        </w:rPr>
-        <w:t xml:space="preserve"> </w:t>
-      </w:r>
+        <w:rPr>
+          <w:sz w:val="22"/>
+          <w:szCs w:val="22"/>
+        </w:rPr>
+      </w:pPr>
+    </w:p>
+    <w:p>
+      <w:pPr>
+        <w:rPr>
+          <w:sz w:val="22"/>
+          <w:szCs w:val="22"/>
+        </w:rPr>
+      </w:pPr>
+    </w:p>
+    <w:p>
+      <w:pPr>
+        <w:rPr>
+          <w:sz w:val="22"/>
+          <w:szCs w:val="22"/>
+        </w:rPr>
+      </w:pPr>
+    </w:p>
+    <w:p>
+      <w:pPr>
+        <w:rPr>
+          <w:sz w:val="22"/>
+          <w:szCs w:val="22"/>
+        </w:rPr>
+      </w:pPr>
+    </w:p>
+    <w:p>
+      <w:pPr>
+        <w:rPr>
+          <w:sz w:val="22"/>
+          <w:szCs w:val="22"/>
+        </w:rPr>
+      </w:pPr>
+    </w:p>
+    <w:p>
+      <w:pPr>
+        <w:rPr>
+          <w:sz w:val="22"/>
+          <w:szCs w:val="22"/>
+        </w:rPr>
+      </w:pPr>
+    </w:p>
+    <w:p>
+      <w:pPr>
+        <w:rPr>
+          <w:sz w:val="22"/>
+          <w:szCs w:val="22"/>
+        </w:rPr>
+      </w:pPr>
+    </w:p>
+    <w:p>
+      <w:pPr>
+        <w:rPr>
+          <w:sz w:val="22"/>
+          <w:szCs w:val="22"/>
+        </w:rPr>
+      </w:pPr>
+    </w:p>
+    <w:p>
+      <w:pPr>
+        <w:rPr>
+          <w:sz w:val="22"/>
+          <w:szCs w:val="22"/>
+        </w:rPr>
+      </w:pPr>
     </w:p>
     <w:p>
       <w:pPr>
@@ -4611,6 +5062,7 @@
           <w:sz w:val="30"/>
           <w:szCs w:val="30"/>
         </w:rPr>
+        <w:lastRenderedPageBreak/>
         <w:t xml:space="preserve">Article </w:t>
       </w:r>
       <w:r>
@@ -4713,19 +5165,17 @@
       </w:r>
       <w:r>
         <w:rPr>
-          <w:b/>
-          <w:bCs/>
-          <w:sz w:val="22"/>
-          <w:szCs w:val="22"/>
-        </w:rPr>
-        <w:t>Event ID 4117</w:t>
-      </w:r>
-      <w:r>
-        <w:rPr>
-          <w:sz w:val="22"/>
-          <w:szCs w:val="22"/>
-        </w:rPr>
-        <w:t>, destiné à améliorer le diagnostic des erreurs liées aux stratégies de groupe (GPO).</w:t>
+          <w:sz w:val="22"/>
+          <w:szCs w:val="22"/>
+        </w:rPr>
+        <w:t>Event ID 4117,</w:t>
+      </w:r>
+      <w:r>
+        <w:rPr>
+          <w:sz w:val="22"/>
+          <w:szCs w:val="22"/>
+        </w:rPr>
+        <w:t xml:space="preserve"> destiné à améliorer le diagnostic des erreurs liées aux stratégies de groupe (GPO).</w:t>
       </w:r>
     </w:p>
     <w:p>
@@ -4794,30 +5244,29 @@
           <w:sz w:val="22"/>
           <w:szCs w:val="22"/>
         </w:rPr>
-        <w:t xml:space="preserve">Jusqu’à présent, en cas d’erreur, l’événement </w:t>
-      </w:r>
-      <w:r>
-        <w:rPr>
-          <w:b/>
-          <w:bCs/>
-          <w:sz w:val="22"/>
-          <w:szCs w:val="22"/>
-        </w:rPr>
-        <w:t>ID 4098</w:t>
-      </w:r>
-      <w:r>
-        <w:rPr>
-          <w:sz w:val="22"/>
-          <w:szCs w:val="22"/>
-        </w:rPr>
-        <w:t xml:space="preserve"> était généré. Cependant, celui-ci présentait plusieurs limites :</w:t>
-      </w:r>
-    </w:p>
-    <w:p>
-      <w:pPr>
+        <w:t xml:space="preserve">Jusqu’à présent, en cas d’erreur, </w:t>
+      </w:r>
+      <w:r>
+        <w:rPr>
+          <w:sz w:val="22"/>
+          <w:szCs w:val="22"/>
+        </w:rPr>
+        <w:t>l’événement ID 4098 était</w:t>
+      </w:r>
+      <w:r>
+        <w:rPr>
+          <w:sz w:val="22"/>
+          <w:szCs w:val="22"/>
+        </w:rPr>
+        <w:t xml:space="preserve"> généré. Cependant, celui-ci présentait plusieurs limites :</w:t>
+      </w:r>
+    </w:p>
+    <w:p>
+      <w:pPr>
+        <w:pStyle w:val="Paragraphedeliste"/>
         <w:numPr>
           <w:ilvl w:val="0"/>
-          <w:numId w:val="18"/>
+          <w:numId w:val="37"/>
         </w:numPr>
         <w:rPr>
           <w:sz w:val="22"/>
@@ -4834,9 +5283,10 @@
     </w:p>
     <w:p>
       <w:pPr>
+        <w:pStyle w:val="Paragraphedeliste"/>
         <w:numPr>
           <w:ilvl w:val="0"/>
-          <w:numId w:val="18"/>
+          <w:numId w:val="37"/>
         </w:numPr>
         <w:rPr>
           <w:sz w:val="22"/>
@@ -4853,9 +5303,10 @@
     </w:p>
     <w:p>
       <w:pPr>
+        <w:pStyle w:val="Paragraphedeliste"/>
         <w:numPr>
           <w:ilvl w:val="0"/>
-          <w:numId w:val="18"/>
+          <w:numId w:val="37"/>
         </w:numPr>
         <w:rPr>
           <w:sz w:val="22"/>
@@ -4867,7 +5318,7 @@
           <w:sz w:val="22"/>
           <w:szCs w:val="22"/>
         </w:rPr>
-        <w:t>Perte de temps lors du dépannage (troubleshooting)</w:t>
+        <w:t xml:space="preserve">Perte de temps lors du dépannage </w:t>
       </w:r>
     </w:p>
     <w:p>
@@ -4924,19 +5375,17 @@
       </w:r>
       <w:r>
         <w:rPr>
-          <w:b/>
-          <w:bCs/>
-          <w:sz w:val="22"/>
-          <w:szCs w:val="22"/>
-        </w:rPr>
-        <w:t>Event ID 4117</w:t>
-      </w:r>
-      <w:r>
-        <w:rPr>
-          <w:sz w:val="22"/>
-          <w:szCs w:val="22"/>
-        </w:rPr>
-        <w:t>, disponible sur Windows 11 après certaines mises à jour récentes.</w:t>
+          <w:sz w:val="22"/>
+          <w:szCs w:val="22"/>
+        </w:rPr>
+        <w:t>Event ID 4117,</w:t>
+      </w:r>
+      <w:r>
+        <w:rPr>
+          <w:sz w:val="22"/>
+          <w:szCs w:val="22"/>
+        </w:rPr>
+        <w:t xml:space="preserve"> disponible sur Windows 11 après certaines mises à jour récentes.</w:t>
       </w:r>
     </w:p>
     <w:p>
@@ -4956,9 +5405,10 @@
     </w:p>
     <w:p>
       <w:pPr>
+        <w:pStyle w:val="Paragraphedeliste"/>
         <w:numPr>
           <w:ilvl w:val="0"/>
-          <w:numId w:val="19"/>
+          <w:numId w:val="37"/>
         </w:numPr>
         <w:rPr>
           <w:sz w:val="22"/>
@@ -4975,9 +5425,10 @@
     </w:p>
     <w:p>
       <w:pPr>
+        <w:pStyle w:val="Paragraphedeliste"/>
         <w:numPr>
           <w:ilvl w:val="0"/>
-          <w:numId w:val="19"/>
+          <w:numId w:val="37"/>
         </w:numPr>
         <w:rPr>
           <w:sz w:val="22"/>
@@ -4994,9 +5445,10 @@
     </w:p>
     <w:p>
       <w:pPr>
+        <w:pStyle w:val="Paragraphedeliste"/>
         <w:numPr>
           <w:ilvl w:val="0"/>
-          <w:numId w:val="19"/>
+          <w:numId w:val="37"/>
         </w:numPr>
         <w:rPr>
           <w:sz w:val="22"/>
@@ -5013,9 +5465,10 @@
     </w:p>
     <w:p>
       <w:pPr>
+        <w:pStyle w:val="Paragraphedeliste"/>
         <w:numPr>
           <w:ilvl w:val="0"/>
-          <w:numId w:val="19"/>
+          <w:numId w:val="37"/>
         </w:numPr>
         <w:rPr>
           <w:sz w:val="22"/>
@@ -5040,60 +5493,6 @@
     </w:p>
     <w:p>
       <w:pPr>
-        <w:jc w:val="right"/>
-        <w:rPr>
-          <w:sz w:val="22"/>
-          <w:szCs w:val="22"/>
-        </w:rPr>
-      </w:pPr>
-      <w:r>
-        <w:rPr>
-          <w:sz w:val="22"/>
-          <w:szCs w:val="22"/>
-        </w:rPr>
-        <w:lastRenderedPageBreak/>
-        <w:t xml:space="preserve">Dossier veille </w:t>
-      </w:r>
-      <w:r>
-        <w:rPr>
-          <w:sz w:val="22"/>
-          <w:szCs w:val="22"/>
-        </w:rPr>
-        <w:t>informatique</w:t>
-      </w:r>
-      <w:r>
-        <w:rPr>
-          <w:sz w:val="22"/>
-          <w:szCs w:val="22"/>
-        </w:rPr>
-        <w:t xml:space="preserve"> – </w:t>
-      </w:r>
-      <w:r>
-        <w:rPr>
-          <w:sz w:val="22"/>
-          <w:szCs w:val="22"/>
-        </w:rPr>
-        <w:t>BTS2 2026</w:t>
-      </w:r>
-      <w:r>
-        <w:rPr>
-          <w:sz w:val="22"/>
-          <w:szCs w:val="22"/>
-        </w:rPr>
-        <w:t xml:space="preserve"> </w:t>
-      </w:r>
-    </w:p>
-    <w:p>
-      <w:pPr>
-        <w:jc w:val="right"/>
-        <w:rPr>
-          <w:sz w:val="22"/>
-          <w:szCs w:val="22"/>
-        </w:rPr>
-      </w:pPr>
-    </w:p>
-    <w:p>
-      <w:pPr>
         <w:rPr>
           <w:sz w:val="22"/>
           <w:szCs w:val="22"/>
@@ -5106,6 +5505,14 @@
         </w:rPr>
         <w:t>L’ancien événement (4098) est toujours présent, mais il est désormais complété par ce nouveau message plus explicite.</w:t>
       </w:r>
+    </w:p>
+    <w:p>
+      <w:pPr>
+        <w:rPr>
+          <w:sz w:val="22"/>
+          <w:szCs w:val="22"/>
+        </w:rPr>
+      </w:pPr>
     </w:p>
     <w:p>
       <w:pPr>
@@ -5119,6 +5526,7 @@
           <w:sz w:val="30"/>
           <w:szCs w:val="30"/>
         </w:rPr>
+        <w:lastRenderedPageBreak/>
         <w:t>Avantages pour l’administration système</w:t>
       </w:r>
     </w:p>
@@ -5139,9 +5547,10 @@
     </w:p>
     <w:p>
       <w:pPr>
+        <w:pStyle w:val="Paragraphedeliste"/>
         <w:numPr>
           <w:ilvl w:val="0"/>
-          <w:numId w:val="20"/>
+          <w:numId w:val="37"/>
         </w:numPr>
         <w:rPr>
           <w:sz w:val="22"/>
@@ -5158,9 +5567,10 @@
     </w:p>
     <w:p>
       <w:pPr>
+        <w:pStyle w:val="Paragraphedeliste"/>
         <w:numPr>
           <w:ilvl w:val="0"/>
-          <w:numId w:val="20"/>
+          <w:numId w:val="37"/>
         </w:numPr>
         <w:rPr>
           <w:sz w:val="22"/>
@@ -5177,9 +5587,10 @@
     </w:p>
     <w:p>
       <w:pPr>
+        <w:pStyle w:val="Paragraphedeliste"/>
         <w:numPr>
           <w:ilvl w:val="0"/>
-          <w:numId w:val="20"/>
+          <w:numId w:val="37"/>
         </w:numPr>
         <w:rPr>
           <w:sz w:val="22"/>
@@ -5196,9 +5607,10 @@
     </w:p>
     <w:p>
       <w:pPr>
+        <w:pStyle w:val="Paragraphedeliste"/>
         <w:numPr>
           <w:ilvl w:val="0"/>
-          <w:numId w:val="20"/>
+          <w:numId w:val="37"/>
         </w:numPr>
         <w:rPr>
           <w:sz w:val="22"/>
@@ -5260,9 +5672,10 @@
     </w:p>
     <w:p>
       <w:pPr>
+        <w:pStyle w:val="Paragraphedeliste"/>
         <w:numPr>
           <w:ilvl w:val="0"/>
-          <w:numId w:val="21"/>
+          <w:numId w:val="37"/>
         </w:numPr>
         <w:rPr>
           <w:sz w:val="22"/>
@@ -5279,9 +5692,10 @@
     </w:p>
     <w:p>
       <w:pPr>
+        <w:pStyle w:val="Paragraphedeliste"/>
         <w:numPr>
           <w:ilvl w:val="0"/>
-          <w:numId w:val="21"/>
+          <w:numId w:val="37"/>
         </w:numPr>
         <w:rPr>
           <w:sz w:val="22"/>
@@ -5298,9 +5712,10 @@
     </w:p>
     <w:p>
       <w:pPr>
+        <w:pStyle w:val="Paragraphedeliste"/>
         <w:numPr>
           <w:ilvl w:val="0"/>
-          <w:numId w:val="21"/>
+          <w:numId w:val="37"/>
         </w:numPr>
         <w:rPr>
           <w:sz w:val="22"/>
@@ -5426,48 +5841,35 @@
     </w:p>
     <w:p>
       <w:pPr>
-        <w:jc w:val="right"/>
-        <w:rPr>
-          <w:sz w:val="22"/>
-          <w:szCs w:val="22"/>
-        </w:rPr>
-      </w:pPr>
-      <w:r>
-        <w:rPr>
-          <w:sz w:val="22"/>
-          <w:szCs w:val="22"/>
-        </w:rPr>
-        <w:lastRenderedPageBreak/>
-        <w:t xml:space="preserve">Dossier veille </w:t>
-      </w:r>
-      <w:r>
-        <w:rPr>
-          <w:sz w:val="22"/>
-          <w:szCs w:val="22"/>
-        </w:rPr>
-        <w:t>informatique</w:t>
-      </w:r>
-      <w:r>
-        <w:rPr>
-          <w:sz w:val="22"/>
-          <w:szCs w:val="22"/>
-        </w:rPr>
-        <w:t xml:space="preserve"> – </w:t>
-      </w:r>
-      <w:r>
-        <w:rPr>
-          <w:sz w:val="22"/>
-          <w:szCs w:val="22"/>
-        </w:rPr>
-        <w:t>BTS2 2026</w:t>
-      </w:r>
-      <w:r>
-        <w:rPr>
-          <w:sz w:val="22"/>
-          <w:szCs w:val="22"/>
-        </w:rPr>
-        <w:t xml:space="preserve"> </w:t>
-      </w:r>
+        <w:rPr>
+          <w:sz w:val="22"/>
+          <w:szCs w:val="22"/>
+        </w:rPr>
+      </w:pPr>
+    </w:p>
+    <w:p>
+      <w:pPr>
+        <w:rPr>
+          <w:sz w:val="22"/>
+          <w:szCs w:val="22"/>
+        </w:rPr>
+      </w:pPr>
+    </w:p>
+    <w:p>
+      <w:pPr>
+        <w:rPr>
+          <w:sz w:val="22"/>
+          <w:szCs w:val="22"/>
+        </w:rPr>
+      </w:pPr>
+    </w:p>
+    <w:p>
+      <w:pPr>
+        <w:rPr>
+          <w:sz w:val="22"/>
+          <w:szCs w:val="22"/>
+        </w:rPr>
+      </w:pPr>
     </w:p>
     <w:p>
       <w:pPr>
@@ -5489,6 +5891,7 @@
           <w:sz w:val="30"/>
           <w:szCs w:val="30"/>
         </w:rPr>
+        <w:lastRenderedPageBreak/>
         <w:t xml:space="preserve">Article </w:t>
       </w:r>
       <w:r>
@@ -5607,8 +6010,6 @@
       <w:proofErr w:type="spellStart"/>
       <w:r>
         <w:rPr>
-          <w:b/>
-          <w:bCs/>
           <w:sz w:val="22"/>
           <w:szCs w:val="22"/>
         </w:rPr>
@@ -5663,9 +6064,10 @@
     </w:p>
     <w:p>
       <w:pPr>
+        <w:pStyle w:val="Paragraphedeliste"/>
         <w:numPr>
           <w:ilvl w:val="0"/>
-          <w:numId w:val="22"/>
+          <w:numId w:val="37"/>
         </w:numPr>
         <w:rPr>
           <w:sz w:val="22"/>
@@ -5682,9 +6084,10 @@
     </w:p>
     <w:p>
       <w:pPr>
+        <w:pStyle w:val="Paragraphedeliste"/>
         <w:numPr>
           <w:ilvl w:val="0"/>
-          <w:numId w:val="22"/>
+          <w:numId w:val="37"/>
         </w:numPr>
         <w:rPr>
           <w:sz w:val="22"/>
@@ -5701,9 +6104,10 @@
     </w:p>
     <w:p>
       <w:pPr>
+        <w:pStyle w:val="Paragraphedeliste"/>
         <w:numPr>
           <w:ilvl w:val="0"/>
-          <w:numId w:val="22"/>
+          <w:numId w:val="37"/>
         </w:numPr>
         <w:rPr>
           <w:sz w:val="22"/>
@@ -5773,9 +6177,10 @@
     </w:p>
     <w:p>
       <w:pPr>
+        <w:pStyle w:val="Paragraphedeliste"/>
         <w:numPr>
           <w:ilvl w:val="0"/>
-          <w:numId w:val="23"/>
+          <w:numId w:val="37"/>
         </w:numPr>
         <w:rPr>
           <w:sz w:val="22"/>
@@ -5792,9 +6197,10 @@
     </w:p>
     <w:p>
       <w:pPr>
+        <w:pStyle w:val="Paragraphedeliste"/>
         <w:numPr>
           <w:ilvl w:val="0"/>
-          <w:numId w:val="23"/>
+          <w:numId w:val="37"/>
         </w:numPr>
         <w:rPr>
           <w:sz w:val="22"/>
@@ -5811,9 +6217,10 @@
     </w:p>
     <w:p>
       <w:pPr>
+        <w:pStyle w:val="Paragraphedeliste"/>
         <w:numPr>
           <w:ilvl w:val="0"/>
-          <w:numId w:val="23"/>
+          <w:numId w:val="37"/>
         </w:numPr>
         <w:rPr>
           <w:sz w:val="22"/>
@@ -5844,8 +6251,6 @@
       </w:r>
       <w:r>
         <w:rPr>
-          <w:b/>
-          <w:bCs/>
           <w:sz w:val="22"/>
           <w:szCs w:val="22"/>
         </w:rPr>
@@ -5861,9 +6266,10 @@
     </w:p>
     <w:p>
       <w:pPr>
+        <w:pStyle w:val="Paragraphedeliste"/>
         <w:numPr>
           <w:ilvl w:val="0"/>
-          <w:numId w:val="24"/>
+          <w:numId w:val="37"/>
         </w:numPr>
         <w:rPr>
           <w:sz w:val="22"/>
@@ -5880,9 +6286,10 @@
     </w:p>
     <w:p>
       <w:pPr>
+        <w:pStyle w:val="Paragraphedeliste"/>
         <w:numPr>
           <w:ilvl w:val="0"/>
-          <w:numId w:val="24"/>
+          <w:numId w:val="37"/>
         </w:numPr>
         <w:rPr>
           <w:sz w:val="22"/>
@@ -5899,9 +6306,10 @@
     </w:p>
     <w:p>
       <w:pPr>
+        <w:pStyle w:val="Paragraphedeliste"/>
         <w:numPr>
           <w:ilvl w:val="0"/>
-          <w:numId w:val="24"/>
+          <w:numId w:val="37"/>
         </w:numPr>
         <w:rPr>
           <w:sz w:val="22"/>
@@ -5919,26 +6327,6 @@
     <w:p>
       <w:pPr>
         <w:pStyle w:val="Paragraphedeliste"/>
-        <w:ind w:left="4968"/>
-        <w:jc w:val="center"/>
-        <w:rPr>
-          <w:sz w:val="22"/>
-          <w:szCs w:val="22"/>
-        </w:rPr>
-      </w:pPr>
-      <w:r>
-        <w:rPr>
-          <w:sz w:val="22"/>
-          <w:szCs w:val="22"/>
-        </w:rPr>
-        <w:lastRenderedPageBreak/>
-        <w:t xml:space="preserve">Dossier veille informatique – BTS2 2026 </w:t>
-      </w:r>
-    </w:p>
-    <w:p>
-      <w:pPr>
-        <w:pStyle w:val="Paragraphedeliste"/>
-        <w:jc w:val="center"/>
         <w:rPr>
           <w:sz w:val="22"/>
           <w:szCs w:val="22"/>
@@ -5959,6 +6347,14 @@
         </w:rPr>
         <w:t>Des preuves sous forme de captures d’écran auraient été publiées pour attester de l’intrusion.</w:t>
       </w:r>
+    </w:p>
+    <w:p>
+      <w:pPr>
+        <w:rPr>
+          <w:sz w:val="22"/>
+          <w:szCs w:val="22"/>
+        </w:rPr>
+      </w:pPr>
     </w:p>
     <w:p>
       <w:pPr>
@@ -5980,6 +6376,7 @@
           <w:sz w:val="30"/>
           <w:szCs w:val="30"/>
         </w:rPr>
+        <w:lastRenderedPageBreak/>
         <w:t xml:space="preserve">Analyse technique : </w:t>
       </w:r>
     </w:p>
@@ -6000,9 +6397,10 @@
     </w:p>
     <w:p>
       <w:pPr>
+        <w:pStyle w:val="Paragraphedeliste"/>
         <w:numPr>
           <w:ilvl w:val="0"/>
-          <w:numId w:val="25"/>
+          <w:numId w:val="37"/>
         </w:numPr>
         <w:rPr>
           <w:sz w:val="22"/>
@@ -6019,9 +6417,10 @@
     </w:p>
     <w:p>
       <w:pPr>
+        <w:pStyle w:val="Paragraphedeliste"/>
         <w:numPr>
           <w:ilvl w:val="0"/>
-          <w:numId w:val="25"/>
+          <w:numId w:val="37"/>
         </w:numPr>
         <w:rPr>
           <w:sz w:val="22"/>
@@ -6038,9 +6437,10 @@
     </w:p>
     <w:p>
       <w:pPr>
+        <w:pStyle w:val="Paragraphedeliste"/>
         <w:numPr>
           <w:ilvl w:val="0"/>
-          <w:numId w:val="25"/>
+          <w:numId w:val="37"/>
         </w:numPr>
         <w:rPr>
           <w:sz w:val="22"/>
@@ -6110,9 +6510,10 @@
     </w:p>
     <w:p>
       <w:pPr>
+        <w:pStyle w:val="Paragraphedeliste"/>
         <w:numPr>
           <w:ilvl w:val="0"/>
-          <w:numId w:val="26"/>
+          <w:numId w:val="37"/>
         </w:numPr>
         <w:rPr>
           <w:sz w:val="22"/>
@@ -6129,9 +6530,10 @@
     </w:p>
     <w:p>
       <w:pPr>
+        <w:pStyle w:val="Paragraphedeliste"/>
         <w:numPr>
           <w:ilvl w:val="0"/>
-          <w:numId w:val="26"/>
+          <w:numId w:val="37"/>
         </w:numPr>
         <w:rPr>
           <w:sz w:val="22"/>
@@ -6148,9 +6550,10 @@
     </w:p>
     <w:p>
       <w:pPr>
+        <w:pStyle w:val="Paragraphedeliste"/>
         <w:numPr>
           <w:ilvl w:val="0"/>
-          <w:numId w:val="26"/>
+          <w:numId w:val="37"/>
         </w:numPr>
         <w:rPr>
           <w:sz w:val="22"/>
@@ -6167,9 +6570,10 @@
     </w:p>
     <w:p>
       <w:pPr>
+        <w:pStyle w:val="Paragraphedeliste"/>
         <w:numPr>
           <w:ilvl w:val="0"/>
-          <w:numId w:val="26"/>
+          <w:numId w:val="37"/>
         </w:numPr>
         <w:rPr>
           <w:sz w:val="22"/>
@@ -6294,47 +6698,19 @@
     </w:p>
     <w:p>
       <w:pPr>
-        <w:jc w:val="right"/>
-        <w:rPr>
-          <w:sz w:val="22"/>
-          <w:szCs w:val="22"/>
-        </w:rPr>
-      </w:pPr>
-      <w:r>
-        <w:rPr>
-          <w:sz w:val="22"/>
-          <w:szCs w:val="22"/>
-        </w:rPr>
-        <w:t xml:space="preserve">Dossier veille </w:t>
-      </w:r>
-      <w:r>
-        <w:rPr>
-          <w:sz w:val="22"/>
-          <w:szCs w:val="22"/>
-        </w:rPr>
-        <w:t>informatique</w:t>
-      </w:r>
-      <w:r>
-        <w:rPr>
-          <w:sz w:val="22"/>
-          <w:szCs w:val="22"/>
-        </w:rPr>
-        <w:t xml:space="preserve"> – </w:t>
-      </w:r>
-      <w:r>
-        <w:rPr>
-          <w:sz w:val="22"/>
-          <w:szCs w:val="22"/>
-        </w:rPr>
-        <w:t>BTS2 2026</w:t>
-      </w:r>
-      <w:r>
-        <w:rPr>
-          <w:sz w:val="22"/>
-          <w:szCs w:val="22"/>
-        </w:rPr>
-        <w:t xml:space="preserve"> </w:t>
-      </w:r>
+        <w:rPr>
+          <w:sz w:val="22"/>
+          <w:szCs w:val="22"/>
+        </w:rPr>
+      </w:pPr>
+    </w:p>
+    <w:p>
+      <w:pPr>
+        <w:rPr>
+          <w:sz w:val="22"/>
+          <w:szCs w:val="22"/>
+        </w:rPr>
+      </w:pPr>
     </w:p>
     <w:p>
       <w:pPr>
@@ -6358,15 +6734,23 @@
           <w:sz w:val="30"/>
           <w:szCs w:val="30"/>
         </w:rPr>
-        <w:t>Analyse global :</w:t>
-      </w:r>
-    </w:p>
-    <w:p>
-      <w:pPr>
+        <w:lastRenderedPageBreak/>
+        <w:t>Analyse globale</w:t>
+      </w:r>
+      <w:r>
         <w:rPr>
           <w:sz w:val="30"/>
           <w:szCs w:val="30"/>
         </w:rPr>
+        <w:t> :</w:t>
+      </w:r>
+    </w:p>
+    <w:p>
+      <w:pPr>
+        <w:rPr>
+          <w:sz w:val="30"/>
+          <w:szCs w:val="30"/>
+        </w:rPr>
       </w:pPr>
       <w:r>
         <w:rPr>
@@ -6374,7 +6758,7 @@
           <w:szCs w:val="22"/>
         </w:rPr>
         <w:pict w14:anchorId="371F69F9">
-          <v:rect id="_x0000_i1040" style="width:0;height:1.5pt" o:hralign="center" o:hrstd="t" o:hr="t" fillcolor="#a0a0a0" stroked="f"/>
+          <v:rect id="_x0000_i1031" style="width:0;height:1.5pt" o:hralign="center" o:hrstd="t" o:hr="t" fillcolor="#a0a0a0" stroked="f"/>
         </w:pict>
       </w:r>
     </w:p>
@@ -6545,168 +6929,158 @@
         </w:rPr>
         <w:t xml:space="preserve">Cybersécurité : La sécurisation des comptes cloud, la limitation des droits (principe du moindre privilège) et la surveillance active sont essentielles pour prévenir les fuites de données. </w:t>
       </w:r>
-    </w:p>
-    <w:p>
-      <w:pPr>
-        <w:rPr>
-          <w:sz w:val="22"/>
-          <w:szCs w:val="22"/>
-        </w:rPr>
-      </w:pPr>
-      <w:r>
-        <w:rPr>
-          <w:sz w:val="22"/>
-          <w:szCs w:val="22"/>
-        </w:rPr>
-        <w:t xml:space="preserve">3. </w:t>
-      </w:r>
+      <w:r>
+        <w:rPr>
+          <w:sz w:val="22"/>
+          <w:szCs w:val="22"/>
+        </w:rPr>
+        <w:t xml:space="preserve"> </w:t>
+      </w:r>
+    </w:p>
+    <w:p>
+      <w:pPr>
+        <w:rPr>
+          <w:sz w:val="22"/>
+          <w:szCs w:val="22"/>
+        </w:rPr>
+      </w:pPr>
       <w:r>
         <w:rPr>
           <w:sz w:val="30"/>
           <w:szCs w:val="30"/>
         </w:rPr>
-        <w:t>Synthèse</w:t>
-      </w:r>
-    </w:p>
-    <w:p>
-      <w:pPr>
-        <w:rPr>
-          <w:sz w:val="22"/>
-          <w:szCs w:val="22"/>
-        </w:rPr>
-      </w:pPr>
-      <w:r>
-        <w:rPr>
-          <w:sz w:val="22"/>
-          <w:szCs w:val="22"/>
-        </w:rPr>
-        <w:t>Les trois articles confirment que la gestion efficace des infrastructures et la sécurité sont des axes prioritaires pour tout administrateur systèmes et réseaux. La veille technologique permet d’anticiper les risques, de découvrir de nouvelles solutions techniques, et de mieux comprendre l’évolution des besoins professionnels dans le domaine SISR.</w:t>
-      </w:r>
-    </w:p>
-    <w:p>
-      <w:pPr>
-        <w:rPr>
-          <w:sz w:val="22"/>
-          <w:szCs w:val="22"/>
-        </w:rPr>
-      </w:pPr>
-    </w:p>
-    <w:p>
-      <w:pPr>
-        <w:rPr>
-          <w:sz w:val="22"/>
-          <w:szCs w:val="22"/>
-        </w:rPr>
-      </w:pPr>
-    </w:p>
-    <w:p>
-      <w:pPr>
-        <w:rPr>
-          <w:sz w:val="22"/>
-          <w:szCs w:val="22"/>
-        </w:rPr>
-      </w:pPr>
-    </w:p>
-    <w:p>
-      <w:pPr>
-        <w:rPr>
-          <w:sz w:val="22"/>
-          <w:szCs w:val="22"/>
-        </w:rPr>
-      </w:pPr>
-    </w:p>
-    <w:p>
-      <w:pPr>
-        <w:jc w:val="right"/>
-        <w:rPr>
-          <w:sz w:val="22"/>
-          <w:szCs w:val="22"/>
-        </w:rPr>
-      </w:pPr>
-      <w:r>
-        <w:rPr>
-          <w:sz w:val="22"/>
-          <w:szCs w:val="22"/>
-        </w:rPr>
-        <w:t xml:space="preserve">Dossier veille </w:t>
-      </w:r>
-      <w:r>
-        <w:rPr>
-          <w:sz w:val="22"/>
-          <w:szCs w:val="22"/>
-        </w:rPr>
-        <w:t>informatique</w:t>
-      </w:r>
-      <w:r>
-        <w:rPr>
-          <w:sz w:val="22"/>
-          <w:szCs w:val="22"/>
-        </w:rPr>
-        <w:t xml:space="preserve"> – </w:t>
-      </w:r>
-      <w:r>
-        <w:rPr>
-          <w:sz w:val="22"/>
-          <w:szCs w:val="22"/>
-        </w:rPr>
-        <w:t>BTS2 2026</w:t>
-      </w:r>
-      <w:r>
-        <w:rPr>
-          <w:sz w:val="22"/>
-          <w:szCs w:val="22"/>
-        </w:rPr>
-        <w:t xml:space="preserve"> </w:t>
-      </w:r>
-    </w:p>
-    <w:p>
-      <w:pPr>
-        <w:jc w:val="right"/>
-        <w:rPr>
-          <w:sz w:val="22"/>
-          <w:szCs w:val="22"/>
-        </w:rPr>
-      </w:pPr>
-    </w:p>
-    <w:p>
-      <w:pPr>
-        <w:jc w:val="center"/>
-        <w:rPr>
-          <w:sz w:val="22"/>
-          <w:szCs w:val="22"/>
-        </w:rPr>
-      </w:pPr>
-      <w:r>
-        <w:rPr>
+        <w:t>3.</w:t>
+      </w:r>
+      <w:r>
+        <w:rPr>
+          <w:color w:val="FFFFFF" w:themeColor="background1"/>
           <w:sz w:val="30"/>
           <w:szCs w:val="30"/>
         </w:rPr>
-        <w:t>Conclusion</w:t>
-      </w:r>
-    </w:p>
-    <w:p>
-      <w:pPr>
-        <w:rPr>
-          <w:sz w:val="22"/>
-          <w:szCs w:val="22"/>
-        </w:rPr>
-      </w:pPr>
-      <w:r>
-        <w:rPr>
-          <w:sz w:val="22"/>
-          <w:szCs w:val="22"/>
-        </w:rPr>
-        <w:pict w14:anchorId="3C4A89F2">
-          <v:rect id="_x0000_i1037" style="width:0;height:1.5pt" o:hralign="center" o:hrstd="t" o:hr="t" fillcolor="#a0a0a0" stroked="f"/>
-        </w:pict>
-      </w:r>
-    </w:p>
-    <w:p>
-      <w:pPr>
+        <w:t>n</w:t>
+      </w:r>
+      <w:r>
         <w:rPr>
           <w:sz w:val="30"/>
           <w:szCs w:val="30"/>
         </w:rPr>
+        <w:t>Synthèse</w:t>
+      </w:r>
+    </w:p>
+    <w:p>
+      <w:pPr>
+        <w:rPr>
+          <w:sz w:val="22"/>
+          <w:szCs w:val="22"/>
+        </w:rPr>
+      </w:pPr>
+      <w:r>
+        <w:rPr>
+          <w:sz w:val="22"/>
+          <w:szCs w:val="22"/>
+        </w:rPr>
+        <w:t>Les trois articles confirment que la gestion efficace des infrastructures et la sécurité sont des axes prioritaires pour tout administrateur systèmes et réseaux. La veille technologique permet d’anticiper les risques, de découvrir de nouvelles solutions techniques, et de mieux comprendre l’évolution des besoins professionnels dans le domaine SISR.</w:t>
+      </w:r>
+    </w:p>
+    <w:p>
+      <w:pPr>
+        <w:rPr>
+          <w:sz w:val="22"/>
+          <w:szCs w:val="22"/>
+        </w:rPr>
+      </w:pPr>
+    </w:p>
+    <w:p>
+      <w:pPr>
+        <w:rPr>
+          <w:sz w:val="22"/>
+          <w:szCs w:val="22"/>
+        </w:rPr>
+      </w:pPr>
+    </w:p>
+    <w:p>
+      <w:pPr>
+        <w:rPr>
+          <w:sz w:val="22"/>
+          <w:szCs w:val="22"/>
+        </w:rPr>
+      </w:pPr>
+    </w:p>
+    <w:p>
+      <w:pPr>
+        <w:rPr>
+          <w:sz w:val="22"/>
+          <w:szCs w:val="22"/>
+        </w:rPr>
+      </w:pPr>
+    </w:p>
+    <w:p>
+      <w:pPr>
+        <w:jc w:val="right"/>
+        <w:rPr>
+          <w:sz w:val="22"/>
+          <w:szCs w:val="22"/>
+        </w:rPr>
+      </w:pPr>
+    </w:p>
+    <w:p>
+      <w:pPr>
+        <w:jc w:val="right"/>
+        <w:rPr>
+          <w:sz w:val="22"/>
+          <w:szCs w:val="22"/>
+        </w:rPr>
+      </w:pPr>
+    </w:p>
+    <w:p>
+      <w:pPr>
+        <w:jc w:val="center"/>
+        <w:rPr>
+          <w:sz w:val="30"/>
+          <w:szCs w:val="30"/>
+        </w:rPr>
+      </w:pPr>
+    </w:p>
+    <w:p>
+      <w:pPr>
+        <w:jc w:val="center"/>
+        <w:rPr>
+          <w:sz w:val="22"/>
+          <w:szCs w:val="22"/>
+        </w:rPr>
+      </w:pPr>
+      <w:r>
+        <w:rPr>
+          <w:sz w:val="30"/>
+          <w:szCs w:val="30"/>
+        </w:rPr>
+        <w:lastRenderedPageBreak/>
+        <w:t>Conclusion</w:t>
+      </w:r>
+    </w:p>
+    <w:p>
+      <w:pPr>
+        <w:rPr>
+          <w:sz w:val="22"/>
+          <w:szCs w:val="22"/>
+        </w:rPr>
+      </w:pPr>
+      <w:r>
+        <w:rPr>
+          <w:sz w:val="22"/>
+          <w:szCs w:val="22"/>
+        </w:rPr>
+        <w:pict w14:anchorId="3C4A89F2">
+          <v:rect id="_x0000_i1032" style="width:0;height:1.5pt" o:hralign="center" o:hrstd="t" o:hr="t" fillcolor="#a0a0a0" stroked="f"/>
+        </w:pict>
+      </w:r>
+    </w:p>
+    <w:p>
+      <w:pPr>
+        <w:rPr>
+          <w:sz w:val="30"/>
+          <w:szCs w:val="30"/>
+        </w:rPr>
       </w:pPr>
     </w:p>
     <w:p>
@@ -6726,9 +7100,10 @@
     </w:p>
     <w:p>
       <w:pPr>
+        <w:pStyle w:val="Paragraphedeliste"/>
         <w:numPr>
           <w:ilvl w:val="0"/>
-          <w:numId w:val="29"/>
+          <w:numId w:val="37"/>
         </w:numPr>
         <w:rPr>
           <w:sz w:val="22"/>
@@ -6745,9 +7120,10 @@
     </w:p>
     <w:p>
       <w:pPr>
+        <w:pStyle w:val="Paragraphedeliste"/>
         <w:numPr>
           <w:ilvl w:val="0"/>
-          <w:numId w:val="29"/>
+          <w:numId w:val="37"/>
         </w:numPr>
         <w:rPr>
           <w:sz w:val="22"/>
@@ -6764,9 +7140,10 @@
     </w:p>
     <w:p>
       <w:pPr>
+        <w:pStyle w:val="Paragraphedeliste"/>
         <w:numPr>
           <w:ilvl w:val="0"/>
-          <w:numId w:val="29"/>
+          <w:numId w:val="37"/>
         </w:numPr>
         <w:rPr>
           <w:sz w:val="22"/>
@@ -6793,7 +7170,51 @@
           <w:sz w:val="22"/>
           <w:szCs w:val="22"/>
         </w:rPr>
-        <w:t>Pour un futur administrateur SISR, cette veille souligne l’importance de rester constamment informé, de maîtriser les technologies émergentes et de mettre en œuvre les bonnes pratiques pour assurer la disponibilité, la performance et la sécurité des systèmes d’information.</w:t>
+        <w:t xml:space="preserve">Pour </w:t>
+      </w:r>
+      <w:proofErr w:type="gramStart"/>
+      <w:r>
+        <w:rPr>
+          <w:sz w:val="22"/>
+          <w:szCs w:val="22"/>
+        </w:rPr>
+        <w:t>un</w:t>
+      </w:r>
+      <w:r>
+        <w:rPr>
+          <w:sz w:val="22"/>
+          <w:szCs w:val="22"/>
+        </w:rPr>
+        <w:t>e</w:t>
+      </w:r>
+      <w:r>
+        <w:rPr>
+          <w:sz w:val="22"/>
+          <w:szCs w:val="22"/>
+        </w:rPr>
+        <w:t xml:space="preserve"> futur administrateur</w:t>
+      </w:r>
+      <w:proofErr w:type="gramEnd"/>
+      <w:r>
+        <w:rPr>
+          <w:sz w:val="22"/>
+          <w:szCs w:val="22"/>
+        </w:rPr>
+        <w:t xml:space="preserve"> SISR, cette veille souligne l’importance de rester constamment informé</w:t>
+      </w:r>
+      <w:r>
+        <w:rPr>
+          <w:sz w:val="22"/>
+          <w:szCs w:val="22"/>
+        </w:rPr>
+        <w:t>e</w:t>
+      </w:r>
+      <w:r>
+        <w:rPr>
+          <w:sz w:val="22"/>
+          <w:szCs w:val="22"/>
+        </w:rPr>
+        <w:t>, de maîtriser les technologies émergentes et de mettre en œuvre les bonnes pratiques pour assurer la disponibilité, la performance et la sécurité des systèmes d’information.</w:t>
       </w:r>
     </w:p>
     <w:p>
@@ -6938,42 +7359,6 @@
           <w:szCs w:val="22"/>
         </w:rPr>
       </w:pPr>
-      <w:r>
-        <w:rPr>
-          <w:sz w:val="22"/>
-          <w:szCs w:val="22"/>
-        </w:rPr>
-        <w:lastRenderedPageBreak/>
-        <w:t xml:space="preserve">Dossier veille </w:t>
-      </w:r>
-      <w:r>
-        <w:rPr>
-          <w:sz w:val="22"/>
-          <w:szCs w:val="22"/>
-        </w:rPr>
-        <w:t>informatique</w:t>
-      </w:r>
-      <w:r>
-        <w:rPr>
-          <w:sz w:val="22"/>
-          <w:szCs w:val="22"/>
-        </w:rPr>
-        <w:t xml:space="preserve"> – </w:t>
-      </w:r>
-      <w:r>
-        <w:rPr>
-          <w:sz w:val="22"/>
-          <w:szCs w:val="22"/>
-        </w:rPr>
-        <w:t>BTS2 2026</w:t>
-      </w:r>
-      <w:r>
-        <w:rPr>
-          <w:sz w:val="22"/>
-          <w:szCs w:val="22"/>
-        </w:rPr>
-        <w:t xml:space="preserve"> </w:t>
-      </w:r>
     </w:p>
     <w:p>
       <w:pPr>
@@ -6987,16 +7372,26 @@
     <w:p>
       <w:pPr>
         <w:jc w:val="center"/>
-        <w:rPr>
-          <w:sz w:val="22"/>
-          <w:szCs w:val="22"/>
-        </w:rPr>
-      </w:pPr>
-      <w:r>
         <w:rPr>
           <w:sz w:val="30"/>
           <w:szCs w:val="30"/>
         </w:rPr>
+      </w:pPr>
+    </w:p>
+    <w:p>
+      <w:pPr>
+        <w:jc w:val="center"/>
+        <w:rPr>
+          <w:sz w:val="22"/>
+          <w:szCs w:val="22"/>
+        </w:rPr>
+      </w:pPr>
+      <w:r>
+        <w:rPr>
+          <w:sz w:val="30"/>
+          <w:szCs w:val="30"/>
+        </w:rPr>
+        <w:lastRenderedPageBreak/>
         <w:t>Annexes</w:t>
       </w:r>
     </w:p>
@@ -7013,7 +7408,7 @@
           <w:szCs w:val="22"/>
         </w:rPr>
         <w:pict w14:anchorId="4768E56C">
-          <v:rect id="_x0000_i1047" style="width:0;height:1.5pt" o:hralign="center" o:hrstd="t" o:hr="t" fillcolor="#a0a0a0" stroked="f"/>
+          <v:rect id="_x0000_i1033" style="width:0;height:1.5pt" o:hralign="center" o:hrstd="t" o:hr="t" fillcolor="#a0a0a0" stroked="f"/>
         </w:pict>
       </w:r>
     </w:p>
@@ -7028,182 +7423,346 @@
     <w:p>
       <w:pPr>
         <w:rPr>
-          <w:sz w:val="22"/>
-          <w:szCs w:val="22"/>
-        </w:rPr>
-      </w:pPr>
-      <w:r>
-        <w:rPr>
-          <w:sz w:val="22"/>
-          <w:szCs w:val="22"/>
-        </w:rPr>
-        <w:t>Sources des articles</w:t>
-      </w:r>
-      <w:r>
-        <w:rPr>
-          <w:sz w:val="22"/>
-          <w:szCs w:val="22"/>
-        </w:rPr>
-        <w:t xml:space="preserve"> : </w:t>
-      </w:r>
-    </w:p>
-    <w:p>
-      <w:pPr>
-        <w:rPr>
-          <w:sz w:val="22"/>
-          <w:szCs w:val="22"/>
-        </w:rPr>
-      </w:pPr>
-      <w:r>
-        <w:rPr>
-          <w:sz w:val="22"/>
-          <w:szCs w:val="22"/>
-        </w:rPr>
-        <w:t>Arti</w:t>
-      </w:r>
-      <w:r>
-        <w:rPr>
-          <w:sz w:val="22"/>
-          <w:szCs w:val="22"/>
-        </w:rPr>
-        <w:t>cle 1</w:t>
-      </w:r>
-      <w:r>
-        <w:rPr>
-          <w:sz w:val="22"/>
-          <w:szCs w:val="22"/>
-        </w:rPr>
-        <w:t> :  https://www.lemagit.fr/actualites/366640892/Avec-Swarm-Appliance-DataCore-transforme-les-vieux-serveurs-en-stockage</w:t>
-      </w:r>
-    </w:p>
-    <w:p>
-      <w:pPr>
-        <w:rPr>
-          <w:sz w:val="22"/>
-          <w:szCs w:val="22"/>
-        </w:rPr>
-      </w:pPr>
-      <w:r>
-        <w:rPr>
-          <w:sz w:val="22"/>
-          <w:szCs w:val="22"/>
-        </w:rPr>
-        <w:t xml:space="preserve">Article 2 : </w:t>
-      </w:r>
-      <w:r>
-        <w:rPr>
-          <w:sz w:val="22"/>
-          <w:szCs w:val="22"/>
-        </w:rPr>
-        <w:t>https://www.it-connect.fr/sysadmins-pourquoi-vous-allez-adorer-le-nouvel-event-4117-de-windows/</w:t>
-      </w:r>
-    </w:p>
-    <w:p>
-      <w:pPr>
-        <w:rPr>
-          <w:sz w:val="22"/>
-          <w:szCs w:val="22"/>
-        </w:rPr>
-      </w:pPr>
-      <w:r>
-        <w:rPr>
-          <w:sz w:val="22"/>
-          <w:szCs w:val="22"/>
-        </w:rPr>
-        <w:t xml:space="preserve">Article 3 : </w:t>
-      </w:r>
-      <w:r>
-        <w:rPr>
-          <w:sz w:val="22"/>
-          <w:szCs w:val="22"/>
-        </w:rPr>
+          <w:sz w:val="30"/>
+          <w:szCs w:val="30"/>
+        </w:rPr>
+      </w:pPr>
+      <w:r>
+        <w:rPr>
+          <w:sz w:val="30"/>
+          <w:szCs w:val="30"/>
+        </w:rPr>
+        <w:t>1. Sources des articles</w:t>
+      </w:r>
+    </w:p>
+    <w:p>
+      <w:pPr>
+        <w:numPr>
+          <w:ilvl w:val="0"/>
+          <w:numId w:val="32"/>
+        </w:numPr>
+        <w:rPr>
+          <w:sz w:val="22"/>
+          <w:szCs w:val="22"/>
+        </w:rPr>
+      </w:pPr>
+      <w:r>
+        <w:rPr>
+          <w:b/>
+          <w:bCs/>
+          <w:sz w:val="22"/>
+          <w:szCs w:val="22"/>
+        </w:rPr>
+        <w:t>Article 1</w:t>
+      </w:r>
+      <w:r>
+        <w:rPr>
+          <w:sz w:val="22"/>
+          <w:szCs w:val="22"/>
+        </w:rPr>
+        <w:t xml:space="preserve"> :</w:t>
+      </w:r>
+      <w:r>
+        <w:rPr>
+          <w:sz w:val="22"/>
+          <w:szCs w:val="22"/>
+        </w:rPr>
+        <w:br/>
+        <w:t xml:space="preserve">Avec Swarm Appliance, </w:t>
+      </w:r>
+      <w:proofErr w:type="spellStart"/>
+      <w:r>
+        <w:rPr>
+          <w:sz w:val="22"/>
+          <w:szCs w:val="22"/>
+        </w:rPr>
+        <w:t>DataCore</w:t>
+      </w:r>
+      <w:proofErr w:type="spellEnd"/>
+      <w:r>
+        <w:rPr>
+          <w:sz w:val="22"/>
+          <w:szCs w:val="22"/>
+        </w:rPr>
+        <w:t xml:space="preserve"> transforme les vieux serveurs en stockage</w:t>
+      </w:r>
+      <w:r>
+        <w:rPr>
+          <w:sz w:val="22"/>
+          <w:szCs w:val="22"/>
+        </w:rPr>
+        <w:br/>
+        <w:t xml:space="preserve">https://www.lemagit.fr/actualites/366640892/Avec-Swarm-Appliance-DataCore-transforme-les-vieux-serveurs-en-stockage </w:t>
+      </w:r>
+    </w:p>
+    <w:p>
+      <w:pPr>
+        <w:numPr>
+          <w:ilvl w:val="0"/>
+          <w:numId w:val="32"/>
+        </w:numPr>
+        <w:rPr>
+          <w:sz w:val="22"/>
+          <w:szCs w:val="22"/>
+        </w:rPr>
+      </w:pPr>
+      <w:r>
+        <w:rPr>
+          <w:b/>
+          <w:bCs/>
+          <w:sz w:val="22"/>
+          <w:szCs w:val="22"/>
+        </w:rPr>
+        <w:t>Article 2</w:t>
+      </w:r>
+      <w:r>
+        <w:rPr>
+          <w:sz w:val="22"/>
+          <w:szCs w:val="22"/>
+        </w:rPr>
+        <w:t xml:space="preserve"> :</w:t>
+      </w:r>
+      <w:r>
+        <w:rPr>
+          <w:sz w:val="22"/>
+          <w:szCs w:val="22"/>
+        </w:rPr>
+        <w:br/>
+      </w:r>
+      <w:proofErr w:type="spellStart"/>
+      <w:r>
+        <w:rPr>
+          <w:sz w:val="22"/>
+          <w:szCs w:val="22"/>
+        </w:rPr>
+        <w:t>Sysadmins</w:t>
+      </w:r>
+      <w:proofErr w:type="spellEnd"/>
+      <w:r>
+        <w:rPr>
+          <w:sz w:val="22"/>
+          <w:szCs w:val="22"/>
+        </w:rPr>
+        <w:t xml:space="preserve"> : pourquoi vous allez adorer le nouvel </w:t>
+      </w:r>
+      <w:proofErr w:type="spellStart"/>
+      <w:r>
+        <w:rPr>
+          <w:sz w:val="22"/>
+          <w:szCs w:val="22"/>
+        </w:rPr>
+        <w:t>event</w:t>
+      </w:r>
+      <w:proofErr w:type="spellEnd"/>
+      <w:r>
+        <w:rPr>
+          <w:sz w:val="22"/>
+          <w:szCs w:val="22"/>
+        </w:rPr>
+        <w:t xml:space="preserve"> 4117 de Windows</w:t>
+      </w:r>
+      <w:r>
+        <w:rPr>
+          <w:sz w:val="22"/>
+          <w:szCs w:val="22"/>
+        </w:rPr>
+        <w:br/>
+        <w:t xml:space="preserve">https://www.it-connect.fr/sysadmins-pourquoi-vous-allez-adorer-le-nouvel-event-4117-de-windows/ </w:t>
+      </w:r>
+    </w:p>
+    <w:p>
+      <w:pPr>
+        <w:numPr>
+          <w:ilvl w:val="0"/>
+          <w:numId w:val="32"/>
+        </w:numPr>
+        <w:rPr>
+          <w:sz w:val="22"/>
+          <w:szCs w:val="22"/>
+        </w:rPr>
+      </w:pPr>
+      <w:r>
+        <w:rPr>
+          <w:b/>
+          <w:bCs/>
+          <w:sz w:val="22"/>
+          <w:szCs w:val="22"/>
+        </w:rPr>
+        <w:t>Article 3</w:t>
+      </w:r>
+      <w:r>
+        <w:rPr>
+          <w:sz w:val="22"/>
+          <w:szCs w:val="22"/>
+        </w:rPr>
+        <w:t xml:space="preserve"> :</w:t>
+      </w:r>
+      <w:r>
+        <w:rPr>
+          <w:sz w:val="22"/>
+          <w:szCs w:val="22"/>
+        </w:rPr>
+        <w:br/>
+        <w:t>Piratage Commission européenne : 350 Go de données volées sur des serveurs AWS</w:t>
+      </w:r>
+      <w:r>
+        <w:rPr>
+          <w:sz w:val="22"/>
+          <w:szCs w:val="22"/>
+        </w:rPr>
+        <w:br/>
         <w:t>https://www.it-connect.fr/piratage-commission-europeenne-350-go-de-donnees-volees-sur-des-serveurs-aws/</w:t>
       </w:r>
     </w:p>
     <w:p>
       <w:pPr>
         <w:rPr>
-          <w:sz w:val="22"/>
-          <w:szCs w:val="22"/>
-        </w:rPr>
-      </w:pPr>
-      <w:r>
-        <w:rPr>
-          <w:sz w:val="22"/>
-          <w:szCs w:val="22"/>
-        </w:rPr>
-        <w:t>Ressources</w:t>
-      </w:r>
-      <w:r>
-        <w:rPr>
-          <w:sz w:val="22"/>
-          <w:szCs w:val="22"/>
-        </w:rPr>
-        <w:t xml:space="preserve"> </w:t>
-      </w:r>
-      <w:r>
-        <w:rPr>
-          <w:sz w:val="22"/>
-          <w:szCs w:val="22"/>
-        </w:rPr>
-        <w:t>mise en forme de</w:t>
-      </w:r>
-      <w:r>
-        <w:rPr>
-          <w:sz w:val="22"/>
-          <w:szCs w:val="22"/>
-        </w:rPr>
-        <w:t xml:space="preserve"> la veille : </w:t>
-      </w:r>
-      <w:hyperlink r:id="rId6" w:history="1">
-        <w:r>
-          <w:rPr>
-            <w:rStyle w:val="Lienhypertexte"/>
-            <w:sz w:val="22"/>
-            <w:szCs w:val="22"/>
-          </w:rPr>
-          <w:t>https://mathildebilleretblog.wordpress.com/wp-content/uploads/2017/04/dossier-veille-stratc3a9gique.pdf</w:t>
-        </w:r>
-      </w:hyperlink>
-    </w:p>
-    <w:p>
-      <w:pPr>
-        <w:rPr>
-          <w:sz w:val="22"/>
-          <w:szCs w:val="22"/>
-        </w:rPr>
-      </w:pPr>
-      <w:hyperlink r:id="rId7" w:history="1">
-        <w:r>
-          <w:rPr>
-            <w:rStyle w:val="Lienhypertexte"/>
-            <w:sz w:val="22"/>
-            <w:szCs w:val="22"/>
-          </w:rPr>
-          <w:t>https://www.reddit.com/r/Sysadmin_Fr/comments/1p78u4m/revue_ou_magazine_pour_la_veille_technologique/</w:t>
-        </w:r>
-      </w:hyperlink>
-      <w:r>
-        <w:rPr>
-          <w:sz w:val="22"/>
-          <w:szCs w:val="22"/>
-        </w:rPr>
-        <w:t xml:space="preserve"> </w:t>
-      </w:r>
-    </w:p>
-    <w:p>
-      <w:pPr>
-        <w:rPr>
-          <w:sz w:val="22"/>
-          <w:szCs w:val="22"/>
-        </w:rPr>
-      </w:pPr>
-      <w:r>
-        <w:rPr>
-          <w:sz w:val="22"/>
-          <w:szCs w:val="22"/>
-        </w:rPr>
-        <w:t xml:space="preserve">Veille </w:t>
+          <w:sz w:val="30"/>
+          <w:szCs w:val="30"/>
+        </w:rPr>
+      </w:pPr>
+      <w:r>
+        <w:rPr>
+          <w:sz w:val="30"/>
+          <w:szCs w:val="30"/>
+        </w:rPr>
+        <w:t>2. Ressources méthodologiques</w:t>
+      </w:r>
+    </w:p>
+    <w:p>
+      <w:pPr>
+        <w:numPr>
+          <w:ilvl w:val="0"/>
+          <w:numId w:val="33"/>
+        </w:numPr>
+        <w:rPr>
+          <w:sz w:val="22"/>
+          <w:szCs w:val="22"/>
+        </w:rPr>
+      </w:pPr>
+      <w:r>
+        <w:rPr>
+          <w:sz w:val="22"/>
+          <w:szCs w:val="22"/>
+        </w:rPr>
+        <w:t>Dossier de veille stratégique :</w:t>
+      </w:r>
+      <w:r>
+        <w:rPr>
+          <w:sz w:val="22"/>
+          <w:szCs w:val="22"/>
+        </w:rPr>
+        <w:br/>
+        <w:t xml:space="preserve">https://mathildebilleretblog.wordpress.com/wp-content/uploads/2017/04/dossier-veille-stratc3a9gique.pdf </w:t>
+      </w:r>
+    </w:p>
+    <w:p>
+      <w:pPr>
+        <w:numPr>
+          <w:ilvl w:val="0"/>
+          <w:numId w:val="33"/>
+        </w:numPr>
+        <w:rPr>
+          <w:sz w:val="22"/>
+          <w:szCs w:val="22"/>
+        </w:rPr>
+      </w:pPr>
+      <w:r>
+        <w:rPr>
+          <w:sz w:val="22"/>
+          <w:szCs w:val="22"/>
+        </w:rPr>
+        <w:t>Discussion professionnelle (retour d’expérience) :</w:t>
+      </w:r>
+      <w:r>
+        <w:rPr>
+          <w:sz w:val="22"/>
+          <w:szCs w:val="22"/>
+        </w:rPr>
+        <w:br/>
+        <w:t>https://www.reddit.com/r/Sysadmin_Fr/comments/1p78u4m/revue_ou_magazine_pour_la_veille_technologique/</w:t>
+      </w:r>
+    </w:p>
+    <w:p>
+      <w:pPr>
+        <w:rPr>
+          <w:sz w:val="22"/>
+          <w:szCs w:val="22"/>
+        </w:rPr>
+      </w:pPr>
+    </w:p>
+    <w:p>
+      <w:pPr>
+        <w:rPr>
+          <w:sz w:val="30"/>
+          <w:szCs w:val="30"/>
+        </w:rPr>
+      </w:pPr>
+      <w:r>
+        <w:rPr>
+          <w:sz w:val="30"/>
+          <w:szCs w:val="30"/>
+        </w:rPr>
+        <w:t>3. Sources de veille (multimédia)</w:t>
+      </w:r>
+    </w:p>
+    <w:p>
+      <w:pPr>
+        <w:numPr>
+          <w:ilvl w:val="0"/>
+          <w:numId w:val="34"/>
+        </w:numPr>
+        <w:rPr>
+          <w:sz w:val="22"/>
+          <w:szCs w:val="22"/>
+          <w:lang w:val="en-US"/>
+        </w:rPr>
+      </w:pPr>
+      <w:r>
+        <w:rPr>
+          <w:sz w:val="22"/>
+          <w:szCs w:val="22"/>
+          <w:lang w:val="en-US"/>
+        </w:rPr>
+        <w:t>Chaîne YouTube IT-</w:t>
+      </w:r>
+      <w:proofErr w:type="gramStart"/>
+      <w:r>
+        <w:rPr>
+          <w:sz w:val="22"/>
+          <w:szCs w:val="22"/>
+          <w:lang w:val="en-US"/>
+        </w:rPr>
+        <w:t>Connect :</w:t>
+      </w:r>
+      <w:proofErr w:type="gramEnd"/>
+      <w:r>
+        <w:rPr>
+          <w:sz w:val="22"/>
+          <w:szCs w:val="22"/>
+          <w:lang w:val="en-US"/>
+        </w:rPr>
+        <w:br/>
+        <w:t xml:space="preserve">https://youtube.com/@it-connect </w:t>
+      </w:r>
+    </w:p>
+    <w:p>
+      <w:pPr>
+        <w:numPr>
+          <w:ilvl w:val="0"/>
+          <w:numId w:val="34"/>
+        </w:numPr>
+        <w:rPr>
+          <w:sz w:val="22"/>
+          <w:szCs w:val="22"/>
+        </w:rPr>
+      </w:pPr>
+      <w:r>
+        <w:rPr>
+          <w:sz w:val="22"/>
+          <w:szCs w:val="22"/>
+        </w:rPr>
+        <w:t xml:space="preserve">Chaîne YouTube </w:t>
       </w:r>
       <w:proofErr w:type="spellStart"/>
       <w:r>
@@ -7211,7 +7770,7 @@
           <w:sz w:val="22"/>
           <w:szCs w:val="22"/>
         </w:rPr>
-        <w:t>youtube</w:t>
+        <w:t>Micode</w:t>
       </w:r>
       <w:proofErr w:type="spellEnd"/>
       <w:r>
@@ -7219,16 +7778,15 @@
           <w:sz w:val="22"/>
           <w:szCs w:val="22"/>
         </w:rPr>
-        <w:t xml:space="preserve"> : </w:t>
-      </w:r>
-    </w:p>
-    <w:p>
-      <w:pPr>
-        <w:rPr>
-          <w:sz w:val="22"/>
-          <w:szCs w:val="22"/>
-        </w:rPr>
-      </w:pPr>
+        <w:t xml:space="preserve"> :</w:t>
+      </w:r>
+      <w:r>
+        <w:rPr>
+          <w:sz w:val="22"/>
+          <w:szCs w:val="22"/>
+        </w:rPr>
+        <w:br/>
+      </w:r>
       <w:hyperlink r:id="rId8" w:history="1">
         <w:r>
           <w:rPr>
@@ -7236,186 +7794,1522 @@
             <w:sz w:val="22"/>
             <w:szCs w:val="22"/>
           </w:rPr>
-          <w:t>https://youtube.com/@it-connect?si=GTXj8yuLetr7KQA2</w:t>
+          <w:t>https://youtube.com/@micode</w:t>
         </w:r>
       </w:hyperlink>
-      <w:r>
-        <w:rPr>
+    </w:p>
+    <w:p>
+      <w:pPr>
+        <w:rPr>
+          <w:sz w:val="22"/>
+          <w:szCs w:val="22"/>
+        </w:rPr>
+      </w:pPr>
+    </w:p>
+    <w:p>
+      <w:pPr>
+        <w:rPr>
+          <w:sz w:val="22"/>
+          <w:szCs w:val="22"/>
+        </w:rPr>
+      </w:pPr>
+    </w:p>
+    <w:p>
+      <w:pPr>
+        <w:rPr>
+          <w:sz w:val="22"/>
+          <w:szCs w:val="22"/>
+        </w:rPr>
+      </w:pPr>
+    </w:p>
+    <w:p>
+      <w:pPr>
+        <w:rPr>
+          <w:sz w:val="22"/>
+          <w:szCs w:val="22"/>
+        </w:rPr>
+      </w:pPr>
+    </w:p>
+    <w:p>
+      <w:pPr>
+        <w:rPr>
+          <w:sz w:val="22"/>
+          <w:szCs w:val="22"/>
+        </w:rPr>
+      </w:pPr>
+    </w:p>
+    <w:p>
+      <w:pPr>
+        <w:rPr>
+          <w:sz w:val="30"/>
+          <w:szCs w:val="30"/>
+        </w:rPr>
+      </w:pPr>
+      <w:r>
+        <w:rPr>
+          <w:sz w:val="30"/>
+          <w:szCs w:val="30"/>
+        </w:rPr>
+        <w:lastRenderedPageBreak/>
+        <w:t>4. Glossaire</w:t>
+      </w:r>
+    </w:p>
+    <w:p>
+      <w:pPr>
+        <w:numPr>
+          <w:ilvl w:val="0"/>
+          <w:numId w:val="35"/>
+        </w:numPr>
+        <w:rPr>
+          <w:sz w:val="22"/>
+          <w:szCs w:val="22"/>
+        </w:rPr>
+      </w:pPr>
+      <w:r>
+        <w:rPr>
+          <w:b/>
+          <w:bCs/>
+          <w:sz w:val="22"/>
+          <w:szCs w:val="22"/>
+        </w:rPr>
+        <w:t xml:space="preserve">Storage </w:t>
+      </w:r>
+      <w:proofErr w:type="spellStart"/>
+      <w:r>
+        <w:rPr>
+          <w:b/>
+          <w:bCs/>
+          <w:sz w:val="22"/>
+          <w:szCs w:val="22"/>
+        </w:rPr>
+        <w:t>object</w:t>
+      </w:r>
+      <w:proofErr w:type="spellEnd"/>
+      <w:r>
+        <w:rPr>
+          <w:sz w:val="22"/>
+          <w:szCs w:val="22"/>
+        </w:rPr>
+        <w:t xml:space="preserve"> :</w:t>
+      </w:r>
+      <w:r>
+        <w:rPr>
+          <w:sz w:val="22"/>
+          <w:szCs w:val="22"/>
+        </w:rPr>
+        <w:br/>
+        <w:t xml:space="preserve">Modèle de stockage dans lequel les données sont organisées sous forme d’objets indépendants, contenant à la fois les données et leurs métadonnées. </w:t>
+      </w:r>
+    </w:p>
+    <w:p>
+      <w:pPr>
+        <w:numPr>
+          <w:ilvl w:val="0"/>
+          <w:numId w:val="35"/>
+        </w:numPr>
+        <w:rPr>
+          <w:sz w:val="22"/>
+          <w:szCs w:val="22"/>
+        </w:rPr>
+      </w:pPr>
+      <w:proofErr w:type="spellStart"/>
+      <w:r>
+        <w:rPr>
+          <w:b/>
+          <w:bCs/>
+          <w:sz w:val="22"/>
+          <w:szCs w:val="22"/>
+        </w:rPr>
+        <w:t>Erasure</w:t>
+      </w:r>
+      <w:proofErr w:type="spellEnd"/>
+      <w:r>
+        <w:rPr>
+          <w:b/>
+          <w:bCs/>
           <w:sz w:val="22"/>
           <w:szCs w:val="22"/>
         </w:rPr>
         <w:t xml:space="preserve"> </w:t>
       </w:r>
-    </w:p>
-    <w:p>
-      <w:pPr>
-        <w:rPr>
-          <w:sz w:val="22"/>
-          <w:szCs w:val="22"/>
-        </w:rPr>
-      </w:pPr>
-      <w:hyperlink r:id="rId9" w:history="1">
-        <w:r>
-          <w:rPr>
-            <w:rStyle w:val="Lienhypertexte"/>
-            <w:sz w:val="22"/>
-            <w:szCs w:val="22"/>
-          </w:rPr>
-          <w:t>https://youtube.com/@micode?si=Xa0bDxDMIfgje9Nn</w:t>
-        </w:r>
-      </w:hyperlink>
-      <w:r>
-        <w:rPr>
+      <w:proofErr w:type="spellStart"/>
+      <w:r>
+        <w:rPr>
+          <w:b/>
+          <w:bCs/>
+          <w:sz w:val="22"/>
+          <w:szCs w:val="22"/>
+        </w:rPr>
+        <w:t>coding</w:t>
+      </w:r>
+      <w:proofErr w:type="spellEnd"/>
+      <w:r>
+        <w:rPr>
+          <w:sz w:val="22"/>
+          <w:szCs w:val="22"/>
+        </w:rPr>
+        <w:t xml:space="preserve"> :</w:t>
+      </w:r>
+      <w:r>
+        <w:rPr>
+          <w:sz w:val="22"/>
+          <w:szCs w:val="22"/>
+        </w:rPr>
+        <w:br/>
+        <w:t xml:space="preserve">Technique de protection des données qui consiste à fragmenter les données, les encoder et les répartir sur plusieurs supports afin d’assurer leur reconstruction en cas de défaillance. </w:t>
+      </w:r>
+    </w:p>
+    <w:p>
+      <w:pPr>
+        <w:numPr>
+          <w:ilvl w:val="0"/>
+          <w:numId w:val="35"/>
+        </w:numPr>
+        <w:rPr>
+          <w:sz w:val="22"/>
+          <w:szCs w:val="22"/>
+        </w:rPr>
+      </w:pPr>
+      <w:r>
+        <w:rPr>
+          <w:b/>
+          <w:bCs/>
+          <w:sz w:val="22"/>
+          <w:szCs w:val="22"/>
+        </w:rPr>
+        <w:t>IAM (Identity and Access Management)</w:t>
+      </w:r>
+      <w:r>
+        <w:rPr>
+          <w:sz w:val="22"/>
+          <w:szCs w:val="22"/>
+        </w:rPr>
+        <w:t xml:space="preserve"> :</w:t>
+      </w:r>
+      <w:r>
+        <w:rPr>
+          <w:sz w:val="22"/>
+          <w:szCs w:val="22"/>
+        </w:rPr>
+        <w:br/>
+        <w:t xml:space="preserve">Ensemble de politiques et technologies permettant de gérer les identités numériques et les droits d’accès aux ressources d’un système d’information. </w:t>
+      </w:r>
+    </w:p>
+    <w:p>
+      <w:pPr>
+        <w:numPr>
+          <w:ilvl w:val="0"/>
+          <w:numId w:val="35"/>
+        </w:numPr>
+        <w:rPr>
+          <w:sz w:val="22"/>
+          <w:szCs w:val="22"/>
+        </w:rPr>
+      </w:pPr>
+      <w:r>
+        <w:rPr>
+          <w:b/>
+          <w:bCs/>
+          <w:sz w:val="22"/>
+          <w:szCs w:val="22"/>
+        </w:rPr>
+        <w:t>GPO (Group Policy Object)</w:t>
+      </w:r>
+      <w:r>
+        <w:rPr>
+          <w:sz w:val="22"/>
+          <w:szCs w:val="22"/>
+        </w:rPr>
+        <w:t xml:space="preserve"> :</w:t>
+      </w:r>
+      <w:r>
+        <w:rPr>
+          <w:sz w:val="22"/>
+          <w:szCs w:val="22"/>
+        </w:rPr>
+        <w:br/>
+        <w:t>Objet de stratégie de groupe utilisé dans les environnements Windows pour configurer et contrôler les paramètres des utilisateurs et des ordinateurs.</w:t>
+      </w:r>
+    </w:p>
+    <w:p>
+      <w:pPr>
+        <w:numPr>
+          <w:ilvl w:val="0"/>
+          <w:numId w:val="35"/>
+        </w:numPr>
+        <w:rPr>
+          <w:sz w:val="22"/>
+          <w:szCs w:val="22"/>
+        </w:rPr>
+      </w:pPr>
+      <w:r>
+        <w:rPr>
+          <w:b/>
+          <w:bCs/>
+          <w:sz w:val="22"/>
+          <w:szCs w:val="22"/>
+        </w:rPr>
+        <w:t>RAID</w:t>
+      </w:r>
+      <w:r>
+        <w:rPr>
+          <w:b/>
+          <w:bCs/>
+          <w:sz w:val="22"/>
+          <w:szCs w:val="22"/>
+        </w:rPr>
+        <w:t> </w:t>
+      </w:r>
+      <w:r>
+        <w:rPr>
+          <w:b/>
+          <w:bCs/>
+          <w:sz w:val="22"/>
+          <w:szCs w:val="22"/>
+        </w:rPr>
+        <w:t>(</w:t>
+      </w:r>
+      <w:proofErr w:type="spellStart"/>
+      <w:r>
+        <w:rPr>
+          <w:b/>
+          <w:bCs/>
+          <w:sz w:val="22"/>
+          <w:szCs w:val="22"/>
+        </w:rPr>
+        <w:t>Redundant</w:t>
+      </w:r>
+      <w:proofErr w:type="spellEnd"/>
+      <w:r>
+        <w:rPr>
+          <w:b/>
+          <w:bCs/>
           <w:sz w:val="22"/>
           <w:szCs w:val="22"/>
         </w:rPr>
         <w:t xml:space="preserve"> </w:t>
       </w:r>
-    </w:p>
-    <w:p>
-      <w:pPr>
-        <w:rPr>
-          <w:sz w:val="22"/>
-          <w:szCs w:val="22"/>
-        </w:rPr>
-      </w:pPr>
-      <w:r>
-        <w:rPr>
-          <w:sz w:val="22"/>
-          <w:szCs w:val="22"/>
-        </w:rPr>
-        <w:t xml:space="preserve">Glossaire : </w:t>
-      </w:r>
-    </w:p>
-    <w:p>
-      <w:pPr>
-        <w:rPr>
-          <w:sz w:val="22"/>
-          <w:szCs w:val="22"/>
-          <w:lang w:val="en-US"/>
-        </w:rPr>
-      </w:pPr>
-      <w:r>
-        <w:rPr>
-          <w:sz w:val="22"/>
-          <w:szCs w:val="22"/>
-          <w:lang w:val="en-US"/>
-        </w:rPr>
-        <w:t>storage object</w:t>
-      </w:r>
-      <w:r>
-        <w:rPr>
-          <w:sz w:val="22"/>
-          <w:szCs w:val="22"/>
-          <w:lang w:val="en-US"/>
-        </w:rPr>
-        <w:t xml:space="preserve"> :</w:t>
-      </w:r>
-    </w:p>
-    <w:p>
-      <w:pPr>
-        <w:rPr>
-          <w:sz w:val="22"/>
-          <w:szCs w:val="22"/>
-          <w:lang w:val="en-US"/>
-        </w:rPr>
-      </w:pPr>
-      <w:r>
-        <w:rPr>
-          <w:sz w:val="22"/>
-          <w:szCs w:val="22"/>
-          <w:lang w:val="en-US"/>
-        </w:rPr>
-        <w:t>erasure coding</w:t>
-      </w:r>
-      <w:r>
-        <w:rPr>
-          <w:sz w:val="22"/>
-          <w:szCs w:val="22"/>
-          <w:lang w:val="en-US"/>
-        </w:rPr>
-        <w:t xml:space="preserve"> :</w:t>
-      </w:r>
-    </w:p>
-    <w:p>
-      <w:pPr>
-        <w:rPr>
-          <w:sz w:val="22"/>
-          <w:szCs w:val="22"/>
-          <w:lang w:val="en-US"/>
-        </w:rPr>
-      </w:pPr>
-      <w:r>
-        <w:rPr>
-          <w:sz w:val="22"/>
-          <w:szCs w:val="22"/>
-          <w:lang w:val="en-US"/>
-        </w:rPr>
-        <w:t>IAM</w:t>
-      </w:r>
-      <w:r>
-        <w:rPr>
-          <w:sz w:val="22"/>
-          <w:szCs w:val="22"/>
-          <w:lang w:val="en-US"/>
-        </w:rPr>
-        <w:t xml:space="preserve"> :</w:t>
-      </w:r>
-    </w:p>
-    <w:p>
-      <w:pPr>
-        <w:rPr>
-          <w:sz w:val="22"/>
-          <w:szCs w:val="22"/>
-          <w:lang w:val="en-US"/>
-        </w:rPr>
-      </w:pPr>
-      <w:r>
-        <w:rPr>
-          <w:sz w:val="22"/>
-          <w:szCs w:val="22"/>
-          <w:lang w:val="en-US"/>
-        </w:rPr>
-        <w:t xml:space="preserve"> GPO</w:t>
-      </w:r>
-      <w:r>
-        <w:rPr>
-          <w:sz w:val="22"/>
-          <w:szCs w:val="22"/>
-          <w:lang w:val="en-US"/>
-        </w:rPr>
-        <w:t xml:space="preserve"> : </w:t>
-      </w:r>
-    </w:p>
-    <w:p>
-      <w:pPr>
-        <w:rPr>
-          <w:sz w:val="22"/>
-          <w:szCs w:val="22"/>
-        </w:rPr>
-      </w:pPr>
-      <w:r>
-        <w:rPr>
-          <w:sz w:val="22"/>
-          <w:szCs w:val="22"/>
-        </w:rPr>
-        <w:t>Tableau de suivi de veille</w:t>
-      </w:r>
-      <w:r>
-        <w:rPr>
-          <w:sz w:val="22"/>
-          <w:szCs w:val="22"/>
-        </w:rPr>
-        <w:t xml:space="preserve"> : </w:t>
-      </w:r>
-    </w:p>
-    <w:p>
-      <w:pPr>
-        <w:rPr>
-          <w:sz w:val="22"/>
-          <w:szCs w:val="22"/>
-        </w:rPr>
-      </w:pPr>
+      <w:proofErr w:type="spellStart"/>
+      <w:r>
+        <w:rPr>
+          <w:b/>
+          <w:bCs/>
+          <w:sz w:val="22"/>
+          <w:szCs w:val="22"/>
+        </w:rPr>
+        <w:t>Array</w:t>
+      </w:r>
+      <w:proofErr w:type="spellEnd"/>
+      <w:r>
+        <w:rPr>
+          <w:b/>
+          <w:bCs/>
+          <w:sz w:val="22"/>
+          <w:szCs w:val="22"/>
+        </w:rPr>
+        <w:t xml:space="preserve"> of Independent </w:t>
+      </w:r>
+      <w:proofErr w:type="spellStart"/>
+      <w:r>
+        <w:rPr>
+          <w:b/>
+          <w:bCs/>
+          <w:sz w:val="22"/>
+          <w:szCs w:val="22"/>
+        </w:rPr>
+        <w:t>Disks</w:t>
+      </w:r>
+      <w:proofErr w:type="spellEnd"/>
+      <w:r>
+        <w:rPr>
+          <w:b/>
+          <w:bCs/>
+          <w:sz w:val="22"/>
+          <w:szCs w:val="22"/>
+        </w:rPr>
+        <w:t>)</w:t>
+      </w:r>
+      <w:r>
+        <w:rPr>
+          <w:sz w:val="22"/>
+          <w:szCs w:val="22"/>
+        </w:rPr>
+        <w:t> : T</w:t>
+      </w:r>
+      <w:r>
+        <w:rPr>
+          <w:sz w:val="22"/>
+          <w:szCs w:val="22"/>
+        </w:rPr>
+        <w:t>echnologie de stockage qui consiste à regrouper plusieurs disques durs afin d’améliorer les performances, la tolérance aux pannes ou les deux.</w:t>
+      </w:r>
+    </w:p>
+    <w:p>
+      <w:pPr>
+        <w:numPr>
+          <w:ilvl w:val="0"/>
+          <w:numId w:val="35"/>
+        </w:numPr>
+        <w:rPr>
+          <w:sz w:val="22"/>
+          <w:szCs w:val="22"/>
+        </w:rPr>
+      </w:pPr>
+      <w:proofErr w:type="spellStart"/>
+      <w:r>
+        <w:rPr>
+          <w:b/>
+          <w:bCs/>
+          <w:sz w:val="22"/>
+          <w:szCs w:val="22"/>
+        </w:rPr>
+        <w:t>Erasure</w:t>
+      </w:r>
+      <w:proofErr w:type="spellEnd"/>
+      <w:r>
+        <w:rPr>
+          <w:b/>
+          <w:bCs/>
+          <w:sz w:val="22"/>
+          <w:szCs w:val="22"/>
+        </w:rPr>
+        <w:t xml:space="preserve"> </w:t>
+      </w:r>
+      <w:proofErr w:type="spellStart"/>
+      <w:r>
+        <w:rPr>
+          <w:b/>
+          <w:bCs/>
+          <w:sz w:val="22"/>
+          <w:szCs w:val="22"/>
+        </w:rPr>
+        <w:t>coding</w:t>
+      </w:r>
+      <w:proofErr w:type="spellEnd"/>
+      <w:r>
+        <w:rPr>
+          <w:b/>
+          <w:bCs/>
+          <w:sz w:val="22"/>
+          <w:szCs w:val="22"/>
+        </w:rPr>
+        <w:t> :</w:t>
+      </w:r>
+      <w:r>
+        <w:rPr>
+          <w:sz w:val="22"/>
+          <w:szCs w:val="22"/>
+        </w:rPr>
+        <w:t xml:space="preserve"> </w:t>
+      </w:r>
+      <w:r>
+        <w:rPr>
+          <w:sz w:val="22"/>
+          <w:szCs w:val="22"/>
+        </w:rPr>
+        <w:t>Technique avancée de protection des données qui consiste à découper les données en plusieurs fragments, puis à ajouter des fragments de redondance (appelés “parités”) et à les répartir sur différents supports de stockage.</w:t>
+      </w:r>
+    </w:p>
+    <w:p>
+      <w:pPr>
+        <w:pStyle w:val="Paragraphedeliste"/>
+        <w:numPr>
+          <w:ilvl w:val="0"/>
+          <w:numId w:val="35"/>
+        </w:numPr>
+        <w:spacing w:before="100" w:beforeAutospacing="1" w:after="100" w:afterAutospacing="1" w:line="240" w:lineRule="auto"/>
+        <w:outlineLvl w:val="2"/>
+        <w:rPr>
+          <w:rFonts w:eastAsia="Times New Roman" w:cs="Times New Roman"/>
+          <w:kern w:val="0"/>
+          <w:sz w:val="30"/>
+          <w:szCs w:val="30"/>
+          <w:lang w:eastAsia="fr-FR"/>
+          <w14:ligatures w14:val="none"/>
+        </w:rPr>
+      </w:pPr>
+      <w:r>
+        <w:rPr>
+          <w:rFonts w:eastAsia="Times New Roman" w:cs="Times New Roman"/>
+          <w:kern w:val="0"/>
+          <w:sz w:val="30"/>
+          <w:szCs w:val="30"/>
+          <w:lang w:eastAsia="fr-FR"/>
+          <w14:ligatures w14:val="none"/>
+        </w:rPr>
+        <w:t xml:space="preserve">5. Tableau de suivi de veille </w:t>
+      </w:r>
+    </w:p>
+    <w:tbl>
+      <w:tblPr>
+        <w:tblW w:w="0" w:type="auto"/>
+        <w:tblCellSpacing w:w="15" w:type="dxa"/>
+        <w:tblBorders>
+          <w:top w:val="single" w:sz="4" w:space="0" w:color="auto"/>
+          <w:left w:val="single" w:sz="4" w:space="0" w:color="auto"/>
+          <w:bottom w:val="single" w:sz="4" w:space="0" w:color="auto"/>
+          <w:right w:val="single" w:sz="4" w:space="0" w:color="auto"/>
+          <w:insideH w:val="single" w:sz="4" w:space="0" w:color="auto"/>
+          <w:insideV w:val="single" w:sz="4" w:space="0" w:color="auto"/>
+        </w:tblBorders>
+        <w:tblCellMar>
+          <w:top w:w="15" w:type="dxa"/>
+          <w:left w:w="15" w:type="dxa"/>
+          <w:bottom w:w="15" w:type="dxa"/>
+          <w:right w:w="15" w:type="dxa"/>
+        </w:tblCellMar>
+        <w:tblLook w:val="04A0" w:firstRow="1" w:lastRow="0" w:firstColumn="1" w:lastColumn="0" w:noHBand="0" w:noVBand="1"/>
+      </w:tblPr>
+      <w:tblGrid>
+        <w:gridCol w:w="1284"/>
+        <w:gridCol w:w="1180"/>
+        <w:gridCol w:w="1995"/>
+        <w:gridCol w:w="2198"/>
+        <w:gridCol w:w="2405"/>
+      </w:tblGrid>
+      <w:tr>
+        <w:trPr>
+          <w:tblHeader/>
+          <w:tblCellSpacing w:w="15" w:type="dxa"/>
+        </w:trPr>
+        <w:tc>
+          <w:tcPr>
+            <w:tcW w:w="0" w:type="auto"/>
+            <w:vAlign w:val="center"/>
+            <w:hideMark/>
+          </w:tcPr>
+          <w:p>
+            <w:pPr>
+              <w:spacing w:after="0" w:line="240" w:lineRule="auto"/>
+              <w:jc w:val="center"/>
+              <w:rPr>
+                <w:rFonts w:eastAsia="Times New Roman" w:cs="Times New Roman"/>
+                <w:b/>
+                <w:bCs/>
+                <w:kern w:val="0"/>
+                <w:lang w:eastAsia="fr-FR"/>
+                <w14:ligatures w14:val="none"/>
+              </w:rPr>
+            </w:pPr>
+            <w:r>
+              <w:rPr>
+                <w:rFonts w:eastAsia="Times New Roman" w:cs="Times New Roman"/>
+                <w:b/>
+                <w:bCs/>
+                <w:kern w:val="0"/>
+                <w:lang w:eastAsia="fr-FR"/>
+                <w14:ligatures w14:val="none"/>
+              </w:rPr>
+              <w:t>Date</w:t>
+            </w:r>
+          </w:p>
+        </w:tc>
+        <w:tc>
+          <w:tcPr>
+            <w:tcW w:w="0" w:type="auto"/>
+            <w:vAlign w:val="center"/>
+            <w:hideMark/>
+          </w:tcPr>
+          <w:p>
+            <w:pPr>
+              <w:spacing w:after="0" w:line="240" w:lineRule="auto"/>
+              <w:jc w:val="center"/>
+              <w:rPr>
+                <w:rFonts w:eastAsia="Times New Roman" w:cs="Times New Roman"/>
+                <w:b/>
+                <w:bCs/>
+                <w:kern w:val="0"/>
+                <w:lang w:eastAsia="fr-FR"/>
+                <w14:ligatures w14:val="none"/>
+              </w:rPr>
+            </w:pPr>
+            <w:r>
+              <w:rPr>
+                <w:rFonts w:eastAsia="Times New Roman" w:cs="Times New Roman"/>
+                <w:b/>
+                <w:bCs/>
+                <w:kern w:val="0"/>
+                <w:lang w:eastAsia="fr-FR"/>
+                <w14:ligatures w14:val="none"/>
+              </w:rPr>
+              <w:t>Source</w:t>
+            </w:r>
+          </w:p>
+        </w:tc>
+        <w:tc>
+          <w:tcPr>
+            <w:tcW w:w="0" w:type="auto"/>
+            <w:vAlign w:val="center"/>
+            <w:hideMark/>
+          </w:tcPr>
+          <w:p>
+            <w:pPr>
+              <w:spacing w:after="0" w:line="240" w:lineRule="auto"/>
+              <w:jc w:val="center"/>
+              <w:rPr>
+                <w:rFonts w:eastAsia="Times New Roman" w:cs="Times New Roman"/>
+                <w:b/>
+                <w:bCs/>
+                <w:kern w:val="0"/>
+                <w:lang w:eastAsia="fr-FR"/>
+                <w14:ligatures w14:val="none"/>
+              </w:rPr>
+            </w:pPr>
+            <w:r>
+              <w:rPr>
+                <w:rFonts w:eastAsia="Times New Roman" w:cs="Times New Roman"/>
+                <w:b/>
+                <w:bCs/>
+                <w:kern w:val="0"/>
+                <w:lang w:eastAsia="fr-FR"/>
+                <w14:ligatures w14:val="none"/>
+              </w:rPr>
+              <w:t>Sujet</w:t>
+            </w:r>
+          </w:p>
+        </w:tc>
+        <w:tc>
+          <w:tcPr>
+            <w:tcW w:w="0" w:type="auto"/>
+            <w:vAlign w:val="center"/>
+            <w:hideMark/>
+          </w:tcPr>
+          <w:p>
+            <w:pPr>
+              <w:spacing w:after="0" w:line="240" w:lineRule="auto"/>
+              <w:jc w:val="center"/>
+              <w:rPr>
+                <w:rFonts w:eastAsia="Times New Roman" w:cs="Times New Roman"/>
+                <w:b/>
+                <w:bCs/>
+                <w:kern w:val="0"/>
+                <w:lang w:eastAsia="fr-FR"/>
+                <w14:ligatures w14:val="none"/>
+              </w:rPr>
+            </w:pPr>
+            <w:r>
+              <w:rPr>
+                <w:rFonts w:eastAsia="Times New Roman" w:cs="Times New Roman"/>
+                <w:b/>
+                <w:bCs/>
+                <w:kern w:val="0"/>
+                <w:lang w:eastAsia="fr-FR"/>
+                <w14:ligatures w14:val="none"/>
+              </w:rPr>
+              <w:t>Mots-clés</w:t>
+            </w:r>
+          </w:p>
+        </w:tc>
+        <w:tc>
+          <w:tcPr>
+            <w:tcW w:w="0" w:type="auto"/>
+            <w:vAlign w:val="center"/>
+            <w:hideMark/>
+          </w:tcPr>
+          <w:p>
+            <w:pPr>
+              <w:spacing w:after="0" w:line="240" w:lineRule="auto"/>
+              <w:jc w:val="center"/>
+              <w:rPr>
+                <w:rFonts w:eastAsia="Times New Roman" w:cs="Times New Roman"/>
+                <w:b/>
+                <w:bCs/>
+                <w:kern w:val="0"/>
+                <w:lang w:eastAsia="fr-FR"/>
+                <w14:ligatures w14:val="none"/>
+              </w:rPr>
+            </w:pPr>
+            <w:r>
+              <w:rPr>
+                <w:rFonts w:eastAsia="Times New Roman" w:cs="Times New Roman"/>
+                <w:b/>
+                <w:bCs/>
+                <w:kern w:val="0"/>
+                <w:lang w:eastAsia="fr-FR"/>
+                <w14:ligatures w14:val="none"/>
+              </w:rPr>
+              <w:t>Intérêt</w:t>
+            </w:r>
+          </w:p>
+        </w:tc>
+      </w:tr>
+      <w:tr>
+        <w:trPr>
+          <w:tblCellSpacing w:w="15" w:type="dxa"/>
+        </w:trPr>
+        <w:tc>
+          <w:tcPr>
+            <w:tcW w:w="0" w:type="auto"/>
+            <w:vAlign w:val="center"/>
+            <w:hideMark/>
+          </w:tcPr>
+          <w:p>
+            <w:pPr>
+              <w:spacing w:after="0" w:line="240" w:lineRule="auto"/>
+              <w:rPr>
+                <w:rFonts w:eastAsia="Times New Roman" w:cs="Times New Roman"/>
+                <w:kern w:val="0"/>
+                <w:lang w:eastAsia="fr-FR"/>
+                <w14:ligatures w14:val="none"/>
+              </w:rPr>
+            </w:pPr>
+            <w:r>
+              <w:rPr>
+                <w:rFonts w:eastAsia="Times New Roman" w:cs="Times New Roman"/>
+                <w:kern w:val="0"/>
+                <w:lang w:eastAsia="fr-FR"/>
+                <w14:ligatures w14:val="none"/>
+              </w:rPr>
+              <w:t>30</w:t>
+            </w:r>
+            <w:r>
+              <w:rPr>
+                <w:rFonts w:eastAsia="Times New Roman" w:cs="Times New Roman"/>
+                <w:kern w:val="0"/>
+                <w:lang w:eastAsia="fr-FR"/>
+                <w14:ligatures w14:val="none"/>
+              </w:rPr>
+              <w:t>/03/2026</w:t>
+            </w:r>
+          </w:p>
+        </w:tc>
+        <w:tc>
+          <w:tcPr>
+            <w:tcW w:w="0" w:type="auto"/>
+            <w:vAlign w:val="center"/>
+            <w:hideMark/>
+          </w:tcPr>
+          <w:p>
+            <w:pPr>
+              <w:spacing w:after="0" w:line="240" w:lineRule="auto"/>
+              <w:rPr>
+                <w:rFonts w:eastAsia="Times New Roman" w:cs="Times New Roman"/>
+                <w:kern w:val="0"/>
+                <w:lang w:eastAsia="fr-FR"/>
+                <w14:ligatures w14:val="none"/>
+              </w:rPr>
+            </w:pPr>
+            <w:r>
+              <w:rPr>
+                <w:rFonts w:eastAsia="Times New Roman" w:cs="Times New Roman"/>
+                <w:kern w:val="0"/>
+                <w:lang w:eastAsia="fr-FR"/>
+                <w14:ligatures w14:val="none"/>
+              </w:rPr>
+              <w:t>IT-</w:t>
+            </w:r>
+            <w:proofErr w:type="spellStart"/>
+            <w:r>
+              <w:rPr>
+                <w:rFonts w:eastAsia="Times New Roman" w:cs="Times New Roman"/>
+                <w:kern w:val="0"/>
+                <w:lang w:eastAsia="fr-FR"/>
+                <w14:ligatures w14:val="none"/>
+              </w:rPr>
+              <w:t>Connect</w:t>
+            </w:r>
+            <w:proofErr w:type="spellEnd"/>
+          </w:p>
+        </w:tc>
+        <w:tc>
+          <w:tcPr>
+            <w:tcW w:w="0" w:type="auto"/>
+            <w:vAlign w:val="center"/>
+            <w:hideMark/>
+          </w:tcPr>
+          <w:p>
+            <w:pPr>
+              <w:spacing w:after="0" w:line="240" w:lineRule="auto"/>
+              <w:rPr>
+                <w:rFonts w:eastAsia="Times New Roman" w:cs="Times New Roman"/>
+                <w:kern w:val="0"/>
+                <w:lang w:eastAsia="fr-FR"/>
+                <w14:ligatures w14:val="none"/>
+              </w:rPr>
+            </w:pPr>
+            <w:r>
+              <w:rPr>
+                <w:rFonts w:eastAsia="Times New Roman" w:cs="Times New Roman"/>
+                <w:kern w:val="0"/>
+                <w:lang w:eastAsia="fr-FR"/>
+                <w14:ligatures w14:val="none"/>
+              </w:rPr>
+              <w:t>Event 4117 Windows</w:t>
+            </w:r>
+          </w:p>
+        </w:tc>
+        <w:tc>
+          <w:tcPr>
+            <w:tcW w:w="0" w:type="auto"/>
+            <w:vAlign w:val="center"/>
+            <w:hideMark/>
+          </w:tcPr>
+          <w:p>
+            <w:pPr>
+              <w:spacing w:after="0" w:line="240" w:lineRule="auto"/>
+              <w:rPr>
+                <w:rFonts w:eastAsia="Times New Roman" w:cs="Times New Roman"/>
+                <w:kern w:val="0"/>
+                <w:lang w:eastAsia="fr-FR"/>
+                <w14:ligatures w14:val="none"/>
+              </w:rPr>
+            </w:pPr>
+            <w:r>
+              <w:rPr>
+                <w:rFonts w:eastAsia="Times New Roman" w:cs="Times New Roman"/>
+                <w:kern w:val="0"/>
+                <w:lang w:eastAsia="fr-FR"/>
+                <w14:ligatures w14:val="none"/>
+              </w:rPr>
+              <w:t>Windows, logs, admin</w:t>
+            </w:r>
+          </w:p>
+        </w:tc>
+        <w:tc>
+          <w:tcPr>
+            <w:tcW w:w="0" w:type="auto"/>
+            <w:vAlign w:val="center"/>
+            <w:hideMark/>
+          </w:tcPr>
+          <w:p>
+            <w:pPr>
+              <w:spacing w:after="0" w:line="240" w:lineRule="auto"/>
+              <w:rPr>
+                <w:rFonts w:eastAsia="Times New Roman" w:cs="Times New Roman"/>
+                <w:kern w:val="0"/>
+                <w:lang w:eastAsia="fr-FR"/>
+                <w14:ligatures w14:val="none"/>
+              </w:rPr>
+            </w:pPr>
+            <w:r>
+              <w:rPr>
+                <w:rFonts w:eastAsia="Times New Roman" w:cs="Times New Roman"/>
+                <w:kern w:val="0"/>
+                <w:lang w:eastAsia="fr-FR"/>
+                <w14:ligatures w14:val="none"/>
+              </w:rPr>
+              <w:t>Amélioration diagnostic</w:t>
+            </w:r>
+          </w:p>
+        </w:tc>
+      </w:tr>
+      <w:tr>
+        <w:trPr>
+          <w:tblCellSpacing w:w="15" w:type="dxa"/>
+        </w:trPr>
+        <w:tc>
+          <w:tcPr>
+            <w:tcW w:w="0" w:type="auto"/>
+            <w:vAlign w:val="center"/>
+            <w:hideMark/>
+          </w:tcPr>
+          <w:p>
+            <w:pPr>
+              <w:spacing w:after="0" w:line="240" w:lineRule="auto"/>
+              <w:rPr>
+                <w:rFonts w:eastAsia="Times New Roman" w:cs="Times New Roman"/>
+                <w:kern w:val="0"/>
+                <w:lang w:eastAsia="fr-FR"/>
+                <w14:ligatures w14:val="none"/>
+              </w:rPr>
+            </w:pPr>
+            <w:r>
+              <w:rPr>
+                <w:rFonts w:eastAsia="Times New Roman" w:cs="Times New Roman"/>
+                <w:kern w:val="0"/>
+                <w:lang w:eastAsia="fr-FR"/>
+                <w14:ligatures w14:val="none"/>
+              </w:rPr>
+              <w:t>0</w:t>
+            </w:r>
+            <w:r>
+              <w:rPr>
+                <w:rFonts w:eastAsia="Times New Roman" w:cs="Times New Roman"/>
+                <w:kern w:val="0"/>
+                <w:lang w:eastAsia="fr-FR"/>
+                <w14:ligatures w14:val="none"/>
+              </w:rPr>
+              <w:t>9</w:t>
+            </w:r>
+            <w:r>
+              <w:rPr>
+                <w:rFonts w:eastAsia="Times New Roman" w:cs="Times New Roman"/>
+                <w:kern w:val="0"/>
+                <w:lang w:eastAsia="fr-FR"/>
+                <w14:ligatures w14:val="none"/>
+              </w:rPr>
+              <w:t>/03/2026</w:t>
+            </w:r>
+          </w:p>
+        </w:tc>
+        <w:tc>
+          <w:tcPr>
+            <w:tcW w:w="0" w:type="auto"/>
+            <w:vAlign w:val="center"/>
+            <w:hideMark/>
+          </w:tcPr>
+          <w:p>
+            <w:pPr>
+              <w:spacing w:after="0" w:line="240" w:lineRule="auto"/>
+              <w:rPr>
+                <w:rFonts w:eastAsia="Times New Roman" w:cs="Times New Roman"/>
+                <w:kern w:val="0"/>
+                <w:lang w:eastAsia="fr-FR"/>
+                <w14:ligatures w14:val="none"/>
+              </w:rPr>
+            </w:pPr>
+            <w:proofErr w:type="spellStart"/>
+            <w:r>
+              <w:rPr>
+                <w:rFonts w:eastAsia="Times New Roman" w:cs="Times New Roman"/>
+                <w:kern w:val="0"/>
+                <w:lang w:eastAsia="fr-FR"/>
+                <w14:ligatures w14:val="none"/>
+              </w:rPr>
+              <w:t>LeMagIT</w:t>
+            </w:r>
+            <w:proofErr w:type="spellEnd"/>
+          </w:p>
+        </w:tc>
+        <w:tc>
+          <w:tcPr>
+            <w:tcW w:w="0" w:type="auto"/>
+            <w:vAlign w:val="center"/>
+            <w:hideMark/>
+          </w:tcPr>
+          <w:p>
+            <w:pPr>
+              <w:spacing w:after="0" w:line="240" w:lineRule="auto"/>
+              <w:rPr>
+                <w:rFonts w:eastAsia="Times New Roman" w:cs="Times New Roman"/>
+                <w:kern w:val="0"/>
+                <w:lang w:eastAsia="fr-FR"/>
+                <w14:ligatures w14:val="none"/>
+              </w:rPr>
+            </w:pPr>
+            <w:r>
+              <w:rPr>
+                <w:rFonts w:eastAsia="Times New Roman" w:cs="Times New Roman"/>
+                <w:kern w:val="0"/>
+                <w:lang w:eastAsia="fr-FR"/>
+                <w14:ligatures w14:val="none"/>
+              </w:rPr>
+              <w:t xml:space="preserve">Stockage </w:t>
+            </w:r>
+            <w:proofErr w:type="spellStart"/>
+            <w:r>
+              <w:rPr>
+                <w:rFonts w:eastAsia="Times New Roman" w:cs="Times New Roman"/>
+                <w:kern w:val="0"/>
+                <w:lang w:eastAsia="fr-FR"/>
+                <w14:ligatures w14:val="none"/>
+              </w:rPr>
+              <w:t>DataCore</w:t>
+            </w:r>
+            <w:proofErr w:type="spellEnd"/>
+          </w:p>
+        </w:tc>
+        <w:tc>
+          <w:tcPr>
+            <w:tcW w:w="0" w:type="auto"/>
+            <w:vAlign w:val="center"/>
+            <w:hideMark/>
+          </w:tcPr>
+          <w:p>
+            <w:pPr>
+              <w:spacing w:after="0" w:line="240" w:lineRule="auto"/>
+              <w:rPr>
+                <w:rFonts w:eastAsia="Times New Roman" w:cs="Times New Roman"/>
+                <w:kern w:val="0"/>
+                <w:lang w:eastAsia="fr-FR"/>
+                <w14:ligatures w14:val="none"/>
+              </w:rPr>
+            </w:pPr>
+            <w:proofErr w:type="gramStart"/>
+            <w:r>
+              <w:rPr>
+                <w:rFonts w:eastAsia="Times New Roman" w:cs="Times New Roman"/>
+                <w:kern w:val="0"/>
+                <w:lang w:eastAsia="fr-FR"/>
+                <w14:ligatures w14:val="none"/>
+              </w:rPr>
+              <w:t>stockage</w:t>
+            </w:r>
+            <w:proofErr w:type="gramEnd"/>
+            <w:r>
+              <w:rPr>
+                <w:rFonts w:eastAsia="Times New Roman" w:cs="Times New Roman"/>
+                <w:kern w:val="0"/>
+                <w:lang w:eastAsia="fr-FR"/>
+                <w14:ligatures w14:val="none"/>
+              </w:rPr>
+              <w:t>, serveur</w:t>
+            </w:r>
+          </w:p>
+        </w:tc>
+        <w:tc>
+          <w:tcPr>
+            <w:tcW w:w="0" w:type="auto"/>
+            <w:vAlign w:val="center"/>
+            <w:hideMark/>
+          </w:tcPr>
+          <w:p>
+            <w:pPr>
+              <w:spacing w:after="0" w:line="240" w:lineRule="auto"/>
+              <w:rPr>
+                <w:rFonts w:eastAsia="Times New Roman" w:cs="Times New Roman"/>
+                <w:kern w:val="0"/>
+                <w:lang w:eastAsia="fr-FR"/>
+                <w14:ligatures w14:val="none"/>
+              </w:rPr>
+            </w:pPr>
+            <w:r>
+              <w:rPr>
+                <w:rFonts w:eastAsia="Times New Roman" w:cs="Times New Roman"/>
+                <w:kern w:val="0"/>
+                <w:lang w:eastAsia="fr-FR"/>
+                <w14:ligatures w14:val="none"/>
+              </w:rPr>
+              <w:t>Optimisation ressources</w:t>
+            </w:r>
+          </w:p>
+        </w:tc>
+      </w:tr>
+      <w:tr>
+        <w:trPr>
+          <w:tblCellSpacing w:w="15" w:type="dxa"/>
+        </w:trPr>
+        <w:tc>
+          <w:tcPr>
+            <w:tcW w:w="0" w:type="auto"/>
+            <w:vAlign w:val="center"/>
+            <w:hideMark/>
+          </w:tcPr>
+          <w:p>
+            <w:pPr>
+              <w:spacing w:after="0" w:line="240" w:lineRule="auto"/>
+              <w:rPr>
+                <w:rFonts w:eastAsia="Times New Roman" w:cs="Times New Roman"/>
+                <w:kern w:val="0"/>
+                <w:lang w:eastAsia="fr-FR"/>
+                <w14:ligatures w14:val="none"/>
+              </w:rPr>
+            </w:pPr>
+            <w:r>
+              <w:rPr>
+                <w:rFonts w:eastAsia="Times New Roman" w:cs="Times New Roman"/>
+                <w:kern w:val="0"/>
+                <w:lang w:eastAsia="fr-FR"/>
+                <w14:ligatures w14:val="none"/>
+              </w:rPr>
+              <w:t>31</w:t>
+            </w:r>
+            <w:r>
+              <w:rPr>
+                <w:rFonts w:eastAsia="Times New Roman" w:cs="Times New Roman"/>
+                <w:kern w:val="0"/>
+                <w:lang w:eastAsia="fr-FR"/>
+                <w14:ligatures w14:val="none"/>
+              </w:rPr>
+              <w:t>/03/2026</w:t>
+            </w:r>
+          </w:p>
+        </w:tc>
+        <w:tc>
+          <w:tcPr>
+            <w:tcW w:w="0" w:type="auto"/>
+            <w:vAlign w:val="center"/>
+            <w:hideMark/>
+          </w:tcPr>
+          <w:p>
+            <w:pPr>
+              <w:spacing w:after="0" w:line="240" w:lineRule="auto"/>
+              <w:rPr>
+                <w:rFonts w:eastAsia="Times New Roman" w:cs="Times New Roman"/>
+                <w:kern w:val="0"/>
+                <w:lang w:eastAsia="fr-FR"/>
+                <w14:ligatures w14:val="none"/>
+              </w:rPr>
+            </w:pPr>
+            <w:r>
+              <w:rPr>
+                <w:rFonts w:eastAsia="Times New Roman" w:cs="Times New Roman"/>
+                <w:kern w:val="0"/>
+                <w:lang w:eastAsia="fr-FR"/>
+                <w14:ligatures w14:val="none"/>
+              </w:rPr>
+              <w:t>IT-</w:t>
+            </w:r>
+            <w:proofErr w:type="spellStart"/>
+            <w:r>
+              <w:rPr>
+                <w:rFonts w:eastAsia="Times New Roman" w:cs="Times New Roman"/>
+                <w:kern w:val="0"/>
+                <w:lang w:eastAsia="fr-FR"/>
+                <w14:ligatures w14:val="none"/>
+              </w:rPr>
+              <w:t>Connect</w:t>
+            </w:r>
+            <w:proofErr w:type="spellEnd"/>
+          </w:p>
+        </w:tc>
+        <w:tc>
+          <w:tcPr>
+            <w:tcW w:w="0" w:type="auto"/>
+            <w:vAlign w:val="center"/>
+            <w:hideMark/>
+          </w:tcPr>
+          <w:p>
+            <w:pPr>
+              <w:spacing w:after="0" w:line="240" w:lineRule="auto"/>
+              <w:rPr>
+                <w:rFonts w:eastAsia="Times New Roman" w:cs="Times New Roman"/>
+                <w:kern w:val="0"/>
+                <w:lang w:eastAsia="fr-FR"/>
+                <w14:ligatures w14:val="none"/>
+              </w:rPr>
+            </w:pPr>
+            <w:r>
+              <w:rPr>
+                <w:rFonts w:eastAsia="Times New Roman" w:cs="Times New Roman"/>
+                <w:kern w:val="0"/>
+                <w:lang w:eastAsia="fr-FR"/>
+                <w14:ligatures w14:val="none"/>
+              </w:rPr>
+              <w:t>Piratage AWS</w:t>
+            </w:r>
+          </w:p>
+        </w:tc>
+        <w:tc>
+          <w:tcPr>
+            <w:tcW w:w="0" w:type="auto"/>
+            <w:vAlign w:val="center"/>
+            <w:hideMark/>
+          </w:tcPr>
+          <w:p>
+            <w:pPr>
+              <w:spacing w:after="0" w:line="240" w:lineRule="auto"/>
+              <w:rPr>
+                <w:rFonts w:eastAsia="Times New Roman" w:cs="Times New Roman"/>
+                <w:kern w:val="0"/>
+                <w:lang w:eastAsia="fr-FR"/>
+                <w14:ligatures w14:val="none"/>
+              </w:rPr>
+            </w:pPr>
+            <w:proofErr w:type="gramStart"/>
+            <w:r>
+              <w:rPr>
+                <w:rFonts w:eastAsia="Times New Roman" w:cs="Times New Roman"/>
+                <w:kern w:val="0"/>
+                <w:lang w:eastAsia="fr-FR"/>
+                <w14:ligatures w14:val="none"/>
+              </w:rPr>
+              <w:t>cybersécurité</w:t>
+            </w:r>
+            <w:proofErr w:type="gramEnd"/>
+            <w:r>
+              <w:rPr>
+                <w:rFonts w:eastAsia="Times New Roman" w:cs="Times New Roman"/>
+                <w:kern w:val="0"/>
+                <w:lang w:eastAsia="fr-FR"/>
+                <w14:ligatures w14:val="none"/>
+              </w:rPr>
+              <w:t>, cloud</w:t>
+            </w:r>
+          </w:p>
+        </w:tc>
+        <w:tc>
+          <w:tcPr>
+            <w:tcW w:w="0" w:type="auto"/>
+            <w:vAlign w:val="center"/>
+            <w:hideMark/>
+          </w:tcPr>
+          <w:p>
+            <w:pPr>
+              <w:spacing w:after="0" w:line="240" w:lineRule="auto"/>
+              <w:rPr>
+                <w:rFonts w:eastAsia="Times New Roman" w:cs="Times New Roman"/>
+                <w:kern w:val="0"/>
+                <w:lang w:eastAsia="fr-FR"/>
+                <w14:ligatures w14:val="none"/>
+              </w:rPr>
+            </w:pPr>
+            <w:r>
+              <w:rPr>
+                <w:rFonts w:eastAsia="Times New Roman" w:cs="Times New Roman"/>
+                <w:kern w:val="0"/>
+                <w:lang w:eastAsia="fr-FR"/>
+                <w14:ligatures w14:val="none"/>
+              </w:rPr>
+              <w:t>Risques sécurité</w:t>
+            </w:r>
+          </w:p>
+        </w:tc>
+      </w:tr>
+    </w:tbl>
+    <w:p>
+      <w:pPr>
+        <w:rPr>
+          <w:sz w:val="30"/>
+          <w:szCs w:val="30"/>
+        </w:rPr>
+      </w:pPr>
+    </w:p>
+    <w:p>
+      <w:pPr>
+        <w:rPr>
+          <w:sz w:val="30"/>
+          <w:szCs w:val="30"/>
+        </w:rPr>
+      </w:pPr>
+    </w:p>
+    <w:p>
+      <w:pPr>
+        <w:rPr>
+          <w:sz w:val="30"/>
+          <w:szCs w:val="30"/>
+        </w:rPr>
+      </w:pPr>
+      <w:r>
+        <w:rPr>
+          <w:sz w:val="30"/>
+          <w:szCs w:val="30"/>
+        </w:rPr>
+        <w:t>6. Analyse complémentaire – Article 2</w:t>
+      </w:r>
+    </w:p>
+    <w:p>
+      <w:pPr>
+        <w:rPr>
+          <w:sz w:val="22"/>
+          <w:szCs w:val="22"/>
+        </w:rPr>
+      </w:pPr>
+      <w:r>
+        <w:rPr>
+          <w:sz w:val="22"/>
+          <w:szCs w:val="22"/>
+        </w:rPr>
+        <w:t>L’article met en avant une amélioration significative dans la lisibilité et l’interprétation des journaux système Windows, notamment à travers l’introduction de l’événement 4117.</w:t>
+      </w:r>
+    </w:p>
+    <w:p>
+      <w:pPr>
+        <w:rPr>
+          <w:sz w:val="22"/>
+          <w:szCs w:val="22"/>
+        </w:rPr>
+      </w:pPr>
+      <w:r>
+        <w:rPr>
+          <w:sz w:val="22"/>
+          <w:szCs w:val="22"/>
+        </w:rPr>
+        <w:t xml:space="preserve">La formule employée par Microsoft, </w:t>
+      </w:r>
+      <w:r>
+        <w:rPr>
+          <w:i/>
+          <w:iCs/>
+          <w:sz w:val="22"/>
+          <w:szCs w:val="22"/>
+        </w:rPr>
+        <w:t xml:space="preserve">« From </w:t>
+      </w:r>
+      <w:proofErr w:type="spellStart"/>
+      <w:r>
+        <w:rPr>
+          <w:i/>
+          <w:iCs/>
+          <w:sz w:val="22"/>
+          <w:szCs w:val="22"/>
+        </w:rPr>
+        <w:t>Guesswork</w:t>
+      </w:r>
+      <w:proofErr w:type="spellEnd"/>
+      <w:r>
+        <w:rPr>
+          <w:i/>
+          <w:iCs/>
+          <w:sz w:val="22"/>
+          <w:szCs w:val="22"/>
+        </w:rPr>
+        <w:t xml:space="preserve"> to Clarity »</w:t>
+      </w:r>
+      <w:r>
+        <w:rPr>
+          <w:sz w:val="22"/>
+          <w:szCs w:val="22"/>
+        </w:rPr>
+        <w:t>, traduit le passage d’une analyse approximative à une compréhension plus précise des événements système. Concrètement, cette évolution se manifeste par :</w:t>
+      </w:r>
+    </w:p>
+    <w:p>
+      <w:pPr>
+        <w:pStyle w:val="Paragraphedeliste"/>
+        <w:numPr>
+          <w:ilvl w:val="0"/>
+          <w:numId w:val="37"/>
+        </w:numPr>
+        <w:rPr>
+          <w:sz w:val="22"/>
+          <w:szCs w:val="22"/>
+        </w:rPr>
+      </w:pPr>
+      <w:proofErr w:type="gramStart"/>
+      <w:r>
+        <w:rPr>
+          <w:sz w:val="22"/>
+          <w:szCs w:val="22"/>
+        </w:rPr>
+        <w:lastRenderedPageBreak/>
+        <w:t>une</w:t>
+      </w:r>
+      <w:proofErr w:type="gramEnd"/>
+      <w:r>
+        <w:rPr>
+          <w:sz w:val="22"/>
+          <w:szCs w:val="22"/>
+        </w:rPr>
+        <w:t xml:space="preserve"> meilleure structuration des messages d’erreur ; </w:t>
+      </w:r>
+    </w:p>
+    <w:p>
+      <w:pPr>
+        <w:pStyle w:val="Paragraphedeliste"/>
+        <w:numPr>
+          <w:ilvl w:val="0"/>
+          <w:numId w:val="37"/>
+        </w:numPr>
+        <w:rPr>
+          <w:sz w:val="22"/>
+          <w:szCs w:val="22"/>
+        </w:rPr>
+      </w:pPr>
+      <w:proofErr w:type="gramStart"/>
+      <w:r>
+        <w:rPr>
+          <w:sz w:val="22"/>
+          <w:szCs w:val="22"/>
+        </w:rPr>
+        <w:t>une</w:t>
+      </w:r>
+      <w:proofErr w:type="gramEnd"/>
+      <w:r>
+        <w:rPr>
+          <w:sz w:val="22"/>
+          <w:szCs w:val="22"/>
+        </w:rPr>
+        <w:t xml:space="preserve"> contextualisation plus claire des incidents ; </w:t>
+      </w:r>
+    </w:p>
+    <w:p>
+      <w:pPr>
+        <w:pStyle w:val="Paragraphedeliste"/>
+        <w:numPr>
+          <w:ilvl w:val="0"/>
+          <w:numId w:val="37"/>
+        </w:numPr>
+        <w:rPr>
+          <w:sz w:val="22"/>
+          <w:szCs w:val="22"/>
+        </w:rPr>
+      </w:pPr>
+      <w:proofErr w:type="gramStart"/>
+      <w:r>
+        <w:rPr>
+          <w:sz w:val="22"/>
+          <w:szCs w:val="22"/>
+        </w:rPr>
+        <w:t>une</w:t>
+      </w:r>
+      <w:proofErr w:type="gramEnd"/>
+      <w:r>
+        <w:rPr>
+          <w:sz w:val="22"/>
+          <w:szCs w:val="22"/>
+        </w:rPr>
+        <w:t xml:space="preserve"> réduction du temps nécessaire au diagnostic par les administrateurs système. </w:t>
+      </w:r>
+    </w:p>
+    <w:p>
+      <w:pPr>
+        <w:rPr>
+          <w:sz w:val="22"/>
+          <w:szCs w:val="22"/>
+        </w:rPr>
+      </w:pPr>
+      <w:r>
+        <w:rPr>
+          <w:sz w:val="22"/>
+          <w:szCs w:val="22"/>
+        </w:rPr>
+        <w:t>Microsoft illustre cette amélioration à travers des comparaisons “avant/après”, montrant que les informations fournies sont désormais plus exploitables, ce qui facilite la prise de décision et la résolution des problèmes.</w:t>
+      </w:r>
+    </w:p>
+    <w:p>
+      <w:pPr>
+        <w:numPr>
+          <w:ilvl w:val="0"/>
+          <w:numId w:val="30"/>
+        </w:numPr>
+        <w:rPr>
+          <w:sz w:val="22"/>
+          <w:szCs w:val="22"/>
+        </w:rPr>
+      </w:pPr>
+      <w:r>
+        <w:rPr>
+          <w:b/>
+          <w:bCs/>
+          <w:sz w:val="22"/>
+          <w:szCs w:val="22"/>
+        </w:rPr>
+        <w:t>Avant avec l'ID 4098</w:t>
+      </w:r>
+    </w:p>
+    <w:p>
+      <w:pPr>
+        <w:rPr>
+          <w:sz w:val="22"/>
+          <w:szCs w:val="22"/>
+        </w:rPr>
+      </w:pPr>
+      <w:r>
+        <w:rPr>
+          <w:noProof/>
+        </w:rPr>
+        <w:drawing>
+          <wp:inline distT="0" distB="0" distL="0" distR="0" wp14:anchorId="0C52B43C" wp14:editId="28D8652E">
+            <wp:extent cx="2852057" cy="1975879"/>
+            <wp:effectExtent l="0" t="0" r="5715" b="5715"/>
+            <wp:docPr id="1226024478" name="Image 1"/>
+            <wp:cNvGraphicFramePr>
+              <a:graphicFrameLocks xmlns:a="http://schemas.openxmlformats.org/drawingml/2006/main" noChangeAspect="1"/>
+            </wp:cNvGraphicFramePr>
+            <a:graphic xmlns:a="http://schemas.openxmlformats.org/drawingml/2006/main">
+              <a:graphicData uri="http://schemas.openxmlformats.org/drawingml/2006/picture">
+                <pic:pic xmlns:pic="http://schemas.openxmlformats.org/drawingml/2006/picture">
+                  <pic:nvPicPr>
+                    <pic:cNvPr id="0" name="Picture 10"/>
+                    <pic:cNvPicPr>
+                      <a:picLocks noChangeAspect="1" noChangeArrowheads="1"/>
+                    </pic:cNvPicPr>
+                  </pic:nvPicPr>
+                  <pic:blipFill>
+                    <a:blip r:embed="rId9" cstate="print">
+                      <a:extLst>
+                        <a:ext uri="{28A0092B-C50C-407E-A947-70E740481C1C}">
+                          <a14:useLocalDpi xmlns:a14="http://schemas.microsoft.com/office/drawing/2010/main" val="0"/>
+                        </a:ext>
+                      </a:extLst>
+                    </a:blip>
+                    <a:srcRect/>
+                    <a:stretch>
+                      <a:fillRect/>
+                    </a:stretch>
+                  </pic:blipFill>
+                  <pic:spPr bwMode="auto">
+                    <a:xfrm>
+                      <a:off x="0" y="0"/>
+                      <a:ext cx="2860868" cy="1981983"/>
+                    </a:xfrm>
+                    <a:prstGeom prst="rect">
+                      <a:avLst/>
+                    </a:prstGeom>
+                    <a:noFill/>
+                    <a:ln>
+                      <a:noFill/>
+                    </a:ln>
+                  </pic:spPr>
+                </pic:pic>
+              </a:graphicData>
+            </a:graphic>
+          </wp:inline>
+        </w:drawing>
+      </w:r>
+    </w:p>
+    <w:p>
+      <w:pPr>
+        <w:numPr>
+          <w:ilvl w:val="0"/>
+          <w:numId w:val="31"/>
+        </w:numPr>
+        <w:rPr>
+          <w:sz w:val="22"/>
+          <w:szCs w:val="22"/>
+        </w:rPr>
+      </w:pPr>
+      <w:r>
+        <w:rPr>
+          <w:b/>
+          <w:bCs/>
+          <w:sz w:val="22"/>
+          <w:szCs w:val="22"/>
+        </w:rPr>
+        <w:t>Maintenant avec l'ID 4117</w:t>
+      </w:r>
+    </w:p>
+    <w:p>
+      <w:pPr>
+        <w:rPr>
+          <w:sz w:val="22"/>
+          <w:szCs w:val="22"/>
+        </w:rPr>
+      </w:pPr>
+      <w:r>
+        <w:rPr>
+          <w:noProof/>
+        </w:rPr>
+        <w:drawing>
+          <wp:inline distT="0" distB="0" distL="0" distR="0" wp14:anchorId="1E5C75B7" wp14:editId="6EB174BD">
+            <wp:extent cx="2884715" cy="1998505"/>
+            <wp:effectExtent l="0" t="0" r="0" b="1905"/>
+            <wp:docPr id="1907732564" name="Image 2"/>
+            <wp:cNvGraphicFramePr>
+              <a:graphicFrameLocks xmlns:a="http://schemas.openxmlformats.org/drawingml/2006/main" noChangeAspect="1"/>
+            </wp:cNvGraphicFramePr>
+            <a:graphic xmlns:a="http://schemas.openxmlformats.org/drawingml/2006/main">
+              <a:graphicData uri="http://schemas.openxmlformats.org/drawingml/2006/picture">
+                <pic:pic xmlns:pic="http://schemas.openxmlformats.org/drawingml/2006/picture">
+                  <pic:nvPicPr>
+                    <pic:cNvPr id="0" name="Picture 12"/>
+                    <pic:cNvPicPr>
+                      <a:picLocks noChangeAspect="1" noChangeArrowheads="1"/>
+                    </pic:cNvPicPr>
+                  </pic:nvPicPr>
+                  <pic:blipFill>
+                    <a:blip r:embed="rId10" cstate="print">
+                      <a:extLst>
+                        <a:ext uri="{28A0092B-C50C-407E-A947-70E740481C1C}">
+                          <a14:useLocalDpi xmlns:a14="http://schemas.microsoft.com/office/drawing/2010/main" val="0"/>
+                        </a:ext>
+                      </a:extLst>
+                    </a:blip>
+                    <a:srcRect/>
+                    <a:stretch>
+                      <a:fillRect/>
+                    </a:stretch>
+                  </pic:blipFill>
+                  <pic:spPr bwMode="auto">
+                    <a:xfrm>
+                      <a:off x="0" y="0"/>
+                      <a:ext cx="2890753" cy="2002688"/>
+                    </a:xfrm>
+                    <a:prstGeom prst="rect">
+                      <a:avLst/>
+                    </a:prstGeom>
+                    <a:noFill/>
+                    <a:ln>
+                      <a:noFill/>
+                    </a:ln>
+                  </pic:spPr>
+                </pic:pic>
+              </a:graphicData>
+            </a:graphic>
+          </wp:inline>
+        </w:drawing>
+      </w:r>
     </w:p>
     <w:p>
       <w:pPr>
@@ -7426,6 +9320,7 @@
       </w:pPr>
     </w:p>
     <w:sectPr>
+      <w:headerReference w:type="default" r:id="rId11"/>
       <w:pgSz w:w="11906" w:h="16838"/>
       <w:pgMar w:top="1417" w:right="1417" w:bottom="1417" w:left="1417" w:header="708" w:footer="708" w:gutter="0"/>
       <w:cols w:space="708"/>
@@ -7435,9 +9330,283 @@
 </w:document>
 </file>
 
+<file path=word/endnotes.xml><?xml version="1.0" encoding="utf-8"?>
+<w:endnotes xmlns:wpc="http://schemas.microsoft.com/office/word/2010/wordprocessingCanvas" xmlns:cx="http://schemas.microsoft.com/office/drawing/2014/chartex" xmlns:cx1="http://schemas.microsoft.com/office/drawing/2015/9/8/chartex" xmlns:cx2="http://schemas.microsoft.com/office/drawing/2015/10/21/chartex" xmlns:cx3="http://schemas.microsoft.com/office/drawing/2016/5/9/chartex" xmlns:cx4="http://schemas.microsoft.com/office/drawing/2016/5/10/chartex" xmlns:cx5="http://schemas.microsoft.com/office/drawing/2016/5/11/chartex" xmlns:cx6="http://schemas.microsoft.com/office/drawing/2016/5/12/chartex" xmlns:cx7="http://schemas.microsoft.com/office/drawing/2016/5/13/chartex" xmlns:cx8="http://schemas.microsoft.com/office/drawing/2016/5/14/chartex" xmlns:mc="http://schemas.openxmlformats.org/markup-compatibility/2006" xmlns:aink="http://schemas.microsoft.com/office/drawing/2016/ink" xmlns:am3d="http://schemas.microsoft.com/office/drawing/2017/model3d" xmlns:o="urn:schemas-microsoft-com:office:office" xmlns:oel="http://schemas.microsoft.com/office/2019/extlst" xmlns:r="http://schemas.openxmlformats.org/officeDocument/2006/relationships" xmlns:m="http://schemas.openxmlformats.org/officeDocument/2006/math" xmlns:v="urn:schemas-microsoft-com:vml" xmlns:wp14="http://schemas.microsoft.com/office/word/2010/wordprocessingDrawing" xmlns:wp="http://schemas.openxmlformats.org/drawingml/2006/wordprocessingDrawing" xmlns:w10="urn:schemas-microsoft-com:office:word" xmlns:w="http://schemas.openxmlformats.org/wordprocessingml/2006/main" xmlns:w14="http://schemas.microsoft.com/office/word/2010/wordml" xmlns:w15="http://schemas.microsoft.com/office/word/2012/wordml" xmlns:w16cex="http://schemas.microsoft.com/office/word/2018/wordml/cex" xmlns:w16cid="http://schemas.microsoft.com/office/word/2016/wordml/cid" xmlns:w16="http://schemas.microsoft.com/office/word/2018/wordml" xmlns:w16du="http://schemas.microsoft.com/office/word/2023/wordml/word16du" xmlns:w16sdtdh="http://schemas.microsoft.com/office/word/2020/wordml/sdtdatahash" xmlns:w16sdtfl="http://schemas.microsoft.com/office/word/2024/wordml/sdtformatlock" xmlns:w16se="http://schemas.microsoft.com/office/word/2015/wordml/symex" xmlns:wpg="http://schemas.microsoft.com/office/word/2010/wordprocessingGroup" xmlns:wpi="http://schemas.microsoft.com/office/word/2010/wordprocessingInk" xmlns:wne="http://schemas.microsoft.com/office/word/2006/wordml" xmlns:wps="http://schemas.microsoft.com/office/word/2010/wordprocessingShape" mc:Ignorable="w14 w15 w16se w16cid w16 w16cex w16sdtdh w16sdtfl w16du wp14">
+  <w:endnote w:type="separator" w:id="-1">
+    <w:p>
+      <w:pPr>
+        <w:spacing w:after="0" w:line="240" w:lineRule="auto"/>
+      </w:pPr>
+      <w:r>
+        <w:separator/>
+      </w:r>
+    </w:p>
+  </w:endnote>
+  <w:endnote w:type="continuationSeparator" w:id="0">
+    <w:p>
+      <w:pPr>
+        <w:spacing w:after="0" w:line="240" w:lineRule="auto"/>
+      </w:pPr>
+      <w:r>
+        <w:continuationSeparator/>
+      </w:r>
+    </w:p>
+  </w:endnote>
+</w:endnotes>
+</file>
+
+<file path=word/footnotes.xml><?xml version="1.0" encoding="utf-8"?>
+<w:footnotes xmlns:wpc="http://schemas.microsoft.com/office/word/2010/wordprocessingCanvas" xmlns:cx="http://schemas.microsoft.com/office/drawing/2014/chartex" xmlns:cx1="http://schemas.microsoft.com/office/drawing/2015/9/8/chartex" xmlns:cx2="http://schemas.microsoft.com/office/drawing/2015/10/21/chartex" xmlns:cx3="http://schemas.microsoft.com/office/drawing/2016/5/9/chartex" xmlns:cx4="http://schemas.microsoft.com/office/drawing/2016/5/10/chartex" xmlns:cx5="http://schemas.microsoft.com/office/drawing/2016/5/11/chartex" xmlns:cx6="http://schemas.microsoft.com/office/drawing/2016/5/12/chartex" xmlns:cx7="http://schemas.microsoft.com/office/drawing/2016/5/13/chartex" xmlns:cx8="http://schemas.microsoft.com/office/drawing/2016/5/14/chartex" xmlns:mc="http://schemas.openxmlformats.org/markup-compatibility/2006" xmlns:aink="http://schemas.microsoft.com/office/drawing/2016/ink" xmlns:am3d="http://schemas.microsoft.com/office/drawing/2017/model3d" xmlns:o="urn:schemas-microsoft-com:office:office" xmlns:oel="http://schemas.microsoft.com/office/2019/extlst" xmlns:r="http://schemas.openxmlformats.org/officeDocument/2006/relationships" xmlns:m="http://schemas.openxmlformats.org/officeDocument/2006/math" xmlns:v="urn:schemas-microsoft-com:vml" xmlns:wp14="http://schemas.microsoft.com/office/word/2010/wordprocessingDrawing" xmlns:wp="http://schemas.openxmlformats.org/drawingml/2006/wordprocessingDrawing" xmlns:w10="urn:schemas-microsoft-com:office:word" xmlns:w="http://schemas.openxmlformats.org/wordprocessingml/2006/main" xmlns:w14="http://schemas.microsoft.com/office/word/2010/wordml" xmlns:w15="http://schemas.microsoft.com/office/word/2012/wordml" xmlns:w16cex="http://schemas.microsoft.com/office/word/2018/wordml/cex" xmlns:w16cid="http://schemas.microsoft.com/office/word/2016/wordml/cid" xmlns:w16="http://schemas.microsoft.com/office/word/2018/wordml" xmlns:w16du="http://schemas.microsoft.com/office/word/2023/wordml/word16du" xmlns:w16sdtdh="http://schemas.microsoft.com/office/word/2020/wordml/sdtdatahash" xmlns:w16sdtfl="http://schemas.microsoft.com/office/word/2024/wordml/sdtformatlock" xmlns:w16se="http://schemas.microsoft.com/office/word/2015/wordml/symex" xmlns:wpg="http://schemas.microsoft.com/office/word/2010/wordprocessingGroup" xmlns:wpi="http://schemas.microsoft.com/office/word/2010/wordprocessingInk" xmlns:wne="http://schemas.microsoft.com/office/word/2006/wordml" xmlns:wps="http://schemas.microsoft.com/office/word/2010/wordprocessingShape" mc:Ignorable="w14 w15 w16se w16cid w16 w16cex w16sdtdh w16sdtfl w16du wp14">
+  <w:footnote w:type="separator" w:id="-1">
+    <w:p>
+      <w:pPr>
+        <w:spacing w:after="0" w:line="240" w:lineRule="auto"/>
+      </w:pPr>
+      <w:r>
+        <w:separator/>
+      </w:r>
+    </w:p>
+  </w:footnote>
+  <w:footnote w:type="continuationSeparator" w:id="0">
+    <w:p>
+      <w:pPr>
+        <w:spacing w:after="0" w:line="240" w:lineRule="auto"/>
+      </w:pPr>
+      <w:r>
+        <w:continuationSeparator/>
+      </w:r>
+    </w:p>
+  </w:footnote>
+</w:footnotes>
+</file>
+
+<file path=word/header1.xml><?xml version="1.0" encoding="utf-8"?>
+<w:hdr xmlns:wpc="http://schemas.microsoft.com/office/word/2010/wordprocessingCanvas" xmlns:cx="http://schemas.microsoft.com/office/drawing/2014/chartex" xmlns:cx1="http://schemas.microsoft.com/office/drawing/2015/9/8/chartex" xmlns:cx2="http://schemas.microsoft.com/office/drawing/2015/10/21/chartex" xmlns:cx3="http://schemas.microsoft.com/office/drawing/2016/5/9/chartex" xmlns:cx4="http://schemas.microsoft.com/office/drawing/2016/5/10/chartex" xmlns:cx5="http://schemas.microsoft.com/office/drawing/2016/5/11/chartex" xmlns:cx6="http://schemas.microsoft.com/office/drawing/2016/5/12/chartex" xmlns:cx7="http://schemas.microsoft.com/office/drawing/2016/5/13/chartex" xmlns:cx8="http://schemas.microsoft.com/office/drawing/2016/5/14/chartex" xmlns:mc="http://schemas.openxmlformats.org/markup-compatibility/2006" xmlns:aink="http://schemas.microsoft.com/office/drawing/2016/ink" xmlns:am3d="http://schemas.microsoft.com/office/drawing/2017/model3d" xmlns:o="urn:schemas-microsoft-com:office:office" xmlns:oel="http://schemas.microsoft.com/office/2019/extlst" xmlns:r="http://schemas.openxmlformats.org/officeDocument/2006/relationships" xmlns:m="http://schemas.openxmlformats.org/officeDocument/2006/math" xmlns:v="urn:schemas-microsoft-com:vml" xmlns:wp14="http://schemas.microsoft.com/office/word/2010/wordprocessingDrawing" xmlns:wp="http://schemas.openxmlformats.org/drawingml/2006/wordprocessingDrawing" xmlns:w10="urn:schemas-microsoft-com:office:word" xmlns:w="http://schemas.openxmlformats.org/wordprocessingml/2006/main" xmlns:w14="http://schemas.microsoft.com/office/word/2010/wordml" xmlns:w15="http://schemas.microsoft.com/office/word/2012/wordml" xmlns:w16cex="http://schemas.microsoft.com/office/word/2018/wordml/cex" xmlns:w16cid="http://schemas.microsoft.com/office/word/2016/wordml/cid" xmlns:w16="http://schemas.microsoft.com/office/word/2018/wordml" xmlns:w16du="http://schemas.microsoft.com/office/word/2023/wordml/word16du" xmlns:w16sdtdh="http://schemas.microsoft.com/office/word/2020/wordml/sdtdatahash" xmlns:w16sdtfl="http://schemas.microsoft.com/office/word/2024/wordml/sdtformatlock" xmlns:w16se="http://schemas.microsoft.com/office/word/2015/wordml/symex" xmlns:wpg="http://schemas.microsoft.com/office/word/2010/wordprocessingGroup" xmlns:wpi="http://schemas.microsoft.com/office/word/2010/wordprocessingInk" xmlns:wne="http://schemas.microsoft.com/office/word/2006/wordml" xmlns:wps="http://schemas.microsoft.com/office/word/2010/wordprocessingShape" mc:Ignorable="w14 w15 w16se w16cid w16 w16cex w16sdtdh w16sdtfl w16du wp14">
+  <w:p>
+    <w:pPr>
+      <w:jc w:val="right"/>
+      <w:rPr>
+        <w:sz w:val="22"/>
+        <w:szCs w:val="22"/>
+      </w:rPr>
+    </w:pPr>
+    <w:r>
+      <w:rPr>
+        <w:sz w:val="22"/>
+        <w:szCs w:val="22"/>
+      </w:rPr>
+      <w:t xml:space="preserve">Dossier veille </w:t>
+    </w:r>
+    <w:r>
+      <w:rPr>
+        <w:sz w:val="22"/>
+        <w:szCs w:val="22"/>
+      </w:rPr>
+      <w:t>informatique</w:t>
+    </w:r>
+    <w:r>
+      <w:rPr>
+        <w:sz w:val="22"/>
+        <w:szCs w:val="22"/>
+      </w:rPr>
+      <w:t xml:space="preserve"> – </w:t>
+    </w:r>
+    <w:r>
+      <w:rPr>
+        <w:sz w:val="22"/>
+        <w:szCs w:val="22"/>
+      </w:rPr>
+      <w:t>BTS</w:t>
+    </w:r>
+    <w:r>
+      <w:rPr>
+        <w:sz w:val="22"/>
+        <w:szCs w:val="22"/>
+      </w:rPr>
+      <w:t>-</w:t>
+    </w:r>
+    <w:r>
+      <w:rPr>
+        <w:sz w:val="22"/>
+        <w:szCs w:val="22"/>
+      </w:rPr>
+      <w:t>SIO</w:t>
+    </w:r>
+    <w:r>
+      <w:rPr>
+        <w:sz w:val="22"/>
+        <w:szCs w:val="22"/>
+      </w:rPr>
+      <w:t>2 2026</w:t>
+    </w:r>
+    <w:r>
+      <w:rPr>
+        <w:sz w:val="22"/>
+        <w:szCs w:val="22"/>
+      </w:rPr>
+      <w:t xml:space="preserve"> </w:t>
+    </w:r>
+  </w:p>
+  <w:p>
+    <w:pPr>
+      <w:pStyle w:val="En-tte"/>
+    </w:pPr>
+  </w:p>
+</w:hdr>
+</file>
+
 <file path=word/numbering.xml><?xml version="1.0" encoding="utf-8"?>
 <w:numbering xmlns:wpc="http://schemas.microsoft.com/office/word/2010/wordprocessingCanvas" xmlns:cx="http://schemas.microsoft.com/office/drawing/2014/chartex" xmlns:cx1="http://schemas.microsoft.com/office/drawing/2015/9/8/chartex" xmlns:cx2="http://schemas.microsoft.com/office/drawing/2015/10/21/chartex" xmlns:cx3="http://schemas.microsoft.com/office/drawing/2016/5/9/chartex" xmlns:cx4="http://schemas.microsoft.com/office/drawing/2016/5/10/chartex" xmlns:cx5="http://schemas.microsoft.com/office/drawing/2016/5/11/chartex" xmlns:cx6="http://schemas.microsoft.com/office/drawing/2016/5/12/chartex" xmlns:cx7="http://schemas.microsoft.com/office/drawing/2016/5/13/chartex" xmlns:cx8="http://schemas.microsoft.com/office/drawing/2016/5/14/chartex" xmlns:mc="http://schemas.openxmlformats.org/markup-compatibility/2006" xmlns:aink="http://schemas.microsoft.com/office/drawing/2016/ink" xmlns:am3d="http://schemas.microsoft.com/office/drawing/2017/model3d" xmlns:o="urn:schemas-microsoft-com:office:office" xmlns:oel="http://schemas.microsoft.com/office/2019/extlst" xmlns:r="http://schemas.openxmlformats.org/officeDocument/2006/relationships" xmlns:m="http://schemas.openxmlformats.org/officeDocument/2006/math" xmlns:v="urn:schemas-microsoft-com:vml" xmlns:wp14="http://schemas.microsoft.com/office/word/2010/wordprocessingDrawing" xmlns:wp="http://schemas.openxmlformats.org/drawingml/2006/wordprocessingDrawing" xmlns:w10="urn:schemas-microsoft-com:office:word" xmlns:w="http://schemas.openxmlformats.org/wordprocessingml/2006/main" xmlns:w14="http://schemas.microsoft.com/office/word/2010/wordml" xmlns:w15="http://schemas.microsoft.com/office/word/2012/wordml" xmlns:w16cex="http://schemas.microsoft.com/office/word/2018/wordml/cex" xmlns:w16cid="http://schemas.microsoft.com/office/word/2016/wordml/cid" xmlns:w16="http://schemas.microsoft.com/office/word/2018/wordml" xmlns:w16du="http://schemas.microsoft.com/office/word/2023/wordml/word16du" xmlns:w16sdtdh="http://schemas.microsoft.com/office/word/2020/wordml/sdtdatahash" xmlns:w16sdtfl="http://schemas.microsoft.com/office/word/2024/wordml/sdtformatlock" xmlns:w16se="http://schemas.microsoft.com/office/word/2015/wordml/symex" xmlns:wpg="http://schemas.microsoft.com/office/word/2010/wordprocessingGroup" xmlns:wpi="http://schemas.microsoft.com/office/word/2010/wordprocessingInk" xmlns:wne="http://schemas.microsoft.com/office/word/2006/wordml" xmlns:wps="http://schemas.microsoft.com/office/word/2010/wordprocessingShape" mc:Ignorable="w14 w15 w16se w16cid w16 w16cex w16sdtdh w16sdtfl w16du wp14">
   <w:abstractNum w:abstractNumId="0" w15:restartNumberingAfterBreak="0">
+    <w:nsid w:val="023F5B85"/>
+    <w:multiLevelType w:val="multilevel"/>
+    <w:tmpl w:val="A0881EFA"/>
+    <w:lvl w:ilvl="0">
+      <w:start w:val="1"/>
+      <w:numFmt w:val="bullet"/>
+      <w:lvlText w:val=""/>
+      <w:lvlJc w:val="left"/>
+      <w:pPr>
+        <w:tabs>
+          <w:tab w:val="num" w:pos="720"/>
+        </w:tabs>
+        <w:ind w:left="720" w:hanging="360"/>
+      </w:pPr>
+      <w:rPr>
+        <w:rFonts w:ascii="Symbol" w:hAnsi="Symbol" w:hint="default"/>
+        <w:sz w:val="20"/>
+      </w:rPr>
+    </w:lvl>
+    <w:lvl w:ilvl="1" w:tentative="1">
+      <w:start w:val="1"/>
+      <w:numFmt w:val="bullet"/>
+      <w:lvlText w:val=""/>
+      <w:lvlJc w:val="left"/>
+      <w:pPr>
+        <w:tabs>
+          <w:tab w:val="num" w:pos="1440"/>
+        </w:tabs>
+        <w:ind w:left="1440" w:hanging="360"/>
+      </w:pPr>
+      <w:rPr>
+        <w:rFonts w:ascii="Symbol" w:hAnsi="Symbol" w:hint="default"/>
+        <w:sz w:val="20"/>
+      </w:rPr>
+    </w:lvl>
+    <w:lvl w:ilvl="2" w:tentative="1">
+      <w:start w:val="1"/>
+      <w:numFmt w:val="bullet"/>
+      <w:lvlText w:val=""/>
+      <w:lvlJc w:val="left"/>
+      <w:pPr>
+        <w:tabs>
+          <w:tab w:val="num" w:pos="2160"/>
+        </w:tabs>
+        <w:ind w:left="2160" w:hanging="360"/>
+      </w:pPr>
+      <w:rPr>
+        <w:rFonts w:ascii="Symbol" w:hAnsi="Symbol" w:hint="default"/>
+        <w:sz w:val="20"/>
+      </w:rPr>
+    </w:lvl>
+    <w:lvl w:ilvl="3" w:tentative="1">
+      <w:start w:val="1"/>
+      <w:numFmt w:val="bullet"/>
+      <w:lvlText w:val=""/>
+      <w:lvlJc w:val="left"/>
+      <w:pPr>
+        <w:tabs>
+          <w:tab w:val="num" w:pos="2880"/>
+        </w:tabs>
+        <w:ind w:left="2880" w:hanging="360"/>
+      </w:pPr>
+      <w:rPr>
+        <w:rFonts w:ascii="Symbol" w:hAnsi="Symbol" w:hint="default"/>
+        <w:sz w:val="20"/>
+      </w:rPr>
+    </w:lvl>
+    <w:lvl w:ilvl="4" w:tentative="1">
+      <w:start w:val="1"/>
+      <w:numFmt w:val="bullet"/>
+      <w:lvlText w:val=""/>
+      <w:lvlJc w:val="left"/>
+      <w:pPr>
+        <w:tabs>
+          <w:tab w:val="num" w:pos="3600"/>
+        </w:tabs>
+        <w:ind w:left="3600" w:hanging="360"/>
+      </w:pPr>
+      <w:rPr>
+        <w:rFonts w:ascii="Symbol" w:hAnsi="Symbol" w:hint="default"/>
+        <w:sz w:val="20"/>
+      </w:rPr>
+    </w:lvl>
+    <w:lvl w:ilvl="5" w:tentative="1">
+      <w:start w:val="1"/>
+      <w:numFmt w:val="bullet"/>
+      <w:lvlText w:val=""/>
+      <w:lvlJc w:val="left"/>
+      <w:pPr>
+        <w:tabs>
+          <w:tab w:val="num" w:pos="4320"/>
+        </w:tabs>
+        <w:ind w:left="4320" w:hanging="360"/>
+      </w:pPr>
+      <w:rPr>
+        <w:rFonts w:ascii="Symbol" w:hAnsi="Symbol" w:hint="default"/>
+        <w:sz w:val="20"/>
+      </w:rPr>
+    </w:lvl>
+    <w:lvl w:ilvl="6" w:tentative="1">
+      <w:start w:val="1"/>
+      <w:numFmt w:val="bullet"/>
+      <w:lvlText w:val=""/>
+      <w:lvlJc w:val="left"/>
+      <w:pPr>
+        <w:tabs>
+          <w:tab w:val="num" w:pos="5040"/>
+        </w:tabs>
+        <w:ind w:left="5040" w:hanging="360"/>
+      </w:pPr>
+      <w:rPr>
+        <w:rFonts w:ascii="Symbol" w:hAnsi="Symbol" w:hint="default"/>
+        <w:sz w:val="20"/>
+      </w:rPr>
+    </w:lvl>
+    <w:lvl w:ilvl="7" w:tentative="1">
+      <w:start w:val="1"/>
+      <w:numFmt w:val="bullet"/>
+      <w:lvlText w:val=""/>
+      <w:lvlJc w:val="left"/>
+      <w:pPr>
+        <w:tabs>
+          <w:tab w:val="num" w:pos="5760"/>
+        </w:tabs>
+        <w:ind w:left="5760" w:hanging="360"/>
+      </w:pPr>
+      <w:rPr>
+        <w:rFonts w:ascii="Symbol" w:hAnsi="Symbol" w:hint="default"/>
+        <w:sz w:val="20"/>
+      </w:rPr>
+    </w:lvl>
+    <w:lvl w:ilvl="8" w:tentative="1">
+      <w:start w:val="1"/>
+      <w:numFmt w:val="bullet"/>
+      <w:lvlText w:val=""/>
+      <w:lvlJc w:val="left"/>
+      <w:pPr>
+        <w:tabs>
+          <w:tab w:val="num" w:pos="6480"/>
+        </w:tabs>
+        <w:ind w:left="6480" w:hanging="360"/>
+      </w:pPr>
+      <w:rPr>
+        <w:rFonts w:ascii="Symbol" w:hAnsi="Symbol" w:hint="default"/>
+        <w:sz w:val="20"/>
+      </w:rPr>
+    </w:lvl>
+  </w:abstractNum>
+  <w:abstractNum w:abstractNumId="1" w15:restartNumberingAfterBreak="0">
     <w:nsid w:val="03103145"/>
     <w:multiLevelType w:val="multilevel"/>
     <w:tmpl w:val="A078CBFC"/>
@@ -7586,7 +9755,7 @@
       </w:rPr>
     </w:lvl>
   </w:abstractNum>
-  <w:abstractNum w:abstractNumId="1" w15:restartNumberingAfterBreak="0">
+  <w:abstractNum w:abstractNumId="2" w15:restartNumberingAfterBreak="0">
     <w:nsid w:val="045C6CDA"/>
     <w:multiLevelType w:val="multilevel"/>
     <w:tmpl w:val="6ED08DA2"/>
@@ -7735,7 +9904,7 @@
       </w:rPr>
     </w:lvl>
   </w:abstractNum>
-  <w:abstractNum w:abstractNumId="2" w15:restartNumberingAfterBreak="0">
+  <w:abstractNum w:abstractNumId="3" w15:restartNumberingAfterBreak="0">
     <w:nsid w:val="08A60397"/>
     <w:multiLevelType w:val="hybridMultilevel"/>
     <w:tmpl w:val="FD4CE388"/>
@@ -7824,7 +9993,120 @@
       </w:pPr>
     </w:lvl>
   </w:abstractNum>
-  <w:abstractNum w:abstractNumId="3" w15:restartNumberingAfterBreak="0">
+  <w:abstractNum w:abstractNumId="4" w15:restartNumberingAfterBreak="0">
+    <w:nsid w:val="0EE92987"/>
+    <w:multiLevelType w:val="hybridMultilevel"/>
+    <w:tmpl w:val="FB88153E"/>
+    <w:lvl w:ilvl="0" w:tplc="DC94D9DA">
+      <w:start w:val="2"/>
+      <w:numFmt w:val="bullet"/>
+      <w:lvlText w:val="-"/>
+      <w:lvlJc w:val="left"/>
+      <w:pPr>
+        <w:ind w:left="720" w:hanging="360"/>
+      </w:pPr>
+      <w:rPr>
+        <w:rFonts w:ascii="Aptos" w:eastAsiaTheme="minorHAnsi" w:hAnsi="Aptos" w:cstheme="minorBidi" w:hint="default"/>
+      </w:rPr>
+    </w:lvl>
+    <w:lvl w:ilvl="1" w:tplc="040C0003" w:tentative="1">
+      <w:start w:val="1"/>
+      <w:numFmt w:val="bullet"/>
+      <w:lvlText w:val="o"/>
+      <w:lvlJc w:val="left"/>
+      <w:pPr>
+        <w:ind w:left="1440" w:hanging="360"/>
+      </w:pPr>
+      <w:rPr>
+        <w:rFonts w:ascii="Courier New" w:hAnsi="Courier New" w:cs="Courier New" w:hint="default"/>
+      </w:rPr>
+    </w:lvl>
+    <w:lvl w:ilvl="2" w:tplc="040C0005" w:tentative="1">
+      <w:start w:val="1"/>
+      <w:numFmt w:val="bullet"/>
+      <w:lvlText w:val=""/>
+      <w:lvlJc w:val="left"/>
+      <w:pPr>
+        <w:ind w:left="2160" w:hanging="360"/>
+      </w:pPr>
+      <w:rPr>
+        <w:rFonts w:ascii="Wingdings" w:hAnsi="Wingdings" w:hint="default"/>
+      </w:rPr>
+    </w:lvl>
+    <w:lvl w:ilvl="3" w:tplc="040C0001" w:tentative="1">
+      <w:start w:val="1"/>
+      <w:numFmt w:val="bullet"/>
+      <w:lvlText w:val=""/>
+      <w:lvlJc w:val="left"/>
+      <w:pPr>
+        <w:ind w:left="2880" w:hanging="360"/>
+      </w:pPr>
+      <w:rPr>
+        <w:rFonts w:ascii="Symbol" w:hAnsi="Symbol" w:hint="default"/>
+      </w:rPr>
+    </w:lvl>
+    <w:lvl w:ilvl="4" w:tplc="040C0003" w:tentative="1">
+      <w:start w:val="1"/>
+      <w:numFmt w:val="bullet"/>
+      <w:lvlText w:val="o"/>
+      <w:lvlJc w:val="left"/>
+      <w:pPr>
+        <w:ind w:left="3600" w:hanging="360"/>
+      </w:pPr>
+      <w:rPr>
+        <w:rFonts w:ascii="Courier New" w:hAnsi="Courier New" w:cs="Courier New" w:hint="default"/>
+      </w:rPr>
+    </w:lvl>
+    <w:lvl w:ilvl="5" w:tplc="040C0005" w:tentative="1">
+      <w:start w:val="1"/>
+      <w:numFmt w:val="bullet"/>
+      <w:lvlText w:val=""/>
+      <w:lvlJc w:val="left"/>
+      <w:pPr>
+        <w:ind w:left="4320" w:hanging="360"/>
+      </w:pPr>
+      <w:rPr>
+        <w:rFonts w:ascii="Wingdings" w:hAnsi="Wingdings" w:hint="default"/>
+      </w:rPr>
+    </w:lvl>
+    <w:lvl w:ilvl="6" w:tplc="040C0001" w:tentative="1">
+      <w:start w:val="1"/>
+      <w:numFmt w:val="bullet"/>
+      <w:lvlText w:val=""/>
+      <w:lvlJc w:val="left"/>
+      <w:pPr>
+        <w:ind w:left="5040" w:hanging="360"/>
+      </w:pPr>
+      <w:rPr>
+        <w:rFonts w:ascii="Symbol" w:hAnsi="Symbol" w:hint="default"/>
+      </w:rPr>
+    </w:lvl>
+    <w:lvl w:ilvl="7" w:tplc="040C0003" w:tentative="1">
+      <w:start w:val="1"/>
+      <w:numFmt w:val="bullet"/>
+      <w:lvlText w:val="o"/>
+      <w:lvlJc w:val="left"/>
+      <w:pPr>
+        <w:ind w:left="5760" w:hanging="360"/>
+      </w:pPr>
+      <w:rPr>
+        <w:rFonts w:ascii="Courier New" w:hAnsi="Courier New" w:cs="Courier New" w:hint="default"/>
+      </w:rPr>
+    </w:lvl>
+    <w:lvl w:ilvl="8" w:tplc="040C0005" w:tentative="1">
+      <w:start w:val="1"/>
+      <w:numFmt w:val="bullet"/>
+      <w:lvlText w:val=""/>
+      <w:lvlJc w:val="left"/>
+      <w:pPr>
+        <w:ind w:left="6480" w:hanging="360"/>
+      </w:pPr>
+      <w:rPr>
+        <w:rFonts w:ascii="Wingdings" w:hAnsi="Wingdings" w:hint="default"/>
+      </w:rPr>
+    </w:lvl>
+  </w:abstractNum>
+  <w:abstractNum w:abstractNumId="5" w15:restartNumberingAfterBreak="0">
     <w:nsid w:val="16C41BDC"/>
     <w:multiLevelType w:val="multilevel"/>
     <w:tmpl w:val="DF02E07A"/>
@@ -7973,7 +10255,7 @@
       </w:rPr>
     </w:lvl>
   </w:abstractNum>
-  <w:abstractNum w:abstractNumId="4" w15:restartNumberingAfterBreak="0">
+  <w:abstractNum w:abstractNumId="6" w15:restartNumberingAfterBreak="0">
     <w:nsid w:val="1C7D2430"/>
     <w:multiLevelType w:val="multilevel"/>
     <w:tmpl w:val="F392A968"/>
@@ -8122,7 +10404,7 @@
       </w:rPr>
     </w:lvl>
   </w:abstractNum>
-  <w:abstractNum w:abstractNumId="5" w15:restartNumberingAfterBreak="0">
+  <w:abstractNum w:abstractNumId="7" w15:restartNumberingAfterBreak="0">
     <w:nsid w:val="1D450CA9"/>
     <w:multiLevelType w:val="multilevel"/>
     <w:tmpl w:val="A4E8D5EC"/>
@@ -8271,7 +10553,7 @@
       </w:rPr>
     </w:lvl>
   </w:abstractNum>
-  <w:abstractNum w:abstractNumId="6" w15:restartNumberingAfterBreak="0">
+  <w:abstractNum w:abstractNumId="8" w15:restartNumberingAfterBreak="0">
     <w:nsid w:val="209E727D"/>
     <w:multiLevelType w:val="multilevel"/>
     <w:tmpl w:val="ED6AC09E"/>
@@ -8420,7 +10702,7 @@
       </w:rPr>
     </w:lvl>
   </w:abstractNum>
-  <w:abstractNum w:abstractNumId="7" w15:restartNumberingAfterBreak="0">
+  <w:abstractNum w:abstractNumId="9" w15:restartNumberingAfterBreak="0">
     <w:nsid w:val="222C324B"/>
     <w:multiLevelType w:val="multilevel"/>
     <w:tmpl w:val="5464E83E"/>
@@ -8569,7 +10851,7 @@
       </w:rPr>
     </w:lvl>
   </w:abstractNum>
-  <w:abstractNum w:abstractNumId="8" w15:restartNumberingAfterBreak="0">
+  <w:abstractNum w:abstractNumId="10" w15:restartNumberingAfterBreak="0">
     <w:nsid w:val="28B02CDB"/>
     <w:multiLevelType w:val="hybridMultilevel"/>
     <w:tmpl w:val="BC685EB4"/>
@@ -8658,7 +10940,454 @@
       </w:pPr>
     </w:lvl>
   </w:abstractNum>
-  <w:abstractNum w:abstractNumId="9" w15:restartNumberingAfterBreak="0">
+  <w:abstractNum w:abstractNumId="11" w15:restartNumberingAfterBreak="0">
+    <w:nsid w:val="2C016BDC"/>
+    <w:multiLevelType w:val="multilevel"/>
+    <w:tmpl w:val="5EF2F734"/>
+    <w:lvl w:ilvl="0">
+      <w:start w:val="1"/>
+      <w:numFmt w:val="bullet"/>
+      <w:lvlText w:val=""/>
+      <w:lvlJc w:val="left"/>
+      <w:pPr>
+        <w:tabs>
+          <w:tab w:val="num" w:pos="720"/>
+        </w:tabs>
+        <w:ind w:left="720" w:hanging="360"/>
+      </w:pPr>
+      <w:rPr>
+        <w:rFonts w:ascii="Symbol" w:hAnsi="Symbol" w:hint="default"/>
+        <w:sz w:val="20"/>
+      </w:rPr>
+    </w:lvl>
+    <w:lvl w:ilvl="1" w:tentative="1">
+      <w:start w:val="1"/>
+      <w:numFmt w:val="bullet"/>
+      <w:lvlText w:val="o"/>
+      <w:lvlJc w:val="left"/>
+      <w:pPr>
+        <w:tabs>
+          <w:tab w:val="num" w:pos="1440"/>
+        </w:tabs>
+        <w:ind w:left="1440" w:hanging="360"/>
+      </w:pPr>
+      <w:rPr>
+        <w:rFonts w:ascii="Courier New" w:hAnsi="Courier New" w:hint="default"/>
+        <w:sz w:val="20"/>
+      </w:rPr>
+    </w:lvl>
+    <w:lvl w:ilvl="2" w:tentative="1">
+      <w:start w:val="1"/>
+      <w:numFmt w:val="bullet"/>
+      <w:lvlText w:val=""/>
+      <w:lvlJc w:val="left"/>
+      <w:pPr>
+        <w:tabs>
+          <w:tab w:val="num" w:pos="2160"/>
+        </w:tabs>
+        <w:ind w:left="2160" w:hanging="360"/>
+      </w:pPr>
+      <w:rPr>
+        <w:rFonts w:ascii="Wingdings" w:hAnsi="Wingdings" w:hint="default"/>
+        <w:sz w:val="20"/>
+      </w:rPr>
+    </w:lvl>
+    <w:lvl w:ilvl="3" w:tentative="1">
+      <w:start w:val="1"/>
+      <w:numFmt w:val="bullet"/>
+      <w:lvlText w:val=""/>
+      <w:lvlJc w:val="left"/>
+      <w:pPr>
+        <w:tabs>
+          <w:tab w:val="num" w:pos="2880"/>
+        </w:tabs>
+        <w:ind w:left="2880" w:hanging="360"/>
+      </w:pPr>
+      <w:rPr>
+        <w:rFonts w:ascii="Wingdings" w:hAnsi="Wingdings" w:hint="default"/>
+        <w:sz w:val="20"/>
+      </w:rPr>
+    </w:lvl>
+    <w:lvl w:ilvl="4" w:tentative="1">
+      <w:start w:val="1"/>
+      <w:numFmt w:val="bullet"/>
+      <w:lvlText w:val=""/>
+      <w:lvlJc w:val="left"/>
+      <w:pPr>
+        <w:tabs>
+          <w:tab w:val="num" w:pos="3600"/>
+        </w:tabs>
+        <w:ind w:left="3600" w:hanging="360"/>
+      </w:pPr>
+      <w:rPr>
+        <w:rFonts w:ascii="Wingdings" w:hAnsi="Wingdings" w:hint="default"/>
+        <w:sz w:val="20"/>
+      </w:rPr>
+    </w:lvl>
+    <w:lvl w:ilvl="5" w:tentative="1">
+      <w:start w:val="1"/>
+      <w:numFmt w:val="bullet"/>
+      <w:lvlText w:val=""/>
+      <w:lvlJc w:val="left"/>
+      <w:pPr>
+        <w:tabs>
+          <w:tab w:val="num" w:pos="4320"/>
+        </w:tabs>
+        <w:ind w:left="4320" w:hanging="360"/>
+      </w:pPr>
+      <w:rPr>
+        <w:rFonts w:ascii="Wingdings" w:hAnsi="Wingdings" w:hint="default"/>
+        <w:sz w:val="20"/>
+      </w:rPr>
+    </w:lvl>
+    <w:lvl w:ilvl="6" w:tentative="1">
+      <w:start w:val="1"/>
+      <w:numFmt w:val="bullet"/>
+      <w:lvlText w:val=""/>
+      <w:lvlJc w:val="left"/>
+      <w:pPr>
+        <w:tabs>
+          <w:tab w:val="num" w:pos="5040"/>
+        </w:tabs>
+        <w:ind w:left="5040" w:hanging="360"/>
+      </w:pPr>
+      <w:rPr>
+        <w:rFonts w:ascii="Wingdings" w:hAnsi="Wingdings" w:hint="default"/>
+        <w:sz w:val="20"/>
+      </w:rPr>
+    </w:lvl>
+    <w:lvl w:ilvl="7" w:tentative="1">
+      <w:start w:val="1"/>
+      <w:numFmt w:val="bullet"/>
+      <w:lvlText w:val=""/>
+      <w:lvlJc w:val="left"/>
+      <w:pPr>
+        <w:tabs>
+          <w:tab w:val="num" w:pos="5760"/>
+        </w:tabs>
+        <w:ind w:left="5760" w:hanging="360"/>
+      </w:pPr>
+      <w:rPr>
+        <w:rFonts w:ascii="Wingdings" w:hAnsi="Wingdings" w:hint="default"/>
+        <w:sz w:val="20"/>
+      </w:rPr>
+    </w:lvl>
+    <w:lvl w:ilvl="8" w:tentative="1">
+      <w:start w:val="1"/>
+      <w:numFmt w:val="bullet"/>
+      <w:lvlText w:val=""/>
+      <w:lvlJc w:val="left"/>
+      <w:pPr>
+        <w:tabs>
+          <w:tab w:val="num" w:pos="6480"/>
+        </w:tabs>
+        <w:ind w:left="6480" w:hanging="360"/>
+      </w:pPr>
+      <w:rPr>
+        <w:rFonts w:ascii="Wingdings" w:hAnsi="Wingdings" w:hint="default"/>
+        <w:sz w:val="20"/>
+      </w:rPr>
+    </w:lvl>
+  </w:abstractNum>
+  <w:abstractNum w:abstractNumId="12" w15:restartNumberingAfterBreak="0">
+    <w:nsid w:val="2D0428CA"/>
+    <w:multiLevelType w:val="multilevel"/>
+    <w:tmpl w:val="180868B6"/>
+    <w:lvl w:ilvl="0">
+      <w:start w:val="1"/>
+      <w:numFmt w:val="bullet"/>
+      <w:lvlText w:val=""/>
+      <w:lvlJc w:val="left"/>
+      <w:pPr>
+        <w:tabs>
+          <w:tab w:val="num" w:pos="720"/>
+        </w:tabs>
+        <w:ind w:left="720" w:hanging="360"/>
+      </w:pPr>
+      <w:rPr>
+        <w:rFonts w:ascii="Symbol" w:hAnsi="Symbol" w:hint="default"/>
+        <w:sz w:val="20"/>
+      </w:rPr>
+    </w:lvl>
+    <w:lvl w:ilvl="1" w:tentative="1">
+      <w:start w:val="1"/>
+      <w:numFmt w:val="bullet"/>
+      <w:lvlText w:val="o"/>
+      <w:lvlJc w:val="left"/>
+      <w:pPr>
+        <w:tabs>
+          <w:tab w:val="num" w:pos="1440"/>
+        </w:tabs>
+        <w:ind w:left="1440" w:hanging="360"/>
+      </w:pPr>
+      <w:rPr>
+        <w:rFonts w:ascii="Courier New" w:hAnsi="Courier New" w:hint="default"/>
+        <w:sz w:val="20"/>
+      </w:rPr>
+    </w:lvl>
+    <w:lvl w:ilvl="2" w:tentative="1">
+      <w:start w:val="1"/>
+      <w:numFmt w:val="bullet"/>
+      <w:lvlText w:val=""/>
+      <w:lvlJc w:val="left"/>
+      <w:pPr>
+        <w:tabs>
+          <w:tab w:val="num" w:pos="2160"/>
+        </w:tabs>
+        <w:ind w:left="2160" w:hanging="360"/>
+      </w:pPr>
+      <w:rPr>
+        <w:rFonts w:ascii="Wingdings" w:hAnsi="Wingdings" w:hint="default"/>
+        <w:sz w:val="20"/>
+      </w:rPr>
+    </w:lvl>
+    <w:lvl w:ilvl="3" w:tentative="1">
+      <w:start w:val="1"/>
+      <w:numFmt w:val="bullet"/>
+      <w:lvlText w:val=""/>
+      <w:lvlJc w:val="left"/>
+      <w:pPr>
+        <w:tabs>
+          <w:tab w:val="num" w:pos="2880"/>
+        </w:tabs>
+        <w:ind w:left="2880" w:hanging="360"/>
+      </w:pPr>
+      <w:rPr>
+        <w:rFonts w:ascii="Wingdings" w:hAnsi="Wingdings" w:hint="default"/>
+        <w:sz w:val="20"/>
+      </w:rPr>
+    </w:lvl>
+    <w:lvl w:ilvl="4" w:tentative="1">
+      <w:start w:val="1"/>
+      <w:numFmt w:val="bullet"/>
+      <w:lvlText w:val=""/>
+      <w:lvlJc w:val="left"/>
+      <w:pPr>
+        <w:tabs>
+          <w:tab w:val="num" w:pos="3600"/>
+        </w:tabs>
+        <w:ind w:left="3600" w:hanging="360"/>
+      </w:pPr>
+      <w:rPr>
+        <w:rFonts w:ascii="Wingdings" w:hAnsi="Wingdings" w:hint="default"/>
+        <w:sz w:val="20"/>
+      </w:rPr>
+    </w:lvl>
+    <w:lvl w:ilvl="5" w:tentative="1">
+      <w:start w:val="1"/>
+      <w:numFmt w:val="bullet"/>
+      <w:lvlText w:val=""/>
+      <w:lvlJc w:val="left"/>
+      <w:pPr>
+        <w:tabs>
+          <w:tab w:val="num" w:pos="4320"/>
+        </w:tabs>
+        <w:ind w:left="4320" w:hanging="360"/>
+      </w:pPr>
+      <w:rPr>
+        <w:rFonts w:ascii="Wingdings" w:hAnsi="Wingdings" w:hint="default"/>
+        <w:sz w:val="20"/>
+      </w:rPr>
+    </w:lvl>
+    <w:lvl w:ilvl="6" w:tentative="1">
+      <w:start w:val="1"/>
+      <w:numFmt w:val="bullet"/>
+      <w:lvlText w:val=""/>
+      <w:lvlJc w:val="left"/>
+      <w:pPr>
+        <w:tabs>
+          <w:tab w:val="num" w:pos="5040"/>
+        </w:tabs>
+        <w:ind w:left="5040" w:hanging="360"/>
+      </w:pPr>
+      <w:rPr>
+        <w:rFonts w:ascii="Wingdings" w:hAnsi="Wingdings" w:hint="default"/>
+        <w:sz w:val="20"/>
+      </w:rPr>
+    </w:lvl>
+    <w:lvl w:ilvl="7" w:tentative="1">
+      <w:start w:val="1"/>
+      <w:numFmt w:val="bullet"/>
+      <w:lvlText w:val=""/>
+      <w:lvlJc w:val="left"/>
+      <w:pPr>
+        <w:tabs>
+          <w:tab w:val="num" w:pos="5760"/>
+        </w:tabs>
+        <w:ind w:left="5760" w:hanging="360"/>
+      </w:pPr>
+      <w:rPr>
+        <w:rFonts w:ascii="Wingdings" w:hAnsi="Wingdings" w:hint="default"/>
+        <w:sz w:val="20"/>
+      </w:rPr>
+    </w:lvl>
+    <w:lvl w:ilvl="8" w:tentative="1">
+      <w:start w:val="1"/>
+      <w:numFmt w:val="bullet"/>
+      <w:lvlText w:val=""/>
+      <w:lvlJc w:val="left"/>
+      <w:pPr>
+        <w:tabs>
+          <w:tab w:val="num" w:pos="6480"/>
+        </w:tabs>
+        <w:ind w:left="6480" w:hanging="360"/>
+      </w:pPr>
+      <w:rPr>
+        <w:rFonts w:ascii="Wingdings" w:hAnsi="Wingdings" w:hint="default"/>
+        <w:sz w:val="20"/>
+      </w:rPr>
+    </w:lvl>
+  </w:abstractNum>
+  <w:abstractNum w:abstractNumId="13" w15:restartNumberingAfterBreak="0">
+    <w:nsid w:val="2D792862"/>
+    <w:multiLevelType w:val="multilevel"/>
+    <w:tmpl w:val="FE0464F8"/>
+    <w:lvl w:ilvl="0">
+      <w:start w:val="1"/>
+      <w:numFmt w:val="bullet"/>
+      <w:lvlText w:val=""/>
+      <w:lvlJc w:val="left"/>
+      <w:pPr>
+        <w:tabs>
+          <w:tab w:val="num" w:pos="720"/>
+        </w:tabs>
+        <w:ind w:left="720" w:hanging="360"/>
+      </w:pPr>
+      <w:rPr>
+        <w:rFonts w:ascii="Symbol" w:hAnsi="Symbol" w:hint="default"/>
+        <w:sz w:val="20"/>
+      </w:rPr>
+    </w:lvl>
+    <w:lvl w:ilvl="1" w:tentative="1">
+      <w:start w:val="1"/>
+      <w:numFmt w:val="bullet"/>
+      <w:lvlText w:val="o"/>
+      <w:lvlJc w:val="left"/>
+      <w:pPr>
+        <w:tabs>
+          <w:tab w:val="num" w:pos="1440"/>
+        </w:tabs>
+        <w:ind w:left="1440" w:hanging="360"/>
+      </w:pPr>
+      <w:rPr>
+        <w:rFonts w:ascii="Courier New" w:hAnsi="Courier New" w:hint="default"/>
+        <w:sz w:val="20"/>
+      </w:rPr>
+    </w:lvl>
+    <w:lvl w:ilvl="2" w:tentative="1">
+      <w:start w:val="1"/>
+      <w:numFmt w:val="bullet"/>
+      <w:lvlText w:val=""/>
+      <w:lvlJc w:val="left"/>
+      <w:pPr>
+        <w:tabs>
+          <w:tab w:val="num" w:pos="2160"/>
+        </w:tabs>
+        <w:ind w:left="2160" w:hanging="360"/>
+      </w:pPr>
+      <w:rPr>
+        <w:rFonts w:ascii="Wingdings" w:hAnsi="Wingdings" w:hint="default"/>
+        <w:sz w:val="20"/>
+      </w:rPr>
+    </w:lvl>
+    <w:lvl w:ilvl="3" w:tentative="1">
+      <w:start w:val="1"/>
+      <w:numFmt w:val="bullet"/>
+      <w:lvlText w:val=""/>
+      <w:lvlJc w:val="left"/>
+      <w:pPr>
+        <w:tabs>
+          <w:tab w:val="num" w:pos="2880"/>
+        </w:tabs>
+        <w:ind w:left="2880" w:hanging="360"/>
+      </w:pPr>
+      <w:rPr>
+        <w:rFonts w:ascii="Wingdings" w:hAnsi="Wingdings" w:hint="default"/>
+        <w:sz w:val="20"/>
+      </w:rPr>
+    </w:lvl>
+    <w:lvl w:ilvl="4" w:tentative="1">
+      <w:start w:val="1"/>
+      <w:numFmt w:val="bullet"/>
+      <w:lvlText w:val=""/>
+      <w:lvlJc w:val="left"/>
+      <w:pPr>
+        <w:tabs>
+          <w:tab w:val="num" w:pos="3600"/>
+        </w:tabs>
+        <w:ind w:left="3600" w:hanging="360"/>
+      </w:pPr>
+      <w:rPr>
+        <w:rFonts w:ascii="Wingdings" w:hAnsi="Wingdings" w:hint="default"/>
+        <w:sz w:val="20"/>
+      </w:rPr>
+    </w:lvl>
+    <w:lvl w:ilvl="5" w:tentative="1">
+      <w:start w:val="1"/>
+      <w:numFmt w:val="bullet"/>
+      <w:lvlText w:val=""/>
+      <w:lvlJc w:val="left"/>
+      <w:pPr>
+        <w:tabs>
+          <w:tab w:val="num" w:pos="4320"/>
+        </w:tabs>
+        <w:ind w:left="4320" w:hanging="360"/>
+      </w:pPr>
+      <w:rPr>
+        <w:rFonts w:ascii="Wingdings" w:hAnsi="Wingdings" w:hint="default"/>
+        <w:sz w:val="20"/>
+      </w:rPr>
+    </w:lvl>
+    <w:lvl w:ilvl="6" w:tentative="1">
+      <w:start w:val="1"/>
+      <w:numFmt w:val="bullet"/>
+      <w:lvlText w:val=""/>
+      <w:lvlJc w:val="left"/>
+      <w:pPr>
+        <w:tabs>
+          <w:tab w:val="num" w:pos="5040"/>
+        </w:tabs>
+        <w:ind w:left="5040" w:hanging="360"/>
+      </w:pPr>
+      <w:rPr>
+        <w:rFonts w:ascii="Wingdings" w:hAnsi="Wingdings" w:hint="default"/>
+        <w:sz w:val="20"/>
+      </w:rPr>
+    </w:lvl>
+    <w:lvl w:ilvl="7" w:tentative="1">
+      <w:start w:val="1"/>
+      <w:numFmt w:val="bullet"/>
+      <w:lvlText w:val=""/>
+      <w:lvlJc w:val="left"/>
+      <w:pPr>
+        <w:tabs>
+          <w:tab w:val="num" w:pos="5760"/>
+        </w:tabs>
+        <w:ind w:left="5760" w:hanging="360"/>
+      </w:pPr>
+      <w:rPr>
+        <w:rFonts w:ascii="Wingdings" w:hAnsi="Wingdings" w:hint="default"/>
+        <w:sz w:val="20"/>
+      </w:rPr>
+    </w:lvl>
+    <w:lvl w:ilvl="8" w:tentative="1">
+      <w:start w:val="1"/>
+      <w:numFmt w:val="bullet"/>
+      <w:lvlText w:val=""/>
+      <w:lvlJc w:val="left"/>
+      <w:pPr>
+        <w:tabs>
+          <w:tab w:val="num" w:pos="6480"/>
+        </w:tabs>
+        <w:ind w:left="6480" w:hanging="360"/>
+      </w:pPr>
+      <w:rPr>
+        <w:rFonts w:ascii="Wingdings" w:hAnsi="Wingdings" w:hint="default"/>
+        <w:sz w:val="20"/>
+      </w:rPr>
+    </w:lvl>
+  </w:abstractNum>
+  <w:abstractNum w:abstractNumId="14" w15:restartNumberingAfterBreak="0">
     <w:nsid w:val="32A81849"/>
     <w:multiLevelType w:val="multilevel"/>
     <w:tmpl w:val="BAC484B0"/>
@@ -8807,7 +11536,7 @@
       </w:rPr>
     </w:lvl>
   </w:abstractNum>
-  <w:abstractNum w:abstractNumId="10" w15:restartNumberingAfterBreak="0">
+  <w:abstractNum w:abstractNumId="15" w15:restartNumberingAfterBreak="0">
     <w:nsid w:val="37C70081"/>
     <w:multiLevelType w:val="multilevel"/>
     <w:tmpl w:val="25C436E8"/>
@@ -8956,7 +11685,7 @@
       </w:rPr>
     </w:lvl>
   </w:abstractNum>
-  <w:abstractNum w:abstractNumId="11" w15:restartNumberingAfterBreak="0">
+  <w:abstractNum w:abstractNumId="16" w15:restartNumberingAfterBreak="0">
     <w:nsid w:val="3B7D5DF3"/>
     <w:multiLevelType w:val="multilevel"/>
     <w:tmpl w:val="14DEDCF8"/>
@@ -9105,7 +11834,7 @@
       </w:rPr>
     </w:lvl>
   </w:abstractNum>
-  <w:abstractNum w:abstractNumId="12" w15:restartNumberingAfterBreak="0">
+  <w:abstractNum w:abstractNumId="17" w15:restartNumberingAfterBreak="0">
     <w:nsid w:val="40430C74"/>
     <w:multiLevelType w:val="multilevel"/>
     <w:tmpl w:val="CCB26D72"/>
@@ -9254,7 +11983,7 @@
       </w:rPr>
     </w:lvl>
   </w:abstractNum>
-  <w:abstractNum w:abstractNumId="13" w15:restartNumberingAfterBreak="0">
+  <w:abstractNum w:abstractNumId="18" w15:restartNumberingAfterBreak="0">
     <w:nsid w:val="40BF3370"/>
     <w:multiLevelType w:val="multilevel"/>
     <w:tmpl w:val="14BE2076"/>
@@ -9403,10 +12132,10 @@
       </w:rPr>
     </w:lvl>
   </w:abstractNum>
-  <w:abstractNum w:abstractNumId="14" w15:restartNumberingAfterBreak="0">
+  <w:abstractNum w:abstractNumId="19" w15:restartNumberingAfterBreak="0">
     <w:nsid w:val="4256293C"/>
     <w:multiLevelType w:val="multilevel"/>
-    <w:tmpl w:val="52FABC46"/>
+    <w:tmpl w:val="B778FF9A"/>
     <w:lvl w:ilvl="0">
       <w:start w:val="1"/>
       <w:numFmt w:val="bullet"/>
@@ -9423,10 +12152,155 @@
         <w:sz w:val="20"/>
       </w:rPr>
     </w:lvl>
+    <w:lvl w:ilvl="1">
+      <w:start w:val="3"/>
+      <w:numFmt w:val="decimal"/>
+      <w:lvlText w:val="%2."/>
+      <w:lvlJc w:val="left"/>
+      <w:pPr>
+        <w:ind w:left="1440" w:hanging="360"/>
+      </w:pPr>
+      <w:rPr>
+        <w:rFonts w:hint="default"/>
+      </w:rPr>
+    </w:lvl>
+    <w:lvl w:ilvl="2" w:tentative="1">
+      <w:start w:val="1"/>
+      <w:numFmt w:val="bullet"/>
+      <w:lvlText w:val=""/>
+      <w:lvlJc w:val="left"/>
+      <w:pPr>
+        <w:tabs>
+          <w:tab w:val="num" w:pos="2160"/>
+        </w:tabs>
+        <w:ind w:left="2160" w:hanging="360"/>
+      </w:pPr>
+      <w:rPr>
+        <w:rFonts w:ascii="Wingdings" w:hAnsi="Wingdings" w:hint="default"/>
+        <w:sz w:val="20"/>
+      </w:rPr>
+    </w:lvl>
+    <w:lvl w:ilvl="3" w:tentative="1">
+      <w:start w:val="1"/>
+      <w:numFmt w:val="bullet"/>
+      <w:lvlText w:val=""/>
+      <w:lvlJc w:val="left"/>
+      <w:pPr>
+        <w:tabs>
+          <w:tab w:val="num" w:pos="2880"/>
+        </w:tabs>
+        <w:ind w:left="2880" w:hanging="360"/>
+      </w:pPr>
+      <w:rPr>
+        <w:rFonts w:ascii="Wingdings" w:hAnsi="Wingdings" w:hint="default"/>
+        <w:sz w:val="20"/>
+      </w:rPr>
+    </w:lvl>
+    <w:lvl w:ilvl="4" w:tentative="1">
+      <w:start w:val="1"/>
+      <w:numFmt w:val="bullet"/>
+      <w:lvlText w:val=""/>
+      <w:lvlJc w:val="left"/>
+      <w:pPr>
+        <w:tabs>
+          <w:tab w:val="num" w:pos="3600"/>
+        </w:tabs>
+        <w:ind w:left="3600" w:hanging="360"/>
+      </w:pPr>
+      <w:rPr>
+        <w:rFonts w:ascii="Wingdings" w:hAnsi="Wingdings" w:hint="default"/>
+        <w:sz w:val="20"/>
+      </w:rPr>
+    </w:lvl>
+    <w:lvl w:ilvl="5" w:tentative="1">
+      <w:start w:val="1"/>
+      <w:numFmt w:val="bullet"/>
+      <w:lvlText w:val=""/>
+      <w:lvlJc w:val="left"/>
+      <w:pPr>
+        <w:tabs>
+          <w:tab w:val="num" w:pos="4320"/>
+        </w:tabs>
+        <w:ind w:left="4320" w:hanging="360"/>
+      </w:pPr>
+      <w:rPr>
+        <w:rFonts w:ascii="Wingdings" w:hAnsi="Wingdings" w:hint="default"/>
+        <w:sz w:val="20"/>
+      </w:rPr>
+    </w:lvl>
+    <w:lvl w:ilvl="6" w:tentative="1">
+      <w:start w:val="1"/>
+      <w:numFmt w:val="bullet"/>
+      <w:lvlText w:val=""/>
+      <w:lvlJc w:val="left"/>
+      <w:pPr>
+        <w:tabs>
+          <w:tab w:val="num" w:pos="5040"/>
+        </w:tabs>
+        <w:ind w:left="5040" w:hanging="360"/>
+      </w:pPr>
+      <w:rPr>
+        <w:rFonts w:ascii="Wingdings" w:hAnsi="Wingdings" w:hint="default"/>
+        <w:sz w:val="20"/>
+      </w:rPr>
+    </w:lvl>
+    <w:lvl w:ilvl="7" w:tentative="1">
+      <w:start w:val="1"/>
+      <w:numFmt w:val="bullet"/>
+      <w:lvlText w:val=""/>
+      <w:lvlJc w:val="left"/>
+      <w:pPr>
+        <w:tabs>
+          <w:tab w:val="num" w:pos="5760"/>
+        </w:tabs>
+        <w:ind w:left="5760" w:hanging="360"/>
+      </w:pPr>
+      <w:rPr>
+        <w:rFonts w:ascii="Wingdings" w:hAnsi="Wingdings" w:hint="default"/>
+        <w:sz w:val="20"/>
+      </w:rPr>
+    </w:lvl>
+    <w:lvl w:ilvl="8" w:tentative="1">
+      <w:start w:val="1"/>
+      <w:numFmt w:val="bullet"/>
+      <w:lvlText w:val=""/>
+      <w:lvlJc w:val="left"/>
+      <w:pPr>
+        <w:tabs>
+          <w:tab w:val="num" w:pos="6480"/>
+        </w:tabs>
+        <w:ind w:left="6480" w:hanging="360"/>
+      </w:pPr>
+      <w:rPr>
+        <w:rFonts w:ascii="Wingdings" w:hAnsi="Wingdings" w:hint="default"/>
+        <w:sz w:val="20"/>
+      </w:rPr>
+    </w:lvl>
+  </w:abstractNum>
+  <w:abstractNum w:abstractNumId="20" w15:restartNumberingAfterBreak="0">
+    <w:nsid w:val="47072A3F"/>
+    <w:multiLevelType w:val="multilevel"/>
+    <w:tmpl w:val="F36AC084"/>
+    <w:lvl w:ilvl="0">
+      <w:start w:val="1"/>
+      <w:numFmt w:val="bullet"/>
+      <w:lvlText w:val=""/>
+      <w:lvlJc w:val="left"/>
+      <w:pPr>
+        <w:tabs>
+          <w:tab w:val="num" w:pos="720"/>
+        </w:tabs>
+        <w:ind w:left="720" w:hanging="360"/>
+      </w:pPr>
+      <w:rPr>
+        <w:rFonts w:ascii="Symbol" w:hAnsi="Symbol" w:hint="default"/>
+        <w:sz w:val="20"/>
+      </w:rPr>
+    </w:lvl>
     <w:lvl w:ilvl="1" w:tentative="1">
       <w:start w:val="1"/>
       <w:numFmt w:val="bullet"/>
-      <w:lvlText w:val="o"/>
+      <w:lvlText w:val=""/>
       <w:lvlJc w:val="left"/>
       <w:pPr>
         <w:tabs>
@@ -9435,14 +12309,14 @@
         <w:ind w:left="1440" w:hanging="360"/>
       </w:pPr>
       <w:rPr>
-        <w:rFonts w:ascii="Courier New" w:hAnsi="Courier New" w:hint="default"/>
+        <w:rFonts w:ascii="Symbol" w:hAnsi="Symbol" w:hint="default"/>
         <w:sz w:val="20"/>
       </w:rPr>
     </w:lvl>
     <w:lvl w:ilvl="2" w:tentative="1">
       <w:start w:val="1"/>
       <w:numFmt w:val="bullet"/>
-      <w:lvlText w:val=""/>
+      <w:lvlText w:val=""/>
       <w:lvlJc w:val="left"/>
       <w:pPr>
         <w:tabs>
@@ -9451,14 +12325,14 @@
         <w:ind w:left="2160" w:hanging="360"/>
       </w:pPr>
       <w:rPr>
-        <w:rFonts w:ascii="Wingdings" w:hAnsi="Wingdings" w:hint="default"/>
+        <w:rFonts w:ascii="Symbol" w:hAnsi="Symbol" w:hint="default"/>
         <w:sz w:val="20"/>
       </w:rPr>
     </w:lvl>
     <w:lvl w:ilvl="3" w:tentative="1">
       <w:start w:val="1"/>
       <w:numFmt w:val="bullet"/>
-      <w:lvlText w:val=""/>
+      <w:lvlText w:val=""/>
       <w:lvlJc w:val="left"/>
       <w:pPr>
         <w:tabs>
@@ -9467,14 +12341,14 @@
         <w:ind w:left="2880" w:hanging="360"/>
       </w:pPr>
       <w:rPr>
-        <w:rFonts w:ascii="Wingdings" w:hAnsi="Wingdings" w:hint="default"/>
+        <w:rFonts w:ascii="Symbol" w:hAnsi="Symbol" w:hint="default"/>
         <w:sz w:val="20"/>
       </w:rPr>
     </w:lvl>
     <w:lvl w:ilvl="4" w:tentative="1">
       <w:start w:val="1"/>
       <w:numFmt w:val="bullet"/>
-      <w:lvlText w:val=""/>
+      <w:lvlText w:val=""/>
       <w:lvlJc w:val="left"/>
       <w:pPr>
         <w:tabs>
@@ -9483,14 +12357,14 @@
         <w:ind w:left="3600" w:hanging="360"/>
       </w:pPr>
       <w:rPr>
-        <w:rFonts w:ascii="Wingdings" w:hAnsi="Wingdings" w:hint="default"/>
+        <w:rFonts w:ascii="Symbol" w:hAnsi="Symbol" w:hint="default"/>
         <w:sz w:val="20"/>
       </w:rPr>
     </w:lvl>
     <w:lvl w:ilvl="5" w:tentative="1">
       <w:start w:val="1"/>
       <w:numFmt w:val="bullet"/>
-      <w:lvlText w:val=""/>
+      <w:lvlText w:val=""/>
       <w:lvlJc w:val="left"/>
       <w:pPr>
         <w:tabs>
@@ -9499,14 +12373,14 @@
         <w:ind w:left="4320" w:hanging="360"/>
       </w:pPr>
       <w:rPr>
-        <w:rFonts w:ascii="Wingdings" w:hAnsi="Wingdings" w:hint="default"/>
+        <w:rFonts w:ascii="Symbol" w:hAnsi="Symbol" w:hint="default"/>
         <w:sz w:val="20"/>
       </w:rPr>
     </w:lvl>
     <w:lvl w:ilvl="6" w:tentative="1">
       <w:start w:val="1"/>
       <w:numFmt w:val="bullet"/>
-      <w:lvlText w:val=""/>
+      <w:lvlText w:val=""/>
       <w:lvlJc w:val="left"/>
       <w:pPr>
         <w:tabs>
@@ -9515,14 +12389,14 @@
         <w:ind w:left="5040" w:hanging="360"/>
       </w:pPr>
       <w:rPr>
-        <w:rFonts w:ascii="Wingdings" w:hAnsi="Wingdings" w:hint="default"/>
+        <w:rFonts w:ascii="Symbol" w:hAnsi="Symbol" w:hint="default"/>
         <w:sz w:val="20"/>
       </w:rPr>
     </w:lvl>
     <w:lvl w:ilvl="7" w:tentative="1">
       <w:start w:val="1"/>
       <w:numFmt w:val="bullet"/>
-      <w:lvlText w:val=""/>
+      <w:lvlText w:val=""/>
       <w:lvlJc w:val="left"/>
       <w:pPr>
         <w:tabs>
@@ -9531,14 +12405,14 @@
         <w:ind w:left="5760" w:hanging="360"/>
       </w:pPr>
       <w:rPr>
-        <w:rFonts w:ascii="Wingdings" w:hAnsi="Wingdings" w:hint="default"/>
+        <w:rFonts w:ascii="Symbol" w:hAnsi="Symbol" w:hint="default"/>
         <w:sz w:val="20"/>
       </w:rPr>
     </w:lvl>
     <w:lvl w:ilvl="8" w:tentative="1">
       <w:start w:val="1"/>
       <w:numFmt w:val="bullet"/>
-      <w:lvlText w:val=""/>
+      <w:lvlText w:val=""/>
       <w:lvlJc w:val="left"/>
       <w:pPr>
         <w:tabs>
@@ -9547,12 +12421,12 @@
         <w:ind w:left="6480" w:hanging="360"/>
       </w:pPr>
       <w:rPr>
-        <w:rFonts w:ascii="Wingdings" w:hAnsi="Wingdings" w:hint="default"/>
+        <w:rFonts w:ascii="Symbol" w:hAnsi="Symbol" w:hint="default"/>
         <w:sz w:val="20"/>
       </w:rPr>
     </w:lvl>
   </w:abstractNum>
-  <w:abstractNum w:abstractNumId="15" w15:restartNumberingAfterBreak="0">
+  <w:abstractNum w:abstractNumId="21" w15:restartNumberingAfterBreak="0">
     <w:nsid w:val="4973777D"/>
     <w:multiLevelType w:val="multilevel"/>
     <w:tmpl w:val="82EE751A"/>
@@ -9701,7 +12575,7 @@
       </w:rPr>
     </w:lvl>
   </w:abstractNum>
-  <w:abstractNum w:abstractNumId="16" w15:restartNumberingAfterBreak="0">
+  <w:abstractNum w:abstractNumId="22" w15:restartNumberingAfterBreak="0">
     <w:nsid w:val="4CAD52D0"/>
     <w:multiLevelType w:val="multilevel"/>
     <w:tmpl w:val="72023700"/>
@@ -9850,7 +12724,7 @@
       </w:rPr>
     </w:lvl>
   </w:abstractNum>
-  <w:abstractNum w:abstractNumId="17" w15:restartNumberingAfterBreak="0">
+  <w:abstractNum w:abstractNumId="23" w15:restartNumberingAfterBreak="0">
     <w:nsid w:val="4DCE2127"/>
     <w:multiLevelType w:val="multilevel"/>
     <w:tmpl w:val="2FB0D0A8"/>
@@ -9999,7 +12873,7 @@
       </w:rPr>
     </w:lvl>
   </w:abstractNum>
-  <w:abstractNum w:abstractNumId="18" w15:restartNumberingAfterBreak="0">
+  <w:abstractNum w:abstractNumId="24" w15:restartNumberingAfterBreak="0">
     <w:nsid w:val="502A235A"/>
     <w:multiLevelType w:val="multilevel"/>
     <w:tmpl w:val="B6426FFA"/>
@@ -10148,7 +13022,7 @@
       </w:rPr>
     </w:lvl>
   </w:abstractNum>
-  <w:abstractNum w:abstractNumId="19" w15:restartNumberingAfterBreak="0">
+  <w:abstractNum w:abstractNumId="25" w15:restartNumberingAfterBreak="0">
     <w:nsid w:val="5247249C"/>
     <w:multiLevelType w:val="multilevel"/>
     <w:tmpl w:val="7084FDC8"/>
@@ -10297,7 +13171,7 @@
       </w:rPr>
     </w:lvl>
   </w:abstractNum>
-  <w:abstractNum w:abstractNumId="20" w15:restartNumberingAfterBreak="0">
+  <w:abstractNum w:abstractNumId="26" w15:restartNumberingAfterBreak="0">
     <w:nsid w:val="5491005D"/>
     <w:multiLevelType w:val="multilevel"/>
     <w:tmpl w:val="5290BE7A"/>
@@ -10446,7 +13320,156 @@
       </w:rPr>
     </w:lvl>
   </w:abstractNum>
-  <w:abstractNum w:abstractNumId="21" w15:restartNumberingAfterBreak="0">
+  <w:abstractNum w:abstractNumId="27" w15:restartNumberingAfterBreak="0">
+    <w:nsid w:val="56F37B37"/>
+    <w:multiLevelType w:val="multilevel"/>
+    <w:tmpl w:val="72C43EC8"/>
+    <w:lvl w:ilvl="0">
+      <w:start w:val="1"/>
+      <w:numFmt w:val="bullet"/>
+      <w:lvlText w:val=""/>
+      <w:lvlJc w:val="left"/>
+      <w:pPr>
+        <w:tabs>
+          <w:tab w:val="num" w:pos="720"/>
+        </w:tabs>
+        <w:ind w:left="720" w:hanging="360"/>
+      </w:pPr>
+      <w:rPr>
+        <w:rFonts w:ascii="Symbol" w:hAnsi="Symbol" w:hint="default"/>
+        <w:sz w:val="20"/>
+      </w:rPr>
+    </w:lvl>
+    <w:lvl w:ilvl="1" w:tentative="1">
+      <w:start w:val="1"/>
+      <w:numFmt w:val="bullet"/>
+      <w:lvlText w:val="o"/>
+      <w:lvlJc w:val="left"/>
+      <w:pPr>
+        <w:tabs>
+          <w:tab w:val="num" w:pos="1440"/>
+        </w:tabs>
+        <w:ind w:left="1440" w:hanging="360"/>
+      </w:pPr>
+      <w:rPr>
+        <w:rFonts w:ascii="Courier New" w:hAnsi="Courier New" w:hint="default"/>
+        <w:sz w:val="20"/>
+      </w:rPr>
+    </w:lvl>
+    <w:lvl w:ilvl="2" w:tentative="1">
+      <w:start w:val="1"/>
+      <w:numFmt w:val="bullet"/>
+      <w:lvlText w:val=""/>
+      <w:lvlJc w:val="left"/>
+      <w:pPr>
+        <w:tabs>
+          <w:tab w:val="num" w:pos="2160"/>
+        </w:tabs>
+        <w:ind w:left="2160" w:hanging="360"/>
+      </w:pPr>
+      <w:rPr>
+        <w:rFonts w:ascii="Wingdings" w:hAnsi="Wingdings" w:hint="default"/>
+        <w:sz w:val="20"/>
+      </w:rPr>
+    </w:lvl>
+    <w:lvl w:ilvl="3" w:tentative="1">
+      <w:start w:val="1"/>
+      <w:numFmt w:val="bullet"/>
+      <w:lvlText w:val=""/>
+      <w:lvlJc w:val="left"/>
+      <w:pPr>
+        <w:tabs>
+          <w:tab w:val="num" w:pos="2880"/>
+        </w:tabs>
+        <w:ind w:left="2880" w:hanging="360"/>
+      </w:pPr>
+      <w:rPr>
+        <w:rFonts w:ascii="Wingdings" w:hAnsi="Wingdings" w:hint="default"/>
+        <w:sz w:val="20"/>
+      </w:rPr>
+    </w:lvl>
+    <w:lvl w:ilvl="4" w:tentative="1">
+      <w:start w:val="1"/>
+      <w:numFmt w:val="bullet"/>
+      <w:lvlText w:val=""/>
+      <w:lvlJc w:val="left"/>
+      <w:pPr>
+        <w:tabs>
+          <w:tab w:val="num" w:pos="3600"/>
+        </w:tabs>
+        <w:ind w:left="3600" w:hanging="360"/>
+      </w:pPr>
+      <w:rPr>
+        <w:rFonts w:ascii="Wingdings" w:hAnsi="Wingdings" w:hint="default"/>
+        <w:sz w:val="20"/>
+      </w:rPr>
+    </w:lvl>
+    <w:lvl w:ilvl="5" w:tentative="1">
+      <w:start w:val="1"/>
+      <w:numFmt w:val="bullet"/>
+      <w:lvlText w:val=""/>
+      <w:lvlJc w:val="left"/>
+      <w:pPr>
+        <w:tabs>
+          <w:tab w:val="num" w:pos="4320"/>
+        </w:tabs>
+        <w:ind w:left="4320" w:hanging="360"/>
+      </w:pPr>
+      <w:rPr>
+        <w:rFonts w:ascii="Wingdings" w:hAnsi="Wingdings" w:hint="default"/>
+        <w:sz w:val="20"/>
+      </w:rPr>
+    </w:lvl>
+    <w:lvl w:ilvl="6" w:tentative="1">
+      <w:start w:val="1"/>
+      <w:numFmt w:val="bullet"/>
+      <w:lvlText w:val=""/>
+      <w:lvlJc w:val="left"/>
+      <w:pPr>
+        <w:tabs>
+          <w:tab w:val="num" w:pos="5040"/>
+        </w:tabs>
+        <w:ind w:left="5040" w:hanging="360"/>
+      </w:pPr>
+      <w:rPr>
+        <w:rFonts w:ascii="Wingdings" w:hAnsi="Wingdings" w:hint="default"/>
+        <w:sz w:val="20"/>
+      </w:rPr>
+    </w:lvl>
+    <w:lvl w:ilvl="7" w:tentative="1">
+      <w:start w:val="1"/>
+      <w:numFmt w:val="bullet"/>
+      <w:lvlText w:val=""/>
+      <w:lvlJc w:val="left"/>
+      <w:pPr>
+        <w:tabs>
+          <w:tab w:val="num" w:pos="5760"/>
+        </w:tabs>
+        <w:ind w:left="5760" w:hanging="360"/>
+      </w:pPr>
+      <w:rPr>
+        <w:rFonts w:ascii="Wingdings" w:hAnsi="Wingdings" w:hint="default"/>
+        <w:sz w:val="20"/>
+      </w:rPr>
+    </w:lvl>
+    <w:lvl w:ilvl="8" w:tentative="1">
+      <w:start w:val="1"/>
+      <w:numFmt w:val="bullet"/>
+      <w:lvlText w:val=""/>
+      <w:lvlJc w:val="left"/>
+      <w:pPr>
+        <w:tabs>
+          <w:tab w:val="num" w:pos="6480"/>
+        </w:tabs>
+        <w:ind w:left="6480" w:hanging="360"/>
+      </w:pPr>
+      <w:rPr>
+        <w:rFonts w:ascii="Wingdings" w:hAnsi="Wingdings" w:hint="default"/>
+        <w:sz w:val="20"/>
+      </w:rPr>
+    </w:lvl>
+  </w:abstractNum>
+  <w:abstractNum w:abstractNumId="28" w15:restartNumberingAfterBreak="0">
     <w:nsid w:val="5B022B78"/>
     <w:multiLevelType w:val="multilevel"/>
     <w:tmpl w:val="BFB62356"/>
@@ -10595,7 +13618,7 @@
       </w:rPr>
     </w:lvl>
   </w:abstractNum>
-  <w:abstractNum w:abstractNumId="22" w15:restartNumberingAfterBreak="0">
+  <w:abstractNum w:abstractNumId="29" w15:restartNumberingAfterBreak="0">
     <w:nsid w:val="60DB706B"/>
     <w:multiLevelType w:val="multilevel"/>
     <w:tmpl w:val="0E529E36"/>
@@ -10744,7 +13767,7 @@
       </w:rPr>
     </w:lvl>
   </w:abstractNum>
-  <w:abstractNum w:abstractNumId="23" w15:restartNumberingAfterBreak="0">
+  <w:abstractNum w:abstractNumId="30" w15:restartNumberingAfterBreak="0">
     <w:nsid w:val="61000989"/>
     <w:multiLevelType w:val="multilevel"/>
     <w:tmpl w:val="189C80D4"/>
@@ -10893,7 +13916,7 @@
       </w:rPr>
     </w:lvl>
   </w:abstractNum>
-  <w:abstractNum w:abstractNumId="24" w15:restartNumberingAfterBreak="0">
+  <w:abstractNum w:abstractNumId="31" w15:restartNumberingAfterBreak="0">
     <w:nsid w:val="630D2A36"/>
     <w:multiLevelType w:val="multilevel"/>
     <w:tmpl w:val="4F20F888"/>
@@ -11042,7 +14065,7 @@
       </w:rPr>
     </w:lvl>
   </w:abstractNum>
-  <w:abstractNum w:abstractNumId="25" w15:restartNumberingAfterBreak="0">
+  <w:abstractNum w:abstractNumId="32" w15:restartNumberingAfterBreak="0">
     <w:nsid w:val="67283636"/>
     <w:multiLevelType w:val="multilevel"/>
     <w:tmpl w:val="D6762AEC"/>
@@ -11191,7 +14214,156 @@
       </w:rPr>
     </w:lvl>
   </w:abstractNum>
-  <w:abstractNum w:abstractNumId="26" w15:restartNumberingAfterBreak="0">
+  <w:abstractNum w:abstractNumId="33" w15:restartNumberingAfterBreak="0">
+    <w:nsid w:val="6ADD68FA"/>
+    <w:multiLevelType w:val="multilevel"/>
+    <w:tmpl w:val="354627EE"/>
+    <w:lvl w:ilvl="0">
+      <w:start w:val="1"/>
+      <w:numFmt w:val="bullet"/>
+      <w:lvlText w:val=""/>
+      <w:lvlJc w:val="left"/>
+      <w:pPr>
+        <w:tabs>
+          <w:tab w:val="num" w:pos="720"/>
+        </w:tabs>
+        <w:ind w:left="720" w:hanging="360"/>
+      </w:pPr>
+      <w:rPr>
+        <w:rFonts w:ascii="Symbol" w:hAnsi="Symbol" w:hint="default"/>
+        <w:sz w:val="20"/>
+      </w:rPr>
+    </w:lvl>
+    <w:lvl w:ilvl="1" w:tentative="1">
+      <w:start w:val="1"/>
+      <w:numFmt w:val="bullet"/>
+      <w:lvlText w:val="o"/>
+      <w:lvlJc w:val="left"/>
+      <w:pPr>
+        <w:tabs>
+          <w:tab w:val="num" w:pos="1440"/>
+        </w:tabs>
+        <w:ind w:left="1440" w:hanging="360"/>
+      </w:pPr>
+      <w:rPr>
+        <w:rFonts w:ascii="Courier New" w:hAnsi="Courier New" w:hint="default"/>
+        <w:sz w:val="20"/>
+      </w:rPr>
+    </w:lvl>
+    <w:lvl w:ilvl="2" w:tentative="1">
+      <w:start w:val="1"/>
+      <w:numFmt w:val="bullet"/>
+      <w:lvlText w:val=""/>
+      <w:lvlJc w:val="left"/>
+      <w:pPr>
+        <w:tabs>
+          <w:tab w:val="num" w:pos="2160"/>
+        </w:tabs>
+        <w:ind w:left="2160" w:hanging="360"/>
+      </w:pPr>
+      <w:rPr>
+        <w:rFonts w:ascii="Wingdings" w:hAnsi="Wingdings" w:hint="default"/>
+        <w:sz w:val="20"/>
+      </w:rPr>
+    </w:lvl>
+    <w:lvl w:ilvl="3" w:tentative="1">
+      <w:start w:val="1"/>
+      <w:numFmt w:val="bullet"/>
+      <w:lvlText w:val=""/>
+      <w:lvlJc w:val="left"/>
+      <w:pPr>
+        <w:tabs>
+          <w:tab w:val="num" w:pos="2880"/>
+        </w:tabs>
+        <w:ind w:left="2880" w:hanging="360"/>
+      </w:pPr>
+      <w:rPr>
+        <w:rFonts w:ascii="Wingdings" w:hAnsi="Wingdings" w:hint="default"/>
+        <w:sz w:val="20"/>
+      </w:rPr>
+    </w:lvl>
+    <w:lvl w:ilvl="4" w:tentative="1">
+      <w:start w:val="1"/>
+      <w:numFmt w:val="bullet"/>
+      <w:lvlText w:val=""/>
+      <w:lvlJc w:val="left"/>
+      <w:pPr>
+        <w:tabs>
+          <w:tab w:val="num" w:pos="3600"/>
+        </w:tabs>
+        <w:ind w:left="3600" w:hanging="360"/>
+      </w:pPr>
+      <w:rPr>
+        <w:rFonts w:ascii="Wingdings" w:hAnsi="Wingdings" w:hint="default"/>
+        <w:sz w:val="20"/>
+      </w:rPr>
+    </w:lvl>
+    <w:lvl w:ilvl="5" w:tentative="1">
+      <w:start w:val="1"/>
+      <w:numFmt w:val="bullet"/>
+      <w:lvlText w:val=""/>
+      <w:lvlJc w:val="left"/>
+      <w:pPr>
+        <w:tabs>
+          <w:tab w:val="num" w:pos="4320"/>
+        </w:tabs>
+        <w:ind w:left="4320" w:hanging="360"/>
+      </w:pPr>
+      <w:rPr>
+        <w:rFonts w:ascii="Wingdings" w:hAnsi="Wingdings" w:hint="default"/>
+        <w:sz w:val="20"/>
+      </w:rPr>
+    </w:lvl>
+    <w:lvl w:ilvl="6" w:tentative="1">
+      <w:start w:val="1"/>
+      <w:numFmt w:val="bullet"/>
+      <w:lvlText w:val=""/>
+      <w:lvlJc w:val="left"/>
+      <w:pPr>
+        <w:tabs>
+          <w:tab w:val="num" w:pos="5040"/>
+        </w:tabs>
+        <w:ind w:left="5040" w:hanging="360"/>
+      </w:pPr>
+      <w:rPr>
+        <w:rFonts w:ascii="Wingdings" w:hAnsi="Wingdings" w:hint="default"/>
+        <w:sz w:val="20"/>
+      </w:rPr>
+    </w:lvl>
+    <w:lvl w:ilvl="7" w:tentative="1">
+      <w:start w:val="1"/>
+      <w:numFmt w:val="bullet"/>
+      <w:lvlText w:val=""/>
+      <w:lvlJc w:val="left"/>
+      <w:pPr>
+        <w:tabs>
+          <w:tab w:val="num" w:pos="5760"/>
+        </w:tabs>
+        <w:ind w:left="5760" w:hanging="360"/>
+      </w:pPr>
+      <w:rPr>
+        <w:rFonts w:ascii="Wingdings" w:hAnsi="Wingdings" w:hint="default"/>
+        <w:sz w:val="20"/>
+      </w:rPr>
+    </w:lvl>
+    <w:lvl w:ilvl="8" w:tentative="1">
+      <w:start w:val="1"/>
+      <w:numFmt w:val="bullet"/>
+      <w:lvlText w:val=""/>
+      <w:lvlJc w:val="left"/>
+      <w:pPr>
+        <w:tabs>
+          <w:tab w:val="num" w:pos="6480"/>
+        </w:tabs>
+        <w:ind w:left="6480" w:hanging="360"/>
+      </w:pPr>
+      <w:rPr>
+        <w:rFonts w:ascii="Wingdings" w:hAnsi="Wingdings" w:hint="default"/>
+        <w:sz w:val="20"/>
+      </w:rPr>
+    </w:lvl>
+  </w:abstractNum>
+  <w:abstractNum w:abstractNumId="34" w15:restartNumberingAfterBreak="0">
     <w:nsid w:val="6F4E59A7"/>
     <w:multiLevelType w:val="multilevel"/>
     <w:tmpl w:val="28689F7E"/>
@@ -11340,7 +14512,7 @@
       </w:rPr>
     </w:lvl>
   </w:abstractNum>
-  <w:abstractNum w:abstractNumId="27" w15:restartNumberingAfterBreak="0">
+  <w:abstractNum w:abstractNumId="35" w15:restartNumberingAfterBreak="0">
     <w:nsid w:val="7391594C"/>
     <w:multiLevelType w:val="multilevel"/>
     <w:tmpl w:val="DDA0EAFA"/>
@@ -11489,7 +14661,7 @@
       </w:rPr>
     </w:lvl>
   </w:abstractNum>
-  <w:abstractNum w:abstractNumId="28" w15:restartNumberingAfterBreak="0">
+  <w:abstractNum w:abstractNumId="36" w15:restartNumberingAfterBreak="0">
     <w:nsid w:val="7D767251"/>
     <w:multiLevelType w:val="hybridMultilevel"/>
     <w:tmpl w:val="7FA4504C"/>
@@ -11579,91 +14751,115 @@
     </w:lvl>
   </w:abstractNum>
   <w:num w:numId="1" w16cid:durableId="1342582841">
+    <w:abstractNumId w:val="36"/>
+  </w:num>
+  <w:num w:numId="2" w16cid:durableId="1549755781">
+    <w:abstractNumId w:val="10"/>
+  </w:num>
+  <w:num w:numId="3" w16cid:durableId="1432237233">
+    <w:abstractNumId w:val="25"/>
+  </w:num>
+  <w:num w:numId="4" w16cid:durableId="1551727770">
+    <w:abstractNumId w:val="16"/>
+  </w:num>
+  <w:num w:numId="5" w16cid:durableId="395982443">
+    <w:abstractNumId w:val="34"/>
+  </w:num>
+  <w:num w:numId="6" w16cid:durableId="313223373">
+    <w:abstractNumId w:val="32"/>
+  </w:num>
+  <w:num w:numId="7" w16cid:durableId="831916380">
+    <w:abstractNumId w:val="22"/>
+  </w:num>
+  <w:num w:numId="8" w16cid:durableId="109595357">
+    <w:abstractNumId w:val="31"/>
+  </w:num>
+  <w:num w:numId="9" w16cid:durableId="113452212">
+    <w:abstractNumId w:val="29"/>
+  </w:num>
+  <w:num w:numId="10" w16cid:durableId="892078680">
+    <w:abstractNumId w:val="6"/>
+  </w:num>
+  <w:num w:numId="11" w16cid:durableId="2081975569">
+    <w:abstractNumId w:val="26"/>
+  </w:num>
+  <w:num w:numId="12" w16cid:durableId="2140295321">
+    <w:abstractNumId w:val="2"/>
+  </w:num>
+  <w:num w:numId="13" w16cid:durableId="1002202587">
+    <w:abstractNumId w:val="23"/>
+  </w:num>
+  <w:num w:numId="14" w16cid:durableId="1921480354">
+    <w:abstractNumId w:val="21"/>
+  </w:num>
+  <w:num w:numId="15" w16cid:durableId="1471753268">
+    <w:abstractNumId w:val="3"/>
+  </w:num>
+  <w:num w:numId="16" w16cid:durableId="771706363">
+    <w:abstractNumId w:val="24"/>
+  </w:num>
+  <w:num w:numId="17" w16cid:durableId="1892570586">
     <w:abstractNumId w:val="28"/>
   </w:num>
-  <w:num w:numId="2" w16cid:durableId="1549755781">
+  <w:num w:numId="18" w16cid:durableId="1587034386">
+    <w:abstractNumId w:val="18"/>
+  </w:num>
+  <w:num w:numId="19" w16cid:durableId="614098301">
+    <w:abstractNumId w:val="9"/>
+  </w:num>
+  <w:num w:numId="20" w16cid:durableId="296179386">
+    <w:abstractNumId w:val="1"/>
+  </w:num>
+  <w:num w:numId="21" w16cid:durableId="1959793378">
+    <w:abstractNumId w:val="30"/>
+  </w:num>
+  <w:num w:numId="22" w16cid:durableId="66728505">
+    <w:abstractNumId w:val="35"/>
+  </w:num>
+  <w:num w:numId="23" w16cid:durableId="1647082542">
+    <w:abstractNumId w:val="14"/>
+  </w:num>
+  <w:num w:numId="24" w16cid:durableId="72437563">
+    <w:abstractNumId w:val="17"/>
+  </w:num>
+  <w:num w:numId="25" w16cid:durableId="668096986">
+    <w:abstractNumId w:val="5"/>
+  </w:num>
+  <w:num w:numId="26" w16cid:durableId="1541744566">
+    <w:abstractNumId w:val="15"/>
+  </w:num>
+  <w:num w:numId="27" w16cid:durableId="526141819">
+    <w:abstractNumId w:val="7"/>
+  </w:num>
+  <w:num w:numId="28" w16cid:durableId="709113256">
+    <w:abstractNumId w:val="19"/>
+  </w:num>
+  <w:num w:numId="29" w16cid:durableId="269433947">
     <w:abstractNumId w:val="8"/>
   </w:num>
-  <w:num w:numId="3" w16cid:durableId="1432237233">
-    <w:abstractNumId w:val="19"/>
+  <w:num w:numId="30" w16cid:durableId="1800108737">
+    <w:abstractNumId w:val="0"/>
   </w:num>
-  <w:num w:numId="4" w16cid:durableId="1551727770">
+  <w:num w:numId="31" w16cid:durableId="512039664">
+    <w:abstractNumId w:val="20"/>
+  </w:num>
+  <w:num w:numId="32" w16cid:durableId="125513019">
     <w:abstractNumId w:val="11"/>
   </w:num>
-  <w:num w:numId="5" w16cid:durableId="395982443">
-    <w:abstractNumId w:val="26"/>
+  <w:num w:numId="33" w16cid:durableId="389311568">
+    <w:abstractNumId w:val="33"/>
   </w:num>
-  <w:num w:numId="6" w16cid:durableId="313223373">
-    <w:abstractNumId w:val="25"/>
+  <w:num w:numId="34" w16cid:durableId="915556944">
+    <w:abstractNumId w:val="12"/>
   </w:num>
-  <w:num w:numId="7" w16cid:durableId="831916380">
-    <w:abstractNumId w:val="16"/>
+  <w:num w:numId="35" w16cid:durableId="2053651156">
+    <w:abstractNumId w:val="27"/>
   </w:num>
-  <w:num w:numId="8" w16cid:durableId="109595357">
-    <w:abstractNumId w:val="24"/>
-  </w:num>
-  <w:num w:numId="9" w16cid:durableId="113452212">
-    <w:abstractNumId w:val="22"/>
-  </w:num>
-  <w:num w:numId="10" w16cid:durableId="892078680">
-    <w:abstractNumId w:val="4"/>
-  </w:num>
-  <w:num w:numId="11" w16cid:durableId="2081975569">
-    <w:abstractNumId w:val="20"/>
-  </w:num>
-  <w:num w:numId="12" w16cid:durableId="2140295321">
-    <w:abstractNumId w:val="1"/>
-  </w:num>
-  <w:num w:numId="13" w16cid:durableId="1002202587">
-    <w:abstractNumId w:val="17"/>
-  </w:num>
-  <w:num w:numId="14" w16cid:durableId="1921480354">
-    <w:abstractNumId w:val="15"/>
-  </w:num>
-  <w:num w:numId="15" w16cid:durableId="1471753268">
-    <w:abstractNumId w:val="2"/>
-  </w:num>
-  <w:num w:numId="16" w16cid:durableId="771706363">
-    <w:abstractNumId w:val="18"/>
-  </w:num>
-  <w:num w:numId="17" w16cid:durableId="1892570586">
-    <w:abstractNumId w:val="21"/>
-  </w:num>
-  <w:num w:numId="18" w16cid:durableId="1587034386">
+  <w:num w:numId="36" w16cid:durableId="184296431">
     <w:abstractNumId w:val="13"/>
   </w:num>
-  <w:num w:numId="19" w16cid:durableId="614098301">
-    <w:abstractNumId w:val="7"/>
-  </w:num>
-  <w:num w:numId="20" w16cid:durableId="296179386">
-    <w:abstractNumId w:val="0"/>
-  </w:num>
-  <w:num w:numId="21" w16cid:durableId="1959793378">
-    <w:abstractNumId w:val="23"/>
-  </w:num>
-  <w:num w:numId="22" w16cid:durableId="66728505">
-    <w:abstractNumId w:val="27"/>
-  </w:num>
-  <w:num w:numId="23" w16cid:durableId="1647082542">
-    <w:abstractNumId w:val="9"/>
-  </w:num>
-  <w:num w:numId="24" w16cid:durableId="72437563">
-    <w:abstractNumId w:val="12"/>
-  </w:num>
-  <w:num w:numId="25" w16cid:durableId="668096986">
-    <w:abstractNumId w:val="3"/>
-  </w:num>
-  <w:num w:numId="26" w16cid:durableId="1541744566">
-    <w:abstractNumId w:val="10"/>
-  </w:num>
-  <w:num w:numId="27" w16cid:durableId="526141819">
-    <w:abstractNumId w:val="5"/>
-  </w:num>
-  <w:num w:numId="28" w16cid:durableId="709113256">
-    <w:abstractNumId w:val="14"/>
-  </w:num>
-  <w:num w:numId="29" w16cid:durableId="269433947">
-    <w:abstractNumId w:val="6"/>
+  <w:num w:numId="37" w16cid:durableId="695354321">
+    <w:abstractNumId w:val="4"/>
   </w:num>
 </w:numbering>
 </file>
@@ -12119,7 +15315,6 @@
     <w:next w:val="Normal"/>
     <w:link w:val="Titre3Car"/>
     <w:uiPriority w:val="9"/>
-    <w:semiHidden/>
     <w:unhideWhenUsed/>
     <w:qFormat/>
     <w:rsid w:val="003A1B9A"/>
@@ -12326,7 +15521,6 @@
     <w:basedOn w:val="Policepardfaut"/>
     <w:link w:val="Titre3"/>
     <w:uiPriority w:val="9"/>
-    <w:semiHidden/>
     <w:rsid w:val="003A1B9A"/>
     <w:rPr>
       <w:rFonts w:eastAsiaTheme="majorEastAsia" w:cstheme="majorBidi"/>
@@ -12615,6 +15809,61 @@
       <w:color w:val="605E5C"/>
       <w:shd w:val="clear" w:color="auto" w:fill="E1DFDD"/>
     </w:rPr>
+  </w:style>
+  <w:style w:type="character" w:styleId="lev">
+    <w:name w:val="Strong"/>
+    <w:basedOn w:val="Policepardfaut"/>
+    <w:uiPriority w:val="22"/>
+    <w:qFormat/>
+    <w:rsid w:val="00921D55"/>
+    <w:rPr>
+      <w:b/>
+      <w:bCs/>
+    </w:rPr>
+  </w:style>
+  <w:style w:type="paragraph" w:styleId="En-tte">
+    <w:name w:val="header"/>
+    <w:basedOn w:val="Normal"/>
+    <w:link w:val="En-tteCar"/>
+    <w:uiPriority w:val="99"/>
+    <w:unhideWhenUsed/>
+    <w:rsid w:val="00D22900"/>
+    <w:pPr>
+      <w:tabs>
+        <w:tab w:val="center" w:pos="4536"/>
+        <w:tab w:val="right" w:pos="9072"/>
+      </w:tabs>
+      <w:spacing w:after="0" w:line="240" w:lineRule="auto"/>
+    </w:pPr>
+  </w:style>
+  <w:style w:type="character" w:customStyle="1" w:styleId="En-tteCar">
+    <w:name w:val="En-tête Car"/>
+    <w:basedOn w:val="Policepardfaut"/>
+    <w:link w:val="En-tte"/>
+    <w:uiPriority w:val="99"/>
+    <w:rsid w:val="00D22900"/>
+  </w:style>
+  <w:style w:type="paragraph" w:styleId="Pieddepage">
+    <w:name w:val="footer"/>
+    <w:basedOn w:val="Normal"/>
+    <w:link w:val="PieddepageCar"/>
+    <w:uiPriority w:val="99"/>
+    <w:unhideWhenUsed/>
+    <w:rsid w:val="00D22900"/>
+    <w:pPr>
+      <w:tabs>
+        <w:tab w:val="center" w:pos="4536"/>
+        <w:tab w:val="right" w:pos="9072"/>
+      </w:tabs>
+      <w:spacing w:after="0" w:line="240" w:lineRule="auto"/>
+    </w:pPr>
+  </w:style>
+  <w:style w:type="character" w:customStyle="1" w:styleId="PieddepageCar">
+    <w:name w:val="Pied de page Car"/>
+    <w:basedOn w:val="Policepardfaut"/>
+    <w:link w:val="Pieddepage"/>
+    <w:uiPriority w:val="99"/>
+    <w:rsid w:val="00D22900"/>
   </w:style>
 </w:styles>
 </file>

--- a/VeilleInformatiqueBTS2026.docx
+++ b/VeilleInformatiqueBTS2026.docx
@@ -4,6 +4,7 @@
   <w:body>
     <w:p>
       <w:pPr>
+        <w:jc w:val="both"/>
         <w:rPr>
           <w:b/>
           <w:bCs/>
@@ -31,7 +32,7 @@
                     </pic:cNvPicPr>
                   </pic:nvPicPr>
                   <pic:blipFill>
-                    <a:blip r:embed="rId7">
+                    <a:blip r:embed="rId8">
                       <a:extLst>
                         <a:ext uri="{28A0092B-C50C-407E-A947-70E740481C1C}">
                           <a14:useLocalDpi xmlns:a14="http://schemas.microsoft.com/office/drawing/2010/main" val="0"/>
@@ -124,6 +125,7 @@
     </w:p>
     <w:p>
       <w:pPr>
+        <w:jc w:val="both"/>
         <w:rPr>
           <w:b/>
           <w:bCs/>
@@ -132,6 +134,7 @@
     </w:p>
     <w:p>
       <w:pPr>
+        <w:jc w:val="both"/>
         <w:rPr>
           <w:b/>
           <w:bCs/>
@@ -140,6 +143,7 @@
     </w:p>
     <w:p>
       <w:pPr>
+        <w:jc w:val="both"/>
         <w:rPr>
           <w:b/>
           <w:bCs/>
@@ -148,6 +152,7 @@
     </w:p>
     <w:p>
       <w:pPr>
+        <w:jc w:val="both"/>
         <w:rPr>
           <w:b/>
           <w:bCs/>
@@ -156,7 +161,7 @@
     </w:p>
     <w:p>
       <w:pPr>
-        <w:jc w:val="center"/>
+        <w:jc w:val="both"/>
         <w:rPr>
           <w:b/>
           <w:bCs/>
@@ -165,7 +170,7 @@
     </w:p>
     <w:p>
       <w:pPr>
-        <w:jc w:val="center"/>
+        <w:jc w:val="both"/>
         <w:rPr>
           <w:b/>
           <w:bCs/>
@@ -185,7 +190,7 @@
     </w:p>
     <w:p>
       <w:pPr>
-        <w:jc w:val="center"/>
+        <w:jc w:val="both"/>
         <w:rPr>
           <w:sz w:val="32"/>
           <w:szCs w:val="32"/>
@@ -201,20 +206,32 @@
     </w:p>
     <w:p>
       <w:pPr>
-        <w:jc w:val="center"/>
-      </w:pPr>
-    </w:p>
-    <w:p/>
-    <w:p/>
-    <w:p/>
-    <w:p>
-      <w:pPr>
-        <w:jc w:val="center"/>
-      </w:pPr>
-    </w:p>
-    <w:p>
-      <w:pPr>
-        <w:jc w:val="center"/>
+        <w:jc w:val="both"/>
+      </w:pPr>
+    </w:p>
+    <w:p>
+      <w:pPr>
+        <w:jc w:val="both"/>
+      </w:pPr>
+    </w:p>
+    <w:p>
+      <w:pPr>
+        <w:jc w:val="both"/>
+      </w:pPr>
+    </w:p>
+    <w:p>
+      <w:pPr>
+        <w:jc w:val="both"/>
+      </w:pPr>
+    </w:p>
+    <w:p>
+      <w:pPr>
+        <w:jc w:val="both"/>
+      </w:pPr>
+    </w:p>
+    <w:p>
+      <w:pPr>
+        <w:jc w:val="both"/>
         <w:rPr>
           <w:sz w:val="40"/>
           <w:szCs w:val="40"/>
@@ -230,7 +247,7 @@
     </w:p>
     <w:p>
       <w:pPr>
-        <w:jc w:val="center"/>
+        <w:jc w:val="both"/>
         <w:rPr>
           <w:sz w:val="40"/>
           <w:szCs w:val="40"/>
@@ -239,7 +256,7 @@
     </w:p>
     <w:p>
       <w:pPr>
-        <w:jc w:val="center"/>
+        <w:jc w:val="both"/>
         <w:rPr>
           <w:sz w:val="40"/>
           <w:szCs w:val="40"/>
@@ -255,7 +272,7 @@
     </w:p>
     <w:p>
       <w:pPr>
-        <w:jc w:val="center"/>
+        <w:jc w:val="both"/>
         <w:rPr>
           <w:sz w:val="40"/>
           <w:szCs w:val="40"/>
@@ -264,7 +281,7 @@
     </w:p>
     <w:p>
       <w:pPr>
-        <w:jc w:val="center"/>
+        <w:jc w:val="both"/>
         <w:rPr>
           <w:sz w:val="40"/>
           <w:szCs w:val="40"/>
@@ -273,7 +290,7 @@
     </w:p>
     <w:p>
       <w:pPr>
-        <w:jc w:val="center"/>
+        <w:jc w:val="both"/>
         <w:rPr>
           <w:sz w:val="40"/>
           <w:szCs w:val="40"/>
@@ -282,7 +299,7 @@
     </w:p>
     <w:p>
       <w:pPr>
-        <w:jc w:val="center"/>
+        <w:jc w:val="both"/>
         <w:rPr>
           <w:sz w:val="40"/>
           <w:szCs w:val="40"/>
@@ -291,7 +308,7 @@
     </w:p>
     <w:p>
       <w:pPr>
-        <w:jc w:val="center"/>
+        <w:jc w:val="both"/>
         <w:rPr>
           <w:sz w:val="40"/>
           <w:szCs w:val="40"/>
@@ -300,6 +317,7 @@
     </w:p>
     <w:p>
       <w:pPr>
+        <w:jc w:val="both"/>
         <w:rPr>
           <w:sz w:val="40"/>
           <w:szCs w:val="40"/>
@@ -308,6 +326,7 @@
     </w:p>
     <w:p>
       <w:pPr>
+        <w:jc w:val="both"/>
         <w:rPr>
           <w:sz w:val="40"/>
           <w:szCs w:val="40"/>
@@ -316,6 +335,7 @@
     </w:p>
     <w:p>
       <w:pPr>
+        <w:jc w:val="both"/>
         <w:rPr>
           <w:b/>
           <w:bCs/>
@@ -326,6 +346,7 @@
     </w:p>
     <w:p>
       <w:pPr>
+        <w:jc w:val="both"/>
         <w:rPr>
           <w:b/>
           <w:bCs/>
@@ -336,6 +357,7 @@
     </w:p>
     <w:p>
       <w:pPr>
+        <w:jc w:val="both"/>
         <w:rPr>
           <w:b/>
           <w:bCs/>
@@ -346,6 +368,7 @@
     </w:p>
     <w:p>
       <w:pPr>
+        <w:jc w:val="both"/>
         <w:rPr>
           <w:b/>
           <w:bCs/>
@@ -356,6 +379,7 @@
     </w:p>
     <w:p>
       <w:pPr>
+        <w:jc w:val="both"/>
         <w:rPr>
           <w:b/>
           <w:bCs/>
@@ -375,6 +399,7 @@
     </w:p>
     <w:p>
       <w:pPr>
+        <w:jc w:val="both"/>
         <w:rPr>
           <w:b/>
           <w:bCs/>
@@ -385,6 +410,7 @@
     </w:p>
     <w:p>
       <w:pPr>
+        <w:jc w:val="both"/>
         <w:rPr>
           <w:b/>
           <w:bCs/>
@@ -404,6 +430,7 @@
     </w:p>
     <w:p>
       <w:pPr>
+        <w:jc w:val="both"/>
         <w:rPr>
           <w:b/>
           <w:bCs/>
@@ -414,6 +441,7 @@
     </w:p>
     <w:p>
       <w:pPr>
+        <w:jc w:val="both"/>
         <w:rPr>
           <w:b/>
           <w:bCs/>
@@ -462,6 +490,7 @@
     </w:p>
     <w:p>
       <w:pPr>
+        <w:jc w:val="both"/>
         <w:rPr>
           <w:b/>
           <w:bCs/>
@@ -472,6 +501,7 @@
     </w:p>
     <w:p>
       <w:pPr>
+        <w:jc w:val="both"/>
         <w:rPr>
           <w:b/>
           <w:bCs/>
@@ -613,7 +643,7 @@
     </w:p>
     <w:p>
       <w:pPr>
-        <w:jc w:val="center"/>
+        <w:jc w:val="both"/>
         <w:rPr>
           <w:sz w:val="40"/>
           <w:szCs w:val="40"/>
@@ -623,7 +653,7 @@
     </w:p>
     <w:p>
       <w:pPr>
-        <w:jc w:val="center"/>
+        <w:jc w:val="both"/>
         <w:rPr>
           <w:sz w:val="40"/>
           <w:szCs w:val="40"/>
@@ -633,7 +663,7 @@
     </w:p>
     <w:p>
       <w:pPr>
-        <w:jc w:val="center"/>
+        <w:jc w:val="both"/>
         <w:rPr>
           <w:sz w:val="40"/>
           <w:szCs w:val="40"/>
@@ -643,7 +673,7 @@
     </w:p>
     <w:p>
       <w:pPr>
-        <w:jc w:val="center"/>
+        <w:jc w:val="both"/>
         <w:rPr>
           <w:sz w:val="40"/>
           <w:szCs w:val="40"/>
@@ -653,7 +683,7 @@
     </w:p>
     <w:p>
       <w:pPr>
-        <w:jc w:val="center"/>
+        <w:jc w:val="both"/>
         <w:rPr>
           <w:sz w:val="40"/>
           <w:szCs w:val="40"/>
@@ -663,7 +693,7 @@
     </w:p>
     <w:p>
       <w:pPr>
-        <w:jc w:val="center"/>
+        <w:jc w:val="both"/>
         <w:rPr>
           <w:sz w:val="40"/>
           <w:szCs w:val="40"/>
@@ -673,6 +703,7 @@
     </w:p>
     <w:p>
       <w:pPr>
+        <w:jc w:val="both"/>
         <w:rPr>
           <w:sz w:val="40"/>
           <w:szCs w:val="40"/>
@@ -682,7 +713,7 @@
     </w:p>
     <w:p>
       <w:pPr>
-        <w:jc w:val="right"/>
+        <w:jc w:val="both"/>
         <w:rPr>
           <w:sz w:val="22"/>
           <w:szCs w:val="22"/>
@@ -692,6 +723,7 @@
     </w:p>
     <w:p>
       <w:pPr>
+        <w:jc w:val="both"/>
         <w:rPr>
           <w:b/>
           <w:bCs/>
@@ -704,6 +736,7 @@
     </w:p>
     <w:p>
       <w:pPr>
+        <w:jc w:val="both"/>
         <w:rPr>
           <w:b/>
           <w:bCs/>
@@ -716,6 +749,7 @@
     </w:p>
     <w:p>
       <w:pPr>
+        <w:jc w:val="both"/>
         <w:rPr>
           <w:b/>
           <w:bCs/>
@@ -728,6 +762,7 @@
     </w:p>
     <w:p>
       <w:pPr>
+        <w:jc w:val="both"/>
         <w:rPr>
           <w:b/>
           <w:bCs/>
@@ -740,6 +775,7 @@
     </w:p>
     <w:p>
       <w:pPr>
+        <w:jc w:val="both"/>
         <w:rPr>
           <w:b/>
           <w:bCs/>
@@ -752,6 +788,7 @@
     </w:p>
     <w:p>
       <w:pPr>
+        <w:jc w:val="both"/>
         <w:rPr>
           <w:b/>
           <w:bCs/>
@@ -764,6 +801,7 @@
     </w:p>
     <w:p>
       <w:pPr>
+        <w:jc w:val="both"/>
         <w:rPr>
           <w:b/>
           <w:bCs/>
@@ -776,1481 +814,1248 @@
     </w:p>
     <w:p>
       <w:pPr>
-        <w:jc w:val="center"/>
+        <w:pStyle w:val="Titre1"/>
+        <w:rPr>
+          <w:noProof/>
+        </w:rPr>
+      </w:pPr>
+      <w:bookmarkStart w:id="0" w:name="_Toc225953080"/>
+      <w:r>
+        <w:t xml:space="preserve">Table des </w:t>
+      </w:r>
+      <w:r>
+        <w:t>matières</w:t>
+      </w:r>
+      <w:bookmarkEnd w:id="0"/>
+      <w:r>
+        <w:fldChar w:fldCharType="begin"/>
+      </w:r>
+      <w:r>
+        <w:instrText xml:space="preserve"> TOC \o "1-1" \h \z \u </w:instrText>
+      </w:r>
+      <w:r>
+        <w:fldChar w:fldCharType="separate"/>
+      </w:r>
+    </w:p>
+    <w:p>
+      <w:pPr>
+        <w:pStyle w:val="TM1"/>
+        <w:tabs>
+          <w:tab w:val="right" w:leader="dot" w:pos="9062"/>
+        </w:tabs>
+        <w:rPr>
+          <w:rFonts w:eastAsiaTheme="minorEastAsia"/>
+          <w:noProof/>
+          <w:lang w:eastAsia="fr-FR"/>
+        </w:rPr>
+      </w:pPr>
+      <w:hyperlink w:anchor="_Toc225953080" w:history="1">
+        <w:r>
+          <w:rPr>
+            <w:rStyle w:val="Lienhypertexte"/>
+            <w:noProof/>
+          </w:rPr>
+          <w:t>Table des matières</w:t>
+        </w:r>
+        <w:r>
+          <w:rPr>
+            <w:noProof/>
+            <w:webHidden/>
+          </w:rPr>
+          <w:tab/>
+        </w:r>
+        <w:r>
+          <w:rPr>
+            <w:noProof/>
+            <w:webHidden/>
+          </w:rPr>
+          <w:fldChar w:fldCharType="begin"/>
+        </w:r>
+        <w:r>
+          <w:rPr>
+            <w:noProof/>
+            <w:webHidden/>
+          </w:rPr>
+          <w:instrText xml:space="preserve"> PAGEREF _Toc225953080 \h </w:instrText>
+        </w:r>
+        <w:r>
+          <w:rPr>
+            <w:noProof/>
+            <w:webHidden/>
+          </w:rPr>
+        </w:r>
+        <w:r>
+          <w:rPr>
+            <w:noProof/>
+            <w:webHidden/>
+          </w:rPr>
+          <w:fldChar w:fldCharType="separate"/>
+        </w:r>
+        <w:r>
+          <w:rPr>
+            <w:noProof/>
+            <w:webHidden/>
+          </w:rPr>
+          <w:t>3</w:t>
+        </w:r>
+        <w:r>
+          <w:rPr>
+            <w:noProof/>
+            <w:webHidden/>
+          </w:rPr>
+          <w:fldChar w:fldCharType="end"/>
+        </w:r>
+      </w:hyperlink>
+    </w:p>
+    <w:p>
+      <w:pPr>
+        <w:pStyle w:val="TM1"/>
+        <w:tabs>
+          <w:tab w:val="right" w:leader="dot" w:pos="9062"/>
+        </w:tabs>
+        <w:rPr>
+          <w:rFonts w:eastAsiaTheme="minorEastAsia"/>
+          <w:noProof/>
+          <w:lang w:eastAsia="fr-FR"/>
+        </w:rPr>
+      </w:pPr>
+      <w:hyperlink w:anchor="_Toc225953081" w:history="1">
+        <w:r>
+          <w:rPr>
+            <w:rStyle w:val="Lienhypertexte"/>
+            <w:noProof/>
+          </w:rPr>
+          <w:t>Introduction</w:t>
+        </w:r>
+        <w:r>
+          <w:rPr>
+            <w:noProof/>
+            <w:webHidden/>
+          </w:rPr>
+          <w:tab/>
+        </w:r>
+        <w:r>
+          <w:rPr>
+            <w:noProof/>
+            <w:webHidden/>
+          </w:rPr>
+          <w:fldChar w:fldCharType="begin"/>
+        </w:r>
+        <w:r>
+          <w:rPr>
+            <w:noProof/>
+            <w:webHidden/>
+          </w:rPr>
+          <w:instrText xml:space="preserve"> PAGEREF _Toc225953081 \h </w:instrText>
+        </w:r>
+        <w:r>
+          <w:rPr>
+            <w:noProof/>
+            <w:webHidden/>
+          </w:rPr>
+        </w:r>
+        <w:r>
+          <w:rPr>
+            <w:noProof/>
+            <w:webHidden/>
+          </w:rPr>
+          <w:fldChar w:fldCharType="separate"/>
+        </w:r>
+        <w:r>
+          <w:rPr>
+            <w:noProof/>
+            <w:webHidden/>
+          </w:rPr>
+          <w:t>4</w:t>
+        </w:r>
+        <w:r>
+          <w:rPr>
+            <w:noProof/>
+            <w:webHidden/>
+          </w:rPr>
+          <w:fldChar w:fldCharType="end"/>
+        </w:r>
+      </w:hyperlink>
+    </w:p>
+    <w:p>
+      <w:pPr>
+        <w:pStyle w:val="TM1"/>
+        <w:tabs>
+          <w:tab w:val="right" w:leader="dot" w:pos="9062"/>
+        </w:tabs>
+        <w:rPr>
+          <w:rFonts w:eastAsiaTheme="minorEastAsia"/>
+          <w:noProof/>
+          <w:lang w:eastAsia="fr-FR"/>
+        </w:rPr>
+      </w:pPr>
+      <w:hyperlink w:anchor="_Toc225953082" w:history="1">
+        <w:r>
+          <w:rPr>
+            <w:rStyle w:val="Lienhypertexte"/>
+            <w:noProof/>
+          </w:rPr>
+          <w:t>Méthodologie de la veille</w:t>
+        </w:r>
+        <w:r>
+          <w:rPr>
+            <w:noProof/>
+            <w:webHidden/>
+          </w:rPr>
+          <w:tab/>
+        </w:r>
+        <w:r>
+          <w:rPr>
+            <w:noProof/>
+            <w:webHidden/>
+          </w:rPr>
+          <w:fldChar w:fldCharType="begin"/>
+        </w:r>
+        <w:r>
+          <w:rPr>
+            <w:noProof/>
+            <w:webHidden/>
+          </w:rPr>
+          <w:instrText xml:space="preserve"> PAGEREF _Toc225953082 \h </w:instrText>
+        </w:r>
+        <w:r>
+          <w:rPr>
+            <w:noProof/>
+            <w:webHidden/>
+          </w:rPr>
+        </w:r>
+        <w:r>
+          <w:rPr>
+            <w:noProof/>
+            <w:webHidden/>
+          </w:rPr>
+          <w:fldChar w:fldCharType="separate"/>
+        </w:r>
+        <w:r>
+          <w:rPr>
+            <w:noProof/>
+            <w:webHidden/>
+          </w:rPr>
+          <w:t>5</w:t>
+        </w:r>
+        <w:r>
+          <w:rPr>
+            <w:noProof/>
+            <w:webHidden/>
+          </w:rPr>
+          <w:fldChar w:fldCharType="end"/>
+        </w:r>
+      </w:hyperlink>
+    </w:p>
+    <w:p>
+      <w:pPr>
+        <w:pStyle w:val="TM1"/>
+        <w:tabs>
+          <w:tab w:val="right" w:leader="dot" w:pos="9062"/>
+        </w:tabs>
+        <w:rPr>
+          <w:rFonts w:eastAsiaTheme="minorEastAsia"/>
+          <w:noProof/>
+          <w:lang w:eastAsia="fr-FR"/>
+        </w:rPr>
+      </w:pPr>
+      <w:hyperlink w:anchor="_Toc225953083" w:history="1">
+        <w:r>
+          <w:rPr>
+            <w:rStyle w:val="Lienhypertexte"/>
+            <w:noProof/>
+          </w:rPr>
+          <w:t>Thématiques</w:t>
+        </w:r>
+        <w:r>
+          <w:rPr>
+            <w:noProof/>
+            <w:webHidden/>
+          </w:rPr>
+          <w:tab/>
+        </w:r>
+        <w:r>
+          <w:rPr>
+            <w:noProof/>
+            <w:webHidden/>
+          </w:rPr>
+          <w:fldChar w:fldCharType="begin"/>
+        </w:r>
+        <w:r>
+          <w:rPr>
+            <w:noProof/>
+            <w:webHidden/>
+          </w:rPr>
+          <w:instrText xml:space="preserve"> PAGEREF _Toc225953083 \h </w:instrText>
+        </w:r>
+        <w:r>
+          <w:rPr>
+            <w:noProof/>
+            <w:webHidden/>
+          </w:rPr>
+        </w:r>
+        <w:r>
+          <w:rPr>
+            <w:noProof/>
+            <w:webHidden/>
+          </w:rPr>
+          <w:fldChar w:fldCharType="separate"/>
+        </w:r>
+        <w:r>
+          <w:rPr>
+            <w:noProof/>
+            <w:webHidden/>
+          </w:rPr>
+          <w:t>7</w:t>
+        </w:r>
+        <w:r>
+          <w:rPr>
+            <w:noProof/>
+            <w:webHidden/>
+          </w:rPr>
+          <w:fldChar w:fldCharType="end"/>
+        </w:r>
+      </w:hyperlink>
+    </w:p>
+    <w:p>
+      <w:pPr>
+        <w:pStyle w:val="TM1"/>
+        <w:tabs>
+          <w:tab w:val="right" w:leader="dot" w:pos="9062"/>
+        </w:tabs>
+        <w:rPr>
+          <w:rFonts w:eastAsiaTheme="minorEastAsia"/>
+          <w:noProof/>
+          <w:lang w:eastAsia="fr-FR"/>
+        </w:rPr>
+      </w:pPr>
+      <w:hyperlink w:anchor="_Toc225953084" w:history="1">
+        <w:r>
+          <w:rPr>
+            <w:rStyle w:val="Lienhypertexte"/>
+            <w:noProof/>
+          </w:rPr>
+          <w:t>Article 1 : DataCore Swarm Appliance et optimisation du stockage</w:t>
+        </w:r>
+        <w:r>
+          <w:rPr>
+            <w:noProof/>
+            <w:webHidden/>
+          </w:rPr>
+          <w:tab/>
+        </w:r>
+        <w:r>
+          <w:rPr>
+            <w:noProof/>
+            <w:webHidden/>
+          </w:rPr>
+          <w:fldChar w:fldCharType="begin"/>
+        </w:r>
+        <w:r>
+          <w:rPr>
+            <w:noProof/>
+            <w:webHidden/>
+          </w:rPr>
+          <w:instrText xml:space="preserve"> PAGEREF _Toc225953084 \h </w:instrText>
+        </w:r>
+        <w:r>
+          <w:rPr>
+            <w:noProof/>
+            <w:webHidden/>
+          </w:rPr>
+        </w:r>
+        <w:r>
+          <w:rPr>
+            <w:noProof/>
+            <w:webHidden/>
+          </w:rPr>
+          <w:fldChar w:fldCharType="separate"/>
+        </w:r>
+        <w:r>
+          <w:rPr>
+            <w:noProof/>
+            <w:webHidden/>
+          </w:rPr>
+          <w:t>9</w:t>
+        </w:r>
+        <w:r>
+          <w:rPr>
+            <w:noProof/>
+            <w:webHidden/>
+          </w:rPr>
+          <w:fldChar w:fldCharType="end"/>
+        </w:r>
+      </w:hyperlink>
+    </w:p>
+    <w:p>
+      <w:pPr>
+        <w:pStyle w:val="TM1"/>
+        <w:tabs>
+          <w:tab w:val="right" w:leader="dot" w:pos="9062"/>
+        </w:tabs>
+        <w:rPr>
+          <w:rFonts w:eastAsiaTheme="minorEastAsia"/>
+          <w:noProof/>
+          <w:lang w:eastAsia="fr-FR"/>
+        </w:rPr>
+      </w:pPr>
+      <w:hyperlink w:anchor="_Toc225953085" w:history="1">
+        <w:r>
+          <w:rPr>
+            <w:rStyle w:val="Lienhypertexte"/>
+            <w:noProof/>
+          </w:rPr>
+          <w:t>Article 2 : Amélioration des journaux Windows avec l’Event ID 4117</w:t>
+        </w:r>
+        <w:r>
+          <w:rPr>
+            <w:noProof/>
+            <w:webHidden/>
+          </w:rPr>
+          <w:tab/>
+        </w:r>
+        <w:r>
+          <w:rPr>
+            <w:noProof/>
+            <w:webHidden/>
+          </w:rPr>
+          <w:fldChar w:fldCharType="begin"/>
+        </w:r>
+        <w:r>
+          <w:rPr>
+            <w:noProof/>
+            <w:webHidden/>
+          </w:rPr>
+          <w:instrText xml:space="preserve"> PAGEREF _Toc225953085 \h </w:instrText>
+        </w:r>
+        <w:r>
+          <w:rPr>
+            <w:noProof/>
+            <w:webHidden/>
+          </w:rPr>
+        </w:r>
+        <w:r>
+          <w:rPr>
+            <w:noProof/>
+            <w:webHidden/>
+          </w:rPr>
+          <w:fldChar w:fldCharType="separate"/>
+        </w:r>
+        <w:r>
+          <w:rPr>
+            <w:noProof/>
+            <w:webHidden/>
+          </w:rPr>
+          <w:t>11</w:t>
+        </w:r>
+        <w:r>
+          <w:rPr>
+            <w:noProof/>
+            <w:webHidden/>
+          </w:rPr>
+          <w:fldChar w:fldCharType="end"/>
+        </w:r>
+      </w:hyperlink>
+    </w:p>
+    <w:p>
+      <w:pPr>
+        <w:pStyle w:val="TM1"/>
+        <w:tabs>
+          <w:tab w:val="right" w:leader="dot" w:pos="9062"/>
+        </w:tabs>
+        <w:rPr>
+          <w:rFonts w:eastAsiaTheme="minorEastAsia"/>
+          <w:noProof/>
+          <w:lang w:eastAsia="fr-FR"/>
+        </w:rPr>
+      </w:pPr>
+      <w:hyperlink w:anchor="_Toc225953086" w:history="1">
+        <w:r>
+          <w:rPr>
+            <w:rStyle w:val="Lienhypertexte"/>
+            <w:noProof/>
+          </w:rPr>
+          <w:t>Article 3 : Cyberattaque contre la Commission européenne via AWS</w:t>
+        </w:r>
+        <w:r>
+          <w:rPr>
+            <w:noProof/>
+            <w:webHidden/>
+          </w:rPr>
+          <w:tab/>
+        </w:r>
+        <w:r>
+          <w:rPr>
+            <w:noProof/>
+            <w:webHidden/>
+          </w:rPr>
+          <w:fldChar w:fldCharType="begin"/>
+        </w:r>
+        <w:r>
+          <w:rPr>
+            <w:noProof/>
+            <w:webHidden/>
+          </w:rPr>
+          <w:instrText xml:space="preserve"> PAGEREF _Toc225953086 \h </w:instrText>
+        </w:r>
+        <w:r>
+          <w:rPr>
+            <w:noProof/>
+            <w:webHidden/>
+          </w:rPr>
+        </w:r>
+        <w:r>
+          <w:rPr>
+            <w:noProof/>
+            <w:webHidden/>
+          </w:rPr>
+          <w:fldChar w:fldCharType="separate"/>
+        </w:r>
+        <w:r>
+          <w:rPr>
+            <w:noProof/>
+            <w:webHidden/>
+          </w:rPr>
+          <w:t>13</w:t>
+        </w:r>
+        <w:r>
+          <w:rPr>
+            <w:noProof/>
+            <w:webHidden/>
+          </w:rPr>
+          <w:fldChar w:fldCharType="end"/>
+        </w:r>
+      </w:hyperlink>
+    </w:p>
+    <w:p>
+      <w:pPr>
+        <w:pStyle w:val="TM1"/>
+        <w:tabs>
+          <w:tab w:val="right" w:leader="dot" w:pos="9062"/>
+        </w:tabs>
+        <w:rPr>
+          <w:rFonts w:eastAsiaTheme="minorEastAsia"/>
+          <w:noProof/>
+          <w:lang w:eastAsia="fr-FR"/>
+        </w:rPr>
+      </w:pPr>
+      <w:hyperlink w:anchor="_Toc225953087" w:history="1">
+        <w:r>
+          <w:rPr>
+            <w:rStyle w:val="Lienhypertexte"/>
+            <w:noProof/>
+          </w:rPr>
+          <w:t>Analyse globale :</w:t>
+        </w:r>
+        <w:r>
+          <w:rPr>
+            <w:noProof/>
+            <w:webHidden/>
+          </w:rPr>
+          <w:tab/>
+        </w:r>
+        <w:r>
+          <w:rPr>
+            <w:noProof/>
+            <w:webHidden/>
+          </w:rPr>
+          <w:fldChar w:fldCharType="begin"/>
+        </w:r>
+        <w:r>
+          <w:rPr>
+            <w:noProof/>
+            <w:webHidden/>
+          </w:rPr>
+          <w:instrText xml:space="preserve"> PAGEREF _Toc225953087 \h </w:instrText>
+        </w:r>
+        <w:r>
+          <w:rPr>
+            <w:noProof/>
+            <w:webHidden/>
+          </w:rPr>
+        </w:r>
+        <w:r>
+          <w:rPr>
+            <w:noProof/>
+            <w:webHidden/>
+          </w:rPr>
+          <w:fldChar w:fldCharType="separate"/>
+        </w:r>
+        <w:r>
+          <w:rPr>
+            <w:noProof/>
+            <w:webHidden/>
+          </w:rPr>
+          <w:t>15</w:t>
+        </w:r>
+        <w:r>
+          <w:rPr>
+            <w:noProof/>
+            <w:webHidden/>
+          </w:rPr>
+          <w:fldChar w:fldCharType="end"/>
+        </w:r>
+      </w:hyperlink>
+    </w:p>
+    <w:p>
+      <w:pPr>
+        <w:pStyle w:val="TM1"/>
+        <w:tabs>
+          <w:tab w:val="right" w:leader="dot" w:pos="9062"/>
+        </w:tabs>
+        <w:rPr>
+          <w:rFonts w:eastAsiaTheme="minorEastAsia"/>
+          <w:noProof/>
+          <w:lang w:eastAsia="fr-FR"/>
+        </w:rPr>
+      </w:pPr>
+      <w:hyperlink w:anchor="_Toc225953088" w:history="1">
+        <w:r>
+          <w:rPr>
+            <w:rStyle w:val="Lienhypertexte"/>
+            <w:noProof/>
+          </w:rPr>
+          <w:t>Conclusion</w:t>
+        </w:r>
+        <w:r>
+          <w:rPr>
+            <w:noProof/>
+            <w:webHidden/>
+          </w:rPr>
+          <w:tab/>
+        </w:r>
+        <w:r>
+          <w:rPr>
+            <w:noProof/>
+            <w:webHidden/>
+          </w:rPr>
+          <w:fldChar w:fldCharType="begin"/>
+        </w:r>
+        <w:r>
+          <w:rPr>
+            <w:noProof/>
+            <w:webHidden/>
+          </w:rPr>
+          <w:instrText xml:space="preserve"> PAGEREF _Toc225953088 \h </w:instrText>
+        </w:r>
+        <w:r>
+          <w:rPr>
+            <w:noProof/>
+            <w:webHidden/>
+          </w:rPr>
+        </w:r>
+        <w:r>
+          <w:rPr>
+            <w:noProof/>
+            <w:webHidden/>
+          </w:rPr>
+          <w:fldChar w:fldCharType="separate"/>
+        </w:r>
+        <w:r>
+          <w:rPr>
+            <w:noProof/>
+            <w:webHidden/>
+          </w:rPr>
+          <w:t>16</w:t>
+        </w:r>
+        <w:r>
+          <w:rPr>
+            <w:noProof/>
+            <w:webHidden/>
+          </w:rPr>
+          <w:fldChar w:fldCharType="end"/>
+        </w:r>
+      </w:hyperlink>
+    </w:p>
+    <w:p>
+      <w:pPr>
+        <w:pStyle w:val="TM1"/>
+        <w:tabs>
+          <w:tab w:val="right" w:leader="dot" w:pos="9062"/>
+        </w:tabs>
+        <w:rPr>
+          <w:rFonts w:eastAsiaTheme="minorEastAsia"/>
+          <w:noProof/>
+          <w:lang w:eastAsia="fr-FR"/>
+        </w:rPr>
+      </w:pPr>
+      <w:hyperlink w:anchor="_Toc225953089" w:history="1">
+        <w:r>
+          <w:rPr>
+            <w:rStyle w:val="Lienhypertexte"/>
+            <w:noProof/>
+          </w:rPr>
+          <w:t>Annexes</w:t>
+        </w:r>
+        <w:r>
+          <w:rPr>
+            <w:noProof/>
+            <w:webHidden/>
+          </w:rPr>
+          <w:tab/>
+        </w:r>
+        <w:r>
+          <w:rPr>
+            <w:noProof/>
+            <w:webHidden/>
+          </w:rPr>
+          <w:fldChar w:fldCharType="begin"/>
+        </w:r>
+        <w:r>
+          <w:rPr>
+            <w:noProof/>
+            <w:webHidden/>
+          </w:rPr>
+          <w:instrText xml:space="preserve"> PAGEREF _Toc225953089 \h </w:instrText>
+        </w:r>
+        <w:r>
+          <w:rPr>
+            <w:noProof/>
+            <w:webHidden/>
+          </w:rPr>
+        </w:r>
+        <w:r>
+          <w:rPr>
+            <w:noProof/>
+            <w:webHidden/>
+          </w:rPr>
+          <w:fldChar w:fldCharType="separate"/>
+        </w:r>
+        <w:r>
+          <w:rPr>
+            <w:noProof/>
+            <w:webHidden/>
+          </w:rPr>
+          <w:t>17</w:t>
+        </w:r>
+        <w:r>
+          <w:rPr>
+            <w:noProof/>
+            <w:webHidden/>
+          </w:rPr>
+          <w:fldChar w:fldCharType="end"/>
+        </w:r>
+      </w:hyperlink>
+    </w:p>
+    <w:p>
+      <w:pPr>
+        <w:pStyle w:val="Titre1"/>
+      </w:pPr>
+      <w:r>
+        <w:fldChar w:fldCharType="end"/>
+      </w:r>
+    </w:p>
+    <w:p>
+      <w:pPr>
+        <w:jc w:val="both"/>
+        <w:rPr>
+          <w:sz w:val="40"/>
+          <w:szCs w:val="40"/>
+        </w:rPr>
+      </w:pPr>
+    </w:p>
+    <w:p>
+      <w:pPr>
+        <w:jc w:val="both"/>
+        <w:rPr>
+          <w:sz w:val="40"/>
+          <w:szCs w:val="40"/>
+        </w:rPr>
+      </w:pPr>
+    </w:p>
+    <w:p>
+      <w:pPr>
+        <w:jc w:val="both"/>
+        <w:rPr>
+          <w:sz w:val="22"/>
+          <w:szCs w:val="22"/>
+        </w:rPr>
+      </w:pPr>
+    </w:p>
+    <w:p>
+      <w:pPr>
+        <w:jc w:val="both"/>
+        <w:rPr>
+          <w:sz w:val="22"/>
+          <w:szCs w:val="22"/>
+        </w:rPr>
+      </w:pPr>
+    </w:p>
+    <w:p>
+      <w:pPr>
+        <w:jc w:val="both"/>
+        <w:rPr>
+          <w:sz w:val="22"/>
+          <w:szCs w:val="22"/>
+        </w:rPr>
+      </w:pPr>
+    </w:p>
+    <w:p>
+      <w:pPr>
+        <w:jc w:val="both"/>
+        <w:rPr>
+          <w:sz w:val="22"/>
+          <w:szCs w:val="22"/>
+        </w:rPr>
+      </w:pPr>
+    </w:p>
+    <w:p>
+      <w:pPr>
+        <w:pStyle w:val="Titre1"/>
+      </w:pPr>
+      <w:bookmarkStart w:id="1" w:name="_Toc225953081"/>
+      <w:r>
+        <w:lastRenderedPageBreak/>
+        <w:t>Introduction</w:t>
+      </w:r>
+      <w:bookmarkEnd w:id="1"/>
+    </w:p>
+    <w:p>
+      <w:pPr>
+        <w:jc w:val="both"/>
+        <w:rPr>
+          <w:sz w:val="22"/>
+          <w:szCs w:val="22"/>
+        </w:rPr>
+      </w:pPr>
+      <w:r>
+        <w:rPr>
+          <w:sz w:val="22"/>
+          <w:szCs w:val="22"/>
+        </w:rPr>
+        <w:pict w14:anchorId="7D8DA038">
+          <v:rect id="_x0000_i1025" style="width:0;height:1.5pt" o:hrstd="t" o:hr="t" fillcolor="#a0a0a0" stroked="f"/>
+        </w:pict>
+      </w:r>
+    </w:p>
+    <w:p>
+      <w:pPr>
+        <w:jc w:val="both"/>
+        <w:rPr>
+          <w:sz w:val="22"/>
+          <w:szCs w:val="22"/>
+        </w:rPr>
+      </w:pPr>
+    </w:p>
+    <w:p>
+      <w:pPr>
+        <w:jc w:val="both"/>
+        <w:rPr>
+          <w:sz w:val="22"/>
+          <w:szCs w:val="22"/>
+        </w:rPr>
+      </w:pPr>
+      <w:r>
+        <w:rPr>
+          <w:sz w:val="22"/>
+          <w:szCs w:val="22"/>
+        </w:rPr>
+        <w:t>Dans le domaine de l’informatique, les technologies évoluent en permanence, notamment dans les secteurs de l’administration système, des réseaux et de la cybersécurité. Afin de rester compétitif et efficace, il est essentiel de mettre en place une veille technologique régulière.</w:t>
+      </w:r>
+    </w:p>
+    <w:p>
+      <w:pPr>
+        <w:jc w:val="both"/>
+        <w:rPr>
+          <w:sz w:val="22"/>
+          <w:szCs w:val="22"/>
+        </w:rPr>
+      </w:pPr>
+      <w:r>
+        <w:rPr>
+          <w:sz w:val="22"/>
+          <w:szCs w:val="22"/>
+        </w:rPr>
+        <w:t>Dans le cadre du BTS SIO, option SISR (Solutions d’Infrastructure, Systèmes et Réseaux), cette veille a pour objectif de suivre les évolutions des outils, des menaces informatiques ainsi que des bonnes pratiques professionnelles. Elle permet d’anticiper les risques, d’améliorer la sécurité des infrastructures et d’adopter de nouvelles solutions techniques adaptées aux besoins des organisations.</w:t>
+      </w:r>
+    </w:p>
+    <w:p>
+      <w:pPr>
+        <w:jc w:val="both"/>
+        <w:rPr>
+          <w:sz w:val="22"/>
+          <w:szCs w:val="22"/>
+        </w:rPr>
+      </w:pPr>
+      <w:r>
+        <w:rPr>
+          <w:sz w:val="22"/>
+          <w:szCs w:val="22"/>
+        </w:rPr>
+        <w:t>Ce document présente la démarche de veille mise en place, les outils utilisés ainsi que les informations collectées dans les domaines de l’administration système, de la sécurité réseau et des infrastructures informatiques.</w:t>
+      </w:r>
+    </w:p>
+    <w:p>
+      <w:pPr>
+        <w:jc w:val="both"/>
+        <w:rPr>
+          <w:sz w:val="22"/>
+          <w:szCs w:val="22"/>
+        </w:rPr>
+      </w:pPr>
+    </w:p>
+    <w:p>
+      <w:pPr>
+        <w:jc w:val="both"/>
+        <w:rPr>
+          <w:sz w:val="22"/>
+          <w:szCs w:val="22"/>
+        </w:rPr>
+      </w:pPr>
+    </w:p>
+    <w:p>
+      <w:pPr>
+        <w:jc w:val="both"/>
+        <w:rPr>
+          <w:sz w:val="22"/>
+          <w:szCs w:val="22"/>
+        </w:rPr>
+      </w:pPr>
+    </w:p>
+    <w:p>
+      <w:pPr>
+        <w:jc w:val="both"/>
+        <w:rPr>
+          <w:sz w:val="22"/>
+          <w:szCs w:val="22"/>
+        </w:rPr>
+      </w:pPr>
+    </w:p>
+    <w:p>
+      <w:pPr>
+        <w:jc w:val="both"/>
+        <w:rPr>
+          <w:sz w:val="22"/>
+          <w:szCs w:val="22"/>
+        </w:rPr>
+      </w:pPr>
+    </w:p>
+    <w:p>
+      <w:pPr>
+        <w:jc w:val="both"/>
+        <w:rPr>
+          <w:sz w:val="22"/>
+          <w:szCs w:val="22"/>
+        </w:rPr>
+      </w:pPr>
+    </w:p>
+    <w:p>
+      <w:pPr>
+        <w:jc w:val="both"/>
+        <w:rPr>
+          <w:sz w:val="22"/>
+          <w:szCs w:val="22"/>
+        </w:rPr>
+      </w:pPr>
+    </w:p>
+    <w:p>
+      <w:pPr>
+        <w:jc w:val="both"/>
+        <w:rPr>
+          <w:sz w:val="22"/>
+          <w:szCs w:val="22"/>
+        </w:rPr>
+      </w:pPr>
+    </w:p>
+    <w:p>
+      <w:pPr>
+        <w:jc w:val="both"/>
+        <w:rPr>
+          <w:sz w:val="22"/>
+          <w:szCs w:val="22"/>
+        </w:rPr>
+      </w:pPr>
+    </w:p>
+    <w:p>
+      <w:pPr>
+        <w:jc w:val="both"/>
+        <w:rPr>
+          <w:sz w:val="22"/>
+          <w:szCs w:val="22"/>
+        </w:rPr>
+      </w:pPr>
+    </w:p>
+    <w:p>
+      <w:pPr>
+        <w:jc w:val="both"/>
+        <w:rPr>
+          <w:sz w:val="22"/>
+          <w:szCs w:val="22"/>
+        </w:rPr>
+      </w:pPr>
+    </w:p>
+    <w:p>
+      <w:pPr>
+        <w:jc w:val="both"/>
+        <w:rPr>
+          <w:sz w:val="22"/>
+          <w:szCs w:val="22"/>
+        </w:rPr>
+      </w:pPr>
+    </w:p>
+    <w:p>
+      <w:pPr>
+        <w:jc w:val="both"/>
+        <w:rPr>
+          <w:sz w:val="22"/>
+          <w:szCs w:val="22"/>
+        </w:rPr>
+      </w:pPr>
+    </w:p>
+    <w:p>
+      <w:pPr>
+        <w:jc w:val="both"/>
+        <w:rPr>
+          <w:sz w:val="22"/>
+          <w:szCs w:val="22"/>
+        </w:rPr>
+      </w:pPr>
+    </w:p>
+    <w:p>
+      <w:pPr>
+        <w:jc w:val="both"/>
+        <w:rPr>
+          <w:sz w:val="22"/>
+          <w:szCs w:val="22"/>
+        </w:rPr>
+      </w:pPr>
+    </w:p>
+    <w:p>
+      <w:pPr>
+        <w:jc w:val="both"/>
+        <w:rPr>
+          <w:sz w:val="22"/>
+          <w:szCs w:val="22"/>
+        </w:rPr>
+      </w:pPr>
+    </w:p>
+    <w:p>
+      <w:pPr>
+        <w:jc w:val="both"/>
         <w:rPr>
           <w:b/>
           <w:bCs/>
+          <w:sz w:val="22"/>
+          <w:szCs w:val="22"/>
+        </w:rPr>
+      </w:pPr>
+    </w:p>
+    <w:p>
+      <w:pPr>
+        <w:pStyle w:val="Titre1"/>
+      </w:pPr>
+      <w:bookmarkStart w:id="2" w:name="_Toc225953082"/>
+      <w:r>
+        <w:lastRenderedPageBreak/>
+        <w:t>Méthodologie de la veille</w:t>
+      </w:r>
+      <w:bookmarkEnd w:id="2"/>
+      <w:r>
+        <w:t xml:space="preserve"> </w:t>
+      </w:r>
+    </w:p>
+    <w:p>
+      <w:pPr>
+        <w:jc w:val="both"/>
+        <w:rPr>
+          <w:sz w:val="22"/>
+          <w:szCs w:val="22"/>
+        </w:rPr>
+      </w:pPr>
+      <w:r>
+        <w:rPr>
+          <w:sz w:val="22"/>
+          <w:szCs w:val="22"/>
+        </w:rPr>
+        <w:pict w14:anchorId="503B815D">
+          <v:rect id="_x0000_i1026" style="width:0;height:1.5pt" o:hrstd="t" o:hr="t" fillcolor="#a0a0a0" stroked="f"/>
+        </w:pict>
+      </w:r>
+    </w:p>
+    <w:p>
+      <w:pPr>
+        <w:jc w:val="both"/>
+        <w:rPr>
+          <w:b/>
+          <w:bCs/>
+          <w:sz w:val="22"/>
+          <w:szCs w:val="22"/>
+        </w:rPr>
+      </w:pPr>
+    </w:p>
+    <w:p>
+      <w:pPr>
+        <w:jc w:val="both"/>
+        <w:rPr>
+          <w:sz w:val="22"/>
+          <w:szCs w:val="22"/>
+        </w:rPr>
+      </w:pPr>
+      <w:r>
+        <w:rPr>
+          <w:sz w:val="22"/>
+          <w:szCs w:val="22"/>
+        </w:rPr>
+        <w:t>Dans le cadre de ma veille technologique en BTS SIO option SISR, j’ai mis en place une méthodologie structurée afin de collecter, trier et analyser efficacement les informations liées à l’administration système, à la sécurité réseau et aux infrastructures informatiques.</w:t>
+      </w:r>
+    </w:p>
+    <w:p>
+      <w:pPr>
+        <w:jc w:val="both"/>
+        <w:rPr>
+          <w:b/>
+          <w:bCs/>
+          <w:sz w:val="22"/>
+          <w:szCs w:val="22"/>
+        </w:rPr>
+      </w:pPr>
+    </w:p>
+    <w:p>
+      <w:pPr>
+        <w:jc w:val="both"/>
+        <w:rPr>
           <w:sz w:val="30"/>
           <w:szCs w:val="30"/>
         </w:rPr>
       </w:pPr>
       <w:r>
         <w:rPr>
-          <w:b/>
-          <w:bCs/>
           <w:sz w:val="30"/>
           <w:szCs w:val="30"/>
         </w:rPr>
-        <w:t xml:space="preserve">Table des </w:t>
-      </w:r>
-      <w:r>
-        <w:rPr>
-          <w:b/>
-          <w:bCs/>
+        <w:t>Outils utilisés</w:t>
+      </w:r>
+      <w:r>
+        <w:rPr>
           <w:sz w:val="30"/>
           <w:szCs w:val="30"/>
         </w:rPr>
-        <w:t>matières</w:t>
-      </w:r>
-    </w:p>
-    <w:p>
-      <w:pPr>
-        <w:rPr>
-          <w:b/>
-          <w:bCs/>
-          <w:sz w:val="22"/>
-          <w:szCs w:val="22"/>
-          <w:u w:val="single"/>
-        </w:rPr>
-      </w:pPr>
-    </w:p>
-    <w:p>
-      <w:pPr>
-        <w:rPr>
-          <w:b/>
-          <w:bCs/>
-          <w:sz w:val="22"/>
-          <w:szCs w:val="22"/>
-          <w:u w:val="single"/>
-        </w:rPr>
-      </w:pPr>
-      <w:r>
-        <w:rPr>
-          <w:b/>
-          <w:bCs/>
-          <w:sz w:val="22"/>
-          <w:szCs w:val="22"/>
-          <w:u w:val="single"/>
-        </w:rPr>
-        <w:t>Table des matières…………………………</w:t>
-      </w:r>
-      <w:proofErr w:type="gramStart"/>
-      <w:r>
-        <w:rPr>
-          <w:b/>
-          <w:bCs/>
-          <w:sz w:val="22"/>
-          <w:szCs w:val="22"/>
-          <w:u w:val="single"/>
-        </w:rPr>
-        <w:t>……</w:t>
-      </w:r>
-      <w:r>
-        <w:rPr>
-          <w:b/>
-          <w:bCs/>
-          <w:sz w:val="22"/>
-          <w:szCs w:val="22"/>
-          <w:u w:val="single"/>
-        </w:rPr>
-        <w:t>.</w:t>
-      </w:r>
-      <w:proofErr w:type="gramEnd"/>
-      <w:r>
-        <w:rPr>
-          <w:b/>
-          <w:bCs/>
-          <w:sz w:val="22"/>
-          <w:szCs w:val="22"/>
-          <w:u w:val="single"/>
-        </w:rPr>
-        <w:t>.</w:t>
-      </w:r>
-      <w:r>
-        <w:rPr>
-          <w:b/>
-          <w:bCs/>
-          <w:sz w:val="22"/>
-          <w:szCs w:val="22"/>
-          <w:u w:val="single"/>
-        </w:rPr>
-        <w:t>…………………………………………………………………</w:t>
-      </w:r>
-      <w:r>
-        <w:rPr>
-          <w:b/>
-          <w:bCs/>
-          <w:sz w:val="22"/>
-          <w:szCs w:val="22"/>
-          <w:u w:val="single"/>
-        </w:rPr>
-        <w:t>3</w:t>
-      </w:r>
-    </w:p>
-    <w:p>
-      <w:pPr>
-        <w:rPr>
-          <w:b/>
-          <w:bCs/>
-          <w:sz w:val="22"/>
-          <w:szCs w:val="22"/>
-          <w:u w:val="single"/>
-        </w:rPr>
-      </w:pPr>
-      <w:r>
-        <w:rPr>
-          <w:b/>
-          <w:bCs/>
-          <w:sz w:val="22"/>
-          <w:szCs w:val="22"/>
-          <w:u w:val="single"/>
-        </w:rPr>
-        <w:t>Introduction</w:t>
-      </w:r>
-      <w:r>
-        <w:rPr>
-          <w:b/>
-          <w:bCs/>
-          <w:sz w:val="22"/>
-          <w:szCs w:val="22"/>
-          <w:u w:val="single"/>
-        </w:rPr>
-        <w:t>……………………………………………………………</w:t>
-      </w:r>
-      <w:r>
-        <w:rPr>
-          <w:b/>
-          <w:bCs/>
-          <w:sz w:val="22"/>
-          <w:szCs w:val="22"/>
-          <w:u w:val="single"/>
-        </w:rPr>
-        <w:t>…………</w:t>
-      </w:r>
-      <w:r>
-        <w:rPr>
-          <w:b/>
-          <w:bCs/>
-          <w:sz w:val="22"/>
-          <w:szCs w:val="22"/>
-          <w:u w:val="single"/>
-        </w:rPr>
-        <w:t>……………………………………</w:t>
-      </w:r>
-      <w:r>
-        <w:rPr>
-          <w:b/>
-          <w:bCs/>
-          <w:sz w:val="22"/>
-          <w:szCs w:val="22"/>
-          <w:u w:val="single"/>
-        </w:rPr>
-        <w:t>4</w:t>
-      </w:r>
-    </w:p>
-    <w:p>
-      <w:pPr>
-        <w:rPr>
-          <w:b/>
-          <w:bCs/>
-          <w:sz w:val="22"/>
-          <w:szCs w:val="22"/>
-          <w:u w:val="single"/>
-        </w:rPr>
-      </w:pPr>
-      <w:r>
-        <w:rPr>
-          <w:b/>
-          <w:bCs/>
-          <w:sz w:val="22"/>
-          <w:szCs w:val="22"/>
-          <w:u w:val="single"/>
-        </w:rPr>
-        <w:t>Méthodologie :</w:t>
-      </w:r>
-      <w:r>
-        <w:rPr>
-          <w:b/>
-          <w:bCs/>
-          <w:sz w:val="22"/>
-          <w:szCs w:val="22"/>
-          <w:u w:val="single"/>
-        </w:rPr>
-        <w:t xml:space="preserve"> </w:t>
-      </w:r>
-      <w:r>
-        <w:rPr>
-          <w:b/>
-          <w:bCs/>
-          <w:sz w:val="22"/>
-          <w:szCs w:val="22"/>
-          <w:u w:val="single"/>
-        </w:rPr>
-        <w:t>…………………………</w:t>
-      </w:r>
-      <w:proofErr w:type="gramStart"/>
-      <w:r>
-        <w:rPr>
-          <w:b/>
-          <w:bCs/>
-          <w:sz w:val="22"/>
-          <w:szCs w:val="22"/>
-          <w:u w:val="single"/>
-        </w:rPr>
-        <w:t>…</w:t>
-      </w:r>
-      <w:r>
-        <w:rPr>
-          <w:b/>
-          <w:bCs/>
-          <w:sz w:val="22"/>
-          <w:szCs w:val="22"/>
-          <w:u w:val="single"/>
-        </w:rPr>
-        <w:t>….</w:t>
-      </w:r>
-      <w:r>
-        <w:rPr>
-          <w:b/>
-          <w:bCs/>
-          <w:sz w:val="22"/>
-          <w:szCs w:val="22"/>
-          <w:u w:val="single"/>
-        </w:rPr>
-        <w:t>……</w:t>
-      </w:r>
-      <w:r>
-        <w:rPr>
-          <w:b/>
-          <w:bCs/>
-          <w:sz w:val="22"/>
-          <w:szCs w:val="22"/>
-          <w:u w:val="single"/>
-        </w:rPr>
-        <w:t>.</w:t>
-      </w:r>
-      <w:proofErr w:type="gramEnd"/>
-      <w:r>
-        <w:rPr>
-          <w:b/>
-          <w:bCs/>
-          <w:sz w:val="22"/>
-          <w:szCs w:val="22"/>
-          <w:u w:val="single"/>
-        </w:rPr>
-        <w:t>…</w:t>
-      </w:r>
-      <w:r>
-        <w:rPr>
-          <w:b/>
-          <w:bCs/>
-          <w:sz w:val="22"/>
-          <w:szCs w:val="22"/>
-          <w:u w:val="single"/>
-        </w:rPr>
-        <w:t>…………</w:t>
-      </w:r>
-      <w:proofErr w:type="gramStart"/>
-      <w:r>
-        <w:rPr>
-          <w:b/>
-          <w:bCs/>
-          <w:sz w:val="22"/>
-          <w:szCs w:val="22"/>
-          <w:u w:val="single"/>
-        </w:rPr>
-        <w:t>…….</w:t>
-      </w:r>
-      <w:proofErr w:type="gramEnd"/>
-      <w:r>
-        <w:rPr>
-          <w:b/>
-          <w:bCs/>
-          <w:sz w:val="22"/>
-          <w:szCs w:val="22"/>
-          <w:u w:val="single"/>
-        </w:rPr>
-        <w:t>…</w:t>
-      </w:r>
-      <w:r>
-        <w:rPr>
-          <w:b/>
-          <w:bCs/>
-          <w:sz w:val="22"/>
-          <w:szCs w:val="22"/>
-          <w:u w:val="single"/>
-        </w:rPr>
-        <w:t>…………………………………</w:t>
-      </w:r>
-      <w:proofErr w:type="gramStart"/>
-      <w:r>
-        <w:rPr>
-          <w:b/>
-          <w:bCs/>
-          <w:sz w:val="22"/>
-          <w:szCs w:val="22"/>
-          <w:u w:val="single"/>
-        </w:rPr>
-        <w:t>……</w:t>
-      </w:r>
-      <w:r>
-        <w:rPr>
-          <w:b/>
-          <w:bCs/>
-          <w:sz w:val="22"/>
-          <w:szCs w:val="22"/>
-          <w:u w:val="single"/>
-        </w:rPr>
-        <w:t>.</w:t>
-      </w:r>
-      <w:proofErr w:type="gramEnd"/>
-      <w:r>
-        <w:rPr>
-          <w:b/>
-          <w:bCs/>
-          <w:sz w:val="22"/>
-          <w:szCs w:val="22"/>
-          <w:u w:val="single"/>
-        </w:rPr>
-        <w:t>…</w:t>
-      </w:r>
-      <w:r>
-        <w:rPr>
-          <w:b/>
-          <w:bCs/>
-          <w:sz w:val="22"/>
-          <w:szCs w:val="22"/>
-          <w:u w:val="single"/>
-        </w:rPr>
-        <w:t>5</w:t>
-      </w:r>
-    </w:p>
-    <w:p>
-      <w:pPr>
-        <w:rPr>
-          <w:b/>
-          <w:bCs/>
-          <w:sz w:val="22"/>
-          <w:szCs w:val="22"/>
-          <w:u w:val="single"/>
-        </w:rPr>
-      </w:pPr>
-      <w:r>
-        <w:rPr>
-          <w:b/>
-          <w:bCs/>
-          <w:sz w:val="22"/>
-          <w:szCs w:val="22"/>
-          <w:u w:val="single"/>
-        </w:rPr>
-        <w:t>Thématique :</w:t>
-      </w:r>
-      <w:r>
-        <w:rPr>
-          <w:b/>
-          <w:bCs/>
-          <w:sz w:val="22"/>
-          <w:szCs w:val="22"/>
-          <w:u w:val="single"/>
-        </w:rPr>
-        <w:t xml:space="preserve"> </w:t>
-      </w:r>
-      <w:r>
-        <w:rPr>
-          <w:b/>
-          <w:bCs/>
-          <w:sz w:val="22"/>
-          <w:szCs w:val="22"/>
-          <w:u w:val="single"/>
-        </w:rPr>
-        <w:t>…</w:t>
-      </w:r>
-      <w:proofErr w:type="gramStart"/>
-      <w:r>
-        <w:rPr>
-          <w:b/>
-          <w:bCs/>
-          <w:sz w:val="22"/>
-          <w:szCs w:val="22"/>
-          <w:u w:val="single"/>
-        </w:rPr>
-        <w:t>…</w:t>
-      </w:r>
-      <w:r>
-        <w:rPr>
-          <w:b/>
-          <w:bCs/>
-          <w:sz w:val="22"/>
-          <w:szCs w:val="22"/>
-          <w:u w:val="single"/>
-        </w:rPr>
-        <w:t>….</w:t>
-      </w:r>
-      <w:proofErr w:type="gramEnd"/>
-      <w:r>
-        <w:rPr>
-          <w:b/>
-          <w:bCs/>
-          <w:sz w:val="22"/>
-          <w:szCs w:val="22"/>
-          <w:u w:val="single"/>
-        </w:rPr>
-        <w:t>…………………………………………………………………</w:t>
-      </w:r>
-      <w:proofErr w:type="gramStart"/>
-      <w:r>
-        <w:rPr>
-          <w:b/>
-          <w:bCs/>
-          <w:sz w:val="22"/>
-          <w:szCs w:val="22"/>
-          <w:u w:val="single"/>
-        </w:rPr>
-        <w:t>…</w:t>
-      </w:r>
-      <w:r>
-        <w:rPr>
-          <w:b/>
-          <w:bCs/>
-          <w:sz w:val="22"/>
-          <w:szCs w:val="22"/>
-          <w:u w:val="single"/>
-        </w:rPr>
-        <w:t>….</w:t>
-      </w:r>
-      <w:proofErr w:type="gramEnd"/>
-      <w:r>
-        <w:rPr>
-          <w:b/>
-          <w:bCs/>
-          <w:sz w:val="22"/>
-          <w:szCs w:val="22"/>
-          <w:u w:val="single"/>
-        </w:rPr>
-        <w:t>……</w:t>
-      </w:r>
-      <w:proofErr w:type="gramStart"/>
-      <w:r>
-        <w:rPr>
-          <w:b/>
-          <w:bCs/>
-          <w:sz w:val="22"/>
-          <w:szCs w:val="22"/>
-          <w:u w:val="single"/>
-        </w:rPr>
-        <w:t>…….</w:t>
-      </w:r>
-      <w:proofErr w:type="gramEnd"/>
-      <w:r>
-        <w:rPr>
-          <w:b/>
-          <w:bCs/>
-          <w:sz w:val="22"/>
-          <w:szCs w:val="22"/>
-          <w:u w:val="single"/>
-        </w:rPr>
-        <w:t>……</w:t>
-      </w:r>
-      <w:proofErr w:type="gramStart"/>
-      <w:r>
-        <w:rPr>
-          <w:b/>
-          <w:bCs/>
-          <w:sz w:val="22"/>
-          <w:szCs w:val="22"/>
-          <w:u w:val="single"/>
-        </w:rPr>
-        <w:t>……</w:t>
-      </w:r>
-      <w:r>
-        <w:rPr>
-          <w:b/>
-          <w:bCs/>
-          <w:sz w:val="22"/>
-          <w:szCs w:val="22"/>
-          <w:u w:val="single"/>
-        </w:rPr>
-        <w:t>.</w:t>
-      </w:r>
-      <w:proofErr w:type="gramEnd"/>
-      <w:r>
-        <w:rPr>
-          <w:b/>
-          <w:bCs/>
-          <w:sz w:val="22"/>
-          <w:szCs w:val="22"/>
-          <w:u w:val="single"/>
-        </w:rPr>
-        <w:t>…</w:t>
-      </w:r>
-      <w:r>
-        <w:rPr>
-          <w:b/>
-          <w:bCs/>
-          <w:sz w:val="22"/>
-          <w:szCs w:val="22"/>
-          <w:u w:val="single"/>
-        </w:rPr>
-        <w:t>7</w:t>
-      </w:r>
-    </w:p>
-    <w:p>
-      <w:pPr>
-        <w:rPr>
-          <w:b/>
-          <w:bCs/>
-          <w:sz w:val="22"/>
-          <w:szCs w:val="22"/>
-          <w:u w:val="single"/>
-        </w:rPr>
-      </w:pPr>
-      <w:r>
-        <w:rPr>
-          <w:b/>
-          <w:bCs/>
-          <w:sz w:val="22"/>
-          <w:szCs w:val="22"/>
-          <w:u w:val="single"/>
-        </w:rPr>
-        <w:t xml:space="preserve">Article </w:t>
-      </w:r>
-      <w:proofErr w:type="gramStart"/>
-      <w:r>
-        <w:rPr>
-          <w:b/>
-          <w:bCs/>
-          <w:sz w:val="22"/>
-          <w:szCs w:val="22"/>
-          <w:u w:val="single"/>
-        </w:rPr>
-        <w:t>1</w:t>
-      </w:r>
-      <w:r>
-        <w:rPr>
-          <w:b/>
-          <w:bCs/>
-          <w:sz w:val="22"/>
-          <w:szCs w:val="22"/>
-          <w:u w:val="single"/>
-        </w:rPr>
-        <w:t>:</w:t>
-      </w:r>
-      <w:proofErr w:type="gramEnd"/>
-      <w:r>
-        <w:rPr>
-          <w:b/>
-          <w:bCs/>
-          <w:sz w:val="22"/>
-          <w:szCs w:val="22"/>
-          <w:u w:val="single"/>
-        </w:rPr>
-        <w:t xml:space="preserve"> </w:t>
-      </w:r>
-      <w:r>
-        <w:rPr>
-          <w:b/>
-          <w:bCs/>
-          <w:sz w:val="22"/>
-          <w:szCs w:val="22"/>
-          <w:u w:val="single"/>
-        </w:rPr>
-        <w:t>…………………………………………………………………………………</w:t>
-      </w:r>
-      <w:proofErr w:type="gramStart"/>
-      <w:r>
-        <w:rPr>
-          <w:b/>
-          <w:bCs/>
-          <w:sz w:val="22"/>
-          <w:szCs w:val="22"/>
-          <w:u w:val="single"/>
-        </w:rPr>
-        <w:t>……</w:t>
-      </w:r>
-      <w:r>
-        <w:rPr>
-          <w:b/>
-          <w:bCs/>
-          <w:sz w:val="22"/>
-          <w:szCs w:val="22"/>
-          <w:u w:val="single"/>
-        </w:rPr>
-        <w:t>.</w:t>
-      </w:r>
-      <w:proofErr w:type="gramEnd"/>
-      <w:r>
-        <w:rPr>
-          <w:b/>
-          <w:bCs/>
-          <w:sz w:val="22"/>
-          <w:szCs w:val="22"/>
-          <w:u w:val="single"/>
-        </w:rPr>
-        <w:t>…………</w:t>
-      </w:r>
-      <w:proofErr w:type="gramStart"/>
-      <w:r>
-        <w:rPr>
-          <w:b/>
-          <w:bCs/>
-          <w:sz w:val="22"/>
-          <w:szCs w:val="22"/>
-          <w:u w:val="single"/>
-        </w:rPr>
-        <w:t>…</w:t>
-      </w:r>
-      <w:r>
-        <w:rPr>
-          <w:b/>
-          <w:bCs/>
-          <w:sz w:val="22"/>
-          <w:szCs w:val="22"/>
-          <w:u w:val="single"/>
-        </w:rPr>
-        <w:t>…</w:t>
-      </w:r>
-      <w:r>
-        <w:rPr>
-          <w:b/>
-          <w:bCs/>
-          <w:sz w:val="22"/>
-          <w:szCs w:val="22"/>
-          <w:u w:val="single"/>
-        </w:rPr>
-        <w:t>.</w:t>
-      </w:r>
-      <w:proofErr w:type="gramEnd"/>
-      <w:r>
-        <w:rPr>
-          <w:b/>
-          <w:bCs/>
-          <w:sz w:val="22"/>
-          <w:szCs w:val="22"/>
-          <w:u w:val="single"/>
-        </w:rPr>
-        <w:t>………</w:t>
-      </w:r>
-      <w:r>
-        <w:rPr>
-          <w:b/>
-          <w:bCs/>
-          <w:sz w:val="22"/>
-          <w:szCs w:val="22"/>
-          <w:u w:val="single"/>
-        </w:rPr>
-        <w:t>9</w:t>
-      </w:r>
-    </w:p>
-    <w:p>
-      <w:pPr>
-        <w:rPr>
-          <w:b/>
-          <w:bCs/>
-          <w:sz w:val="22"/>
-          <w:szCs w:val="22"/>
-          <w:u w:val="single"/>
-        </w:rPr>
-      </w:pPr>
-      <w:r>
-        <w:rPr>
-          <w:b/>
-          <w:bCs/>
-          <w:sz w:val="22"/>
-          <w:szCs w:val="22"/>
-          <w:u w:val="single"/>
-        </w:rPr>
-        <w:t>Article</w:t>
-      </w:r>
-      <w:r>
-        <w:rPr>
-          <w:b/>
-          <w:bCs/>
-          <w:sz w:val="22"/>
-          <w:szCs w:val="22"/>
-          <w:u w:val="single"/>
-        </w:rPr>
-        <w:t xml:space="preserve"> </w:t>
-      </w:r>
-      <w:r>
-        <w:rPr>
-          <w:b/>
-          <w:bCs/>
-          <w:sz w:val="22"/>
-          <w:szCs w:val="22"/>
-          <w:u w:val="single"/>
-        </w:rPr>
-        <w:t>2</w:t>
-      </w:r>
-      <w:r>
-        <w:rPr>
-          <w:b/>
-          <w:bCs/>
-          <w:sz w:val="22"/>
-          <w:szCs w:val="22"/>
-          <w:u w:val="single"/>
-        </w:rPr>
-        <w:t xml:space="preserve"> : </w:t>
-      </w:r>
-      <w:r>
-        <w:rPr>
-          <w:b/>
-          <w:bCs/>
-          <w:sz w:val="22"/>
-          <w:szCs w:val="22"/>
-          <w:u w:val="single"/>
-        </w:rPr>
-        <w:t>………………………………………</w:t>
-      </w:r>
-      <w:r>
-        <w:rPr>
-          <w:b/>
-          <w:bCs/>
-          <w:sz w:val="22"/>
-          <w:szCs w:val="22"/>
-          <w:u w:val="single"/>
-        </w:rPr>
-        <w:t>…………</w:t>
-      </w:r>
-      <w:r>
-        <w:rPr>
-          <w:b/>
-          <w:bCs/>
-          <w:sz w:val="22"/>
-          <w:szCs w:val="22"/>
-          <w:u w:val="single"/>
-        </w:rPr>
-        <w:t>……………………</w:t>
-      </w:r>
-      <w:proofErr w:type="gramStart"/>
-      <w:r>
-        <w:rPr>
-          <w:b/>
-          <w:bCs/>
-          <w:sz w:val="22"/>
-          <w:szCs w:val="22"/>
-          <w:u w:val="single"/>
-        </w:rPr>
-        <w:t>……</w:t>
-      </w:r>
-      <w:r>
-        <w:rPr>
-          <w:b/>
-          <w:bCs/>
-          <w:sz w:val="22"/>
-          <w:szCs w:val="22"/>
-          <w:u w:val="single"/>
-        </w:rPr>
-        <w:t>.</w:t>
-      </w:r>
-      <w:proofErr w:type="gramEnd"/>
-      <w:r>
-        <w:rPr>
-          <w:b/>
-          <w:bCs/>
-          <w:sz w:val="22"/>
-          <w:szCs w:val="22"/>
-          <w:u w:val="single"/>
-        </w:rPr>
-        <w:t>…………………………</w:t>
-      </w:r>
-      <w:proofErr w:type="gramStart"/>
-      <w:r>
-        <w:rPr>
-          <w:b/>
-          <w:bCs/>
-          <w:sz w:val="22"/>
-          <w:szCs w:val="22"/>
-          <w:u w:val="single"/>
-        </w:rPr>
-        <w:t>……</w:t>
-      </w:r>
-      <w:r>
-        <w:rPr>
-          <w:b/>
-          <w:bCs/>
-          <w:sz w:val="22"/>
-          <w:szCs w:val="22"/>
-          <w:u w:val="single"/>
-        </w:rPr>
-        <w:t>.</w:t>
-      </w:r>
-      <w:proofErr w:type="gramEnd"/>
-      <w:r>
-        <w:rPr>
-          <w:b/>
-          <w:bCs/>
-          <w:sz w:val="22"/>
-          <w:szCs w:val="22"/>
-          <w:u w:val="single"/>
-        </w:rPr>
-        <w:t>11</w:t>
-      </w:r>
-    </w:p>
-    <w:p>
-      <w:pPr>
-        <w:rPr>
-          <w:b/>
-          <w:bCs/>
-          <w:sz w:val="22"/>
-          <w:szCs w:val="22"/>
-          <w:u w:val="single"/>
-        </w:rPr>
-      </w:pPr>
-      <w:r>
-        <w:rPr>
-          <w:b/>
-          <w:bCs/>
-          <w:sz w:val="22"/>
-          <w:szCs w:val="22"/>
-          <w:u w:val="single"/>
-        </w:rPr>
-        <w:t>Article 3</w:t>
-      </w:r>
-      <w:r>
-        <w:rPr>
-          <w:b/>
-          <w:bCs/>
-          <w:sz w:val="22"/>
-          <w:szCs w:val="22"/>
-          <w:u w:val="single"/>
-        </w:rPr>
-        <w:t xml:space="preserve"> : </w:t>
-      </w:r>
-      <w:r>
-        <w:rPr>
-          <w:b/>
-          <w:bCs/>
-          <w:sz w:val="22"/>
-          <w:szCs w:val="22"/>
-          <w:u w:val="single"/>
-        </w:rPr>
-        <w:t>……………………</w:t>
-      </w:r>
-      <w:proofErr w:type="gramStart"/>
-      <w:r>
-        <w:rPr>
-          <w:b/>
-          <w:bCs/>
-          <w:sz w:val="22"/>
-          <w:szCs w:val="22"/>
-          <w:u w:val="single"/>
-        </w:rPr>
-        <w:t>…</w:t>
-      </w:r>
-      <w:r>
-        <w:rPr>
-          <w:b/>
-          <w:bCs/>
-          <w:sz w:val="22"/>
-          <w:szCs w:val="22"/>
-          <w:u w:val="single"/>
-        </w:rPr>
-        <w:t>….</w:t>
-      </w:r>
-      <w:proofErr w:type="gramEnd"/>
-      <w:r>
-        <w:rPr>
-          <w:b/>
-          <w:bCs/>
-          <w:sz w:val="22"/>
-          <w:szCs w:val="22"/>
-          <w:u w:val="single"/>
-        </w:rPr>
-        <w:t>……………………………………………</w:t>
-      </w:r>
-      <w:proofErr w:type="gramStart"/>
-      <w:r>
-        <w:rPr>
-          <w:b/>
-          <w:bCs/>
-          <w:sz w:val="22"/>
-          <w:szCs w:val="22"/>
-          <w:u w:val="single"/>
-        </w:rPr>
-        <w:t>……</w:t>
-      </w:r>
-      <w:r>
-        <w:rPr>
-          <w:b/>
-          <w:bCs/>
-          <w:sz w:val="22"/>
-          <w:szCs w:val="22"/>
-          <w:u w:val="single"/>
-        </w:rPr>
-        <w:t>.</w:t>
-      </w:r>
-      <w:proofErr w:type="gramEnd"/>
-      <w:r>
-        <w:rPr>
-          <w:b/>
-          <w:bCs/>
-          <w:sz w:val="22"/>
-          <w:szCs w:val="22"/>
-          <w:u w:val="single"/>
-        </w:rPr>
-        <w:t>………………………………</w:t>
-      </w:r>
-      <w:r>
-        <w:rPr>
-          <w:b/>
-          <w:bCs/>
-          <w:sz w:val="22"/>
-          <w:szCs w:val="22"/>
-          <w:u w:val="single"/>
-        </w:rPr>
-        <w:t>13</w:t>
-      </w:r>
-    </w:p>
-    <w:p>
-      <w:pPr>
-        <w:rPr>
-          <w:b/>
-          <w:bCs/>
-          <w:sz w:val="22"/>
-          <w:szCs w:val="22"/>
-          <w:u w:val="single"/>
-        </w:rPr>
-      </w:pPr>
-      <w:r>
-        <w:rPr>
-          <w:b/>
-          <w:bCs/>
-          <w:sz w:val="22"/>
-          <w:szCs w:val="22"/>
-          <w:u w:val="single"/>
-        </w:rPr>
-        <w:t xml:space="preserve">Analyse globale : </w:t>
-      </w:r>
-      <w:r>
-        <w:rPr>
-          <w:b/>
-          <w:bCs/>
-          <w:sz w:val="22"/>
-          <w:szCs w:val="22"/>
-          <w:u w:val="single"/>
-        </w:rPr>
-        <w:t xml:space="preserve"> </w:t>
-      </w:r>
-      <w:r>
-        <w:rPr>
-          <w:b/>
-          <w:bCs/>
-          <w:sz w:val="22"/>
-          <w:szCs w:val="22"/>
-          <w:u w:val="single"/>
-        </w:rPr>
-        <w:t>………………………………………………………………</w:t>
-      </w:r>
-      <w:proofErr w:type="gramStart"/>
-      <w:r>
-        <w:rPr>
-          <w:b/>
-          <w:bCs/>
-          <w:sz w:val="22"/>
-          <w:szCs w:val="22"/>
-          <w:u w:val="single"/>
-        </w:rPr>
-        <w:t>……</w:t>
-      </w:r>
-      <w:r>
-        <w:rPr>
-          <w:b/>
-          <w:bCs/>
-          <w:sz w:val="22"/>
-          <w:szCs w:val="22"/>
-          <w:u w:val="single"/>
-        </w:rPr>
-        <w:t>.</w:t>
-      </w:r>
-      <w:proofErr w:type="gramEnd"/>
-      <w:r>
-        <w:rPr>
-          <w:b/>
-          <w:bCs/>
-          <w:sz w:val="22"/>
-          <w:szCs w:val="22"/>
-          <w:u w:val="single"/>
-        </w:rPr>
-        <w:t>………………………</w:t>
-      </w:r>
-      <w:proofErr w:type="gramStart"/>
-      <w:r>
-        <w:rPr>
-          <w:b/>
-          <w:bCs/>
-          <w:sz w:val="22"/>
-          <w:szCs w:val="22"/>
-          <w:u w:val="single"/>
-        </w:rPr>
-        <w:t>……</w:t>
-      </w:r>
-      <w:r>
-        <w:rPr>
-          <w:b/>
-          <w:bCs/>
-          <w:sz w:val="22"/>
-          <w:szCs w:val="22"/>
-          <w:u w:val="single"/>
-        </w:rPr>
-        <w:t>.</w:t>
-      </w:r>
-      <w:proofErr w:type="gramEnd"/>
-      <w:r>
-        <w:rPr>
-          <w:b/>
-          <w:bCs/>
-          <w:sz w:val="22"/>
-          <w:szCs w:val="22"/>
-          <w:u w:val="single"/>
-        </w:rPr>
-        <w:t>15</w:t>
-      </w:r>
-    </w:p>
-    <w:p>
-      <w:pPr>
-        <w:rPr>
-          <w:b/>
-          <w:bCs/>
-          <w:sz w:val="22"/>
-          <w:szCs w:val="22"/>
-          <w:u w:val="single"/>
-        </w:rPr>
-      </w:pPr>
-      <w:r>
-        <w:rPr>
-          <w:b/>
-          <w:bCs/>
-          <w:sz w:val="22"/>
-          <w:szCs w:val="22"/>
-          <w:u w:val="single"/>
-        </w:rPr>
-        <w:t>Conclusion :</w:t>
-      </w:r>
-      <w:r>
-        <w:rPr>
-          <w:b/>
-          <w:bCs/>
-          <w:sz w:val="22"/>
-          <w:szCs w:val="22"/>
-          <w:u w:val="single"/>
-        </w:rPr>
-        <w:t xml:space="preserve"> </w:t>
-      </w:r>
-      <w:r>
-        <w:rPr>
-          <w:b/>
-          <w:bCs/>
-          <w:sz w:val="22"/>
-          <w:szCs w:val="22"/>
-          <w:u w:val="single"/>
-        </w:rPr>
-        <w:t>……………………</w:t>
-      </w:r>
-      <w:proofErr w:type="gramStart"/>
-      <w:r>
-        <w:rPr>
-          <w:b/>
-          <w:bCs/>
-          <w:sz w:val="22"/>
-          <w:szCs w:val="22"/>
-          <w:u w:val="single"/>
-        </w:rPr>
-        <w:t>……</w:t>
-      </w:r>
-      <w:r>
-        <w:rPr>
-          <w:b/>
-          <w:bCs/>
-          <w:sz w:val="22"/>
-          <w:szCs w:val="22"/>
-          <w:u w:val="single"/>
-        </w:rPr>
-        <w:t>.</w:t>
-      </w:r>
-      <w:proofErr w:type="gramEnd"/>
-      <w:r>
-        <w:rPr>
-          <w:b/>
-          <w:bCs/>
-          <w:sz w:val="22"/>
-          <w:szCs w:val="22"/>
-          <w:u w:val="single"/>
-        </w:rPr>
-        <w:t>…………………………………</w:t>
-      </w:r>
-      <w:proofErr w:type="gramStart"/>
-      <w:r>
-        <w:rPr>
-          <w:b/>
-          <w:bCs/>
-          <w:sz w:val="22"/>
-          <w:szCs w:val="22"/>
-          <w:u w:val="single"/>
-        </w:rPr>
-        <w:t>……</w:t>
-      </w:r>
-      <w:r>
-        <w:rPr>
-          <w:b/>
-          <w:bCs/>
-          <w:sz w:val="22"/>
-          <w:szCs w:val="22"/>
-          <w:u w:val="single"/>
-        </w:rPr>
-        <w:t>.</w:t>
-      </w:r>
-      <w:proofErr w:type="gramEnd"/>
-      <w:r>
-        <w:rPr>
-          <w:b/>
-          <w:bCs/>
-          <w:sz w:val="22"/>
-          <w:szCs w:val="22"/>
-          <w:u w:val="single"/>
-        </w:rPr>
-        <w:t>.</w:t>
-      </w:r>
-      <w:r>
-        <w:rPr>
-          <w:b/>
-          <w:bCs/>
-          <w:sz w:val="22"/>
-          <w:szCs w:val="22"/>
-          <w:u w:val="single"/>
-        </w:rPr>
-        <w:t>…</w:t>
-      </w:r>
-      <w:proofErr w:type="gramStart"/>
-      <w:r>
-        <w:rPr>
-          <w:b/>
-          <w:bCs/>
-          <w:sz w:val="22"/>
-          <w:szCs w:val="22"/>
-          <w:u w:val="single"/>
-        </w:rPr>
-        <w:t>……</w:t>
-      </w:r>
-      <w:r>
-        <w:rPr>
-          <w:b/>
-          <w:bCs/>
-          <w:sz w:val="22"/>
-          <w:szCs w:val="22"/>
-          <w:u w:val="single"/>
-        </w:rPr>
-        <w:t>.</w:t>
-      </w:r>
-      <w:proofErr w:type="gramEnd"/>
-      <w:r>
-        <w:rPr>
-          <w:b/>
-          <w:bCs/>
-          <w:sz w:val="22"/>
-          <w:szCs w:val="22"/>
-          <w:u w:val="single"/>
-        </w:rPr>
-        <w:t>…………………</w:t>
-      </w:r>
-      <w:proofErr w:type="gramStart"/>
-      <w:r>
-        <w:rPr>
-          <w:b/>
-          <w:bCs/>
-          <w:sz w:val="22"/>
-          <w:szCs w:val="22"/>
-          <w:u w:val="single"/>
-        </w:rPr>
-        <w:t>……</w:t>
-      </w:r>
-      <w:r>
-        <w:rPr>
-          <w:b/>
-          <w:bCs/>
-          <w:sz w:val="22"/>
-          <w:szCs w:val="22"/>
-          <w:u w:val="single"/>
-        </w:rPr>
-        <w:t>.</w:t>
-      </w:r>
-      <w:proofErr w:type="gramEnd"/>
-      <w:r>
-        <w:rPr>
-          <w:b/>
-          <w:bCs/>
-          <w:sz w:val="22"/>
-          <w:szCs w:val="22"/>
-          <w:u w:val="single"/>
-        </w:rPr>
-        <w:t>.</w:t>
-      </w:r>
-      <w:r>
-        <w:rPr>
-          <w:b/>
-          <w:bCs/>
-          <w:sz w:val="22"/>
-          <w:szCs w:val="22"/>
-          <w:u w:val="single"/>
-        </w:rPr>
-        <w:t>…</w:t>
-      </w:r>
-      <w:r>
-        <w:rPr>
-          <w:b/>
-          <w:bCs/>
-          <w:sz w:val="22"/>
-          <w:szCs w:val="22"/>
-          <w:u w:val="single"/>
-        </w:rPr>
-        <w:t>16</w:t>
-      </w:r>
-    </w:p>
-    <w:p>
-      <w:pPr>
-        <w:rPr>
-          <w:sz w:val="40"/>
-          <w:szCs w:val="40"/>
-        </w:rPr>
-      </w:pPr>
-      <w:r>
-        <w:rPr>
-          <w:b/>
-          <w:bCs/>
-          <w:sz w:val="22"/>
-          <w:szCs w:val="22"/>
-          <w:u w:val="single"/>
-        </w:rPr>
-        <w:t xml:space="preserve">Annexes : </w:t>
-      </w:r>
-      <w:r>
-        <w:rPr>
-          <w:b/>
-          <w:bCs/>
-          <w:sz w:val="22"/>
-          <w:szCs w:val="22"/>
-          <w:u w:val="single"/>
-        </w:rPr>
-        <w:t>……………………</w:t>
-      </w:r>
-      <w:proofErr w:type="gramStart"/>
-      <w:r>
-        <w:rPr>
-          <w:b/>
-          <w:bCs/>
-          <w:sz w:val="22"/>
-          <w:szCs w:val="22"/>
-          <w:u w:val="single"/>
-        </w:rPr>
-        <w:t>……</w:t>
-      </w:r>
-      <w:r>
-        <w:rPr>
-          <w:b/>
-          <w:bCs/>
-          <w:sz w:val="22"/>
-          <w:szCs w:val="22"/>
-          <w:u w:val="single"/>
-        </w:rPr>
-        <w:t>.</w:t>
-      </w:r>
-      <w:proofErr w:type="gramEnd"/>
-      <w:r>
-        <w:rPr>
-          <w:b/>
-          <w:bCs/>
-          <w:sz w:val="22"/>
-          <w:szCs w:val="22"/>
-          <w:u w:val="single"/>
-        </w:rPr>
-        <w:t>…………………………………</w:t>
-      </w:r>
-      <w:proofErr w:type="gramStart"/>
-      <w:r>
-        <w:rPr>
-          <w:b/>
-          <w:bCs/>
-          <w:sz w:val="22"/>
-          <w:szCs w:val="22"/>
-          <w:u w:val="single"/>
-        </w:rPr>
-        <w:t>……</w:t>
-      </w:r>
-      <w:r>
-        <w:rPr>
-          <w:b/>
-          <w:bCs/>
-          <w:sz w:val="22"/>
-          <w:szCs w:val="22"/>
-          <w:u w:val="single"/>
-        </w:rPr>
-        <w:t>.</w:t>
-      </w:r>
-      <w:proofErr w:type="gramEnd"/>
-      <w:r>
-        <w:rPr>
-          <w:b/>
-          <w:bCs/>
-          <w:sz w:val="22"/>
-          <w:szCs w:val="22"/>
-          <w:u w:val="single"/>
-        </w:rPr>
-        <w:t>.</w:t>
-      </w:r>
-      <w:r>
-        <w:rPr>
-          <w:b/>
-          <w:bCs/>
-          <w:sz w:val="22"/>
-          <w:szCs w:val="22"/>
-          <w:u w:val="single"/>
-        </w:rPr>
-        <w:t>…</w:t>
-      </w:r>
-      <w:proofErr w:type="gramStart"/>
-      <w:r>
-        <w:rPr>
-          <w:b/>
-          <w:bCs/>
-          <w:sz w:val="22"/>
-          <w:szCs w:val="22"/>
-          <w:u w:val="single"/>
-        </w:rPr>
-        <w:t>……</w:t>
-      </w:r>
-      <w:r>
-        <w:rPr>
-          <w:b/>
-          <w:bCs/>
-          <w:sz w:val="22"/>
-          <w:szCs w:val="22"/>
-          <w:u w:val="single"/>
-        </w:rPr>
-        <w:t>.</w:t>
-      </w:r>
-      <w:proofErr w:type="gramEnd"/>
-      <w:r>
-        <w:rPr>
-          <w:b/>
-          <w:bCs/>
-          <w:sz w:val="22"/>
-          <w:szCs w:val="22"/>
-          <w:u w:val="single"/>
-        </w:rPr>
-        <w:t>…………………………</w:t>
-      </w:r>
-      <w:proofErr w:type="gramStart"/>
-      <w:r>
-        <w:rPr>
-          <w:b/>
-          <w:bCs/>
-          <w:sz w:val="22"/>
-          <w:szCs w:val="22"/>
-          <w:u w:val="single"/>
-        </w:rPr>
-        <w:t>…</w:t>
-      </w:r>
-      <w:r>
-        <w:rPr>
-          <w:b/>
-          <w:bCs/>
-          <w:sz w:val="22"/>
-          <w:szCs w:val="22"/>
-          <w:u w:val="single"/>
-        </w:rPr>
-        <w:t>….</w:t>
-      </w:r>
-      <w:proofErr w:type="gramEnd"/>
-      <w:r>
-        <w:rPr>
-          <w:b/>
-          <w:bCs/>
-          <w:sz w:val="22"/>
-          <w:szCs w:val="22"/>
-          <w:u w:val="single"/>
-        </w:rPr>
-        <w:t>17</w:t>
-      </w:r>
-    </w:p>
-    <w:p>
-      <w:pPr>
-        <w:jc w:val="center"/>
-        <w:rPr>
-          <w:sz w:val="40"/>
-          <w:szCs w:val="40"/>
-        </w:rPr>
-      </w:pPr>
-    </w:p>
-    <w:p>
-      <w:pPr>
-        <w:rPr>
-          <w:sz w:val="40"/>
-          <w:szCs w:val="40"/>
-        </w:rPr>
-      </w:pPr>
-    </w:p>
-    <w:p>
-      <w:pPr>
-        <w:jc w:val="right"/>
-        <w:rPr>
-          <w:sz w:val="22"/>
-          <w:szCs w:val="22"/>
-        </w:rPr>
-      </w:pPr>
-    </w:p>
-    <w:p>
-      <w:pPr>
-        <w:jc w:val="right"/>
-        <w:rPr>
-          <w:sz w:val="22"/>
-          <w:szCs w:val="22"/>
-        </w:rPr>
-      </w:pPr>
-    </w:p>
-    <w:p>
-      <w:pPr>
-        <w:jc w:val="right"/>
-        <w:rPr>
-          <w:sz w:val="22"/>
-          <w:szCs w:val="22"/>
-        </w:rPr>
-      </w:pPr>
-    </w:p>
-    <w:p>
-      <w:pPr>
-        <w:jc w:val="right"/>
-        <w:rPr>
-          <w:sz w:val="22"/>
-          <w:szCs w:val="22"/>
-        </w:rPr>
-      </w:pPr>
-    </w:p>
-    <w:p>
-      <w:pPr>
-        <w:rPr>
-          <w:sz w:val="22"/>
-          <w:szCs w:val="22"/>
-        </w:rPr>
-      </w:pPr>
-    </w:p>
-    <w:p>
-      <w:pPr>
-        <w:rPr>
-          <w:sz w:val="22"/>
-          <w:szCs w:val="22"/>
-        </w:rPr>
-      </w:pPr>
-    </w:p>
-    <w:p>
-      <w:pPr>
-        <w:rPr>
-          <w:sz w:val="22"/>
-          <w:szCs w:val="22"/>
-        </w:rPr>
-      </w:pPr>
-    </w:p>
-    <w:p>
-      <w:pPr>
-        <w:jc w:val="center"/>
+        <w:t> :</w:t>
+      </w:r>
+    </w:p>
+    <w:p>
+      <w:pPr>
+        <w:jc w:val="both"/>
+        <w:rPr>
+          <w:sz w:val="22"/>
+          <w:szCs w:val="22"/>
+        </w:rPr>
+      </w:pPr>
+      <w:r>
+        <w:rPr>
+          <w:sz w:val="22"/>
+          <w:szCs w:val="22"/>
+        </w:rPr>
+        <w:t>Pour automatiser et centraliser ma veille, j’utilise plusieurs outils numériques :</w:t>
+      </w:r>
+    </w:p>
+    <w:p>
+      <w:pPr>
+        <w:jc w:val="both"/>
+        <w:rPr>
+          <w:sz w:val="22"/>
+          <w:szCs w:val="22"/>
+        </w:rPr>
+      </w:pPr>
+    </w:p>
+    <w:p>
+      <w:pPr>
+        <w:ind w:left="720"/>
+        <w:jc w:val="both"/>
+        <w:rPr>
+          <w:sz w:val="22"/>
+          <w:szCs w:val="22"/>
+        </w:rPr>
+      </w:pPr>
+      <w:proofErr w:type="spellStart"/>
+      <w:r>
+        <w:rPr>
+          <w:sz w:val="22"/>
+          <w:szCs w:val="22"/>
+        </w:rPr>
+        <w:t>Feedly</w:t>
+      </w:r>
+      <w:proofErr w:type="spellEnd"/>
+      <w:r>
+        <w:rPr>
+          <w:sz w:val="22"/>
+          <w:szCs w:val="22"/>
+        </w:rPr>
+        <w:t xml:space="preserve"> : agrégateur de flux RSS qui me permet de regrouper différents sites spécialisés en informatique au même endroit</w:t>
+      </w:r>
+    </w:p>
+    <w:p>
+      <w:pPr>
+        <w:ind w:left="720"/>
+        <w:jc w:val="both"/>
+        <w:rPr>
+          <w:sz w:val="22"/>
+          <w:szCs w:val="22"/>
+        </w:rPr>
+      </w:pPr>
+      <w:r>
+        <w:rPr>
+          <w:sz w:val="22"/>
+          <w:szCs w:val="22"/>
+        </w:rPr>
+        <w:t>Navigateurs web et favoris organisés : pour accéder rapidement aux sources importantes</w:t>
+      </w:r>
+    </w:p>
+    <w:p>
+      <w:pPr>
+        <w:ind w:left="720"/>
+        <w:jc w:val="both"/>
+        <w:rPr>
+          <w:sz w:val="22"/>
+          <w:szCs w:val="22"/>
+        </w:rPr>
+      </w:pPr>
+      <w:r>
+        <w:rPr>
+          <w:sz w:val="22"/>
+          <w:szCs w:val="22"/>
+        </w:rPr>
+        <w:t>YouTube : pour suivre des contenus techniques sous forme de tutoriels et d’analyses</w:t>
+      </w:r>
+    </w:p>
+    <w:p>
+      <w:pPr>
+        <w:ind w:left="720"/>
+        <w:jc w:val="both"/>
+        <w:rPr>
+          <w:sz w:val="22"/>
+          <w:szCs w:val="22"/>
+        </w:rPr>
+      </w:pPr>
+    </w:p>
+    <w:p>
+      <w:pPr>
+        <w:jc w:val="both"/>
+        <w:rPr>
+          <w:sz w:val="22"/>
+          <w:szCs w:val="22"/>
+        </w:rPr>
+      </w:pPr>
+      <w:r>
+        <w:rPr>
+          <w:sz w:val="22"/>
+          <w:szCs w:val="22"/>
+        </w:rPr>
+        <w:t>Ces outils me permettent de gagner du temps et de rester informé régulièrement.</w:t>
+      </w:r>
+    </w:p>
+    <w:p>
+      <w:pPr>
+        <w:jc w:val="both"/>
+        <w:rPr>
+          <w:sz w:val="22"/>
+          <w:szCs w:val="22"/>
+        </w:rPr>
+      </w:pPr>
+    </w:p>
+    <w:p>
+      <w:pPr>
+        <w:jc w:val="both"/>
         <w:rPr>
           <w:sz w:val="30"/>
           <w:szCs w:val="30"/>
@@ -2261,444 +2066,19 @@
           <w:sz w:val="30"/>
           <w:szCs w:val="30"/>
         </w:rPr>
-        <w:t>Introduction</w:t>
-      </w:r>
-    </w:p>
-    <w:p>
-      <w:pPr>
-        <w:rPr>
-          <w:sz w:val="22"/>
-          <w:szCs w:val="22"/>
-        </w:rPr>
-      </w:pPr>
-      <w:r>
-        <w:rPr>
-          <w:sz w:val="22"/>
-          <w:szCs w:val="22"/>
-        </w:rPr>
-        <w:pict w14:anchorId="7D8DA038">
-          <v:rect id="_x0000_i1025" style="width:0;height:1.5pt" o:hralign="center" o:hrstd="t" o:hr="t" fillcolor="#a0a0a0" stroked="f"/>
-        </w:pict>
-      </w:r>
-    </w:p>
-    <w:p>
-      <w:pPr>
-        <w:rPr>
-          <w:sz w:val="22"/>
-          <w:szCs w:val="22"/>
-        </w:rPr>
-      </w:pPr>
-    </w:p>
-    <w:p>
-      <w:pPr>
-        <w:rPr>
-          <w:sz w:val="22"/>
-          <w:szCs w:val="22"/>
-        </w:rPr>
-      </w:pPr>
-      <w:r>
-        <w:rPr>
-          <w:sz w:val="22"/>
-          <w:szCs w:val="22"/>
-        </w:rPr>
-        <w:t>Dans le domaine de l’informatique, les technologies évoluent en permanence, notamment dans les secteurs de l’administration système, des réseaux et de la cybersécurité. Afin de rester compétitif et efficace, il est essentiel de mettre en place une veille technologique régulière.</w:t>
-      </w:r>
-    </w:p>
-    <w:p>
-      <w:pPr>
-        <w:rPr>
-          <w:sz w:val="22"/>
-          <w:szCs w:val="22"/>
-        </w:rPr>
-      </w:pPr>
-      <w:r>
-        <w:rPr>
-          <w:sz w:val="22"/>
-          <w:szCs w:val="22"/>
-        </w:rPr>
-        <w:t>Dans le cadre du BTS SIO, option SISR (Solutions d’Infrastructure, Systèmes et Réseaux), cette veille a pour objectif de suivre les évolutions des outils, des menaces informatiques ainsi que des bonnes pratiques professionnelles. Elle permet d’anticiper les risques, d’améliorer la sécurité des infrastructures et d’adopter de nouvelles solutions techniques adaptées aux besoins des organisations.</w:t>
-      </w:r>
-    </w:p>
-    <w:p>
-      <w:pPr>
-        <w:rPr>
-          <w:sz w:val="22"/>
-          <w:szCs w:val="22"/>
-        </w:rPr>
-      </w:pPr>
-      <w:r>
-        <w:rPr>
-          <w:sz w:val="22"/>
-          <w:szCs w:val="22"/>
-        </w:rPr>
-        <w:t>Ce document présente la démarche de veille mise en place, les outils utilisés ainsi que les informations collectées dans les domaines de l’administration système, de la sécurité réseau et des infrastructures informatiques.</w:t>
-      </w:r>
-    </w:p>
-    <w:p>
-      <w:pPr>
-        <w:rPr>
-          <w:sz w:val="22"/>
-          <w:szCs w:val="22"/>
-        </w:rPr>
-      </w:pPr>
-    </w:p>
-    <w:p>
-      <w:pPr>
-        <w:rPr>
-          <w:sz w:val="22"/>
-          <w:szCs w:val="22"/>
-        </w:rPr>
-      </w:pPr>
-    </w:p>
-    <w:p>
-      <w:pPr>
-        <w:rPr>
-          <w:sz w:val="22"/>
-          <w:szCs w:val="22"/>
-        </w:rPr>
-      </w:pPr>
-    </w:p>
-    <w:p>
-      <w:pPr>
-        <w:rPr>
-          <w:sz w:val="22"/>
-          <w:szCs w:val="22"/>
-        </w:rPr>
-      </w:pPr>
-    </w:p>
-    <w:p>
-      <w:pPr>
-        <w:rPr>
-          <w:sz w:val="22"/>
-          <w:szCs w:val="22"/>
-        </w:rPr>
-      </w:pPr>
-    </w:p>
-    <w:p>
-      <w:pPr>
-        <w:rPr>
-          <w:sz w:val="22"/>
-          <w:szCs w:val="22"/>
-        </w:rPr>
-      </w:pPr>
-    </w:p>
-    <w:p>
-      <w:pPr>
-        <w:rPr>
-          <w:sz w:val="22"/>
-          <w:szCs w:val="22"/>
-        </w:rPr>
-      </w:pPr>
-    </w:p>
-    <w:p>
-      <w:pPr>
-        <w:rPr>
-          <w:sz w:val="22"/>
-          <w:szCs w:val="22"/>
-        </w:rPr>
-      </w:pPr>
-    </w:p>
-    <w:p>
-      <w:pPr>
-        <w:rPr>
-          <w:sz w:val="22"/>
-          <w:szCs w:val="22"/>
-        </w:rPr>
-      </w:pPr>
-    </w:p>
-    <w:p>
-      <w:pPr>
-        <w:rPr>
-          <w:sz w:val="22"/>
-          <w:szCs w:val="22"/>
-        </w:rPr>
-      </w:pPr>
-    </w:p>
-    <w:p>
-      <w:pPr>
-        <w:rPr>
-          <w:sz w:val="22"/>
-          <w:szCs w:val="22"/>
-        </w:rPr>
-      </w:pPr>
-    </w:p>
-    <w:p>
-      <w:pPr>
-        <w:rPr>
-          <w:sz w:val="22"/>
-          <w:szCs w:val="22"/>
-        </w:rPr>
-      </w:pPr>
-    </w:p>
-    <w:p>
-      <w:pPr>
-        <w:rPr>
-          <w:sz w:val="22"/>
-          <w:szCs w:val="22"/>
-        </w:rPr>
-      </w:pPr>
-    </w:p>
-    <w:p>
-      <w:pPr>
-        <w:rPr>
-          <w:sz w:val="22"/>
-          <w:szCs w:val="22"/>
-        </w:rPr>
-      </w:pPr>
-    </w:p>
-    <w:p>
-      <w:pPr>
-        <w:rPr>
-          <w:sz w:val="22"/>
-          <w:szCs w:val="22"/>
-        </w:rPr>
-      </w:pPr>
-    </w:p>
-    <w:p>
-      <w:pPr>
-        <w:rPr>
-          <w:sz w:val="22"/>
-          <w:szCs w:val="22"/>
-        </w:rPr>
-      </w:pPr>
-    </w:p>
-    <w:p>
-      <w:pPr>
-        <w:rPr>
-          <w:b/>
-          <w:bCs/>
-          <w:sz w:val="22"/>
-          <w:szCs w:val="22"/>
-        </w:rPr>
-      </w:pPr>
-    </w:p>
-    <w:p>
-      <w:pPr>
-        <w:jc w:val="center"/>
+        <w:t>Sources d’information</w:t>
+      </w:r>
+      <w:r>
         <w:rPr>
           <w:sz w:val="30"/>
           <w:szCs w:val="30"/>
         </w:rPr>
-      </w:pPr>
-      <w:r>
-        <w:rPr>
-          <w:sz w:val="30"/>
-          <w:szCs w:val="30"/>
-        </w:rPr>
-        <w:lastRenderedPageBreak/>
-        <w:t xml:space="preserve">Méthodologie de la veille </w:t>
-      </w:r>
-    </w:p>
-    <w:p>
-      <w:pPr>
-        <w:rPr>
-          <w:sz w:val="22"/>
-          <w:szCs w:val="22"/>
-        </w:rPr>
-      </w:pPr>
-      <w:r>
-        <w:rPr>
-          <w:sz w:val="22"/>
-          <w:szCs w:val="22"/>
-        </w:rPr>
-        <w:pict w14:anchorId="503B815D">
-          <v:rect id="_x0000_i1026" style="width:0;height:1.5pt" o:hralign="center" o:hrstd="t" o:hr="t" fillcolor="#a0a0a0" stroked="f"/>
-        </w:pict>
-      </w:r>
-    </w:p>
-    <w:p>
-      <w:pPr>
-        <w:rPr>
-          <w:b/>
-          <w:bCs/>
-          <w:sz w:val="22"/>
-          <w:szCs w:val="22"/>
-        </w:rPr>
-      </w:pPr>
-    </w:p>
-    <w:p>
-      <w:pPr>
-        <w:rPr>
-          <w:sz w:val="22"/>
-          <w:szCs w:val="22"/>
-        </w:rPr>
-      </w:pPr>
-      <w:r>
-        <w:rPr>
-          <w:sz w:val="22"/>
-          <w:szCs w:val="22"/>
-        </w:rPr>
-        <w:t>Dans le cadre de ma veille technologique en BTS SIO option SISR, j’ai mis en place une méthodologie structurée afin de collecter, trier et analyser efficacement les informations liées à l’administration système, à la sécurité réseau et aux infrastructures informatiques.</w:t>
-      </w:r>
-    </w:p>
-    <w:p>
-      <w:pPr>
-        <w:rPr>
-          <w:b/>
-          <w:bCs/>
-          <w:sz w:val="22"/>
-          <w:szCs w:val="22"/>
-        </w:rPr>
-      </w:pPr>
-    </w:p>
-    <w:p>
-      <w:pPr>
-        <w:rPr>
-          <w:sz w:val="30"/>
-          <w:szCs w:val="30"/>
-        </w:rPr>
-      </w:pPr>
-      <w:r>
-        <w:rPr>
-          <w:sz w:val="30"/>
-          <w:szCs w:val="30"/>
-        </w:rPr>
-        <w:t>Outils utilisés</w:t>
-      </w:r>
-      <w:r>
-        <w:rPr>
-          <w:sz w:val="30"/>
-          <w:szCs w:val="30"/>
-        </w:rPr>
         <w:t> :</w:t>
       </w:r>
     </w:p>
     <w:p>
       <w:pPr>
-        <w:rPr>
-          <w:sz w:val="22"/>
-          <w:szCs w:val="22"/>
-        </w:rPr>
-      </w:pPr>
-      <w:r>
-        <w:rPr>
-          <w:sz w:val="22"/>
-          <w:szCs w:val="22"/>
-        </w:rPr>
-        <w:t>Pour automatiser et centraliser ma veille, j’utilise plusieurs outils numériques :</w:t>
-      </w:r>
-    </w:p>
-    <w:p>
-      <w:pPr>
-        <w:rPr>
-          <w:sz w:val="22"/>
-          <w:szCs w:val="22"/>
-        </w:rPr>
-      </w:pPr>
-    </w:p>
-    <w:p>
-      <w:pPr>
-        <w:ind w:left="720"/>
-        <w:rPr>
-          <w:sz w:val="22"/>
-          <w:szCs w:val="22"/>
-        </w:rPr>
-      </w:pPr>
-      <w:proofErr w:type="spellStart"/>
-      <w:r>
-        <w:rPr>
-          <w:sz w:val="22"/>
-          <w:szCs w:val="22"/>
-        </w:rPr>
-        <w:t>Feedly</w:t>
-      </w:r>
-      <w:proofErr w:type="spellEnd"/>
-      <w:r>
-        <w:rPr>
-          <w:sz w:val="22"/>
-          <w:szCs w:val="22"/>
-        </w:rPr>
-        <w:t xml:space="preserve"> : agrégateur de flux RSS qui me permet de regrouper différents sites spécialisés en informatique au même endroit</w:t>
-      </w:r>
-    </w:p>
-    <w:p>
-      <w:pPr>
-        <w:ind w:left="720"/>
-        <w:rPr>
-          <w:sz w:val="22"/>
-          <w:szCs w:val="22"/>
-        </w:rPr>
-      </w:pPr>
-      <w:r>
-        <w:rPr>
-          <w:sz w:val="22"/>
-          <w:szCs w:val="22"/>
-        </w:rPr>
-        <w:t>Navigateurs web et favoris organisés : pour accéder rapidement aux sources importantes</w:t>
-      </w:r>
-    </w:p>
-    <w:p>
-      <w:pPr>
-        <w:ind w:left="720"/>
-        <w:rPr>
-          <w:sz w:val="22"/>
-          <w:szCs w:val="22"/>
-        </w:rPr>
-      </w:pPr>
-      <w:r>
-        <w:rPr>
-          <w:sz w:val="22"/>
-          <w:szCs w:val="22"/>
-        </w:rPr>
-        <w:t>YouTube : pour suivre des contenus techniques sous forme de tutoriels et d’analyses</w:t>
-      </w:r>
-    </w:p>
-    <w:p>
-      <w:pPr>
-        <w:ind w:left="720"/>
-        <w:rPr>
-          <w:sz w:val="22"/>
-          <w:szCs w:val="22"/>
-        </w:rPr>
-      </w:pPr>
-    </w:p>
-    <w:p>
-      <w:pPr>
-        <w:rPr>
-          <w:sz w:val="22"/>
-          <w:szCs w:val="22"/>
-        </w:rPr>
-      </w:pPr>
-      <w:r>
-        <w:rPr>
-          <w:sz w:val="22"/>
-          <w:szCs w:val="22"/>
-        </w:rPr>
-        <w:t>Ces outils me permettent de gagner du temps et de rester informé régulièrement.</w:t>
-      </w:r>
-    </w:p>
-    <w:p>
-      <w:pPr>
-        <w:rPr>
-          <w:sz w:val="22"/>
-          <w:szCs w:val="22"/>
-        </w:rPr>
-      </w:pPr>
-    </w:p>
-    <w:p>
-      <w:pPr>
-        <w:rPr>
-          <w:sz w:val="30"/>
-          <w:szCs w:val="30"/>
-        </w:rPr>
-      </w:pPr>
-      <w:r>
-        <w:rPr>
-          <w:sz w:val="30"/>
-          <w:szCs w:val="30"/>
-        </w:rPr>
-        <w:t>Sources d’information</w:t>
-      </w:r>
-      <w:r>
-        <w:rPr>
-          <w:sz w:val="30"/>
-          <w:szCs w:val="30"/>
-        </w:rPr>
-        <w:t> :</w:t>
-      </w:r>
-    </w:p>
-    <w:p>
-      <w:pPr>
+        <w:jc w:val="both"/>
         <w:rPr>
           <w:sz w:val="22"/>
           <w:szCs w:val="22"/>
@@ -2719,6 +2099,7 @@
           <w:ilvl w:val="0"/>
           <w:numId w:val="37"/>
         </w:numPr>
+        <w:jc w:val="both"/>
         <w:rPr>
           <w:sz w:val="22"/>
           <w:szCs w:val="22"/>
@@ -2757,6 +2138,7 @@
           <w:ilvl w:val="0"/>
           <w:numId w:val="37"/>
         </w:numPr>
+        <w:jc w:val="both"/>
         <w:rPr>
           <w:sz w:val="22"/>
           <w:szCs w:val="22"/>
@@ -2793,6 +2175,7 @@
           <w:ilvl w:val="0"/>
           <w:numId w:val="37"/>
         </w:numPr>
+        <w:jc w:val="both"/>
         <w:rPr>
           <w:sz w:val="22"/>
           <w:szCs w:val="22"/>
@@ -2835,6 +2218,7 @@
     </w:p>
     <w:p>
       <w:pPr>
+        <w:jc w:val="both"/>
         <w:rPr>
           <w:sz w:val="22"/>
           <w:szCs w:val="22"/>
@@ -2850,6 +2234,7 @@
     </w:p>
     <w:p>
       <w:pPr>
+        <w:jc w:val="both"/>
         <w:rPr>
           <w:b/>
           <w:bCs/>
@@ -2860,6 +2245,7 @@
     </w:p>
     <w:p>
       <w:pPr>
+        <w:jc w:val="both"/>
         <w:rPr>
           <w:sz w:val="30"/>
           <w:szCs w:val="30"/>
@@ -2889,6 +2275,7 @@
     </w:p>
     <w:p>
       <w:pPr>
+        <w:jc w:val="both"/>
         <w:rPr>
           <w:sz w:val="22"/>
           <w:szCs w:val="22"/>
@@ -2909,6 +2296,7 @@
           <w:ilvl w:val="0"/>
           <w:numId w:val="37"/>
         </w:numPr>
+        <w:jc w:val="both"/>
         <w:rPr>
           <w:sz w:val="22"/>
           <w:szCs w:val="22"/>
@@ -2929,6 +2317,7 @@
           <w:ilvl w:val="0"/>
           <w:numId w:val="37"/>
         </w:numPr>
+        <w:jc w:val="both"/>
         <w:rPr>
           <w:sz w:val="22"/>
           <w:szCs w:val="22"/>
@@ -2945,6 +2334,7 @@
     </w:p>
     <w:p>
       <w:pPr>
+        <w:jc w:val="both"/>
         <w:rPr>
           <w:sz w:val="22"/>
           <w:szCs w:val="22"/>
@@ -2960,6 +2350,7 @@
     </w:p>
     <w:p>
       <w:pPr>
+        <w:jc w:val="both"/>
         <w:rPr>
           <w:b/>
           <w:bCs/>
@@ -2970,6 +2361,7 @@
     </w:p>
     <w:p>
       <w:pPr>
+        <w:jc w:val="both"/>
         <w:rPr>
           <w:sz w:val="30"/>
           <w:szCs w:val="30"/>
@@ -2985,6 +2377,7 @@
     </w:p>
     <w:p>
       <w:pPr>
+        <w:jc w:val="both"/>
         <w:rPr>
           <w:sz w:val="22"/>
           <w:szCs w:val="22"/>
@@ -3005,6 +2398,7 @@
           <w:ilvl w:val="0"/>
           <w:numId w:val="37"/>
         </w:numPr>
+        <w:jc w:val="both"/>
         <w:rPr>
           <w:sz w:val="22"/>
           <w:szCs w:val="22"/>
@@ -3025,6 +2419,7 @@
           <w:ilvl w:val="0"/>
           <w:numId w:val="37"/>
         </w:numPr>
+        <w:jc w:val="both"/>
         <w:rPr>
           <w:sz w:val="22"/>
           <w:szCs w:val="22"/>
@@ -3045,6 +2440,7 @@
           <w:ilvl w:val="0"/>
           <w:numId w:val="37"/>
         </w:numPr>
+        <w:jc w:val="both"/>
         <w:rPr>
           <w:sz w:val="22"/>
           <w:szCs w:val="22"/>
@@ -3060,6 +2456,7 @@
     </w:p>
     <w:p>
       <w:pPr>
+        <w:jc w:val="both"/>
         <w:rPr>
           <w:sz w:val="22"/>
           <w:szCs w:val="22"/>
@@ -3080,6 +2477,7 @@
           <w:ilvl w:val="0"/>
           <w:numId w:val="37"/>
         </w:numPr>
+        <w:jc w:val="both"/>
         <w:rPr>
           <w:sz w:val="22"/>
           <w:szCs w:val="22"/>
@@ -3100,6 +2498,7 @@
           <w:ilvl w:val="0"/>
           <w:numId w:val="37"/>
         </w:numPr>
+        <w:jc w:val="both"/>
         <w:rPr>
           <w:sz w:val="22"/>
           <w:szCs w:val="22"/>
@@ -3120,6 +2519,7 @@
           <w:ilvl w:val="0"/>
           <w:numId w:val="37"/>
         </w:numPr>
+        <w:jc w:val="both"/>
         <w:rPr>
           <w:sz w:val="22"/>
           <w:szCs w:val="22"/>
@@ -3135,14 +2535,16 @@
     </w:p>
     <w:p>
       <w:pPr>
-        <w:rPr>
-          <w:sz w:val="22"/>
-          <w:szCs w:val="22"/>
-        </w:rPr>
-      </w:pPr>
-    </w:p>
-    <w:p>
-      <w:pPr>
+        <w:jc w:val="both"/>
+        <w:rPr>
+          <w:sz w:val="22"/>
+          <w:szCs w:val="22"/>
+        </w:rPr>
+      </w:pPr>
+    </w:p>
+    <w:p>
+      <w:pPr>
+        <w:jc w:val="both"/>
         <w:rPr>
           <w:sz w:val="30"/>
           <w:szCs w:val="30"/>
@@ -3158,6 +2560,7 @@
     </w:p>
     <w:p>
       <w:pPr>
+        <w:jc w:val="both"/>
         <w:rPr>
           <w:sz w:val="22"/>
           <w:szCs w:val="22"/>
@@ -3178,6 +2581,7 @@
           <w:ilvl w:val="0"/>
           <w:numId w:val="37"/>
         </w:numPr>
+        <w:jc w:val="both"/>
         <w:rPr>
           <w:sz w:val="22"/>
           <w:szCs w:val="22"/>
@@ -3198,6 +2602,7 @@
           <w:ilvl w:val="0"/>
           <w:numId w:val="37"/>
         </w:numPr>
+        <w:jc w:val="both"/>
         <w:rPr>
           <w:sz w:val="22"/>
           <w:szCs w:val="22"/>
@@ -3218,6 +2623,7 @@
           <w:ilvl w:val="0"/>
           <w:numId w:val="37"/>
         </w:numPr>
+        <w:jc w:val="both"/>
         <w:rPr>
           <w:sz w:val="22"/>
           <w:szCs w:val="22"/>
@@ -3238,6 +2644,7 @@
           <w:ilvl w:val="0"/>
           <w:numId w:val="37"/>
         </w:numPr>
+        <w:jc w:val="both"/>
         <w:rPr>
           <w:sz w:val="22"/>
           <w:szCs w:val="22"/>
@@ -3253,6 +2660,7 @@
     </w:p>
     <w:p>
       <w:pPr>
+        <w:jc w:val="both"/>
         <w:rPr>
           <w:sz w:val="22"/>
           <w:szCs w:val="22"/>
@@ -3275,70 +2683,79 @@
     </w:p>
     <w:p>
       <w:pPr>
-        <w:rPr>
-          <w:sz w:val="22"/>
-          <w:szCs w:val="22"/>
-        </w:rPr>
-      </w:pPr>
-    </w:p>
-    <w:p>
-      <w:pPr>
-        <w:rPr>
-          <w:sz w:val="22"/>
-          <w:szCs w:val="22"/>
-        </w:rPr>
-      </w:pPr>
-    </w:p>
-    <w:p>
-      <w:pPr>
-        <w:rPr>
-          <w:sz w:val="22"/>
-          <w:szCs w:val="22"/>
-        </w:rPr>
-      </w:pPr>
-    </w:p>
-    <w:p>
-      <w:pPr>
-        <w:rPr>
-          <w:sz w:val="22"/>
-          <w:szCs w:val="22"/>
-        </w:rPr>
-      </w:pPr>
-    </w:p>
-    <w:p>
-      <w:pPr>
-        <w:rPr>
-          <w:sz w:val="22"/>
-          <w:szCs w:val="22"/>
-        </w:rPr>
-      </w:pPr>
-    </w:p>
-    <w:p>
-      <w:pPr>
-        <w:rPr>
-          <w:sz w:val="22"/>
-          <w:szCs w:val="22"/>
-        </w:rPr>
-      </w:pPr>
-    </w:p>
-    <w:p>
-      <w:pPr>
-        <w:rPr>
-          <w:sz w:val="22"/>
-          <w:szCs w:val="22"/>
-        </w:rPr>
-      </w:pPr>
-    </w:p>
-    <w:p>
-      <w:pPr>
-        <w:rPr>
-          <w:sz w:val="22"/>
-          <w:szCs w:val="22"/>
-        </w:rPr>
-      </w:pPr>
-    </w:p>
-    <w:p>
-      <w:pPr>
+        <w:jc w:val="both"/>
+        <w:rPr>
+          <w:sz w:val="22"/>
+          <w:szCs w:val="22"/>
+        </w:rPr>
+      </w:pPr>
+    </w:p>
+    <w:p>
+      <w:pPr>
+        <w:jc w:val="both"/>
+        <w:rPr>
+          <w:sz w:val="22"/>
+          <w:szCs w:val="22"/>
+        </w:rPr>
+      </w:pPr>
+    </w:p>
+    <w:p>
+      <w:pPr>
+        <w:jc w:val="both"/>
+        <w:rPr>
+          <w:sz w:val="22"/>
+          <w:szCs w:val="22"/>
+        </w:rPr>
+      </w:pPr>
+    </w:p>
+    <w:p>
+      <w:pPr>
+        <w:jc w:val="both"/>
+        <w:rPr>
+          <w:sz w:val="22"/>
+          <w:szCs w:val="22"/>
+        </w:rPr>
+      </w:pPr>
+    </w:p>
+    <w:p>
+      <w:pPr>
+        <w:jc w:val="both"/>
+        <w:rPr>
+          <w:sz w:val="22"/>
+          <w:szCs w:val="22"/>
+        </w:rPr>
+      </w:pPr>
+    </w:p>
+    <w:p>
+      <w:pPr>
+        <w:jc w:val="both"/>
+        <w:rPr>
+          <w:sz w:val="22"/>
+          <w:szCs w:val="22"/>
+        </w:rPr>
+      </w:pPr>
+    </w:p>
+    <w:p>
+      <w:pPr>
+        <w:jc w:val="both"/>
+        <w:rPr>
+          <w:sz w:val="22"/>
+          <w:szCs w:val="22"/>
+        </w:rPr>
+      </w:pPr>
+    </w:p>
+    <w:p>
+      <w:pPr>
+        <w:jc w:val="both"/>
+        <w:rPr>
+          <w:sz w:val="22"/>
+          <w:szCs w:val="22"/>
+        </w:rPr>
+      </w:pPr>
+    </w:p>
+    <w:p>
+      <w:pPr>
+        <w:jc w:val="both"/>
         <w:rPr>
           <w:b/>
           <w:bCs/>
@@ -3349,30 +2766,21 @@
     </w:p>
     <w:p>
       <w:pPr>
-        <w:jc w:val="center"/>
-        <w:rPr>
-          <w:sz w:val="30"/>
-          <w:szCs w:val="30"/>
-        </w:rPr>
-      </w:pPr>
-      <w:r>
-        <w:rPr>
-          <w:sz w:val="30"/>
-          <w:szCs w:val="30"/>
-        </w:rPr>
+        <w:pStyle w:val="Titre1"/>
+      </w:pPr>
+      <w:bookmarkStart w:id="3" w:name="_Toc225953083"/>
+      <w:r>
         <w:lastRenderedPageBreak/>
         <w:t>Thématique</w:t>
       </w:r>
       <w:r>
-        <w:rPr>
-          <w:sz w:val="30"/>
-          <w:szCs w:val="30"/>
-        </w:rPr>
         <w:t>s</w:t>
       </w:r>
-    </w:p>
-    <w:p>
-      <w:pPr>
+      <w:bookmarkEnd w:id="3"/>
+    </w:p>
+    <w:p>
+      <w:pPr>
+        <w:jc w:val="both"/>
         <w:rPr>
           <w:sz w:val="22"/>
           <w:szCs w:val="22"/>
@@ -3384,12 +2792,13 @@
           <w:szCs w:val="22"/>
         </w:rPr>
         <w:pict w14:anchorId="75C598B2">
-          <v:rect id="_x0000_i1027" style="width:0;height:1.5pt" o:hralign="center" o:hrstd="t" o:hr="t" fillcolor="#a0a0a0" stroked="f"/>
+          <v:rect id="_x0000_i1027" style="width:0;height:1.5pt" o:hrstd="t" o:hr="t" fillcolor="#a0a0a0" stroked="f"/>
         </w:pict>
       </w:r>
     </w:p>
     <w:p>
       <w:pPr>
+        <w:jc w:val="both"/>
         <w:rPr>
           <w:sz w:val="22"/>
           <w:szCs w:val="22"/>
@@ -3405,6 +2814,7 @@
     </w:p>
     <w:p>
       <w:pPr>
+        <w:jc w:val="both"/>
         <w:rPr>
           <w:sz w:val="22"/>
           <w:szCs w:val="22"/>
@@ -3418,6 +2828,7 @@
           <w:ilvl w:val="0"/>
           <w:numId w:val="15"/>
         </w:numPr>
+        <w:jc w:val="both"/>
         <w:rPr>
           <w:sz w:val="30"/>
           <w:szCs w:val="30"/>
@@ -3433,6 +2844,7 @@
     </w:p>
     <w:p>
       <w:pPr>
+        <w:jc w:val="both"/>
         <w:rPr>
           <w:sz w:val="22"/>
           <w:szCs w:val="22"/>
@@ -3455,6 +2867,7 @@
     </w:p>
     <w:p>
       <w:pPr>
+        <w:jc w:val="both"/>
         <w:rPr>
           <w:sz w:val="22"/>
           <w:szCs w:val="22"/>
@@ -3500,6 +2913,7 @@
     </w:p>
     <w:p>
       <w:pPr>
+        <w:jc w:val="both"/>
         <w:rPr>
           <w:sz w:val="22"/>
           <w:szCs w:val="22"/>
@@ -3520,6 +2934,7 @@
           <w:ilvl w:val="0"/>
           <w:numId w:val="37"/>
         </w:numPr>
+        <w:jc w:val="both"/>
         <w:rPr>
           <w:sz w:val="22"/>
           <w:szCs w:val="22"/>
@@ -3540,6 +2955,7 @@
           <w:ilvl w:val="0"/>
           <w:numId w:val="37"/>
         </w:numPr>
+        <w:jc w:val="both"/>
         <w:rPr>
           <w:sz w:val="22"/>
           <w:szCs w:val="22"/>
@@ -3560,6 +2976,7 @@
           <w:ilvl w:val="0"/>
           <w:numId w:val="37"/>
         </w:numPr>
+        <w:jc w:val="both"/>
         <w:rPr>
           <w:sz w:val="22"/>
           <w:szCs w:val="22"/>
@@ -3580,6 +2997,7 @@
           <w:ilvl w:val="0"/>
           <w:numId w:val="37"/>
         </w:numPr>
+        <w:jc w:val="both"/>
         <w:rPr>
           <w:sz w:val="22"/>
           <w:szCs w:val="22"/>
@@ -3595,6 +3013,7 @@
     </w:p>
     <w:p>
       <w:pPr>
+        <w:jc w:val="both"/>
         <w:rPr>
           <w:sz w:val="22"/>
           <w:szCs w:val="22"/>
@@ -3608,6 +3027,7 @@
           <w:ilvl w:val="0"/>
           <w:numId w:val="15"/>
         </w:numPr>
+        <w:jc w:val="both"/>
         <w:rPr>
           <w:sz w:val="30"/>
           <w:szCs w:val="30"/>
@@ -3623,6 +3043,7 @@
     </w:p>
     <w:p>
       <w:pPr>
+        <w:jc w:val="both"/>
         <w:rPr>
           <w:sz w:val="22"/>
           <w:szCs w:val="22"/>
@@ -3645,6 +3066,7 @@
     </w:p>
     <w:p>
       <w:pPr>
+        <w:jc w:val="both"/>
         <w:rPr>
           <w:sz w:val="22"/>
           <w:szCs w:val="22"/>
@@ -3665,6 +3087,7 @@
           <w:ilvl w:val="0"/>
           <w:numId w:val="37"/>
         </w:numPr>
+        <w:jc w:val="both"/>
         <w:rPr>
           <w:sz w:val="22"/>
           <w:szCs w:val="22"/>
@@ -3685,6 +3108,7 @@
           <w:ilvl w:val="0"/>
           <w:numId w:val="37"/>
         </w:numPr>
+        <w:jc w:val="both"/>
         <w:rPr>
           <w:sz w:val="22"/>
           <w:szCs w:val="22"/>
@@ -3705,6 +3129,7 @@
           <w:ilvl w:val="0"/>
           <w:numId w:val="37"/>
         </w:numPr>
+        <w:jc w:val="both"/>
         <w:rPr>
           <w:sz w:val="22"/>
           <w:szCs w:val="22"/>
@@ -3725,6 +3150,7 @@
           <w:ilvl w:val="0"/>
           <w:numId w:val="37"/>
         </w:numPr>
+        <w:jc w:val="both"/>
         <w:rPr>
           <w:sz w:val="22"/>
           <w:szCs w:val="22"/>
@@ -3740,6 +3166,7 @@
     </w:p>
     <w:p>
       <w:pPr>
+        <w:jc w:val="both"/>
         <w:rPr>
           <w:sz w:val="22"/>
           <w:szCs w:val="22"/>
@@ -3755,6 +3182,7 @@
     </w:p>
     <w:p>
       <w:pPr>
+        <w:jc w:val="both"/>
         <w:rPr>
           <w:sz w:val="22"/>
           <w:szCs w:val="22"/>
@@ -3768,6 +3196,7 @@
           <w:ilvl w:val="0"/>
           <w:numId w:val="15"/>
         </w:numPr>
+        <w:jc w:val="both"/>
         <w:rPr>
           <w:sz w:val="30"/>
           <w:szCs w:val="30"/>
@@ -3783,6 +3212,7 @@
     </w:p>
     <w:p>
       <w:pPr>
+        <w:jc w:val="both"/>
         <w:rPr>
           <w:sz w:val="22"/>
           <w:szCs w:val="22"/>
@@ -3798,6 +3228,7 @@
     </w:p>
     <w:p>
       <w:pPr>
+        <w:jc w:val="both"/>
         <w:rPr>
           <w:sz w:val="22"/>
           <w:szCs w:val="22"/>
@@ -3818,6 +3249,7 @@
           <w:ilvl w:val="0"/>
           <w:numId w:val="37"/>
         </w:numPr>
+        <w:jc w:val="both"/>
         <w:rPr>
           <w:sz w:val="22"/>
           <w:szCs w:val="22"/>
@@ -3838,6 +3270,7 @@
           <w:ilvl w:val="0"/>
           <w:numId w:val="37"/>
         </w:numPr>
+        <w:jc w:val="both"/>
         <w:rPr>
           <w:sz w:val="22"/>
           <w:szCs w:val="22"/>
@@ -3859,6 +3292,7 @@
           <w:ilvl w:val="0"/>
           <w:numId w:val="37"/>
         </w:numPr>
+        <w:jc w:val="both"/>
         <w:rPr>
           <w:sz w:val="22"/>
           <w:szCs w:val="22"/>
@@ -3874,6 +3308,7 @@
     </w:p>
     <w:p>
       <w:pPr>
+        <w:jc w:val="both"/>
         <w:rPr>
           <w:sz w:val="22"/>
           <w:szCs w:val="22"/>
@@ -3889,6 +3324,7 @@
     </w:p>
     <w:p>
       <w:pPr>
+        <w:jc w:val="both"/>
         <w:rPr>
           <w:sz w:val="22"/>
           <w:szCs w:val="22"/>
@@ -3902,6 +3338,7 @@
           <w:ilvl w:val="0"/>
           <w:numId w:val="15"/>
         </w:numPr>
+        <w:jc w:val="both"/>
         <w:rPr>
           <w:sz w:val="30"/>
           <w:szCs w:val="30"/>
@@ -3917,6 +3354,7 @@
     </w:p>
     <w:p>
       <w:pPr>
+        <w:jc w:val="both"/>
         <w:rPr>
           <w:sz w:val="22"/>
           <w:szCs w:val="22"/>
@@ -3932,191 +3370,239 @@
     </w:p>
     <w:p>
       <w:pPr>
-        <w:rPr>
-          <w:sz w:val="22"/>
-          <w:szCs w:val="22"/>
-        </w:rPr>
-      </w:pPr>
-    </w:p>
-    <w:p>
-      <w:pPr>
-        <w:rPr>
-          <w:sz w:val="22"/>
-          <w:szCs w:val="22"/>
-        </w:rPr>
-      </w:pPr>
-    </w:p>
-    <w:p>
-      <w:pPr>
-        <w:rPr>
-          <w:sz w:val="22"/>
-          <w:szCs w:val="22"/>
-        </w:rPr>
-      </w:pPr>
-    </w:p>
-    <w:p>
-      <w:pPr>
-        <w:jc w:val="right"/>
-        <w:rPr>
-          <w:sz w:val="22"/>
-          <w:szCs w:val="22"/>
-        </w:rPr>
-      </w:pPr>
-    </w:p>
-    <w:p>
-      <w:pPr>
-        <w:jc w:val="right"/>
-        <w:rPr>
-          <w:sz w:val="22"/>
-          <w:szCs w:val="22"/>
-        </w:rPr>
-      </w:pPr>
-    </w:p>
-    <w:p>
-      <w:pPr>
-        <w:jc w:val="right"/>
-        <w:rPr>
-          <w:sz w:val="22"/>
-          <w:szCs w:val="22"/>
-        </w:rPr>
-      </w:pPr>
-    </w:p>
-    <w:p>
-      <w:pPr>
-        <w:jc w:val="right"/>
-        <w:rPr>
-          <w:sz w:val="22"/>
-          <w:szCs w:val="22"/>
-        </w:rPr>
-      </w:pPr>
-    </w:p>
-    <w:p>
-      <w:pPr>
-        <w:jc w:val="right"/>
-        <w:rPr>
-          <w:sz w:val="22"/>
-          <w:szCs w:val="22"/>
-        </w:rPr>
-      </w:pPr>
-    </w:p>
-    <w:p>
-      <w:pPr>
-        <w:jc w:val="right"/>
-        <w:rPr>
-          <w:sz w:val="22"/>
-          <w:szCs w:val="22"/>
-        </w:rPr>
-      </w:pPr>
-    </w:p>
-    <w:p>
-      <w:pPr>
-        <w:jc w:val="right"/>
-        <w:rPr>
-          <w:sz w:val="22"/>
-          <w:szCs w:val="22"/>
-        </w:rPr>
-      </w:pPr>
-    </w:p>
-    <w:p>
-      <w:pPr>
-        <w:jc w:val="right"/>
-        <w:rPr>
-          <w:sz w:val="22"/>
-          <w:szCs w:val="22"/>
-        </w:rPr>
-      </w:pPr>
-    </w:p>
-    <w:p>
-      <w:pPr>
-        <w:jc w:val="right"/>
-        <w:rPr>
-          <w:sz w:val="22"/>
-          <w:szCs w:val="22"/>
-        </w:rPr>
-      </w:pPr>
-    </w:p>
-    <w:p>
-      <w:pPr>
-        <w:jc w:val="right"/>
-        <w:rPr>
-          <w:sz w:val="22"/>
-          <w:szCs w:val="22"/>
-        </w:rPr>
-      </w:pPr>
-    </w:p>
-    <w:p>
-      <w:pPr>
-        <w:jc w:val="right"/>
-        <w:rPr>
-          <w:sz w:val="22"/>
-          <w:szCs w:val="22"/>
-        </w:rPr>
-      </w:pPr>
-    </w:p>
-    <w:p>
-      <w:pPr>
-        <w:rPr>
-          <w:sz w:val="22"/>
-          <w:szCs w:val="22"/>
-        </w:rPr>
-      </w:pPr>
-    </w:p>
-    <w:p>
-      <w:pPr>
-        <w:jc w:val="right"/>
-        <w:rPr>
-          <w:sz w:val="22"/>
-          <w:szCs w:val="22"/>
-        </w:rPr>
-      </w:pPr>
-    </w:p>
-    <w:p>
-      <w:pPr>
-        <w:jc w:val="right"/>
-        <w:rPr>
-          <w:sz w:val="22"/>
-          <w:szCs w:val="22"/>
-        </w:rPr>
-      </w:pPr>
-    </w:p>
-    <w:p>
-      <w:pPr>
-        <w:jc w:val="right"/>
-        <w:rPr>
-          <w:sz w:val="22"/>
-          <w:szCs w:val="22"/>
-        </w:rPr>
-      </w:pPr>
-    </w:p>
-    <w:p>
-      <w:pPr>
-        <w:jc w:val="right"/>
-        <w:rPr>
-          <w:sz w:val="22"/>
-          <w:szCs w:val="22"/>
-        </w:rPr>
-      </w:pPr>
-    </w:p>
-    <w:p>
-      <w:pPr>
-        <w:jc w:val="right"/>
-        <w:rPr>
-          <w:sz w:val="22"/>
-          <w:szCs w:val="22"/>
-        </w:rPr>
-      </w:pPr>
-    </w:p>
-    <w:p>
-      <w:pPr>
-        <w:jc w:val="right"/>
-        <w:rPr>
-          <w:sz w:val="22"/>
-          <w:szCs w:val="22"/>
-        </w:rPr>
-      </w:pPr>
-    </w:p>
-    <w:p>
-      <w:pPr>
+        <w:jc w:val="both"/>
+        <w:rPr>
+          <w:sz w:val="22"/>
+          <w:szCs w:val="22"/>
+        </w:rPr>
+      </w:pPr>
+    </w:p>
+    <w:p>
+      <w:pPr>
+        <w:jc w:val="both"/>
+        <w:rPr>
+          <w:sz w:val="22"/>
+          <w:szCs w:val="22"/>
+        </w:rPr>
+      </w:pPr>
+    </w:p>
+    <w:p>
+      <w:pPr>
+        <w:jc w:val="both"/>
+        <w:rPr>
+          <w:sz w:val="22"/>
+          <w:szCs w:val="22"/>
+        </w:rPr>
+      </w:pPr>
+    </w:p>
+    <w:p>
+      <w:pPr>
+        <w:jc w:val="both"/>
+        <w:rPr>
+          <w:sz w:val="22"/>
+          <w:szCs w:val="22"/>
+        </w:rPr>
+      </w:pPr>
+    </w:p>
+    <w:p>
+      <w:pPr>
+        <w:jc w:val="both"/>
+        <w:rPr>
+          <w:sz w:val="22"/>
+          <w:szCs w:val="22"/>
+        </w:rPr>
+      </w:pPr>
+    </w:p>
+    <w:p>
+      <w:pPr>
+        <w:jc w:val="both"/>
+        <w:rPr>
+          <w:sz w:val="22"/>
+          <w:szCs w:val="22"/>
+        </w:rPr>
+      </w:pPr>
+    </w:p>
+    <w:p>
+      <w:pPr>
+        <w:jc w:val="both"/>
+        <w:rPr>
+          <w:sz w:val="22"/>
+          <w:szCs w:val="22"/>
+        </w:rPr>
+      </w:pPr>
+    </w:p>
+    <w:p>
+      <w:pPr>
+        <w:jc w:val="both"/>
+        <w:rPr>
+          <w:sz w:val="22"/>
+          <w:szCs w:val="22"/>
+        </w:rPr>
+      </w:pPr>
+    </w:p>
+    <w:p>
+      <w:pPr>
+        <w:jc w:val="both"/>
+        <w:rPr>
+          <w:sz w:val="22"/>
+          <w:szCs w:val="22"/>
+        </w:rPr>
+      </w:pPr>
+    </w:p>
+    <w:p>
+      <w:pPr>
+        <w:jc w:val="both"/>
+        <w:rPr>
+          <w:sz w:val="22"/>
+          <w:szCs w:val="22"/>
+        </w:rPr>
+      </w:pPr>
+    </w:p>
+    <w:p>
+      <w:pPr>
+        <w:jc w:val="both"/>
+        <w:rPr>
+          <w:sz w:val="22"/>
+          <w:szCs w:val="22"/>
+        </w:rPr>
+      </w:pPr>
+    </w:p>
+    <w:p>
+      <w:pPr>
+        <w:jc w:val="both"/>
+        <w:rPr>
+          <w:sz w:val="22"/>
+          <w:szCs w:val="22"/>
+        </w:rPr>
+      </w:pPr>
+    </w:p>
+    <w:p>
+      <w:pPr>
+        <w:jc w:val="both"/>
+        <w:rPr>
+          <w:sz w:val="22"/>
+          <w:szCs w:val="22"/>
+        </w:rPr>
+      </w:pPr>
+    </w:p>
+    <w:p>
+      <w:pPr>
+        <w:jc w:val="both"/>
+        <w:rPr>
+          <w:sz w:val="22"/>
+          <w:szCs w:val="22"/>
+        </w:rPr>
+      </w:pPr>
+    </w:p>
+    <w:p>
+      <w:pPr>
+        <w:jc w:val="both"/>
+        <w:rPr>
+          <w:sz w:val="22"/>
+          <w:szCs w:val="22"/>
+        </w:rPr>
+      </w:pPr>
+    </w:p>
+    <w:p>
+      <w:pPr>
+        <w:jc w:val="both"/>
+        <w:rPr>
+          <w:sz w:val="22"/>
+          <w:szCs w:val="22"/>
+        </w:rPr>
+      </w:pPr>
+    </w:p>
+    <w:p>
+      <w:pPr>
+        <w:jc w:val="both"/>
+        <w:rPr>
+          <w:sz w:val="22"/>
+          <w:szCs w:val="22"/>
+        </w:rPr>
+      </w:pPr>
+    </w:p>
+    <w:p>
+      <w:pPr>
+        <w:jc w:val="both"/>
+        <w:rPr>
+          <w:sz w:val="22"/>
+          <w:szCs w:val="22"/>
+        </w:rPr>
+      </w:pPr>
+    </w:p>
+    <w:p>
+      <w:pPr>
+        <w:jc w:val="both"/>
+        <w:rPr>
+          <w:sz w:val="22"/>
+          <w:szCs w:val="22"/>
+        </w:rPr>
+      </w:pPr>
+    </w:p>
+    <w:p>
+      <w:pPr>
+        <w:jc w:val="both"/>
+        <w:rPr>
+          <w:sz w:val="22"/>
+          <w:szCs w:val="22"/>
+        </w:rPr>
+      </w:pPr>
+    </w:p>
+    <w:p>
+      <w:pPr>
+        <w:jc w:val="both"/>
+        <w:rPr>
+          <w:sz w:val="22"/>
+          <w:szCs w:val="22"/>
+        </w:rPr>
+      </w:pPr>
+    </w:p>
+    <w:p>
+      <w:pPr>
+        <w:pStyle w:val="Titre1"/>
+      </w:pPr>
+      <w:bookmarkStart w:id="4" w:name="_Toc225953084"/>
+      <w:r>
+        <w:lastRenderedPageBreak/>
+        <w:t xml:space="preserve">Article </w:t>
+      </w:r>
+      <w:r>
+        <w:t>1</w:t>
+      </w:r>
+      <w:r>
+        <w:t xml:space="preserve"> : </w:t>
+      </w:r>
+      <w:proofErr w:type="spellStart"/>
+      <w:r>
+        <w:t>DataCore</w:t>
+      </w:r>
+      <w:proofErr w:type="spellEnd"/>
+      <w:r>
+        <w:t xml:space="preserve"> Swarm Appliance et optimisation du stockage</w:t>
+      </w:r>
+      <w:bookmarkEnd w:id="4"/>
+    </w:p>
+    <w:p>
+      <w:pPr>
+        <w:jc w:val="both"/>
+        <w:rPr>
+          <w:sz w:val="40"/>
+          <w:szCs w:val="40"/>
+        </w:rPr>
+      </w:pPr>
+      <w:r>
+        <w:rPr>
+          <w:sz w:val="22"/>
+          <w:szCs w:val="22"/>
+        </w:rPr>
+        <w:pict w14:anchorId="74232D2E">
+          <v:rect id="_x0000_i1028" style="width:0;height:1.5pt" o:hrstd="t" o:hr="t" fillcolor="#a0a0a0" stroked="f"/>
+        </w:pict>
+      </w:r>
+    </w:p>
+    <w:p>
+      <w:pPr>
+        <w:jc w:val="both"/>
         <w:rPr>
           <w:sz w:val="30"/>
           <w:szCs w:val="30"/>
@@ -4127,161 +3613,103 @@
           <w:sz w:val="30"/>
           <w:szCs w:val="30"/>
         </w:rPr>
-        <w:lastRenderedPageBreak/>
-        <w:t xml:space="preserve">Article </w:t>
-      </w:r>
-      <w:r>
+        <w:t>Présentation de l’actualité</w:t>
+      </w:r>
+    </w:p>
+    <w:p>
+      <w:pPr>
+        <w:jc w:val="both"/>
+        <w:rPr>
+          <w:sz w:val="22"/>
+          <w:szCs w:val="22"/>
+        </w:rPr>
+      </w:pPr>
+      <w:r>
+        <w:rPr>
+          <w:sz w:val="22"/>
+          <w:szCs w:val="22"/>
+        </w:rPr>
+        <w:t xml:space="preserve">Un article publié le 30 mars 2026 par Yann Serra sur </w:t>
+      </w:r>
+      <w:proofErr w:type="spellStart"/>
+      <w:r>
+        <w:rPr>
+          <w:i/>
+          <w:iCs/>
+          <w:sz w:val="22"/>
+          <w:szCs w:val="22"/>
+        </w:rPr>
+        <w:t>LeMagIT</w:t>
+      </w:r>
+      <w:proofErr w:type="spellEnd"/>
+      <w:r>
+        <w:rPr>
+          <w:sz w:val="22"/>
+          <w:szCs w:val="22"/>
+        </w:rPr>
+        <w:t xml:space="preserve"> présente une nouvelle solution développée par l’entreprise </w:t>
+      </w:r>
+      <w:proofErr w:type="spellStart"/>
+      <w:r>
+        <w:rPr>
+          <w:sz w:val="22"/>
+          <w:szCs w:val="22"/>
+        </w:rPr>
+        <w:t>DataCore</w:t>
+      </w:r>
+      <w:proofErr w:type="spellEnd"/>
+      <w:r>
+        <w:rPr>
+          <w:sz w:val="22"/>
+          <w:szCs w:val="22"/>
+        </w:rPr>
+        <w:t xml:space="preserve"> : Swarm Appliance.</w:t>
+      </w:r>
+    </w:p>
+    <w:p>
+      <w:pPr>
+        <w:jc w:val="both"/>
+        <w:rPr>
+          <w:sz w:val="22"/>
+          <w:szCs w:val="22"/>
+        </w:rPr>
+      </w:pPr>
+      <w:r>
+        <w:rPr>
+          <w:sz w:val="22"/>
+          <w:szCs w:val="22"/>
+        </w:rPr>
+        <w:t>Cette innovation permet de transformer d’anciens serveurs en systèmes de stockage performants grâce à une approche basée sur les containers.</w:t>
+      </w:r>
+    </w:p>
+    <w:p>
+      <w:pPr>
+        <w:jc w:val="both"/>
+        <w:rPr>
+          <w:sz w:val="22"/>
+          <w:szCs w:val="22"/>
+        </w:rPr>
+      </w:pPr>
+    </w:p>
+    <w:p>
+      <w:pPr>
+        <w:jc w:val="both"/>
         <w:rPr>
           <w:sz w:val="30"/>
           <w:szCs w:val="30"/>
         </w:rPr>
-        <w:t>1</w:t>
-      </w:r>
+      </w:pPr>
       <w:r>
         <w:rPr>
           <w:sz w:val="30"/>
           <w:szCs w:val="30"/>
         </w:rPr>
-        <w:t xml:space="preserve"> : </w:t>
-      </w:r>
-      <w:proofErr w:type="spellStart"/>
-      <w:r>
-        <w:rPr>
-          <w:sz w:val="30"/>
-          <w:szCs w:val="30"/>
-        </w:rPr>
-        <w:t>DataCore</w:t>
-      </w:r>
-      <w:proofErr w:type="spellEnd"/>
-      <w:r>
-        <w:rPr>
-          <w:sz w:val="30"/>
-          <w:szCs w:val="30"/>
-        </w:rPr>
-        <w:t xml:space="preserve"> Swarm Appliance et optimisation du stockage</w:t>
-      </w:r>
-    </w:p>
-    <w:p>
-      <w:pPr>
-        <w:rPr>
-          <w:sz w:val="40"/>
-          <w:szCs w:val="40"/>
-        </w:rPr>
-      </w:pPr>
-      <w:r>
-        <w:rPr>
-          <w:sz w:val="22"/>
-          <w:szCs w:val="22"/>
-        </w:rPr>
-        <w:pict w14:anchorId="74232D2E">
-          <v:rect id="_x0000_i1028" style="width:0;height:1.5pt" o:hralign="center" o:hrstd="t" o:hr="t" fillcolor="#a0a0a0" stroked="f"/>
-        </w:pict>
-      </w:r>
-    </w:p>
-    <w:p>
-      <w:pPr>
-        <w:rPr>
-          <w:sz w:val="30"/>
-          <w:szCs w:val="30"/>
-        </w:rPr>
-      </w:pPr>
-      <w:r>
-        <w:rPr>
-          <w:sz w:val="30"/>
-          <w:szCs w:val="30"/>
-        </w:rPr>
-        <w:t>Présentation de l’actualité</w:t>
-      </w:r>
-    </w:p>
-    <w:p>
-      <w:pPr>
-        <w:rPr>
-          <w:sz w:val="22"/>
-          <w:szCs w:val="22"/>
-        </w:rPr>
-      </w:pPr>
-      <w:r>
-        <w:rPr>
-          <w:sz w:val="22"/>
-          <w:szCs w:val="22"/>
-        </w:rPr>
-        <w:t xml:space="preserve">Un article publié le 30 mars 2026 par Yann Serra sur </w:t>
-      </w:r>
-      <w:proofErr w:type="spellStart"/>
-      <w:r>
-        <w:rPr>
-          <w:i/>
-          <w:iCs/>
-          <w:sz w:val="22"/>
-          <w:szCs w:val="22"/>
-        </w:rPr>
-        <w:t>LeMagIT</w:t>
-      </w:r>
-      <w:proofErr w:type="spellEnd"/>
-      <w:r>
-        <w:rPr>
-          <w:sz w:val="22"/>
-          <w:szCs w:val="22"/>
-        </w:rPr>
-        <w:t xml:space="preserve"> présente une nouvelle solution développée par l’entreprise </w:t>
-      </w:r>
-      <w:proofErr w:type="spellStart"/>
-      <w:r>
-        <w:rPr>
-          <w:sz w:val="22"/>
-          <w:szCs w:val="22"/>
-        </w:rPr>
-        <w:t>DataCore</w:t>
-      </w:r>
-      <w:proofErr w:type="spellEnd"/>
-      <w:r>
-        <w:rPr>
-          <w:sz w:val="22"/>
-          <w:szCs w:val="22"/>
-        </w:rPr>
-        <w:t xml:space="preserve"> : Swarm Appliance.</w:t>
-      </w:r>
-    </w:p>
-    <w:p>
-      <w:pPr>
-        <w:rPr>
-          <w:sz w:val="22"/>
-          <w:szCs w:val="22"/>
-        </w:rPr>
-      </w:pPr>
-      <w:r>
-        <w:rPr>
-          <w:sz w:val="22"/>
-          <w:szCs w:val="22"/>
-        </w:rPr>
-        <w:t>Cette innovation permet de transformer d’anciens serveurs en systèmes de stockage performants grâce à une approche basée sur les containers.</w:t>
-      </w:r>
-    </w:p>
-    <w:p>
-      <w:pPr>
-        <w:rPr>
-          <w:sz w:val="22"/>
-          <w:szCs w:val="22"/>
-        </w:rPr>
-      </w:pPr>
-    </w:p>
-    <w:p>
-      <w:pPr>
-        <w:rPr>
-          <w:sz w:val="30"/>
-          <w:szCs w:val="30"/>
-        </w:rPr>
-      </w:pPr>
-      <w:r>
-        <w:rPr>
-          <w:sz w:val="30"/>
-          <w:szCs w:val="30"/>
-        </w:rPr>
         <w:t>Problématique</w:t>
       </w:r>
     </w:p>
     <w:p>
       <w:pPr>
+        <w:jc w:val="both"/>
         <w:rPr>
           <w:sz w:val="22"/>
           <w:szCs w:val="22"/>
@@ -4302,6 +3730,7 @@
           <w:ilvl w:val="0"/>
           <w:numId w:val="37"/>
         </w:numPr>
+        <w:jc w:val="both"/>
         <w:rPr>
           <w:sz w:val="22"/>
           <w:szCs w:val="22"/>
@@ -4322,6 +3751,7 @@
           <w:ilvl w:val="0"/>
           <w:numId w:val="37"/>
         </w:numPr>
+        <w:jc w:val="both"/>
         <w:rPr>
           <w:sz w:val="22"/>
           <w:szCs w:val="22"/>
@@ -4342,6 +3772,7 @@
           <w:ilvl w:val="0"/>
           <w:numId w:val="37"/>
         </w:numPr>
+        <w:jc w:val="both"/>
         <w:rPr>
           <w:sz w:val="22"/>
           <w:szCs w:val="22"/>
@@ -4362,6 +3793,7 @@
           <w:ilvl w:val="0"/>
           <w:numId w:val="37"/>
         </w:numPr>
+        <w:jc w:val="both"/>
         <w:rPr>
           <w:sz w:val="22"/>
           <w:szCs w:val="22"/>
@@ -4377,6 +3809,7 @@
     </w:p>
     <w:p>
       <w:pPr>
+        <w:jc w:val="both"/>
         <w:rPr>
           <w:sz w:val="22"/>
           <w:szCs w:val="22"/>
@@ -4392,14 +3825,16 @@
     </w:p>
     <w:p>
       <w:pPr>
-        <w:rPr>
-          <w:sz w:val="22"/>
-          <w:szCs w:val="22"/>
-        </w:rPr>
-      </w:pPr>
-    </w:p>
-    <w:p>
-      <w:pPr>
+        <w:jc w:val="both"/>
+        <w:rPr>
+          <w:sz w:val="22"/>
+          <w:szCs w:val="22"/>
+        </w:rPr>
+      </w:pPr>
+    </w:p>
+    <w:p>
+      <w:pPr>
+        <w:jc w:val="both"/>
         <w:rPr>
           <w:sz w:val="30"/>
           <w:szCs w:val="30"/>
@@ -4415,6 +3850,7 @@
     </w:p>
     <w:p>
       <w:pPr>
+        <w:jc w:val="both"/>
         <w:rPr>
           <w:sz w:val="22"/>
           <w:szCs w:val="22"/>
@@ -4435,6 +3871,7 @@
           <w:ilvl w:val="0"/>
           <w:numId w:val="37"/>
         </w:numPr>
+        <w:jc w:val="both"/>
         <w:rPr>
           <w:sz w:val="22"/>
           <w:szCs w:val="22"/>
@@ -4455,6 +3892,7 @@
           <w:ilvl w:val="0"/>
           <w:numId w:val="37"/>
         </w:numPr>
+        <w:jc w:val="both"/>
         <w:rPr>
           <w:sz w:val="22"/>
           <w:szCs w:val="22"/>
@@ -4475,6 +3913,7 @@
           <w:ilvl w:val="0"/>
           <w:numId w:val="37"/>
         </w:numPr>
+        <w:jc w:val="both"/>
         <w:rPr>
           <w:sz w:val="22"/>
           <w:szCs w:val="22"/>
@@ -4495,6 +3934,7 @@
           <w:ilvl w:val="0"/>
           <w:numId w:val="37"/>
         </w:numPr>
+        <w:jc w:val="both"/>
         <w:rPr>
           <w:sz w:val="22"/>
           <w:szCs w:val="22"/>
@@ -4510,6 +3950,7 @@
     </w:p>
     <w:p>
       <w:pPr>
+        <w:jc w:val="both"/>
         <w:rPr>
           <w:sz w:val="22"/>
           <w:szCs w:val="22"/>
@@ -4557,14 +3998,16 @@
     </w:p>
     <w:p>
       <w:pPr>
-        <w:rPr>
-          <w:sz w:val="22"/>
-          <w:szCs w:val="22"/>
-        </w:rPr>
-      </w:pPr>
-    </w:p>
-    <w:p>
-      <w:pPr>
+        <w:jc w:val="both"/>
+        <w:rPr>
+          <w:sz w:val="22"/>
+          <w:szCs w:val="22"/>
+        </w:rPr>
+      </w:pPr>
+    </w:p>
+    <w:p>
+      <w:pPr>
+        <w:jc w:val="both"/>
         <w:rPr>
           <w:sz w:val="30"/>
           <w:szCs w:val="30"/>
@@ -4580,6 +4023,7 @@
     </w:p>
     <w:p>
       <w:pPr>
+        <w:jc w:val="both"/>
         <w:rPr>
           <w:sz w:val="22"/>
           <w:szCs w:val="22"/>
@@ -4600,6 +4044,7 @@
           <w:ilvl w:val="0"/>
           <w:numId w:val="37"/>
         </w:numPr>
+        <w:jc w:val="both"/>
         <w:rPr>
           <w:sz w:val="22"/>
           <w:szCs w:val="22"/>
@@ -4620,6 +4065,7 @@
           <w:ilvl w:val="0"/>
           <w:numId w:val="37"/>
         </w:numPr>
+        <w:jc w:val="both"/>
         <w:rPr>
           <w:sz w:val="22"/>
           <w:szCs w:val="22"/>
@@ -4640,16 +4086,18 @@
           <w:ilvl w:val="0"/>
           <w:numId w:val="37"/>
         </w:numPr>
-        <w:rPr>
-          <w:sz w:val="22"/>
-          <w:szCs w:val="22"/>
-        </w:rPr>
-      </w:pPr>
-      <w:r>
-        <w:rPr>
-          <w:sz w:val="22"/>
-          <w:szCs w:val="22"/>
-        </w:rPr>
+        <w:jc w:val="both"/>
+        <w:rPr>
+          <w:sz w:val="22"/>
+          <w:szCs w:val="22"/>
+        </w:rPr>
+      </w:pPr>
+      <w:r>
+        <w:rPr>
+          <w:sz w:val="22"/>
+          <w:szCs w:val="22"/>
+        </w:rPr>
+        <w:lastRenderedPageBreak/>
         <w:t>Scalabilité (ajout de stockage à la demande)</w:t>
       </w:r>
     </w:p>
@@ -4660,6 +4108,7 @@
           <w:ilvl w:val="0"/>
           <w:numId w:val="37"/>
         </w:numPr>
+        <w:jc w:val="both"/>
         <w:rPr>
           <w:sz w:val="22"/>
           <w:szCs w:val="22"/>
@@ -4680,30 +4129,32 @@
           <w:ilvl w:val="0"/>
           <w:numId w:val="37"/>
         </w:numPr>
-        <w:rPr>
-          <w:sz w:val="22"/>
-          <w:szCs w:val="22"/>
-        </w:rPr>
-      </w:pPr>
-      <w:r>
-        <w:rPr>
-          <w:sz w:val="22"/>
-          <w:szCs w:val="22"/>
-        </w:rPr>
-        <w:lastRenderedPageBreak/>
+        <w:jc w:val="both"/>
+        <w:rPr>
+          <w:sz w:val="22"/>
+          <w:szCs w:val="22"/>
+        </w:rPr>
+      </w:pPr>
+      <w:r>
+        <w:rPr>
+          <w:sz w:val="22"/>
+          <w:szCs w:val="22"/>
+        </w:rPr>
         <w:t>Possibilité de distribuer les nœuds sur plusieurs sites ou via Internet</w:t>
       </w:r>
     </w:p>
     <w:p>
       <w:pPr>
-        <w:rPr>
-          <w:sz w:val="22"/>
-          <w:szCs w:val="22"/>
-        </w:rPr>
-      </w:pPr>
-    </w:p>
-    <w:p>
-      <w:pPr>
+        <w:jc w:val="both"/>
+        <w:rPr>
+          <w:sz w:val="22"/>
+          <w:szCs w:val="22"/>
+        </w:rPr>
+      </w:pPr>
+    </w:p>
+    <w:p>
+      <w:pPr>
+        <w:jc w:val="both"/>
         <w:rPr>
           <w:sz w:val="30"/>
           <w:szCs w:val="30"/>
@@ -4719,6 +4170,7 @@
     </w:p>
     <w:p>
       <w:pPr>
+        <w:jc w:val="both"/>
         <w:rPr>
           <w:sz w:val="22"/>
           <w:szCs w:val="22"/>
@@ -4739,6 +4191,7 @@
           <w:ilvl w:val="0"/>
           <w:numId w:val="37"/>
         </w:numPr>
+        <w:jc w:val="both"/>
         <w:rPr>
           <w:sz w:val="22"/>
           <w:szCs w:val="22"/>
@@ -4759,6 +4212,7 @@
           <w:ilvl w:val="0"/>
           <w:numId w:val="37"/>
         </w:numPr>
+        <w:jc w:val="both"/>
         <w:rPr>
           <w:sz w:val="22"/>
           <w:szCs w:val="22"/>
@@ -4779,6 +4233,7 @@
           <w:ilvl w:val="0"/>
           <w:numId w:val="37"/>
         </w:numPr>
+        <w:jc w:val="both"/>
         <w:rPr>
           <w:sz w:val="22"/>
           <w:szCs w:val="22"/>
@@ -4794,6 +4249,7 @@
     </w:p>
     <w:p>
       <w:pPr>
+        <w:jc w:val="both"/>
         <w:rPr>
           <w:sz w:val="22"/>
           <w:szCs w:val="22"/>
@@ -4809,14 +4265,16 @@
     </w:p>
     <w:p>
       <w:pPr>
-        <w:rPr>
-          <w:sz w:val="22"/>
-          <w:szCs w:val="22"/>
-        </w:rPr>
-      </w:pPr>
-    </w:p>
-    <w:p>
-      <w:pPr>
+        <w:jc w:val="both"/>
+        <w:rPr>
+          <w:sz w:val="22"/>
+          <w:szCs w:val="22"/>
+        </w:rPr>
+      </w:pPr>
+    </w:p>
+    <w:p>
+      <w:pPr>
+        <w:jc w:val="both"/>
         <w:rPr>
           <w:sz w:val="30"/>
           <w:szCs w:val="30"/>
@@ -4832,6 +4290,7 @@
     </w:p>
     <w:p>
       <w:pPr>
+        <w:jc w:val="both"/>
         <w:rPr>
           <w:sz w:val="22"/>
           <w:szCs w:val="22"/>
@@ -4852,6 +4311,7 @@
           <w:ilvl w:val="0"/>
           <w:numId w:val="37"/>
         </w:numPr>
+        <w:jc w:val="both"/>
         <w:rPr>
           <w:sz w:val="22"/>
           <w:szCs w:val="22"/>
@@ -4872,6 +4332,7 @@
           <w:ilvl w:val="0"/>
           <w:numId w:val="37"/>
         </w:numPr>
+        <w:jc w:val="both"/>
         <w:rPr>
           <w:sz w:val="22"/>
           <w:szCs w:val="22"/>
@@ -4892,6 +4353,7 @@
           <w:ilvl w:val="0"/>
           <w:numId w:val="37"/>
         </w:numPr>
+        <w:jc w:val="both"/>
         <w:rPr>
           <w:sz w:val="22"/>
           <w:szCs w:val="22"/>
@@ -4912,6 +4374,7 @@
           <w:ilvl w:val="0"/>
           <w:numId w:val="37"/>
         </w:numPr>
+        <w:jc w:val="both"/>
         <w:rPr>
           <w:sz w:val="22"/>
           <w:szCs w:val="22"/>
@@ -4927,6 +4390,7 @@
     </w:p>
     <w:p>
       <w:pPr>
+        <w:jc w:val="both"/>
         <w:rPr>
           <w:sz w:val="22"/>
           <w:szCs w:val="22"/>
@@ -4942,6 +4406,7 @@
     </w:p>
     <w:p>
       <w:pPr>
+        <w:jc w:val="both"/>
         <w:rPr>
           <w:sz w:val="30"/>
           <w:szCs w:val="30"/>
@@ -4957,6 +4422,7 @@
     </w:p>
     <w:p>
       <w:pPr>
+        <w:jc w:val="both"/>
         <w:rPr>
           <w:sz w:val="22"/>
           <w:szCs w:val="22"/>
@@ -4972,86 +4438,111 @@
     </w:p>
     <w:p>
       <w:pPr>
-        <w:rPr>
-          <w:sz w:val="22"/>
-          <w:szCs w:val="22"/>
-        </w:rPr>
-      </w:pPr>
-    </w:p>
-    <w:p>
-      <w:pPr>
-        <w:rPr>
-          <w:sz w:val="22"/>
-          <w:szCs w:val="22"/>
-        </w:rPr>
-      </w:pPr>
-    </w:p>
-    <w:p>
-      <w:pPr>
-        <w:rPr>
-          <w:sz w:val="22"/>
-          <w:szCs w:val="22"/>
-        </w:rPr>
-      </w:pPr>
-    </w:p>
-    <w:p>
-      <w:pPr>
-        <w:rPr>
-          <w:sz w:val="22"/>
-          <w:szCs w:val="22"/>
-        </w:rPr>
-      </w:pPr>
-    </w:p>
-    <w:p>
-      <w:pPr>
-        <w:rPr>
-          <w:sz w:val="22"/>
-          <w:szCs w:val="22"/>
-        </w:rPr>
-      </w:pPr>
-    </w:p>
-    <w:p>
-      <w:pPr>
-        <w:rPr>
-          <w:sz w:val="22"/>
-          <w:szCs w:val="22"/>
-        </w:rPr>
-      </w:pPr>
-    </w:p>
-    <w:p>
-      <w:pPr>
-        <w:rPr>
-          <w:sz w:val="22"/>
-          <w:szCs w:val="22"/>
-        </w:rPr>
-      </w:pPr>
-    </w:p>
-    <w:p>
-      <w:pPr>
-        <w:rPr>
-          <w:sz w:val="22"/>
-          <w:szCs w:val="22"/>
-        </w:rPr>
-      </w:pPr>
-    </w:p>
-    <w:p>
-      <w:pPr>
-        <w:rPr>
-          <w:sz w:val="22"/>
-          <w:szCs w:val="22"/>
-        </w:rPr>
-      </w:pPr>
-    </w:p>
-    <w:p>
-      <w:pPr>
-        <w:rPr>
-          <w:sz w:val="22"/>
-          <w:szCs w:val="22"/>
-        </w:rPr>
-      </w:pPr>
-    </w:p>
-    <w:p>
-      <w:pPr>
+        <w:jc w:val="both"/>
+        <w:rPr>
+          <w:sz w:val="22"/>
+          <w:szCs w:val="22"/>
+        </w:rPr>
+      </w:pPr>
+    </w:p>
+    <w:p>
+      <w:pPr>
+        <w:jc w:val="both"/>
+        <w:rPr>
+          <w:sz w:val="22"/>
+          <w:szCs w:val="22"/>
+        </w:rPr>
+      </w:pPr>
+    </w:p>
+    <w:p>
+      <w:pPr>
+        <w:jc w:val="both"/>
+        <w:rPr>
+          <w:sz w:val="22"/>
+          <w:szCs w:val="22"/>
+        </w:rPr>
+      </w:pPr>
+    </w:p>
+    <w:p>
+      <w:pPr>
+        <w:jc w:val="both"/>
+        <w:rPr>
+          <w:sz w:val="22"/>
+          <w:szCs w:val="22"/>
+        </w:rPr>
+      </w:pPr>
+    </w:p>
+    <w:p>
+      <w:pPr>
+        <w:jc w:val="both"/>
+        <w:rPr>
+          <w:sz w:val="22"/>
+          <w:szCs w:val="22"/>
+        </w:rPr>
+      </w:pPr>
+    </w:p>
+    <w:p>
+      <w:pPr>
+        <w:jc w:val="both"/>
+        <w:rPr>
+          <w:sz w:val="22"/>
+          <w:szCs w:val="22"/>
+        </w:rPr>
+      </w:pPr>
+    </w:p>
+    <w:p>
+      <w:pPr>
+        <w:pStyle w:val="Titre1"/>
+      </w:pPr>
+      <w:bookmarkStart w:id="5" w:name="_Toc225953085"/>
+      <w:r>
+        <w:lastRenderedPageBreak/>
+        <w:t xml:space="preserve">Article </w:t>
+      </w:r>
+      <w:r>
+        <w:t>2</w:t>
+      </w:r>
+      <w:r>
+        <w:t xml:space="preserve"> : </w:t>
+      </w:r>
+      <w:r>
+        <w:t>A</w:t>
+      </w:r>
+      <w:r>
+        <w:t>mélioration des journaux Windows avec l’Event ID 4117</w:t>
+      </w:r>
+      <w:bookmarkEnd w:id="5"/>
+    </w:p>
+    <w:p>
+      <w:pPr>
+        <w:jc w:val="both"/>
+        <w:rPr>
+          <w:sz w:val="40"/>
+          <w:szCs w:val="40"/>
+        </w:rPr>
+      </w:pPr>
+      <w:r>
+        <w:rPr>
+          <w:sz w:val="22"/>
+          <w:szCs w:val="22"/>
+        </w:rPr>
+        <w:pict w14:anchorId="1D0D9E29">
+          <v:rect id="_x0000_i1029" style="width:0;height:1.5pt" o:hrstd="t" o:hr="t" fillcolor="#a0a0a0" stroked="f"/>
+        </w:pict>
+      </w:r>
+    </w:p>
+    <w:p>
+      <w:pPr>
+        <w:jc w:val="both"/>
+        <w:rPr>
+          <w:sz w:val="22"/>
+          <w:szCs w:val="22"/>
+        </w:rPr>
+      </w:pPr>
+    </w:p>
+    <w:p>
+      <w:pPr>
+        <w:jc w:val="both"/>
         <w:rPr>
           <w:sz w:val="30"/>
           <w:szCs w:val="30"/>
@@ -5062,147 +4553,83 @@
           <w:sz w:val="30"/>
           <w:szCs w:val="30"/>
         </w:rPr>
-        <w:lastRenderedPageBreak/>
-        <w:t xml:space="preserve">Article </w:t>
-      </w:r>
-      <w:r>
+        <w:t>Présentation de l’actualité</w:t>
+      </w:r>
+    </w:p>
+    <w:p>
+      <w:pPr>
+        <w:jc w:val="both"/>
+        <w:rPr>
+          <w:sz w:val="22"/>
+          <w:szCs w:val="22"/>
+        </w:rPr>
+      </w:pPr>
+      <w:r>
+        <w:rPr>
+          <w:sz w:val="22"/>
+          <w:szCs w:val="22"/>
+        </w:rPr>
+        <w:t>Un article publié le 9 mars 2026 par Florian Burnel présente une amélioration apportée par Microsoft concernant la gestion des journaux d’événements sous Windows.</w:t>
+      </w:r>
+    </w:p>
+    <w:p>
+      <w:pPr>
+        <w:jc w:val="both"/>
+        <w:rPr>
+          <w:sz w:val="22"/>
+          <w:szCs w:val="22"/>
+        </w:rPr>
+      </w:pPr>
+      <w:r>
+        <w:rPr>
+          <w:sz w:val="22"/>
+          <w:szCs w:val="22"/>
+        </w:rPr>
+        <w:t xml:space="preserve">Cette nouveauté concerne l’apparition d’un nouvel événement : </w:t>
+      </w:r>
+      <w:r>
+        <w:rPr>
+          <w:sz w:val="22"/>
+          <w:szCs w:val="22"/>
+        </w:rPr>
+        <w:t>Event ID 4117,</w:t>
+      </w:r>
+      <w:r>
+        <w:rPr>
+          <w:sz w:val="22"/>
+          <w:szCs w:val="22"/>
+        </w:rPr>
+        <w:t xml:space="preserve"> destiné à améliorer le diagnostic des erreurs liées aux stratégies de groupe (GPO).</w:t>
+      </w:r>
+    </w:p>
+    <w:p>
+      <w:pPr>
+        <w:jc w:val="both"/>
+        <w:rPr>
+          <w:sz w:val="22"/>
+          <w:szCs w:val="22"/>
+        </w:rPr>
+      </w:pPr>
+    </w:p>
+    <w:p>
+      <w:pPr>
+        <w:jc w:val="both"/>
         <w:rPr>
           <w:sz w:val="30"/>
           <w:szCs w:val="30"/>
         </w:rPr>
-        <w:t>2</w:t>
-      </w:r>
+      </w:pPr>
       <w:r>
         <w:rPr>
           <w:sz w:val="30"/>
           <w:szCs w:val="30"/>
         </w:rPr>
-        <w:t xml:space="preserve"> : </w:t>
-      </w:r>
-      <w:r>
-        <w:rPr>
-          <w:sz w:val="30"/>
-          <w:szCs w:val="30"/>
-        </w:rPr>
-        <w:t>A</w:t>
-      </w:r>
-      <w:r>
-        <w:rPr>
-          <w:sz w:val="30"/>
-          <w:szCs w:val="30"/>
-        </w:rPr>
-        <w:t>mélioration des journaux Windows avec l’Event ID 4117</w:t>
-      </w:r>
-    </w:p>
-    <w:p>
-      <w:pPr>
-        <w:rPr>
-          <w:sz w:val="40"/>
-          <w:szCs w:val="40"/>
-        </w:rPr>
-      </w:pPr>
-      <w:r>
-        <w:rPr>
-          <w:sz w:val="22"/>
-          <w:szCs w:val="22"/>
-        </w:rPr>
-        <w:pict w14:anchorId="1D0D9E29">
-          <v:rect id="_x0000_i1029" style="width:0;height:1.5pt" o:hralign="center" o:hrstd="t" o:hr="t" fillcolor="#a0a0a0" stroked="f"/>
-        </w:pict>
-      </w:r>
-    </w:p>
-    <w:p>
-      <w:pPr>
-        <w:rPr>
-          <w:sz w:val="22"/>
-          <w:szCs w:val="22"/>
-        </w:rPr>
-      </w:pPr>
-    </w:p>
-    <w:p>
-      <w:pPr>
-        <w:rPr>
-          <w:sz w:val="30"/>
-          <w:szCs w:val="30"/>
-        </w:rPr>
-      </w:pPr>
-      <w:r>
-        <w:rPr>
-          <w:sz w:val="30"/>
-          <w:szCs w:val="30"/>
-        </w:rPr>
-        <w:t>Présentation de l’actualité</w:t>
-      </w:r>
-    </w:p>
-    <w:p>
-      <w:pPr>
-        <w:rPr>
-          <w:sz w:val="22"/>
-          <w:szCs w:val="22"/>
-        </w:rPr>
-      </w:pPr>
-      <w:r>
-        <w:rPr>
-          <w:sz w:val="22"/>
-          <w:szCs w:val="22"/>
-        </w:rPr>
-        <w:t>Un article publié le 9 mars 2026 par Florian Burnel présente une amélioration apportée par Microsoft concernant la gestion des journaux d’événements sous Windows.</w:t>
-      </w:r>
-    </w:p>
-    <w:p>
-      <w:pPr>
-        <w:rPr>
-          <w:sz w:val="22"/>
-          <w:szCs w:val="22"/>
-        </w:rPr>
-      </w:pPr>
-      <w:r>
-        <w:rPr>
-          <w:sz w:val="22"/>
-          <w:szCs w:val="22"/>
-        </w:rPr>
-        <w:t xml:space="preserve">Cette nouveauté concerne l’apparition d’un nouvel événement : </w:t>
-      </w:r>
-      <w:r>
-        <w:rPr>
-          <w:sz w:val="22"/>
-          <w:szCs w:val="22"/>
-        </w:rPr>
-        <w:t>Event ID 4117,</w:t>
-      </w:r>
-      <w:r>
-        <w:rPr>
-          <w:sz w:val="22"/>
-          <w:szCs w:val="22"/>
-        </w:rPr>
-        <w:t xml:space="preserve"> destiné à améliorer le diagnostic des erreurs liées aux stratégies de groupe (GPO).</w:t>
-      </w:r>
-    </w:p>
-    <w:p>
-      <w:pPr>
-        <w:rPr>
-          <w:sz w:val="22"/>
-          <w:szCs w:val="22"/>
-        </w:rPr>
-      </w:pPr>
-    </w:p>
-    <w:p>
-      <w:pPr>
-        <w:rPr>
-          <w:sz w:val="30"/>
-          <w:szCs w:val="30"/>
-        </w:rPr>
-      </w:pPr>
-      <w:r>
-        <w:rPr>
-          <w:sz w:val="30"/>
-          <w:szCs w:val="30"/>
-        </w:rPr>
         <w:t>Problématique</w:t>
       </w:r>
     </w:p>
     <w:p>
       <w:pPr>
+        <w:jc w:val="both"/>
         <w:rPr>
           <w:sz w:val="22"/>
           <w:szCs w:val="22"/>
@@ -5234,6 +4661,7 @@
     </w:p>
     <w:p>
       <w:pPr>
+        <w:jc w:val="both"/>
         <w:rPr>
           <w:sz w:val="22"/>
           <w:szCs w:val="22"/>
@@ -5268,6 +4696,7 @@
           <w:ilvl w:val="0"/>
           <w:numId w:val="37"/>
         </w:numPr>
+        <w:jc w:val="both"/>
         <w:rPr>
           <w:sz w:val="22"/>
           <w:szCs w:val="22"/>
@@ -5288,6 +4717,7 @@
           <w:ilvl w:val="0"/>
           <w:numId w:val="37"/>
         </w:numPr>
+        <w:jc w:val="both"/>
         <w:rPr>
           <w:sz w:val="22"/>
           <w:szCs w:val="22"/>
@@ -5308,6 +4738,7 @@
           <w:ilvl w:val="0"/>
           <w:numId w:val="37"/>
         </w:numPr>
+        <w:jc w:val="both"/>
         <w:rPr>
           <w:sz w:val="22"/>
           <w:szCs w:val="22"/>
@@ -5323,6 +4754,7 @@
     </w:p>
     <w:p>
       <w:pPr>
+        <w:jc w:val="both"/>
         <w:rPr>
           <w:sz w:val="22"/>
           <w:szCs w:val="22"/>
@@ -5338,14 +4770,16 @@
     </w:p>
     <w:p>
       <w:pPr>
-        <w:rPr>
-          <w:sz w:val="22"/>
-          <w:szCs w:val="22"/>
-        </w:rPr>
-      </w:pPr>
-    </w:p>
-    <w:p>
-      <w:pPr>
+        <w:jc w:val="both"/>
+        <w:rPr>
+          <w:sz w:val="22"/>
+          <w:szCs w:val="22"/>
+        </w:rPr>
+      </w:pPr>
+    </w:p>
+    <w:p>
+      <w:pPr>
+        <w:jc w:val="both"/>
         <w:rPr>
           <w:sz w:val="30"/>
           <w:szCs w:val="30"/>
@@ -5361,6 +4795,7 @@
     </w:p>
     <w:p>
       <w:pPr>
+        <w:jc w:val="both"/>
         <w:rPr>
           <w:sz w:val="22"/>
           <w:szCs w:val="22"/>
@@ -5390,6 +4825,7 @@
     </w:p>
     <w:p>
       <w:pPr>
+        <w:jc w:val="both"/>
         <w:rPr>
           <w:sz w:val="22"/>
           <w:szCs w:val="22"/>
@@ -5410,6 +4846,7 @@
           <w:ilvl w:val="0"/>
           <w:numId w:val="37"/>
         </w:numPr>
+        <w:jc w:val="both"/>
         <w:rPr>
           <w:sz w:val="22"/>
           <w:szCs w:val="22"/>
@@ -5430,6 +4867,7 @@
           <w:ilvl w:val="0"/>
           <w:numId w:val="37"/>
         </w:numPr>
+        <w:jc w:val="both"/>
         <w:rPr>
           <w:sz w:val="22"/>
           <w:szCs w:val="22"/>
@@ -5450,6 +4888,7 @@
           <w:ilvl w:val="0"/>
           <w:numId w:val="37"/>
         </w:numPr>
+        <w:jc w:val="both"/>
         <w:rPr>
           <w:sz w:val="22"/>
           <w:szCs w:val="22"/>
@@ -5470,6 +4909,7 @@
           <w:ilvl w:val="0"/>
           <w:numId w:val="37"/>
         </w:numPr>
+        <w:jc w:val="both"/>
         <w:rPr>
           <w:sz w:val="22"/>
           <w:szCs w:val="22"/>
@@ -5485,14 +4925,16 @@
     </w:p>
     <w:p>
       <w:pPr>
-        <w:rPr>
-          <w:sz w:val="22"/>
-          <w:szCs w:val="22"/>
-        </w:rPr>
-      </w:pPr>
-    </w:p>
-    <w:p>
-      <w:pPr>
+        <w:jc w:val="both"/>
+        <w:rPr>
+          <w:sz w:val="22"/>
+          <w:szCs w:val="22"/>
+        </w:rPr>
+      </w:pPr>
+    </w:p>
+    <w:p>
+      <w:pPr>
+        <w:jc w:val="both"/>
         <w:rPr>
           <w:sz w:val="22"/>
           <w:szCs w:val="22"/>
@@ -5508,14 +4950,16 @@
     </w:p>
     <w:p>
       <w:pPr>
-        <w:rPr>
-          <w:sz w:val="22"/>
-          <w:szCs w:val="22"/>
-        </w:rPr>
-      </w:pPr>
-    </w:p>
-    <w:p>
-      <w:pPr>
+        <w:jc w:val="both"/>
+        <w:rPr>
+          <w:sz w:val="22"/>
+          <w:szCs w:val="22"/>
+        </w:rPr>
+      </w:pPr>
+    </w:p>
+    <w:p>
+      <w:pPr>
+        <w:jc w:val="both"/>
         <w:rPr>
           <w:sz w:val="30"/>
           <w:szCs w:val="30"/>
@@ -5526,12 +4970,12 @@
           <w:sz w:val="30"/>
           <w:szCs w:val="30"/>
         </w:rPr>
-        <w:lastRenderedPageBreak/>
         <w:t>Avantages pour l’administration système</w:t>
       </w:r>
     </w:p>
     <w:p>
       <w:pPr>
+        <w:jc w:val="both"/>
         <w:rPr>
           <w:sz w:val="22"/>
           <w:szCs w:val="22"/>
@@ -5552,6 +4996,7 @@
           <w:ilvl w:val="0"/>
           <w:numId w:val="37"/>
         </w:numPr>
+        <w:jc w:val="both"/>
         <w:rPr>
           <w:sz w:val="22"/>
           <w:szCs w:val="22"/>
@@ -5572,6 +5017,7 @@
           <w:ilvl w:val="0"/>
           <w:numId w:val="37"/>
         </w:numPr>
+        <w:jc w:val="both"/>
         <w:rPr>
           <w:sz w:val="22"/>
           <w:szCs w:val="22"/>
@@ -5592,6 +5038,7 @@
           <w:ilvl w:val="0"/>
           <w:numId w:val="37"/>
         </w:numPr>
+        <w:jc w:val="both"/>
         <w:rPr>
           <w:sz w:val="22"/>
           <w:szCs w:val="22"/>
@@ -5612,6 +5059,7 @@
           <w:ilvl w:val="0"/>
           <w:numId w:val="37"/>
         </w:numPr>
+        <w:jc w:val="both"/>
         <w:rPr>
           <w:sz w:val="22"/>
           <w:szCs w:val="22"/>
@@ -5627,6 +5075,7 @@
     </w:p>
     <w:p>
       <w:pPr>
+        <w:jc w:val="both"/>
         <w:rPr>
           <w:sz w:val="22"/>
           <w:szCs w:val="22"/>
@@ -5642,6 +5091,7 @@
     </w:p>
     <w:p>
       <w:pPr>
+        <w:jc w:val="both"/>
         <w:rPr>
           <w:sz w:val="30"/>
           <w:szCs w:val="30"/>
@@ -5657,6 +5107,7 @@
     </w:p>
     <w:p>
       <w:pPr>
+        <w:jc w:val="both"/>
         <w:rPr>
           <w:sz w:val="22"/>
           <w:szCs w:val="22"/>
@@ -5677,6 +5128,7 @@
           <w:ilvl w:val="0"/>
           <w:numId w:val="37"/>
         </w:numPr>
+        <w:jc w:val="both"/>
         <w:rPr>
           <w:sz w:val="22"/>
           <w:szCs w:val="22"/>
@@ -5697,6 +5149,7 @@
           <w:ilvl w:val="0"/>
           <w:numId w:val="37"/>
         </w:numPr>
+        <w:jc w:val="both"/>
         <w:rPr>
           <w:sz w:val="22"/>
           <w:szCs w:val="22"/>
@@ -5717,6 +5170,7 @@
           <w:ilvl w:val="0"/>
           <w:numId w:val="37"/>
         </w:numPr>
+        <w:jc w:val="both"/>
         <w:rPr>
           <w:sz w:val="22"/>
           <w:szCs w:val="22"/>
@@ -5732,6 +5186,7 @@
     </w:p>
     <w:p>
       <w:pPr>
+        <w:jc w:val="both"/>
         <w:rPr>
           <w:sz w:val="22"/>
           <w:szCs w:val="22"/>
@@ -5747,6 +5202,7 @@
     </w:p>
     <w:p>
       <w:pPr>
+        <w:jc w:val="both"/>
         <w:rPr>
           <w:sz w:val="30"/>
           <w:szCs w:val="30"/>
@@ -5762,6 +5218,7 @@
     </w:p>
     <w:p>
       <w:pPr>
+        <w:jc w:val="both"/>
         <w:rPr>
           <w:sz w:val="22"/>
           <w:szCs w:val="22"/>
@@ -5777,110 +5234,170 @@
     </w:p>
     <w:p>
       <w:pPr>
-        <w:rPr>
-          <w:sz w:val="22"/>
-          <w:szCs w:val="22"/>
-        </w:rPr>
-      </w:pPr>
-    </w:p>
-    <w:p>
-      <w:pPr>
-        <w:rPr>
-          <w:sz w:val="22"/>
-          <w:szCs w:val="22"/>
-        </w:rPr>
-      </w:pPr>
-    </w:p>
-    <w:p>
-      <w:pPr>
-        <w:rPr>
-          <w:sz w:val="22"/>
-          <w:szCs w:val="22"/>
-        </w:rPr>
-      </w:pPr>
-    </w:p>
-    <w:p>
-      <w:pPr>
-        <w:rPr>
-          <w:sz w:val="22"/>
-          <w:szCs w:val="22"/>
-        </w:rPr>
-      </w:pPr>
-    </w:p>
-    <w:p>
-      <w:pPr>
-        <w:rPr>
-          <w:sz w:val="22"/>
-          <w:szCs w:val="22"/>
-        </w:rPr>
-      </w:pPr>
-    </w:p>
-    <w:p>
-      <w:pPr>
-        <w:rPr>
-          <w:sz w:val="22"/>
-          <w:szCs w:val="22"/>
-        </w:rPr>
-      </w:pPr>
-    </w:p>
-    <w:p>
-      <w:pPr>
-        <w:rPr>
-          <w:sz w:val="22"/>
-          <w:szCs w:val="22"/>
-        </w:rPr>
-      </w:pPr>
-    </w:p>
-    <w:p>
-      <w:pPr>
-        <w:rPr>
-          <w:sz w:val="22"/>
-          <w:szCs w:val="22"/>
-        </w:rPr>
-      </w:pPr>
-    </w:p>
-    <w:p>
-      <w:pPr>
-        <w:rPr>
-          <w:sz w:val="22"/>
-          <w:szCs w:val="22"/>
-        </w:rPr>
-      </w:pPr>
-    </w:p>
-    <w:p>
-      <w:pPr>
-        <w:rPr>
-          <w:sz w:val="22"/>
-          <w:szCs w:val="22"/>
-        </w:rPr>
-      </w:pPr>
-    </w:p>
-    <w:p>
-      <w:pPr>
-        <w:rPr>
-          <w:sz w:val="22"/>
-          <w:szCs w:val="22"/>
-        </w:rPr>
-      </w:pPr>
-    </w:p>
-    <w:p>
-      <w:pPr>
-        <w:rPr>
-          <w:sz w:val="22"/>
-          <w:szCs w:val="22"/>
-        </w:rPr>
-      </w:pPr>
-    </w:p>
-    <w:p>
-      <w:pPr>
-        <w:rPr>
-          <w:sz w:val="22"/>
-          <w:szCs w:val="22"/>
-        </w:rPr>
-      </w:pPr>
-    </w:p>
-    <w:p>
-      <w:pPr>
+        <w:jc w:val="both"/>
+        <w:rPr>
+          <w:sz w:val="22"/>
+          <w:szCs w:val="22"/>
+        </w:rPr>
+      </w:pPr>
+    </w:p>
+    <w:p>
+      <w:pPr>
+        <w:jc w:val="both"/>
+        <w:rPr>
+          <w:sz w:val="22"/>
+          <w:szCs w:val="22"/>
+        </w:rPr>
+      </w:pPr>
+    </w:p>
+    <w:p>
+      <w:pPr>
+        <w:jc w:val="both"/>
+        <w:rPr>
+          <w:sz w:val="22"/>
+          <w:szCs w:val="22"/>
+        </w:rPr>
+      </w:pPr>
+    </w:p>
+    <w:p>
+      <w:pPr>
+        <w:jc w:val="both"/>
+        <w:rPr>
+          <w:sz w:val="22"/>
+          <w:szCs w:val="22"/>
+        </w:rPr>
+      </w:pPr>
+    </w:p>
+    <w:p>
+      <w:pPr>
+        <w:jc w:val="both"/>
+        <w:rPr>
+          <w:sz w:val="22"/>
+          <w:szCs w:val="22"/>
+        </w:rPr>
+      </w:pPr>
+    </w:p>
+    <w:p>
+      <w:pPr>
+        <w:jc w:val="both"/>
+        <w:rPr>
+          <w:sz w:val="22"/>
+          <w:szCs w:val="22"/>
+        </w:rPr>
+      </w:pPr>
+    </w:p>
+    <w:p>
+      <w:pPr>
+        <w:jc w:val="both"/>
+        <w:rPr>
+          <w:sz w:val="22"/>
+          <w:szCs w:val="22"/>
+        </w:rPr>
+      </w:pPr>
+    </w:p>
+    <w:p>
+      <w:pPr>
+        <w:jc w:val="both"/>
+        <w:rPr>
+          <w:sz w:val="22"/>
+          <w:szCs w:val="22"/>
+        </w:rPr>
+      </w:pPr>
+    </w:p>
+    <w:p>
+      <w:pPr>
+        <w:jc w:val="both"/>
+        <w:rPr>
+          <w:sz w:val="22"/>
+          <w:szCs w:val="22"/>
+        </w:rPr>
+      </w:pPr>
+    </w:p>
+    <w:p>
+      <w:pPr>
+        <w:jc w:val="both"/>
+        <w:rPr>
+          <w:sz w:val="22"/>
+          <w:szCs w:val="22"/>
+        </w:rPr>
+      </w:pPr>
+    </w:p>
+    <w:p>
+      <w:pPr>
+        <w:jc w:val="both"/>
+        <w:rPr>
+          <w:sz w:val="22"/>
+          <w:szCs w:val="22"/>
+        </w:rPr>
+      </w:pPr>
+    </w:p>
+    <w:p>
+      <w:pPr>
+        <w:jc w:val="both"/>
+        <w:rPr>
+          <w:sz w:val="22"/>
+          <w:szCs w:val="22"/>
+        </w:rPr>
+      </w:pPr>
+    </w:p>
+    <w:p>
+      <w:pPr>
+        <w:jc w:val="both"/>
+        <w:rPr>
+          <w:sz w:val="22"/>
+          <w:szCs w:val="22"/>
+        </w:rPr>
+      </w:pPr>
+    </w:p>
+    <w:p>
+      <w:pPr>
+        <w:pStyle w:val="Titre1"/>
+      </w:pPr>
+      <w:bookmarkStart w:id="6" w:name="_Toc225953086"/>
+      <w:r>
+        <w:t xml:space="preserve">Article </w:t>
+      </w:r>
+      <w:r>
+        <w:t xml:space="preserve">3 </w:t>
+      </w:r>
+      <w:r>
+        <w:t xml:space="preserve">: </w:t>
+      </w:r>
+      <w:r>
+        <w:t>Cyberattaque contre la Commission européenne via AWS</w:t>
+      </w:r>
+      <w:bookmarkEnd w:id="6"/>
+    </w:p>
+    <w:p>
+      <w:pPr>
+        <w:jc w:val="both"/>
+        <w:rPr>
+          <w:sz w:val="40"/>
+          <w:szCs w:val="40"/>
+        </w:rPr>
+      </w:pPr>
+      <w:r>
+        <w:rPr>
+          <w:sz w:val="22"/>
+          <w:szCs w:val="22"/>
+        </w:rPr>
+        <w:pict w14:anchorId="551EFF74">
+          <v:rect id="_x0000_i1030" style="width:0;height:1.5pt" o:hrstd="t" o:hr="t" fillcolor="#a0a0a0" stroked="f"/>
+        </w:pict>
+      </w:r>
+    </w:p>
+    <w:p>
+      <w:pPr>
+        <w:jc w:val="both"/>
+        <w:rPr>
+          <w:sz w:val="22"/>
+          <w:szCs w:val="22"/>
+        </w:rPr>
+      </w:pPr>
+    </w:p>
+    <w:p>
+      <w:pPr>
+        <w:jc w:val="both"/>
         <w:rPr>
           <w:sz w:val="30"/>
           <w:szCs w:val="30"/>
@@ -5891,164 +5408,108 @@
           <w:sz w:val="30"/>
           <w:szCs w:val="30"/>
         </w:rPr>
-        <w:lastRenderedPageBreak/>
-        <w:t xml:space="preserve">Article </w:t>
+        <w:t xml:space="preserve">Présentation de </w:t>
       </w:r>
       <w:r>
         <w:rPr>
           <w:sz w:val="30"/>
           <w:szCs w:val="30"/>
         </w:rPr>
-        <w:t xml:space="preserve">3 </w:t>
-      </w:r>
-      <w:r>
+        <w:t xml:space="preserve">l’actualité : </w:t>
+      </w:r>
+    </w:p>
+    <w:p>
+      <w:pPr>
+        <w:jc w:val="both"/>
+        <w:rPr>
+          <w:sz w:val="22"/>
+          <w:szCs w:val="22"/>
+        </w:rPr>
+      </w:pPr>
+      <w:r>
+        <w:rPr>
+          <w:sz w:val="22"/>
+          <w:szCs w:val="22"/>
+        </w:rPr>
+        <w:t>Un article publié le 31 mars 2026 par Florian Burnel rapporte une cyberattaque visant la Commission européenne.</w:t>
+      </w:r>
+    </w:p>
+    <w:p>
+      <w:pPr>
+        <w:jc w:val="both"/>
+        <w:rPr>
+          <w:sz w:val="22"/>
+          <w:szCs w:val="22"/>
+        </w:rPr>
+      </w:pPr>
+      <w:r>
+        <w:rPr>
+          <w:sz w:val="22"/>
+          <w:szCs w:val="22"/>
+        </w:rPr>
+        <w:t>Cette attaque concerne la plateforme web officielle Europa.eu et résulte de la compromission d’une instance cloud hébergée sur Amazon Web Services.</w:t>
+      </w:r>
+    </w:p>
+    <w:p>
+      <w:pPr>
+        <w:jc w:val="both"/>
+        <w:rPr>
+          <w:sz w:val="22"/>
+          <w:szCs w:val="22"/>
+        </w:rPr>
+      </w:pPr>
+      <w:r>
+        <w:rPr>
+          <w:sz w:val="22"/>
+          <w:szCs w:val="22"/>
+        </w:rPr>
+        <w:t xml:space="preserve">Le groupe de hackers </w:t>
+      </w:r>
+      <w:proofErr w:type="spellStart"/>
+      <w:r>
+        <w:rPr>
+          <w:sz w:val="22"/>
+          <w:szCs w:val="22"/>
+        </w:rPr>
+        <w:t>ShinyHunters</w:t>
+      </w:r>
+      <w:proofErr w:type="spellEnd"/>
+      <w:r>
+        <w:rPr>
+          <w:sz w:val="22"/>
+          <w:szCs w:val="22"/>
+        </w:rPr>
+        <w:t xml:space="preserve"> revendique l’opération.</w:t>
+      </w:r>
+    </w:p>
+    <w:p>
+      <w:pPr>
+        <w:jc w:val="both"/>
+        <w:rPr>
+          <w:sz w:val="22"/>
+          <w:szCs w:val="22"/>
+        </w:rPr>
+      </w:pPr>
+    </w:p>
+    <w:p>
+      <w:pPr>
+        <w:jc w:val="both"/>
         <w:rPr>
           <w:sz w:val="30"/>
           <w:szCs w:val="30"/>
         </w:rPr>
-        <w:t xml:space="preserve">: </w:t>
-      </w:r>
+      </w:pPr>
       <w:r>
         <w:rPr>
           <w:sz w:val="30"/>
           <w:szCs w:val="30"/>
         </w:rPr>
-        <w:t>Cyberattaque contre la Commission européenne via AWS</w:t>
-      </w:r>
-    </w:p>
-    <w:p>
-      <w:pPr>
-        <w:rPr>
-          <w:sz w:val="40"/>
-          <w:szCs w:val="40"/>
-        </w:rPr>
-      </w:pPr>
-      <w:r>
-        <w:rPr>
-          <w:sz w:val="22"/>
-          <w:szCs w:val="22"/>
-        </w:rPr>
-        <w:pict w14:anchorId="551EFF74">
-          <v:rect id="_x0000_i1030" style="width:0;height:1.5pt" o:hralign="center" o:hrstd="t" o:hr="t" fillcolor="#a0a0a0" stroked="f"/>
-        </w:pict>
-      </w:r>
-    </w:p>
-    <w:p>
-      <w:pPr>
-        <w:rPr>
-          <w:sz w:val="22"/>
-          <w:szCs w:val="22"/>
-        </w:rPr>
-      </w:pPr>
-    </w:p>
-    <w:p>
-      <w:pPr>
-        <w:rPr>
-          <w:sz w:val="30"/>
-          <w:szCs w:val="30"/>
-        </w:rPr>
-      </w:pPr>
-      <w:r>
-        <w:rPr>
-          <w:sz w:val="30"/>
-          <w:szCs w:val="30"/>
-        </w:rPr>
-        <w:t xml:space="preserve">Présentation de </w:t>
-      </w:r>
-      <w:r>
-        <w:rPr>
-          <w:sz w:val="30"/>
-          <w:szCs w:val="30"/>
-        </w:rPr>
-        <w:t xml:space="preserve">l’actualité : </w:t>
-      </w:r>
-    </w:p>
-    <w:p>
-      <w:pPr>
-        <w:rPr>
-          <w:sz w:val="22"/>
-          <w:szCs w:val="22"/>
-        </w:rPr>
-      </w:pPr>
-      <w:r>
-        <w:rPr>
-          <w:sz w:val="22"/>
-          <w:szCs w:val="22"/>
-        </w:rPr>
-        <w:t>Un article publié le 31 mars 2026 par Florian Burnel rapporte une cyberattaque visant la Commission européenne.</w:t>
-      </w:r>
-    </w:p>
-    <w:p>
-      <w:pPr>
-        <w:rPr>
-          <w:sz w:val="22"/>
-          <w:szCs w:val="22"/>
-        </w:rPr>
-      </w:pPr>
-      <w:r>
-        <w:rPr>
-          <w:sz w:val="22"/>
-          <w:szCs w:val="22"/>
-        </w:rPr>
-        <w:t>Cette attaque concerne la plateforme web officielle Europa.eu et résulte de la compromission d’une instance cloud hébergée sur Amazon Web Services.</w:t>
-      </w:r>
-    </w:p>
-    <w:p>
-      <w:pPr>
-        <w:rPr>
-          <w:sz w:val="22"/>
-          <w:szCs w:val="22"/>
-        </w:rPr>
-      </w:pPr>
-      <w:r>
-        <w:rPr>
-          <w:sz w:val="22"/>
-          <w:szCs w:val="22"/>
-        </w:rPr>
-        <w:t xml:space="preserve">Le groupe de hackers </w:t>
-      </w:r>
-      <w:proofErr w:type="spellStart"/>
-      <w:r>
-        <w:rPr>
-          <w:sz w:val="22"/>
-          <w:szCs w:val="22"/>
-        </w:rPr>
-        <w:t>ShinyHunters</w:t>
-      </w:r>
-      <w:proofErr w:type="spellEnd"/>
-      <w:r>
-        <w:rPr>
-          <w:sz w:val="22"/>
-          <w:szCs w:val="22"/>
-        </w:rPr>
-        <w:t xml:space="preserve"> revendique l’opération.</w:t>
-      </w:r>
-    </w:p>
-    <w:p>
-      <w:pPr>
-        <w:rPr>
-          <w:sz w:val="22"/>
-          <w:szCs w:val="22"/>
-        </w:rPr>
-      </w:pPr>
-    </w:p>
-    <w:p>
-      <w:pPr>
-        <w:rPr>
-          <w:sz w:val="30"/>
-          <w:szCs w:val="30"/>
-        </w:rPr>
-      </w:pPr>
-      <w:r>
-        <w:rPr>
-          <w:sz w:val="30"/>
-          <w:szCs w:val="30"/>
-        </w:rPr>
         <w:t xml:space="preserve">Problématique : </w:t>
       </w:r>
     </w:p>
     <w:p>
       <w:pPr>
+        <w:jc w:val="both"/>
         <w:rPr>
           <w:sz w:val="22"/>
           <w:szCs w:val="22"/>
@@ -6069,6 +5530,7 @@
           <w:ilvl w:val="0"/>
           <w:numId w:val="37"/>
         </w:numPr>
+        <w:jc w:val="both"/>
         <w:rPr>
           <w:sz w:val="22"/>
           <w:szCs w:val="22"/>
@@ -6089,6 +5551,7 @@
           <w:ilvl w:val="0"/>
           <w:numId w:val="37"/>
         </w:numPr>
+        <w:jc w:val="both"/>
         <w:rPr>
           <w:sz w:val="22"/>
           <w:szCs w:val="22"/>
@@ -6109,6 +5572,7 @@
           <w:ilvl w:val="0"/>
           <w:numId w:val="37"/>
         </w:numPr>
+        <w:jc w:val="both"/>
         <w:rPr>
           <w:sz w:val="22"/>
           <w:szCs w:val="22"/>
@@ -6124,6 +5588,7 @@
     </w:p>
     <w:p>
       <w:pPr>
+        <w:jc w:val="both"/>
         <w:rPr>
           <w:sz w:val="22"/>
           <w:szCs w:val="22"/>
@@ -6139,14 +5604,16 @@
     </w:p>
     <w:p>
       <w:pPr>
-        <w:rPr>
-          <w:sz w:val="22"/>
-          <w:szCs w:val="22"/>
-        </w:rPr>
-      </w:pPr>
-    </w:p>
-    <w:p>
-      <w:pPr>
+        <w:jc w:val="both"/>
+        <w:rPr>
+          <w:sz w:val="22"/>
+          <w:szCs w:val="22"/>
+        </w:rPr>
+      </w:pPr>
+    </w:p>
+    <w:p>
+      <w:pPr>
+        <w:jc w:val="both"/>
         <w:rPr>
           <w:sz w:val="30"/>
           <w:szCs w:val="30"/>
@@ -6162,6 +5629,7 @@
     </w:p>
     <w:p>
       <w:pPr>
+        <w:jc w:val="both"/>
         <w:rPr>
           <w:sz w:val="22"/>
           <w:szCs w:val="22"/>
@@ -6182,6 +5650,7 @@
           <w:ilvl w:val="0"/>
           <w:numId w:val="37"/>
         </w:numPr>
+        <w:jc w:val="both"/>
         <w:rPr>
           <w:sz w:val="22"/>
           <w:szCs w:val="22"/>
@@ -6202,6 +5671,7 @@
           <w:ilvl w:val="0"/>
           <w:numId w:val="37"/>
         </w:numPr>
+        <w:jc w:val="both"/>
         <w:rPr>
           <w:sz w:val="22"/>
           <w:szCs w:val="22"/>
@@ -6222,6 +5692,7 @@
           <w:ilvl w:val="0"/>
           <w:numId w:val="37"/>
         </w:numPr>
+        <w:jc w:val="both"/>
         <w:rPr>
           <w:sz w:val="22"/>
           <w:szCs w:val="22"/>
@@ -6237,6 +5708,7 @@
     </w:p>
     <w:p>
       <w:pPr>
+        <w:jc w:val="both"/>
         <w:rPr>
           <w:sz w:val="22"/>
           <w:szCs w:val="22"/>
@@ -6271,6 +5743,7 @@
           <w:ilvl w:val="0"/>
           <w:numId w:val="37"/>
         </w:numPr>
+        <w:jc w:val="both"/>
         <w:rPr>
           <w:sz w:val="22"/>
           <w:szCs w:val="22"/>
@@ -6291,6 +5764,7 @@
           <w:ilvl w:val="0"/>
           <w:numId w:val="37"/>
         </w:numPr>
+        <w:jc w:val="both"/>
         <w:rPr>
           <w:sz w:val="22"/>
           <w:szCs w:val="22"/>
@@ -6311,6 +5785,7 @@
           <w:ilvl w:val="0"/>
           <w:numId w:val="37"/>
         </w:numPr>
+        <w:jc w:val="both"/>
         <w:rPr>
           <w:sz w:val="22"/>
           <w:szCs w:val="22"/>
@@ -6327,14 +5802,16 @@
     <w:p>
       <w:pPr>
         <w:pStyle w:val="Paragraphedeliste"/>
-        <w:rPr>
-          <w:sz w:val="22"/>
-          <w:szCs w:val="22"/>
-        </w:rPr>
-      </w:pPr>
-    </w:p>
-    <w:p>
-      <w:pPr>
+        <w:jc w:val="both"/>
+        <w:rPr>
+          <w:sz w:val="22"/>
+          <w:szCs w:val="22"/>
+        </w:rPr>
+      </w:pPr>
+    </w:p>
+    <w:p>
+      <w:pPr>
+        <w:jc w:val="both"/>
         <w:rPr>
           <w:sz w:val="22"/>
           <w:szCs w:val="22"/>
@@ -6350,38 +5827,24 @@
     </w:p>
     <w:p>
       <w:pPr>
-        <w:rPr>
-          <w:sz w:val="22"/>
-          <w:szCs w:val="22"/>
-        </w:rPr>
-      </w:pPr>
-    </w:p>
-    <w:p>
-      <w:pPr>
-        <w:rPr>
-          <w:sz w:val="22"/>
-          <w:szCs w:val="22"/>
-        </w:rPr>
-      </w:pPr>
-    </w:p>
-    <w:p>
-      <w:pPr>
+        <w:jc w:val="both"/>
+        <w:rPr>
+          <w:sz w:val="22"/>
+          <w:szCs w:val="22"/>
+        </w:rPr>
+      </w:pPr>
+      <w:r>
         <w:rPr>
           <w:sz w:val="30"/>
           <w:szCs w:val="30"/>
         </w:rPr>
-      </w:pPr>
-      <w:r>
-        <w:rPr>
-          <w:sz w:val="30"/>
-          <w:szCs w:val="30"/>
-        </w:rPr>
         <w:lastRenderedPageBreak/>
         <w:t xml:space="preserve">Analyse technique : </w:t>
       </w:r>
     </w:p>
     <w:p>
       <w:pPr>
+        <w:jc w:val="both"/>
         <w:rPr>
           <w:sz w:val="22"/>
           <w:szCs w:val="22"/>
@@ -6402,6 +5865,7 @@
           <w:ilvl w:val="0"/>
           <w:numId w:val="37"/>
         </w:numPr>
+        <w:jc w:val="both"/>
         <w:rPr>
           <w:sz w:val="22"/>
           <w:szCs w:val="22"/>
@@ -6422,6 +5886,7 @@
           <w:ilvl w:val="0"/>
           <w:numId w:val="37"/>
         </w:numPr>
+        <w:jc w:val="both"/>
         <w:rPr>
           <w:sz w:val="22"/>
           <w:szCs w:val="22"/>
@@ -6442,6 +5907,7 @@
           <w:ilvl w:val="0"/>
           <w:numId w:val="37"/>
         </w:numPr>
+        <w:jc w:val="both"/>
         <w:rPr>
           <w:sz w:val="22"/>
           <w:szCs w:val="22"/>
@@ -6457,6 +5923,7 @@
     </w:p>
     <w:p>
       <w:pPr>
+        <w:jc w:val="both"/>
         <w:rPr>
           <w:sz w:val="22"/>
           <w:szCs w:val="22"/>
@@ -6472,14 +5939,16 @@
     </w:p>
     <w:p>
       <w:pPr>
-        <w:rPr>
-          <w:sz w:val="22"/>
-          <w:szCs w:val="22"/>
-        </w:rPr>
-      </w:pPr>
-    </w:p>
-    <w:p>
-      <w:pPr>
+        <w:jc w:val="both"/>
+        <w:rPr>
+          <w:sz w:val="22"/>
+          <w:szCs w:val="22"/>
+        </w:rPr>
+      </w:pPr>
+    </w:p>
+    <w:p>
+      <w:pPr>
+        <w:jc w:val="both"/>
         <w:rPr>
           <w:sz w:val="30"/>
           <w:szCs w:val="30"/>
@@ -6495,6 +5964,7 @@
     </w:p>
     <w:p>
       <w:pPr>
+        <w:jc w:val="both"/>
         <w:rPr>
           <w:sz w:val="22"/>
           <w:szCs w:val="22"/>
@@ -6515,6 +5985,7 @@
           <w:ilvl w:val="0"/>
           <w:numId w:val="37"/>
         </w:numPr>
+        <w:jc w:val="both"/>
         <w:rPr>
           <w:sz w:val="22"/>
           <w:szCs w:val="22"/>
@@ -6535,6 +6006,7 @@
           <w:ilvl w:val="0"/>
           <w:numId w:val="37"/>
         </w:numPr>
+        <w:jc w:val="both"/>
         <w:rPr>
           <w:sz w:val="22"/>
           <w:szCs w:val="22"/>
@@ -6555,6 +6027,7 @@
           <w:ilvl w:val="0"/>
           <w:numId w:val="37"/>
         </w:numPr>
+        <w:jc w:val="both"/>
         <w:rPr>
           <w:sz w:val="22"/>
           <w:szCs w:val="22"/>
@@ -6575,6 +6048,7 @@
           <w:ilvl w:val="0"/>
           <w:numId w:val="37"/>
         </w:numPr>
+        <w:jc w:val="both"/>
         <w:rPr>
           <w:sz w:val="22"/>
           <w:szCs w:val="22"/>
@@ -6590,6 +6064,7 @@
     </w:p>
     <w:p>
       <w:pPr>
+        <w:jc w:val="both"/>
         <w:rPr>
           <w:sz w:val="22"/>
           <w:szCs w:val="22"/>
@@ -6605,14 +6080,16 @@
     </w:p>
     <w:p>
       <w:pPr>
-        <w:rPr>
-          <w:sz w:val="22"/>
-          <w:szCs w:val="22"/>
-        </w:rPr>
-      </w:pPr>
-    </w:p>
-    <w:p>
-      <w:pPr>
+        <w:jc w:val="both"/>
+        <w:rPr>
+          <w:sz w:val="22"/>
+          <w:szCs w:val="22"/>
+        </w:rPr>
+      </w:pPr>
+    </w:p>
+    <w:p>
+      <w:pPr>
+        <w:jc w:val="both"/>
         <w:rPr>
           <w:sz w:val="30"/>
           <w:szCs w:val="30"/>
@@ -6628,6 +6105,7 @@
     </w:p>
     <w:p>
       <w:pPr>
+        <w:jc w:val="both"/>
         <w:rPr>
           <w:sz w:val="22"/>
           <w:szCs w:val="22"/>
@@ -6643,6 +6121,7 @@
     </w:p>
     <w:p>
       <w:pPr>
+        <w:jc w:val="both"/>
         <w:rPr>
           <w:sz w:val="22"/>
           <w:szCs w:val="22"/>
@@ -6658,72 +6137,84 @@
     </w:p>
     <w:p>
       <w:pPr>
-        <w:rPr>
-          <w:sz w:val="22"/>
-          <w:szCs w:val="22"/>
-        </w:rPr>
-      </w:pPr>
-    </w:p>
-    <w:p>
-      <w:pPr>
-        <w:rPr>
-          <w:sz w:val="22"/>
-          <w:szCs w:val="22"/>
-        </w:rPr>
-      </w:pPr>
-    </w:p>
-    <w:p>
-      <w:pPr>
-        <w:rPr>
-          <w:sz w:val="22"/>
-          <w:szCs w:val="22"/>
-        </w:rPr>
-      </w:pPr>
-    </w:p>
-    <w:p>
-      <w:pPr>
-        <w:rPr>
-          <w:sz w:val="22"/>
-          <w:szCs w:val="22"/>
-        </w:rPr>
-      </w:pPr>
-    </w:p>
-    <w:p>
-      <w:pPr>
-        <w:rPr>
-          <w:sz w:val="22"/>
-          <w:szCs w:val="22"/>
-        </w:rPr>
-      </w:pPr>
-    </w:p>
-    <w:p>
-      <w:pPr>
-        <w:rPr>
-          <w:sz w:val="22"/>
-          <w:szCs w:val="22"/>
-        </w:rPr>
-      </w:pPr>
-    </w:p>
-    <w:p>
-      <w:pPr>
-        <w:rPr>
-          <w:sz w:val="22"/>
-          <w:szCs w:val="22"/>
-        </w:rPr>
-      </w:pPr>
-    </w:p>
-    <w:p>
-      <w:pPr>
-        <w:jc w:val="right"/>
-        <w:rPr>
-          <w:sz w:val="22"/>
-          <w:szCs w:val="22"/>
-        </w:rPr>
-      </w:pPr>
-    </w:p>
-    <w:p>
-      <w:pPr>
-        <w:jc w:val="center"/>
+        <w:jc w:val="both"/>
+        <w:rPr>
+          <w:sz w:val="22"/>
+          <w:szCs w:val="22"/>
+        </w:rPr>
+      </w:pPr>
+    </w:p>
+    <w:p>
+      <w:pPr>
+        <w:jc w:val="both"/>
+        <w:rPr>
+          <w:sz w:val="22"/>
+          <w:szCs w:val="22"/>
+        </w:rPr>
+      </w:pPr>
+    </w:p>
+    <w:p>
+      <w:pPr>
+        <w:jc w:val="both"/>
+        <w:rPr>
+          <w:sz w:val="22"/>
+          <w:szCs w:val="22"/>
+        </w:rPr>
+      </w:pPr>
+    </w:p>
+    <w:p>
+      <w:pPr>
+        <w:jc w:val="both"/>
+        <w:rPr>
+          <w:sz w:val="22"/>
+          <w:szCs w:val="22"/>
+        </w:rPr>
+      </w:pPr>
+    </w:p>
+    <w:p>
+      <w:pPr>
+        <w:jc w:val="both"/>
+        <w:rPr>
+          <w:sz w:val="22"/>
+          <w:szCs w:val="22"/>
+        </w:rPr>
+      </w:pPr>
+    </w:p>
+    <w:p>
+      <w:pPr>
+        <w:jc w:val="both"/>
+        <w:rPr>
+          <w:sz w:val="22"/>
+          <w:szCs w:val="22"/>
+        </w:rPr>
+      </w:pPr>
+    </w:p>
+    <w:p>
+      <w:pPr>
+        <w:jc w:val="both"/>
+        <w:rPr>
+          <w:sz w:val="22"/>
+          <w:szCs w:val="22"/>
+        </w:rPr>
+      </w:pPr>
+    </w:p>
+    <w:p>
+      <w:pPr>
+        <w:pStyle w:val="Titre1"/>
+      </w:pPr>
+      <w:bookmarkStart w:id="7" w:name="_Toc225953087"/>
+      <w:r>
+        <w:lastRenderedPageBreak/>
+        <w:t>Analyse globale</w:t>
+      </w:r>
+      <w:r>
+        <w:t> :</w:t>
+      </w:r>
+      <w:bookmarkEnd w:id="7"/>
+    </w:p>
+    <w:p>
+      <w:pPr>
+        <w:jc w:val="both"/>
         <w:rPr>
           <w:sz w:val="30"/>
           <w:szCs w:val="30"/>
@@ -6731,47 +6222,26 @@
       </w:pPr>
       <w:r>
         <w:rPr>
+          <w:sz w:val="22"/>
+          <w:szCs w:val="22"/>
+        </w:rPr>
+        <w:pict w14:anchorId="371F69F9">
+          <v:rect id="_x0000_i1031" style="width:0;height:1.5pt" o:hrstd="t" o:hr="t" fillcolor="#a0a0a0" stroked="f"/>
+        </w:pict>
+      </w:r>
+    </w:p>
+    <w:p>
+      <w:pPr>
+        <w:jc w:val="both"/>
+        <w:rPr>
           <w:sz w:val="30"/>
           <w:szCs w:val="30"/>
         </w:rPr>
-        <w:lastRenderedPageBreak/>
-        <w:t>Analyse globale</w:t>
-      </w:r>
-      <w:r>
-        <w:rPr>
-          <w:sz w:val="30"/>
-          <w:szCs w:val="30"/>
-        </w:rPr>
-        <w:t> :</w:t>
-      </w:r>
-    </w:p>
-    <w:p>
-      <w:pPr>
-        <w:rPr>
-          <w:sz w:val="30"/>
-          <w:szCs w:val="30"/>
-        </w:rPr>
-      </w:pPr>
-      <w:r>
-        <w:rPr>
-          <w:sz w:val="22"/>
-          <w:szCs w:val="22"/>
-        </w:rPr>
-        <w:pict w14:anchorId="371F69F9">
-          <v:rect id="_x0000_i1031" style="width:0;height:1.5pt" o:hralign="center" o:hrstd="t" o:hr="t" fillcolor="#a0a0a0" stroked="f"/>
-        </w:pict>
-      </w:r>
-    </w:p>
-    <w:p>
-      <w:pPr>
-        <w:rPr>
-          <w:sz w:val="30"/>
-          <w:szCs w:val="30"/>
-        </w:rPr>
-      </w:pPr>
-    </w:p>
-    <w:p>
-      <w:pPr>
+      </w:pPr>
+    </w:p>
+    <w:p>
+      <w:pPr>
+        <w:jc w:val="both"/>
         <w:rPr>
           <w:sz w:val="30"/>
           <w:szCs w:val="30"/>
@@ -6791,6 +6261,7 @@
           <w:ilvl w:val="0"/>
           <w:numId w:val="27"/>
         </w:numPr>
+        <w:jc w:val="both"/>
         <w:rPr>
           <w:sz w:val="22"/>
           <w:szCs w:val="22"/>
@@ -6826,6 +6297,7 @@
           <w:ilvl w:val="0"/>
           <w:numId w:val="27"/>
         </w:numPr>
+        <w:jc w:val="both"/>
         <w:rPr>
           <w:sz w:val="22"/>
           <w:szCs w:val="22"/>
@@ -6845,6 +6317,7 @@
           <w:ilvl w:val="0"/>
           <w:numId w:val="27"/>
         </w:numPr>
+        <w:jc w:val="both"/>
         <w:rPr>
           <w:sz w:val="22"/>
           <w:szCs w:val="22"/>
@@ -6860,6 +6333,7 @@
     </w:p>
     <w:p>
       <w:pPr>
+        <w:jc w:val="both"/>
         <w:rPr>
           <w:sz w:val="30"/>
           <w:szCs w:val="30"/>
@@ -6879,6 +6353,7 @@
           <w:ilvl w:val="0"/>
           <w:numId w:val="28"/>
         </w:numPr>
+        <w:jc w:val="both"/>
         <w:rPr>
           <w:sz w:val="22"/>
           <w:szCs w:val="22"/>
@@ -6898,6 +6373,7 @@
           <w:ilvl w:val="0"/>
           <w:numId w:val="28"/>
         </w:numPr>
+        <w:jc w:val="both"/>
         <w:rPr>
           <w:sz w:val="22"/>
           <w:szCs w:val="22"/>
@@ -6917,6 +6393,7 @@
           <w:ilvl w:val="0"/>
           <w:numId w:val="28"/>
         </w:numPr>
+        <w:jc w:val="both"/>
         <w:rPr>
           <w:sz w:val="22"/>
           <w:szCs w:val="22"/>
@@ -6939,6 +6416,7 @@
     </w:p>
     <w:p>
       <w:pPr>
+        <w:jc w:val="both"/>
         <w:rPr>
           <w:sz w:val="22"/>
           <w:szCs w:val="22"/>
@@ -6969,6 +6447,7 @@
     </w:p>
     <w:p>
       <w:pPr>
+        <w:jc w:val="both"/>
         <w:rPr>
           <w:sz w:val="22"/>
           <w:szCs w:val="22"/>
@@ -6984,79 +6463,80 @@
     </w:p>
     <w:p>
       <w:pPr>
-        <w:rPr>
-          <w:sz w:val="22"/>
-          <w:szCs w:val="22"/>
-        </w:rPr>
-      </w:pPr>
-    </w:p>
-    <w:p>
-      <w:pPr>
-        <w:rPr>
-          <w:sz w:val="22"/>
-          <w:szCs w:val="22"/>
-        </w:rPr>
-      </w:pPr>
-    </w:p>
-    <w:p>
-      <w:pPr>
-        <w:rPr>
-          <w:sz w:val="22"/>
-          <w:szCs w:val="22"/>
-        </w:rPr>
-      </w:pPr>
-    </w:p>
-    <w:p>
-      <w:pPr>
-        <w:rPr>
-          <w:sz w:val="22"/>
-          <w:szCs w:val="22"/>
-        </w:rPr>
-      </w:pPr>
-    </w:p>
-    <w:p>
-      <w:pPr>
-        <w:jc w:val="right"/>
-        <w:rPr>
-          <w:sz w:val="22"/>
-          <w:szCs w:val="22"/>
-        </w:rPr>
-      </w:pPr>
-    </w:p>
-    <w:p>
-      <w:pPr>
-        <w:jc w:val="right"/>
-        <w:rPr>
-          <w:sz w:val="22"/>
-          <w:szCs w:val="22"/>
-        </w:rPr>
-      </w:pPr>
-    </w:p>
-    <w:p>
-      <w:pPr>
-        <w:jc w:val="center"/>
-        <w:rPr>
-          <w:sz w:val="30"/>
-          <w:szCs w:val="30"/>
-        </w:rPr>
-      </w:pPr>
-    </w:p>
-    <w:p>
-      <w:pPr>
-        <w:jc w:val="center"/>
-        <w:rPr>
-          <w:sz w:val="22"/>
-          <w:szCs w:val="22"/>
-        </w:rPr>
-      </w:pPr>
-      <w:r>
-        <w:rPr>
-          <w:sz w:val="30"/>
-          <w:szCs w:val="30"/>
-        </w:rPr>
+        <w:jc w:val="both"/>
+        <w:rPr>
+          <w:sz w:val="22"/>
+          <w:szCs w:val="22"/>
+        </w:rPr>
+      </w:pPr>
+    </w:p>
+    <w:p>
+      <w:pPr>
+        <w:jc w:val="both"/>
+        <w:rPr>
+          <w:sz w:val="22"/>
+          <w:szCs w:val="22"/>
+        </w:rPr>
+      </w:pPr>
+    </w:p>
+    <w:p>
+      <w:pPr>
+        <w:jc w:val="both"/>
+        <w:rPr>
+          <w:sz w:val="22"/>
+          <w:szCs w:val="22"/>
+        </w:rPr>
+      </w:pPr>
+    </w:p>
+    <w:p>
+      <w:pPr>
+        <w:jc w:val="both"/>
+        <w:rPr>
+          <w:sz w:val="22"/>
+          <w:szCs w:val="22"/>
+        </w:rPr>
+      </w:pPr>
+    </w:p>
+    <w:p>
+      <w:pPr>
+        <w:jc w:val="both"/>
+        <w:rPr>
+          <w:sz w:val="22"/>
+          <w:szCs w:val="22"/>
+        </w:rPr>
+      </w:pPr>
+    </w:p>
+    <w:p>
+      <w:pPr>
+        <w:jc w:val="both"/>
+        <w:rPr>
+          <w:sz w:val="22"/>
+          <w:szCs w:val="22"/>
+        </w:rPr>
+      </w:pPr>
+    </w:p>
+    <w:p>
+      <w:pPr>
+        <w:rPr>
+          <w:sz w:val="22"/>
+          <w:szCs w:val="22"/>
+        </w:rPr>
+      </w:pPr>
+    </w:p>
+    <w:p>
+      <w:pPr>
+        <w:pStyle w:val="Titre1"/>
+        <w:rPr>
+          <w:sz w:val="22"/>
+          <w:szCs w:val="22"/>
+        </w:rPr>
+      </w:pPr>
+      <w:bookmarkStart w:id="8" w:name="_Toc225953088"/>
+      <w:r>
         <w:lastRenderedPageBreak/>
         <w:t>Conclusion</w:t>
       </w:r>
+      <w:bookmarkEnd w:id="8"/>
     </w:p>
     <w:p>
       <w:pPr>
@@ -7071,7 +6551,7 @@
           <w:szCs w:val="22"/>
         </w:rPr>
         <w:pict w14:anchorId="3C4A89F2">
-          <v:rect id="_x0000_i1032" style="width:0;height:1.5pt" o:hralign="center" o:hrstd="t" o:hr="t" fillcolor="#a0a0a0" stroked="f"/>
+          <v:rect id="_x0000_i1032" style="width:0;height:1.5pt" o:hrstd="t" o:hr="t" fillcolor="#a0a0a0" stroked="f"/>
         </w:pict>
       </w:r>
     </w:p>
@@ -7227,151 +6707,134 @@
     </w:p>
     <w:p>
       <w:pPr>
-        <w:jc w:val="right"/>
-        <w:rPr>
-          <w:sz w:val="22"/>
-          <w:szCs w:val="22"/>
-        </w:rPr>
-      </w:pPr>
-    </w:p>
-    <w:p>
-      <w:pPr>
-        <w:jc w:val="right"/>
-        <w:rPr>
-          <w:sz w:val="22"/>
-          <w:szCs w:val="22"/>
-        </w:rPr>
-      </w:pPr>
-    </w:p>
-    <w:p>
-      <w:pPr>
-        <w:jc w:val="right"/>
-        <w:rPr>
-          <w:sz w:val="22"/>
-          <w:szCs w:val="22"/>
-        </w:rPr>
-      </w:pPr>
-    </w:p>
-    <w:p>
-      <w:pPr>
-        <w:jc w:val="right"/>
-        <w:rPr>
-          <w:sz w:val="22"/>
-          <w:szCs w:val="22"/>
-        </w:rPr>
-      </w:pPr>
-    </w:p>
-    <w:p>
-      <w:pPr>
-        <w:jc w:val="right"/>
-        <w:rPr>
-          <w:sz w:val="22"/>
-          <w:szCs w:val="22"/>
-        </w:rPr>
-      </w:pPr>
-    </w:p>
-    <w:p>
-      <w:pPr>
-        <w:jc w:val="right"/>
-        <w:rPr>
-          <w:sz w:val="22"/>
-          <w:szCs w:val="22"/>
-        </w:rPr>
-      </w:pPr>
-    </w:p>
-    <w:p>
-      <w:pPr>
-        <w:jc w:val="right"/>
-        <w:rPr>
-          <w:sz w:val="22"/>
-          <w:szCs w:val="22"/>
-        </w:rPr>
-      </w:pPr>
-    </w:p>
-    <w:p>
-      <w:pPr>
-        <w:jc w:val="right"/>
-        <w:rPr>
-          <w:sz w:val="22"/>
-          <w:szCs w:val="22"/>
-        </w:rPr>
-      </w:pPr>
-    </w:p>
-    <w:p>
-      <w:pPr>
-        <w:jc w:val="right"/>
-        <w:rPr>
-          <w:sz w:val="22"/>
-          <w:szCs w:val="22"/>
-        </w:rPr>
-      </w:pPr>
-    </w:p>
-    <w:p>
-      <w:pPr>
-        <w:jc w:val="right"/>
-        <w:rPr>
-          <w:sz w:val="22"/>
-          <w:szCs w:val="22"/>
-        </w:rPr>
-      </w:pPr>
-    </w:p>
-    <w:p>
-      <w:pPr>
-        <w:jc w:val="right"/>
-        <w:rPr>
-          <w:sz w:val="22"/>
-          <w:szCs w:val="22"/>
-        </w:rPr>
-      </w:pPr>
-    </w:p>
-    <w:p>
-      <w:pPr>
-        <w:jc w:val="right"/>
-        <w:rPr>
-          <w:sz w:val="22"/>
-          <w:szCs w:val="22"/>
-        </w:rPr>
-      </w:pPr>
-    </w:p>
-    <w:p>
-      <w:pPr>
-        <w:jc w:val="right"/>
-        <w:rPr>
-          <w:sz w:val="22"/>
-          <w:szCs w:val="22"/>
-        </w:rPr>
-      </w:pPr>
-    </w:p>
-    <w:p>
-      <w:pPr>
-        <w:jc w:val="right"/>
-        <w:rPr>
-          <w:sz w:val="22"/>
-          <w:szCs w:val="22"/>
-        </w:rPr>
-      </w:pPr>
-    </w:p>
-    <w:p>
-      <w:pPr>
-        <w:jc w:val="right"/>
-        <w:rPr>
-          <w:sz w:val="22"/>
-          <w:szCs w:val="22"/>
-        </w:rPr>
-      </w:pPr>
-    </w:p>
-    <w:p>
-      <w:pPr>
-        <w:jc w:val="right"/>
-        <w:rPr>
-          <w:sz w:val="22"/>
-          <w:szCs w:val="22"/>
-        </w:rPr>
-      </w:pPr>
-    </w:p>
-    <w:p>
-      <w:pPr>
-        <w:jc w:val="center"/>
+        <w:rPr>
+          <w:sz w:val="22"/>
+          <w:szCs w:val="22"/>
+        </w:rPr>
+      </w:pPr>
+    </w:p>
+    <w:p>
+      <w:pPr>
+        <w:rPr>
+          <w:sz w:val="22"/>
+          <w:szCs w:val="22"/>
+        </w:rPr>
+      </w:pPr>
+    </w:p>
+    <w:p>
+      <w:pPr>
+        <w:rPr>
+          <w:sz w:val="22"/>
+          <w:szCs w:val="22"/>
+        </w:rPr>
+      </w:pPr>
+    </w:p>
+    <w:p>
+      <w:pPr>
+        <w:rPr>
+          <w:sz w:val="22"/>
+          <w:szCs w:val="22"/>
+        </w:rPr>
+      </w:pPr>
+    </w:p>
+    <w:p>
+      <w:pPr>
+        <w:rPr>
+          <w:sz w:val="22"/>
+          <w:szCs w:val="22"/>
+        </w:rPr>
+      </w:pPr>
+    </w:p>
+    <w:p>
+      <w:pPr>
+        <w:rPr>
+          <w:sz w:val="22"/>
+          <w:szCs w:val="22"/>
+        </w:rPr>
+      </w:pPr>
+    </w:p>
+    <w:p>
+      <w:pPr>
+        <w:rPr>
+          <w:sz w:val="22"/>
+          <w:szCs w:val="22"/>
+        </w:rPr>
+      </w:pPr>
+    </w:p>
+    <w:p>
+      <w:pPr>
+        <w:rPr>
+          <w:sz w:val="22"/>
+          <w:szCs w:val="22"/>
+        </w:rPr>
+      </w:pPr>
+    </w:p>
+    <w:p>
+      <w:pPr>
+        <w:rPr>
+          <w:sz w:val="22"/>
+          <w:szCs w:val="22"/>
+        </w:rPr>
+      </w:pPr>
+    </w:p>
+    <w:p>
+      <w:pPr>
+        <w:rPr>
+          <w:sz w:val="22"/>
+          <w:szCs w:val="22"/>
+        </w:rPr>
+      </w:pPr>
+    </w:p>
+    <w:p>
+      <w:pPr>
+        <w:rPr>
+          <w:sz w:val="22"/>
+          <w:szCs w:val="22"/>
+        </w:rPr>
+      </w:pPr>
+    </w:p>
+    <w:p>
+      <w:pPr>
+        <w:rPr>
+          <w:sz w:val="22"/>
+          <w:szCs w:val="22"/>
+        </w:rPr>
+      </w:pPr>
+    </w:p>
+    <w:p>
+      <w:pPr>
+        <w:rPr>
+          <w:sz w:val="22"/>
+          <w:szCs w:val="22"/>
+        </w:rPr>
+      </w:pPr>
+    </w:p>
+    <w:p>
+      <w:pPr>
+        <w:rPr>
+          <w:sz w:val="22"/>
+          <w:szCs w:val="22"/>
+        </w:rPr>
+      </w:pPr>
+    </w:p>
+    <w:p>
+      <w:pPr>
+        <w:rPr>
+          <w:sz w:val="22"/>
+          <w:szCs w:val="22"/>
+        </w:rPr>
+      </w:pPr>
+    </w:p>
+    <w:p>
+      <w:pPr>
+        <w:rPr>
+          <w:sz w:val="22"/>
+          <w:szCs w:val="22"/>
+        </w:rPr>
+      </w:pPr>
+    </w:p>
+    <w:p>
+      <w:pPr>
         <w:rPr>
           <w:sz w:val="30"/>
           <w:szCs w:val="30"/>
@@ -7380,20 +6843,18 @@
     </w:p>
     <w:p>
       <w:pPr>
-        <w:jc w:val="center"/>
-        <w:rPr>
-          <w:sz w:val="22"/>
-          <w:szCs w:val="22"/>
-        </w:rPr>
-      </w:pPr>
-      <w:r>
-        <w:rPr>
-          <w:sz w:val="30"/>
-          <w:szCs w:val="30"/>
-        </w:rPr>
+        <w:pStyle w:val="Titre1"/>
+        <w:rPr>
+          <w:sz w:val="22"/>
+          <w:szCs w:val="22"/>
+        </w:rPr>
+      </w:pPr>
+      <w:bookmarkStart w:id="9" w:name="_Toc225953089"/>
+      <w:r>
         <w:lastRenderedPageBreak/>
         <w:t>Annexes</w:t>
       </w:r>
+      <w:bookmarkEnd w:id="9"/>
     </w:p>
     <w:p>
       <w:pPr>
@@ -7408,7 +6869,7 @@
           <w:szCs w:val="22"/>
         </w:rPr>
         <w:pict w14:anchorId="4768E56C">
-          <v:rect id="_x0000_i1033" style="width:0;height:1.5pt" o:hralign="center" o:hrstd="t" o:hr="t" fillcolor="#a0a0a0" stroked="f"/>
+          <v:rect id="_x0000_i1033" style="width:0;height:1.5pt" o:hrstd="t" o:hr="t" fillcolor="#a0a0a0" stroked="f"/>
         </w:pict>
       </w:r>
     </w:p>
@@ -7453,7 +6914,25 @@
           <w:sz w:val="22"/>
           <w:szCs w:val="22"/>
         </w:rPr>
-        <w:t>Article 1</w:t>
+        <w:t>Article</w:t>
+      </w:r>
+      <w:r>
+        <w:rPr>
+          <w:b/>
+          <w:bCs/>
+          <w:sz w:val="22"/>
+          <w:szCs w:val="22"/>
+        </w:rPr>
+        <w:t xml:space="preserve"> </w:t>
+      </w:r>
+      <w:r>
+        <w:rPr>
+          <w:b/>
+          <w:bCs/>
+          <w:sz w:val="22"/>
+          <w:szCs w:val="22"/>
+        </w:rPr>
+        <w:t>1</w:t>
       </w:r>
       <w:r>
         <w:rPr>
@@ -7787,7 +7266,7 @@
         </w:rPr>
         <w:br/>
       </w:r>
-      <w:hyperlink r:id="rId8" w:history="1">
+      <w:hyperlink r:id="rId9" w:history="1">
         <w:r>
           <w:rPr>
             <w:rStyle w:val="Lienhypertexte"/>
@@ -7856,10 +7335,7 @@
     </w:p>
     <w:p>
       <w:pPr>
-        <w:numPr>
-          <w:ilvl w:val="0"/>
-          <w:numId w:val="35"/>
-        </w:numPr>
+        <w:ind w:left="720"/>
         <w:rPr>
           <w:sz w:val="22"/>
           <w:szCs w:val="22"/>
@@ -7872,7 +7348,16 @@
           <w:sz w:val="22"/>
           <w:szCs w:val="22"/>
         </w:rPr>
-        <w:t xml:space="preserve">Storage </w:t>
+        <w:t>Storage</w:t>
+      </w:r>
+      <w:r>
+        <w:rPr>
+          <w:b/>
+          <w:bCs/>
+          <w:sz w:val="22"/>
+          <w:szCs w:val="22"/>
+        </w:rPr>
+        <w:t xml:space="preserve"> </w:t>
       </w:r>
       <w:proofErr w:type="spellStart"/>
       <w:r>
@@ -8281,7 +7766,6 @@
           <w:p>
             <w:pPr>
               <w:spacing w:after="0" w:line="240" w:lineRule="auto"/>
-              <w:jc w:val="center"/>
               <w:rPr>
                 <w:rFonts w:eastAsia="Times New Roman" w:cs="Times New Roman"/>
                 <w:b/>
@@ -8313,7 +7797,6 @@
           <w:p>
             <w:pPr>
               <w:spacing w:after="0" w:line="240" w:lineRule="auto"/>
-              <w:jc w:val="center"/>
               <w:rPr>
                 <w:rFonts w:eastAsia="Times New Roman" w:cs="Times New Roman"/>
                 <w:b/>
@@ -8345,7 +7828,6 @@
           <w:p>
             <w:pPr>
               <w:spacing w:after="0" w:line="240" w:lineRule="auto"/>
-              <w:jc w:val="center"/>
               <w:rPr>
                 <w:rFonts w:eastAsia="Times New Roman" w:cs="Times New Roman"/>
                 <w:b/>
@@ -8377,7 +7859,6 @@
           <w:p>
             <w:pPr>
               <w:spacing w:after="0" w:line="240" w:lineRule="auto"/>
-              <w:jc w:val="center"/>
               <w:rPr>
                 <w:rFonts w:eastAsia="Times New Roman" w:cs="Times New Roman"/>
                 <w:b/>
@@ -8409,7 +7890,6 @@
           <w:p>
             <w:pPr>
               <w:spacing w:after="0" w:line="240" w:lineRule="auto"/>
-              <w:jc w:val="center"/>
               <w:rPr>
                 <w:rFonts w:eastAsia="Times New Roman" w:cs="Times New Roman"/>
                 <w:b/>
@@ -8962,14 +8442,6 @@
           <w:szCs w:val="30"/>
         </w:rPr>
       </w:pPr>
-    </w:p>
-    <w:p>
-      <w:pPr>
-        <w:rPr>
-          <w:sz w:val="30"/>
-          <w:szCs w:val="30"/>
-        </w:rPr>
-      </w:pPr>
       <w:r>
         <w:rPr>
           <w:sz w:val="30"/>
@@ -9051,6 +8523,7 @@
           <w:ilvl w:val="0"/>
           <w:numId w:val="37"/>
         </w:numPr>
+        <w:jc w:val="both"/>
         <w:rPr>
           <w:sz w:val="22"/>
           <w:szCs w:val="22"/>
@@ -9062,7 +8535,6 @@
           <w:sz w:val="22"/>
           <w:szCs w:val="22"/>
         </w:rPr>
-        <w:lastRenderedPageBreak/>
         <w:t>une</w:t>
       </w:r>
       <w:proofErr w:type="gramEnd"/>
@@ -9081,6 +8553,7 @@
           <w:ilvl w:val="0"/>
           <w:numId w:val="37"/>
         </w:numPr>
+        <w:jc w:val="both"/>
         <w:rPr>
           <w:sz w:val="22"/>
           <w:szCs w:val="22"/>
@@ -9092,6 +8565,7 @@
           <w:sz w:val="22"/>
           <w:szCs w:val="22"/>
         </w:rPr>
+        <w:lastRenderedPageBreak/>
         <w:t>une</w:t>
       </w:r>
       <w:proofErr w:type="gramEnd"/>
@@ -9110,6 +8584,7 @@
           <w:ilvl w:val="0"/>
           <w:numId w:val="37"/>
         </w:numPr>
+        <w:jc w:val="both"/>
         <w:rPr>
           <w:sz w:val="22"/>
           <w:szCs w:val="22"/>
@@ -9134,6 +8609,7 @@
     </w:p>
     <w:p>
       <w:pPr>
+        <w:jc w:val="both"/>
         <w:rPr>
           <w:sz w:val="22"/>
           <w:szCs w:val="22"/>
@@ -9153,6 +8629,7 @@
           <w:ilvl w:val="0"/>
           <w:numId w:val="30"/>
         </w:numPr>
+        <w:jc w:val="both"/>
         <w:rPr>
           <w:sz w:val="22"/>
           <w:szCs w:val="22"/>
@@ -9170,6 +8647,7 @@
     </w:p>
     <w:p>
       <w:pPr>
+        <w:jc w:val="both"/>
         <w:rPr>
           <w:sz w:val="22"/>
           <w:szCs w:val="22"/>
@@ -9197,7 +8675,7 @@
                     </pic:cNvPicPr>
                   </pic:nvPicPr>
                   <pic:blipFill>
-                    <a:blip r:embed="rId9" cstate="print">
+                    <a:blip r:embed="rId10" cstate="print">
                       <a:extLst>
                         <a:ext uri="{28A0092B-C50C-407E-A947-70E740481C1C}">
                           <a14:useLocalDpi xmlns:a14="http://schemas.microsoft.com/office/drawing/2010/main" val="0"/>
@@ -9235,6 +8713,7 @@
           <w:ilvl w:val="0"/>
           <w:numId w:val="31"/>
         </w:numPr>
+        <w:jc w:val="both"/>
         <w:rPr>
           <w:sz w:val="22"/>
           <w:szCs w:val="22"/>
@@ -9252,6 +8731,7 @@
     </w:p>
     <w:p>
       <w:pPr>
+        <w:jc w:val="both"/>
         <w:rPr>
           <w:sz w:val="22"/>
           <w:szCs w:val="22"/>
@@ -9279,7 +8759,7 @@
                     </pic:cNvPicPr>
                   </pic:nvPicPr>
                   <pic:blipFill>
-                    <a:blip r:embed="rId10" cstate="print">
+                    <a:blip r:embed="rId11" cstate="print">
                       <a:extLst>
                         <a:ext uri="{28A0092B-C50C-407E-A947-70E740481C1C}">
                           <a14:useLocalDpi xmlns:a14="http://schemas.microsoft.com/office/drawing/2010/main" val="0"/>
@@ -9313,6 +8793,7 @@
     </w:p>
     <w:p>
       <w:pPr>
+        <w:jc w:val="both"/>
         <w:rPr>
           <w:sz w:val="22"/>
           <w:szCs w:val="22"/>
@@ -9320,7 +8801,7 @@
       </w:pPr>
     </w:p>
     <w:sectPr>
-      <w:headerReference w:type="default" r:id="rId11"/>
+      <w:headerReference w:type="default" r:id="rId12"/>
       <w:pgSz w:w="11906" w:h="16838"/>
       <w:pgMar w:top="1417" w:right="1417" w:bottom="1417" w:left="1417" w:header="708" w:footer="708" w:gutter="0"/>
       <w:cols w:space="708"/>
@@ -15466,6 +14947,7 @@
   <w:style w:type="character" w:default="1" w:styleId="Policepardfaut">
     <w:name w:val="Default Paragraph Font"/>
     <w:uiPriority w:val="1"/>
+    <w:semiHidden/>
     <w:unhideWhenUsed/>
   </w:style>
   <w:style w:type="table" w:default="1" w:styleId="TableauNormal">
@@ -15865,6 +15347,72 @@
     <w:uiPriority w:val="99"/>
     <w:rsid w:val="00D22900"/>
   </w:style>
+  <w:style w:type="paragraph" w:styleId="En-ttedetabledesmatires">
+    <w:name w:val="TOC Heading"/>
+    <w:basedOn w:val="Titre1"/>
+    <w:next w:val="Normal"/>
+    <w:uiPriority w:val="39"/>
+    <w:unhideWhenUsed/>
+    <w:qFormat/>
+    <w:rsid w:val="009761BE"/>
+    <w:pPr>
+      <w:spacing w:before="240" w:after="0" w:line="259" w:lineRule="auto"/>
+      <w:outlineLvl w:val="9"/>
+    </w:pPr>
+    <w:rPr>
+      <w:kern w:val="0"/>
+      <w:sz w:val="32"/>
+      <w:szCs w:val="32"/>
+      <w:lang w:eastAsia="fr-FR"/>
+      <w14:ligatures w14:val="none"/>
+    </w:rPr>
+  </w:style>
+  <w:style w:type="paragraph" w:styleId="TM1">
+    <w:name w:val="toc 1"/>
+    <w:basedOn w:val="Normal"/>
+    <w:next w:val="Normal"/>
+    <w:autoRedefine/>
+    <w:uiPriority w:val="39"/>
+    <w:unhideWhenUsed/>
+    <w:rsid w:val="009761BE"/>
+    <w:pPr>
+      <w:spacing w:after="100"/>
+    </w:pPr>
+  </w:style>
+  <w:style w:type="paragraph" w:styleId="TM3">
+    <w:name w:val="toc 3"/>
+    <w:basedOn w:val="Normal"/>
+    <w:next w:val="Normal"/>
+    <w:autoRedefine/>
+    <w:uiPriority w:val="39"/>
+    <w:unhideWhenUsed/>
+    <w:rsid w:val="009761BE"/>
+    <w:pPr>
+      <w:spacing w:after="100"/>
+      <w:ind w:left="480"/>
+    </w:pPr>
+  </w:style>
+  <w:style w:type="paragraph" w:styleId="TM2">
+    <w:name w:val="toc 2"/>
+    <w:basedOn w:val="Normal"/>
+    <w:next w:val="Normal"/>
+    <w:autoRedefine/>
+    <w:uiPriority w:val="39"/>
+    <w:unhideWhenUsed/>
+    <w:rsid w:val="009761BE"/>
+    <w:pPr>
+      <w:spacing w:after="100" w:line="259" w:lineRule="auto"/>
+      <w:ind w:left="220"/>
+    </w:pPr>
+    <w:rPr>
+      <w:rFonts w:eastAsiaTheme="minorEastAsia" w:cs="Times New Roman"/>
+      <w:kern w:val="0"/>
+      <w:sz w:val="22"/>
+      <w:szCs w:val="22"/>
+      <w:lang w:eastAsia="fr-FR"/>
+      <w14:ligatures w14:val="none"/>
+    </w:rPr>
+  </w:style>
 </w:styles>
 </file>
 
@@ -16181,4 +15729,16 @@
     </a:ext>
   </a:extLst>
 </a:theme>
+</file>
+
+<file path=customXml/item1.xml><?xml version="1.0" encoding="utf-8"?>
+<b:Sources xmlns:b="http://schemas.openxmlformats.org/officeDocument/2006/bibliography" xmlns="http://schemas.openxmlformats.org/officeDocument/2006/bibliography" SelectedStyle="\APASixthEditionOfficeOnline.xsl" StyleName="APA" Version="6"/>
+</file>
+
+<file path=customXml/itemProps1.xml><?xml version="1.0" encoding="utf-8"?>
+<ds:datastoreItem xmlns:ds="http://schemas.openxmlformats.org/officeDocument/2006/customXml" ds:itemID="{960ED612-A6BE-40F4-B1E4-EE0AED33F2EF}">
+  <ds:schemaRefs>
+    <ds:schemaRef ds:uri="http://schemas.openxmlformats.org/officeDocument/2006/bibliography"/>
+  </ds:schemaRefs>
+</ds:datastoreItem>
 </file>